--- a/docs/CHANGELOG.docx
+++ b/docs/CHANGELOG.docx
@@ -10,7 +10,7 @@
         <w:t xml:space="preserve">CHANGELOG</w:t>
       </w:r>
     </w:p>
-    <w:bookmarkStart w:id="14" w:name="changelog"/>
+    <w:bookmarkStart w:id="16" w:name="changelog"/>
     <w:p>
       <w:pPr>
         <w:pStyle w:val="Heading1"/>
@@ -40,7 +40,980 @@
         </w:pict>
       </w:r>
     </w:p>
-    <w:bookmarkStart w:id="9" w:name="documentation-formatting-alignment-fix"/>
+    <w:bookmarkStart w:id="9" w:name="rename-banone-backend-bankone-backend"/>
+    <w:p>
+      <w:pPr>
+        <w:pStyle w:val="Heading2"/>
+      </w:pPr>
+      <w:r>
+        <w:t xml:space="preserve">2026-07-23 — Rename BanOne-BackEnd → BankOne-BackEnd</w:t>
+      </w:r>
+    </w:p>
+    <w:tbl>
+      <w:tblPr>
+        <w:tblStyle w:val="Table"/>
+        <w:tblW w:type="pct" w:w="5000"/>
+        <w:tblLayout w:type="autofit"/>
+        <w:tblLook w:firstRow="1" w:lastRow="0" w:firstColumn="0" w:lastColumn="0" w:noHBand="0" w:noVBand="0" w:val="0020"/>
+        <w:tblBorders>
+          <w:top w:val="single" w:sz="4" w:space="0" w:color="CBD5E0"/>
+          <w:left w:val="single" w:sz="4" w:space="0" w:color="CBD5E0"/>
+          <w:bottom w:val="single" w:sz="4" w:space="0" w:color="CBD5E0"/>
+          <w:right w:val="single" w:sz="4" w:space="0" w:color="CBD5E0"/>
+          <w:insideH w:val="single" w:sz="4" w:space="0" w:color="CBD5E0"/>
+          <w:insideV w:val="single" w:sz="4" w:space="0" w:color="CBD5E0"/>
+        </w:tblBorders>
+      </w:tblPr>
+      <w:tblGrid>
+        <w:gridCol w:w="3960"/>
+        <w:gridCol w:w="3960"/>
+      </w:tblGrid>
+      <w:tr>
+        <w:trPr>
+          <w:tblHeader w:val="on"/>
+        </w:trPr>
+        <w:tc>
+          <w:tcPr>
+            <w:tcMar>
+              <w:top w:w="40" w:type="dxa"/>
+              <w:bottom w:w="40" w:type="dxa"/>
+              <w:left w:w="60" w:type="dxa"/>
+              <w:right w:w="60" w:type="dxa"/>
+            </w:tcMar>
+            <w:shd w:fill="1A365D" w:val="clear"/>
+          </w:tcPr>
+          <w:p>
+            <w:pPr>
+              <w:pStyle w:val="Compact"/>
+              <w:spacing w:before="0" w:after="40" w:line="264" w:lineRule="auto"/>
+            </w:pPr>
+            <w:r>
+              <w:rPr>
+                <w:rFonts w:ascii="Calibri" w:hAnsi="Calibri"/>
+                <w:b/>
+                <w:color w:val="FFFFFF"/>
+                <w:sz w:val="18"/>
+              </w:rPr>
+              <w:t xml:space="preserve">Field</w:t>
+            </w:r>
+          </w:p>
+        </w:tc>
+        <w:tc>
+          <w:tcPr>
+            <w:tcMar>
+              <w:top w:w="40" w:type="dxa"/>
+              <w:bottom w:w="40" w:type="dxa"/>
+              <w:left w:w="60" w:type="dxa"/>
+              <w:right w:w="60" w:type="dxa"/>
+            </w:tcMar>
+            <w:shd w:fill="1A365D" w:val="clear"/>
+          </w:tcPr>
+          <w:p>
+            <w:pPr>
+              <w:pStyle w:val="Compact"/>
+              <w:spacing w:before="0" w:after="40" w:line="264" w:lineRule="auto"/>
+            </w:pPr>
+            <w:r>
+              <w:rPr>
+                <w:rFonts w:ascii="Calibri" w:hAnsi="Calibri"/>
+                <w:b/>
+                <w:color w:val="FFFFFF"/>
+                <w:sz w:val="18"/>
+              </w:rPr>
+              <w:t xml:space="preserve">Value</w:t>
+            </w:r>
+          </w:p>
+        </w:tc>
+      </w:tr>
+      <w:tr>
+        <w:tc>
+          <w:tcPr>
+            <w:tcMar>
+              <w:top w:w="40" w:type="dxa"/>
+              <w:bottom w:w="40" w:type="dxa"/>
+              <w:left w:w="60" w:type="dxa"/>
+              <w:right w:w="60" w:type="dxa"/>
+            </w:tcMar>
+          </w:tcPr>
+          <w:p>
+            <w:pPr>
+              <w:pStyle w:val="Compact"/>
+              <w:spacing w:before="0" w:after="40" w:line="264" w:lineRule="auto"/>
+            </w:pPr>
+            <w:r>
+              <w:rPr>
+                <w:rFonts w:ascii="Calibri" w:hAnsi="Calibri"/>
+                <w:b/>
+                <w:bCs/>
+                <w:sz w:val="18"/>
+              </w:rPr>
+              <w:t xml:space="preserve">Feature</w:t>
+            </w:r>
+          </w:p>
+        </w:tc>
+        <w:tc>
+          <w:tcPr>
+            <w:tcMar>
+              <w:top w:w="40" w:type="dxa"/>
+              <w:bottom w:w="40" w:type="dxa"/>
+              <w:left w:w="60" w:type="dxa"/>
+              <w:right w:w="60" w:type="dxa"/>
+            </w:tcMar>
+          </w:tcPr>
+          <w:p>
+            <w:pPr>
+              <w:pStyle w:val="Compact"/>
+              <w:spacing w:before="0" w:after="40" w:line="264" w:lineRule="auto"/>
+            </w:pPr>
+            <w:r>
+              <w:rPr>
+                <w:rFonts w:ascii="Calibri" w:hAnsi="Calibri"/>
+                <w:sz w:val="18"/>
+              </w:rPr>
+              <w:t xml:space="preserve">Fix misspelled backend folder name</w:t>
+            </w:r>
+          </w:p>
+        </w:tc>
+      </w:tr>
+      <w:tr>
+        <w:tc>
+          <w:tcPr>
+            <w:tcMar>
+              <w:top w:w="40" w:type="dxa"/>
+              <w:bottom w:w="40" w:type="dxa"/>
+              <w:left w:w="60" w:type="dxa"/>
+              <w:right w:w="60" w:type="dxa"/>
+            </w:tcMar>
+          </w:tcPr>
+          <w:p>
+            <w:pPr>
+              <w:pStyle w:val="Compact"/>
+              <w:spacing w:before="0" w:after="40" w:line="264" w:lineRule="auto"/>
+            </w:pPr>
+            <w:r>
+              <w:rPr>
+                <w:rFonts w:ascii="Calibri" w:hAnsi="Calibri"/>
+                <w:b/>
+                <w:bCs/>
+                <w:sz w:val="18"/>
+              </w:rPr>
+              <w:t xml:space="preserve">Files Modified</w:t>
+            </w:r>
+          </w:p>
+        </w:tc>
+        <w:tc>
+          <w:tcPr>
+            <w:tcMar>
+              <w:top w:w="40" w:type="dxa"/>
+              <w:bottom w:w="40" w:type="dxa"/>
+              <w:left w:w="60" w:type="dxa"/>
+              <w:right w:w="60" w:type="dxa"/>
+            </w:tcMar>
+          </w:tcPr>
+          <w:p>
+            <w:pPr>
+              <w:pStyle w:val="Compact"/>
+              <w:spacing w:before="0" w:after="40" w:line="264" w:lineRule="auto"/>
+            </w:pPr>
+            <w:r>
+              <w:rPr>
+                <w:rFonts w:ascii="Calibri" w:hAnsi="Calibri"/>
+                <w:sz w:val="18"/>
+              </w:rPr>
+              <w:t xml:space="preserve">Folder rename; scripts, README, docs, architect rule</w:t>
+            </w:r>
+          </w:p>
+        </w:tc>
+      </w:tr>
+      <w:tr>
+        <w:tc>
+          <w:tcPr>
+            <w:tcMar>
+              <w:top w:w="40" w:type="dxa"/>
+              <w:bottom w:w="40" w:type="dxa"/>
+              <w:left w:w="60" w:type="dxa"/>
+              <w:right w:w="60" w:type="dxa"/>
+            </w:tcMar>
+          </w:tcPr>
+          <w:p>
+            <w:pPr>
+              <w:pStyle w:val="Compact"/>
+              <w:spacing w:before="0" w:after="40" w:line="264" w:lineRule="auto"/>
+            </w:pPr>
+            <w:r>
+              <w:rPr>
+                <w:rFonts w:ascii="Calibri" w:hAnsi="Calibri"/>
+                <w:b/>
+                <w:bCs/>
+                <w:sz w:val="18"/>
+              </w:rPr>
+              <w:t xml:space="preserve">Classes Modified</w:t>
+            </w:r>
+          </w:p>
+        </w:tc>
+        <w:tc>
+          <w:tcPr>
+            <w:tcMar>
+              <w:top w:w="40" w:type="dxa"/>
+              <w:bottom w:w="40" w:type="dxa"/>
+              <w:left w:w="60" w:type="dxa"/>
+              <w:right w:w="60" w:type="dxa"/>
+            </w:tcMar>
+          </w:tcPr>
+          <w:p>
+            <w:pPr>
+              <w:pStyle w:val="Compact"/>
+              <w:spacing w:before="0" w:after="40" w:line="264" w:lineRule="auto"/>
+            </w:pPr>
+            <w:r>
+              <w:rPr>
+                <w:rFonts w:ascii="Calibri" w:hAnsi="Calibri"/>
+                <w:sz w:val="18"/>
+              </w:rPr>
+              <w:t xml:space="preserve">N/A</w:t>
+            </w:r>
+          </w:p>
+        </w:tc>
+      </w:tr>
+      <w:tr>
+        <w:tc>
+          <w:tcPr>
+            <w:tcMar>
+              <w:top w:w="40" w:type="dxa"/>
+              <w:bottom w:w="40" w:type="dxa"/>
+              <w:left w:w="60" w:type="dxa"/>
+              <w:right w:w="60" w:type="dxa"/>
+            </w:tcMar>
+          </w:tcPr>
+          <w:p>
+            <w:pPr>
+              <w:pStyle w:val="Compact"/>
+              <w:spacing w:before="0" w:after="40" w:line="264" w:lineRule="auto"/>
+            </w:pPr>
+            <w:r>
+              <w:rPr>
+                <w:rFonts w:ascii="Calibri" w:hAnsi="Calibri"/>
+                <w:b/>
+                <w:bCs/>
+                <w:sz w:val="18"/>
+              </w:rPr>
+              <w:t xml:space="preserve">Methods Modified</w:t>
+            </w:r>
+          </w:p>
+        </w:tc>
+        <w:tc>
+          <w:tcPr>
+            <w:tcMar>
+              <w:top w:w="40" w:type="dxa"/>
+              <w:bottom w:w="40" w:type="dxa"/>
+              <w:left w:w="60" w:type="dxa"/>
+              <w:right w:w="60" w:type="dxa"/>
+            </w:tcMar>
+          </w:tcPr>
+          <w:p>
+            <w:pPr>
+              <w:pStyle w:val="Compact"/>
+              <w:spacing w:before="0" w:after="40" w:line="264" w:lineRule="auto"/>
+            </w:pPr>
+            <w:r>
+              <w:rPr>
+                <w:rFonts w:ascii="Calibri" w:hAnsi="Calibri"/>
+                <w:sz w:val="18"/>
+              </w:rPr>
+              <w:t xml:space="preserve">N/A</w:t>
+            </w:r>
+          </w:p>
+        </w:tc>
+      </w:tr>
+      <w:tr>
+        <w:tc>
+          <w:tcPr>
+            <w:tcMar>
+              <w:top w:w="40" w:type="dxa"/>
+              <w:bottom w:w="40" w:type="dxa"/>
+              <w:left w:w="60" w:type="dxa"/>
+              <w:right w:w="60" w:type="dxa"/>
+            </w:tcMar>
+          </w:tcPr>
+          <w:p>
+            <w:pPr>
+              <w:pStyle w:val="Compact"/>
+              <w:spacing w:before="0" w:after="40" w:line="264" w:lineRule="auto"/>
+            </w:pPr>
+            <w:r>
+              <w:rPr>
+                <w:rFonts w:ascii="Calibri" w:hAnsi="Calibri"/>
+                <w:b/>
+                <w:bCs/>
+                <w:sz w:val="18"/>
+              </w:rPr>
+              <w:t xml:space="preserve">Reason</w:t>
+            </w:r>
+          </w:p>
+        </w:tc>
+        <w:tc>
+          <w:tcPr>
+            <w:tcMar>
+              <w:top w:w="40" w:type="dxa"/>
+              <w:bottom w:w="40" w:type="dxa"/>
+              <w:left w:w="60" w:type="dxa"/>
+              <w:right w:w="60" w:type="dxa"/>
+            </w:tcMar>
+          </w:tcPr>
+          <w:p>
+            <w:pPr>
+              <w:pStyle w:val="Compact"/>
+              <w:spacing w:before="0" w:after="40" w:line="264" w:lineRule="auto"/>
+            </w:pPr>
+            <w:r>
+              <w:rPr>
+                <w:rFonts w:ascii="Calibri" w:hAnsi="Calibri"/>
+                <w:sz w:val="18"/>
+              </w:rPr>
+              <w:t xml:space="preserve">Correct spelling to match BankOne branding</w:t>
+            </w:r>
+          </w:p>
+        </w:tc>
+      </w:tr>
+      <w:tr>
+        <w:tc>
+          <w:tcPr>
+            <w:tcMar>
+              <w:top w:w="40" w:type="dxa"/>
+              <w:bottom w:w="40" w:type="dxa"/>
+              <w:left w:w="60" w:type="dxa"/>
+              <w:right w:w="60" w:type="dxa"/>
+            </w:tcMar>
+          </w:tcPr>
+          <w:p>
+            <w:pPr>
+              <w:pStyle w:val="Compact"/>
+              <w:spacing w:before="0" w:after="40" w:line="264" w:lineRule="auto"/>
+            </w:pPr>
+            <w:r>
+              <w:rPr>
+                <w:rFonts w:ascii="Calibri" w:hAnsi="Calibri"/>
+                <w:b/>
+                <w:bCs/>
+                <w:sz w:val="18"/>
+              </w:rPr>
+              <w:t xml:space="preserve">Impact</w:t>
+            </w:r>
+          </w:p>
+        </w:tc>
+        <w:tc>
+          <w:tcPr>
+            <w:tcMar>
+              <w:top w:w="40" w:type="dxa"/>
+              <w:bottom w:w="40" w:type="dxa"/>
+              <w:left w:w="60" w:type="dxa"/>
+              <w:right w:w="60" w:type="dxa"/>
+            </w:tcMar>
+          </w:tcPr>
+          <w:p>
+            <w:pPr>
+              <w:pStyle w:val="Compact"/>
+              <w:spacing w:before="0" w:after="40" w:line="264" w:lineRule="auto"/>
+            </w:pPr>
+            <w:r>
+              <w:rPr>
+                <w:rFonts w:ascii="Calibri" w:hAnsi="Calibri"/>
+                <w:sz w:val="18"/>
+              </w:rPr>
+              <w:t xml:space="preserve">Re-open IntelliJ on</w:t>
+            </w:r>
+            <w:r>
+              <w:rPr>
+                <w:rFonts w:ascii="Calibri" w:hAnsi="Calibri"/>
+                <w:sz w:val="18"/>
+              </w:rPr>
+              <w:t xml:space="preserve"> </w:t>
+            </w:r>
+            <w:r>
+              <w:rPr>
+                <w:rStyle w:val="VerbatimChar"/>
+                <w:rFonts w:ascii="Calibri" w:hAnsi="Calibri"/>
+                <w:sz w:val="18"/>
+              </w:rPr>
+              <w:t xml:space="preserve">BankOne-BackEnd</w:t>
+            </w:r>
+          </w:p>
+        </w:tc>
+      </w:tr>
+    </w:tbl>
+    <w:p>
+      <w:pPr>
+        <w:spacing w:after="160" w:line="276" w:lineRule="auto"/>
+        <w:jc w:val="left"/>
+      </w:pPr>
+      <w:r>
+        <w:pict>
+          <v:rect style="width:0;height:1.5pt" o:hralign="center" o:hrstd="t" o:hr="t"/>
+        </w:pict>
+      </w:r>
+    </w:p>
+    <w:bookmarkEnd w:id="9"/>
+    <w:bookmarkStart w:id="10" w:name="move-backend-into-bankone-backend"/>
+    <w:p>
+      <w:pPr>
+        <w:pStyle w:val="Heading2"/>
+      </w:pPr>
+      <w:r>
+        <w:t xml:space="preserve">2026-07-23 — Move backend into BankOne-BackEnd</w:t>
+      </w:r>
+    </w:p>
+    <w:tbl>
+      <w:tblPr>
+        <w:tblStyle w:val="Table"/>
+        <w:tblW w:type="pct" w:w="5000"/>
+        <w:tblLayout w:type="autofit"/>
+        <w:tblLook w:firstRow="1" w:lastRow="0" w:firstColumn="0" w:lastColumn="0" w:noHBand="0" w:noVBand="0" w:val="0020"/>
+        <w:tblBorders>
+          <w:top w:val="single" w:sz="4" w:space="0" w:color="CBD5E0"/>
+          <w:left w:val="single" w:sz="4" w:space="0" w:color="CBD5E0"/>
+          <w:bottom w:val="single" w:sz="4" w:space="0" w:color="CBD5E0"/>
+          <w:right w:val="single" w:sz="4" w:space="0" w:color="CBD5E0"/>
+          <w:insideH w:val="single" w:sz="4" w:space="0" w:color="CBD5E0"/>
+          <w:insideV w:val="single" w:sz="4" w:space="0" w:color="CBD5E0"/>
+        </w:tblBorders>
+      </w:tblPr>
+      <w:tblGrid>
+        <w:gridCol w:w="3960"/>
+        <w:gridCol w:w="3960"/>
+      </w:tblGrid>
+      <w:tr>
+        <w:trPr>
+          <w:tblHeader w:val="on"/>
+        </w:trPr>
+        <w:tc>
+          <w:tcPr>
+            <w:tcMar>
+              <w:top w:w="40" w:type="dxa"/>
+              <w:bottom w:w="40" w:type="dxa"/>
+              <w:left w:w="60" w:type="dxa"/>
+              <w:right w:w="60" w:type="dxa"/>
+            </w:tcMar>
+            <w:shd w:fill="1A365D" w:val="clear"/>
+          </w:tcPr>
+          <w:p>
+            <w:pPr>
+              <w:pStyle w:val="Compact"/>
+              <w:spacing w:before="0" w:after="40" w:line="264" w:lineRule="auto"/>
+            </w:pPr>
+            <w:r>
+              <w:rPr>
+                <w:rFonts w:ascii="Calibri" w:hAnsi="Calibri"/>
+                <w:b/>
+                <w:color w:val="FFFFFF"/>
+                <w:sz w:val="18"/>
+              </w:rPr>
+              <w:t xml:space="preserve">Field</w:t>
+            </w:r>
+          </w:p>
+        </w:tc>
+        <w:tc>
+          <w:tcPr>
+            <w:tcMar>
+              <w:top w:w="40" w:type="dxa"/>
+              <w:bottom w:w="40" w:type="dxa"/>
+              <w:left w:w="60" w:type="dxa"/>
+              <w:right w:w="60" w:type="dxa"/>
+            </w:tcMar>
+            <w:shd w:fill="1A365D" w:val="clear"/>
+          </w:tcPr>
+          <w:p>
+            <w:pPr>
+              <w:pStyle w:val="Compact"/>
+              <w:spacing w:before="0" w:after="40" w:line="264" w:lineRule="auto"/>
+            </w:pPr>
+            <w:r>
+              <w:rPr>
+                <w:rFonts w:ascii="Calibri" w:hAnsi="Calibri"/>
+                <w:b/>
+                <w:color w:val="FFFFFF"/>
+                <w:sz w:val="18"/>
+              </w:rPr>
+              <w:t xml:space="preserve">Value</w:t>
+            </w:r>
+          </w:p>
+        </w:tc>
+      </w:tr>
+      <w:tr>
+        <w:tc>
+          <w:tcPr>
+            <w:tcMar>
+              <w:top w:w="40" w:type="dxa"/>
+              <w:bottom w:w="40" w:type="dxa"/>
+              <w:left w:w="60" w:type="dxa"/>
+              <w:right w:w="60" w:type="dxa"/>
+            </w:tcMar>
+          </w:tcPr>
+          <w:p>
+            <w:pPr>
+              <w:pStyle w:val="Compact"/>
+              <w:spacing w:before="0" w:after="40" w:line="264" w:lineRule="auto"/>
+            </w:pPr>
+            <w:r>
+              <w:rPr>
+                <w:rFonts w:ascii="Calibri" w:hAnsi="Calibri"/>
+                <w:b/>
+                <w:bCs/>
+                <w:sz w:val="18"/>
+              </w:rPr>
+              <w:t xml:space="preserve">Feature</w:t>
+            </w:r>
+          </w:p>
+        </w:tc>
+        <w:tc>
+          <w:tcPr>
+            <w:tcMar>
+              <w:top w:w="40" w:type="dxa"/>
+              <w:bottom w:w="40" w:type="dxa"/>
+              <w:left w:w="60" w:type="dxa"/>
+              <w:right w:w="60" w:type="dxa"/>
+            </w:tcMar>
+          </w:tcPr>
+          <w:p>
+            <w:pPr>
+              <w:pStyle w:val="Compact"/>
+              <w:spacing w:before="0" w:after="40" w:line="264" w:lineRule="auto"/>
+            </w:pPr>
+            <w:r>
+              <w:rPr>
+                <w:rFonts w:ascii="Calibri" w:hAnsi="Calibri"/>
+                <w:sz w:val="18"/>
+              </w:rPr>
+              <w:t xml:space="preserve">Relocate Maven</w:t>
+            </w:r>
+            <w:r>
+              <w:rPr>
+                <w:rFonts w:ascii="Calibri" w:hAnsi="Calibri"/>
+                <w:sz w:val="18"/>
+              </w:rPr>
+              <w:t xml:space="preserve"> </w:t>
+            </w:r>
+            <w:r>
+              <w:rPr>
+                <w:rStyle w:val="VerbatimChar"/>
+                <w:rFonts w:ascii="Calibri" w:hAnsi="Calibri"/>
+                <w:sz w:val="18"/>
+              </w:rPr>
+              <w:t xml:space="preserve">src</w:t>
+            </w:r>
+            <w:r>
+              <w:rPr>
+                <w:rFonts w:ascii="Calibri" w:hAnsi="Calibri"/>
+                <w:sz w:val="18"/>
+              </w:rPr>
+              <w:t xml:space="preserve"> </w:t>
+            </w:r>
+            <w:r>
+              <w:rPr>
+                <w:rFonts w:ascii="Calibri" w:hAnsi="Calibri"/>
+                <w:sz w:val="18"/>
+              </w:rPr>
+              <w:t xml:space="preserve">+</w:t>
+            </w:r>
+            <w:r>
+              <w:rPr>
+                <w:rFonts w:ascii="Calibri" w:hAnsi="Calibri"/>
+                <w:sz w:val="18"/>
+              </w:rPr>
+              <w:t xml:space="preserve"> </w:t>
+            </w:r>
+            <w:r>
+              <w:rPr>
+                <w:rStyle w:val="VerbatimChar"/>
+                <w:rFonts w:ascii="Calibri" w:hAnsi="Calibri"/>
+                <w:sz w:val="18"/>
+              </w:rPr>
+              <w:t xml:space="preserve">pom.xml</w:t>
+            </w:r>
+            <w:r>
+              <w:rPr>
+                <w:rFonts w:ascii="Calibri" w:hAnsi="Calibri"/>
+                <w:sz w:val="18"/>
+              </w:rPr>
+              <w:t xml:space="preserve"> </w:t>
+            </w:r>
+            <w:r>
+              <w:rPr>
+                <w:rFonts w:ascii="Calibri" w:hAnsi="Calibri"/>
+                <w:sz w:val="18"/>
+              </w:rPr>
+              <w:t xml:space="preserve">under</w:t>
+            </w:r>
+            <w:r>
+              <w:rPr>
+                <w:rFonts w:ascii="Calibri" w:hAnsi="Calibri"/>
+                <w:sz w:val="18"/>
+              </w:rPr>
+              <w:t xml:space="preserve"> </w:t>
+            </w:r>
+            <w:r>
+              <w:rPr>
+                <w:rStyle w:val="VerbatimChar"/>
+                <w:rFonts w:ascii="Calibri" w:hAnsi="Calibri"/>
+                <w:sz w:val="18"/>
+              </w:rPr>
+              <w:t xml:space="preserve">BankOne-BackEnd/</w:t>
+            </w:r>
+          </w:p>
+        </w:tc>
+      </w:tr>
+      <w:tr>
+        <w:tc>
+          <w:tcPr>
+            <w:tcMar>
+              <w:top w:w="40" w:type="dxa"/>
+              <w:bottom w:w="40" w:type="dxa"/>
+              <w:left w:w="60" w:type="dxa"/>
+              <w:right w:w="60" w:type="dxa"/>
+            </w:tcMar>
+          </w:tcPr>
+          <w:p>
+            <w:pPr>
+              <w:pStyle w:val="Compact"/>
+              <w:spacing w:before="0" w:after="40" w:line="264" w:lineRule="auto"/>
+            </w:pPr>
+            <w:r>
+              <w:rPr>
+                <w:rFonts w:ascii="Calibri" w:hAnsi="Calibri"/>
+                <w:b/>
+                <w:bCs/>
+                <w:sz w:val="18"/>
+              </w:rPr>
+              <w:t xml:space="preserve">Files Modified</w:t>
+            </w:r>
+          </w:p>
+        </w:tc>
+        <w:tc>
+          <w:tcPr>
+            <w:tcMar>
+              <w:top w:w="40" w:type="dxa"/>
+              <w:bottom w:w="40" w:type="dxa"/>
+              <w:left w:w="60" w:type="dxa"/>
+              <w:right w:w="60" w:type="dxa"/>
+            </w:tcMar>
+          </w:tcPr>
+          <w:p>
+            <w:pPr>
+              <w:pStyle w:val="Compact"/>
+              <w:spacing w:before="0" w:after="40" w:line="264" w:lineRule="auto"/>
+            </w:pPr>
+            <w:r>
+              <w:rPr>
+                <w:rStyle w:val="VerbatimChar"/>
+                <w:rFonts w:ascii="Calibri" w:hAnsi="Calibri"/>
+                <w:sz w:val="18"/>
+              </w:rPr>
+              <w:t xml:space="preserve">BankOne-BackEnd/**</w:t>
+            </w:r>
+            <w:r>
+              <w:rPr>
+                <w:rFonts w:ascii="Calibri" w:hAnsi="Calibri"/>
+                <w:sz w:val="18"/>
+              </w:rPr>
+              <w:t xml:space="preserve">,</w:t>
+            </w:r>
+            <w:r>
+              <w:rPr>
+                <w:rFonts w:ascii="Calibri" w:hAnsi="Calibri"/>
+                <w:sz w:val="18"/>
+              </w:rPr>
+              <w:t xml:space="preserve"> </w:t>
+            </w:r>
+            <w:r>
+              <w:rPr>
+                <w:rStyle w:val="VerbatimChar"/>
+                <w:rFonts w:ascii="Calibri" w:hAnsi="Calibri"/>
+                <w:sz w:val="18"/>
+              </w:rPr>
+              <w:t xml:space="preserve">scripts/redeploy-liberty.sh</w:t>
+            </w:r>
+            <w:r>
+              <w:rPr>
+                <w:rFonts w:ascii="Calibri" w:hAnsi="Calibri"/>
+                <w:sz w:val="18"/>
+              </w:rPr>
+              <w:t xml:space="preserve">,</w:t>
+            </w:r>
+            <w:r>
+              <w:rPr>
+                <w:rFonts w:ascii="Calibri" w:hAnsi="Calibri"/>
+                <w:sz w:val="18"/>
+              </w:rPr>
+              <w:t xml:space="preserve"> </w:t>
+            </w:r>
+            <w:r>
+              <w:rPr>
+                <w:rStyle w:val="VerbatimChar"/>
+                <w:rFonts w:ascii="Calibri" w:hAnsi="Calibri"/>
+                <w:sz w:val="18"/>
+              </w:rPr>
+              <w:t xml:space="preserve">README.md</w:t>
+            </w:r>
+            <w:r>
+              <w:rPr>
+                <w:rFonts w:ascii="Calibri" w:hAnsi="Calibri"/>
+                <w:sz w:val="18"/>
+              </w:rPr>
+              <w:t xml:space="preserve">, docs paths, architect rule</w:t>
+            </w:r>
+          </w:p>
+        </w:tc>
+      </w:tr>
+      <w:tr>
+        <w:tc>
+          <w:tcPr>
+            <w:tcMar>
+              <w:top w:w="40" w:type="dxa"/>
+              <w:bottom w:w="40" w:type="dxa"/>
+              <w:left w:w="60" w:type="dxa"/>
+              <w:right w:w="60" w:type="dxa"/>
+            </w:tcMar>
+          </w:tcPr>
+          <w:p>
+            <w:pPr>
+              <w:pStyle w:val="Compact"/>
+              <w:spacing w:before="0" w:after="40" w:line="264" w:lineRule="auto"/>
+            </w:pPr>
+            <w:r>
+              <w:rPr>
+                <w:rFonts w:ascii="Calibri" w:hAnsi="Calibri"/>
+                <w:b/>
+                <w:bCs/>
+                <w:sz w:val="18"/>
+              </w:rPr>
+              <w:t xml:space="preserve">Classes Modified</w:t>
+            </w:r>
+          </w:p>
+        </w:tc>
+        <w:tc>
+          <w:tcPr>
+            <w:tcMar>
+              <w:top w:w="40" w:type="dxa"/>
+              <w:bottom w:w="40" w:type="dxa"/>
+              <w:left w:w="60" w:type="dxa"/>
+              <w:right w:w="60" w:type="dxa"/>
+            </w:tcMar>
+          </w:tcPr>
+          <w:p>
+            <w:pPr>
+              <w:pStyle w:val="Compact"/>
+              <w:spacing w:before="0" w:after="40" w:line="264" w:lineRule="auto"/>
+            </w:pPr>
+            <w:r>
+              <w:rPr>
+                <w:rFonts w:ascii="Calibri" w:hAnsi="Calibri"/>
+                <w:sz w:val="18"/>
+              </w:rPr>
+              <w:t xml:space="preserve">N/A (path move only)</w:t>
+            </w:r>
+          </w:p>
+        </w:tc>
+      </w:tr>
+      <w:tr>
+        <w:tc>
+          <w:tcPr>
+            <w:tcMar>
+              <w:top w:w="40" w:type="dxa"/>
+              <w:bottom w:w="40" w:type="dxa"/>
+              <w:left w:w="60" w:type="dxa"/>
+              <w:right w:w="60" w:type="dxa"/>
+            </w:tcMar>
+          </w:tcPr>
+          <w:p>
+            <w:pPr>
+              <w:pStyle w:val="Compact"/>
+              <w:spacing w:before="0" w:after="40" w:line="264" w:lineRule="auto"/>
+            </w:pPr>
+            <w:r>
+              <w:rPr>
+                <w:rFonts w:ascii="Calibri" w:hAnsi="Calibri"/>
+                <w:b/>
+                <w:bCs/>
+                <w:sz w:val="18"/>
+              </w:rPr>
+              <w:t xml:space="preserve">Methods Modified</w:t>
+            </w:r>
+          </w:p>
+        </w:tc>
+        <w:tc>
+          <w:tcPr>
+            <w:tcMar>
+              <w:top w:w="40" w:type="dxa"/>
+              <w:bottom w:w="40" w:type="dxa"/>
+              <w:left w:w="60" w:type="dxa"/>
+              <w:right w:w="60" w:type="dxa"/>
+            </w:tcMar>
+          </w:tcPr>
+          <w:p>
+            <w:pPr>
+              <w:pStyle w:val="Compact"/>
+              <w:spacing w:before="0" w:after="40" w:line="264" w:lineRule="auto"/>
+            </w:pPr>
+            <w:r>
+              <w:rPr>
+                <w:rFonts w:ascii="Calibri" w:hAnsi="Calibri"/>
+                <w:sz w:val="18"/>
+              </w:rPr>
+              <w:t xml:space="preserve">N/A</w:t>
+            </w:r>
+          </w:p>
+        </w:tc>
+      </w:tr>
+      <w:tr>
+        <w:tc>
+          <w:tcPr>
+            <w:tcMar>
+              <w:top w:w="40" w:type="dxa"/>
+              <w:bottom w:w="40" w:type="dxa"/>
+              <w:left w:w="60" w:type="dxa"/>
+              <w:right w:w="60" w:type="dxa"/>
+            </w:tcMar>
+          </w:tcPr>
+          <w:p>
+            <w:pPr>
+              <w:pStyle w:val="Compact"/>
+              <w:spacing w:before="0" w:after="40" w:line="264" w:lineRule="auto"/>
+            </w:pPr>
+            <w:r>
+              <w:rPr>
+                <w:rFonts w:ascii="Calibri" w:hAnsi="Calibri"/>
+                <w:b/>
+                <w:bCs/>
+                <w:sz w:val="18"/>
+              </w:rPr>
+              <w:t xml:space="preserve">Reason</w:t>
+            </w:r>
+          </w:p>
+        </w:tc>
+        <w:tc>
+          <w:tcPr>
+            <w:tcMar>
+              <w:top w:w="40" w:type="dxa"/>
+              <w:bottom w:w="40" w:type="dxa"/>
+              <w:left w:w="60" w:type="dxa"/>
+              <w:right w:w="60" w:type="dxa"/>
+            </w:tcMar>
+          </w:tcPr>
+          <w:p>
+            <w:pPr>
+              <w:pStyle w:val="Compact"/>
+              <w:spacing w:before="0" w:after="40" w:line="264" w:lineRule="auto"/>
+            </w:pPr>
+            <w:r>
+              <w:rPr>
+                <w:rFonts w:ascii="Calibri" w:hAnsi="Calibri"/>
+                <w:sz w:val="18"/>
+              </w:rPr>
+              <w:t xml:space="preserve">Separate backend folder alongside</w:t>
+            </w:r>
+            <w:r>
+              <w:rPr>
+                <w:rFonts w:ascii="Calibri" w:hAnsi="Calibri"/>
+                <w:sz w:val="18"/>
+              </w:rPr>
+              <w:t xml:space="preserve"> </w:t>
+            </w:r>
+            <w:r>
+              <w:rPr>
+                <w:rStyle w:val="VerbatimChar"/>
+                <w:rFonts w:ascii="Calibri" w:hAnsi="Calibri"/>
+                <w:sz w:val="18"/>
+              </w:rPr>
+              <w:t xml:space="preserve">BankOne-Frontend</w:t>
+            </w:r>
+          </w:p>
+        </w:tc>
+      </w:tr>
+      <w:tr>
+        <w:tc>
+          <w:tcPr>
+            <w:tcMar>
+              <w:top w:w="40" w:type="dxa"/>
+              <w:bottom w:w="40" w:type="dxa"/>
+              <w:left w:w="60" w:type="dxa"/>
+              <w:right w:w="60" w:type="dxa"/>
+            </w:tcMar>
+          </w:tcPr>
+          <w:p>
+            <w:pPr>
+              <w:pStyle w:val="Compact"/>
+              <w:spacing w:before="0" w:after="40" w:line="264" w:lineRule="auto"/>
+            </w:pPr>
+            <w:r>
+              <w:rPr>
+                <w:rFonts w:ascii="Calibri" w:hAnsi="Calibri"/>
+                <w:b/>
+                <w:bCs/>
+                <w:sz w:val="18"/>
+              </w:rPr>
+              <w:t xml:space="preserve">Impact</w:t>
+            </w:r>
+          </w:p>
+        </w:tc>
+        <w:tc>
+          <w:tcPr>
+            <w:tcMar>
+              <w:top w:w="40" w:type="dxa"/>
+              <w:bottom w:w="40" w:type="dxa"/>
+              <w:left w:w="60" w:type="dxa"/>
+              <w:right w:w="60" w:type="dxa"/>
+            </w:tcMar>
+          </w:tcPr>
+          <w:p>
+            <w:pPr>
+              <w:pStyle w:val="Compact"/>
+              <w:spacing w:before="0" w:after="40" w:line="264" w:lineRule="auto"/>
+            </w:pPr>
+            <w:r>
+              <w:rPr>
+                <w:rFonts w:ascii="Calibri" w:hAnsi="Calibri"/>
+                <w:sz w:val="18"/>
+              </w:rPr>
+              <w:t xml:space="preserve">Open IntelliJ on</w:t>
+            </w:r>
+            <w:r>
+              <w:rPr>
+                <w:rFonts w:ascii="Calibri" w:hAnsi="Calibri"/>
+                <w:sz w:val="18"/>
+              </w:rPr>
+              <w:t xml:space="preserve"> </w:t>
+            </w:r>
+            <w:r>
+              <w:rPr>
+                <w:rStyle w:val="VerbatimChar"/>
+                <w:rFonts w:ascii="Calibri" w:hAnsi="Calibri"/>
+                <w:sz w:val="18"/>
+              </w:rPr>
+              <w:t xml:space="preserve">BankOne-BackEnd</w:t>
+            </w:r>
+            <w:r>
+              <w:rPr>
+                <w:rFonts w:ascii="Calibri" w:hAnsi="Calibri"/>
+                <w:sz w:val="18"/>
+              </w:rPr>
+              <w:t xml:space="preserve">; redeploy script builds from new root</w:t>
+            </w:r>
+          </w:p>
+        </w:tc>
+      </w:tr>
+    </w:tbl>
+    <w:p>
+      <w:pPr>
+        <w:spacing w:after="160" w:line="276" w:lineRule="auto"/>
+        <w:jc w:val="left"/>
+      </w:pPr>
+      <w:r>
+        <w:pict>
+          <v:rect style="width:0;height:1.5pt" o:hralign="center" o:hrstd="t" o:hr="t"/>
+        </w:pict>
+      </w:r>
+    </w:p>
+    <w:bookmarkEnd w:id="10"/>
+    <w:bookmarkStart w:id="11" w:name="documentation-formatting-alignment-fix"/>
     <w:p>
       <w:pPr>
         <w:pStyle w:val="Heading2"/>
@@ -526,19 +1499,8 @@
         </w:pict>
       </w:r>
     </w:p>
-    <w:p>
-      <w:pPr>
-        <w:spacing w:after="160" w:line="276" w:lineRule="auto"/>
-        <w:jc w:val="left"/>
-      </w:pPr>
-      <w:r>
-        <w:pict>
-          <v:rect style="width:0;height:1.5pt" o:hralign="center" o:hrstd="t" o:hr="t"/>
-        </w:pict>
-      </w:r>
-    </w:p>
-    <w:bookmarkEnd w:id="9"/>
-    <w:bookmarkStart w:id="10" w:name="docs-format-word-pdf-in-project-folder"/>
+    <w:bookmarkEnd w:id="11"/>
+    <w:bookmarkStart w:id="12" w:name="docs-format-word-pdf-in-project-folder"/>
     <w:p>
       <w:pPr>
         <w:pStyle w:val="Heading2"/>
@@ -563,8 +1525,8 @@
         </w:tblBorders>
       </w:tblPr>
       <w:tblGrid>
-        <w:gridCol w:w="3069"/>
-        <w:gridCol w:w="4653"/>
+        <w:gridCol w:w="3960"/>
+        <w:gridCol w:w="3960"/>
       </w:tblGrid>
       <w:tr>
         <w:trPr>
@@ -584,7 +1546,6 @@
             <w:pPr>
               <w:pStyle w:val="Compact"/>
               <w:spacing w:before="0" w:after="40" w:line="264" w:lineRule="auto"/>
-              <w:jc w:val="left"/>
             </w:pPr>
             <w:r>
               <w:rPr>
@@ -611,7 +1572,6 @@
             <w:pPr>
               <w:pStyle w:val="Compact"/>
               <w:spacing w:before="0" w:after="40" w:line="264" w:lineRule="auto"/>
-              <w:jc w:val="left"/>
             </w:pPr>
             <w:r>
               <w:rPr>
@@ -639,7 +1599,6 @@
             <w:pPr>
               <w:pStyle w:val="Compact"/>
               <w:spacing w:before="0" w:after="40" w:line="264" w:lineRule="auto"/>
-              <w:jc w:val="left"/>
             </w:pPr>
             <w:r>
               <w:rPr>
@@ -665,28 +1624,13 @@
             <w:pPr>
               <w:pStyle w:val="Compact"/>
               <w:spacing w:before="0" w:after="40" w:line="264" w:lineRule="auto"/>
-              <w:jc w:val="left"/>
             </w:pPr>
             <w:r>
               <w:rPr>
                 <w:rFonts w:ascii="Calibri" w:hAnsi="Calibri"/>
                 <w:sz w:val="18"/>
               </w:rPr>
-              <w:t xml:space="preserve">Replace Markdown docs with DOCX/PDF; move</w:t>
-            </w:r>
-            <w:r>
-              <w:rPr>
-                <w:rFonts w:ascii="Calibri" w:hAnsi="Calibri"/>
-                <w:sz w:val="18"/>
-              </w:rPr>
-              <w:t xml:space="preserve"> </w:t>
-            </w:r>
-            <w:r>
-              <w:rPr>
-                <w:rFonts w:ascii="Calibri" w:hAnsi="Calibri"/>
-                <w:sz w:val="18"/>
-              </w:rPr>
-              <w:t xml:space="preserve">under</w:t>
+              <w:t xml:space="preserve">Replace Markdown docs with DOCX/PDF; move under</w:t>
             </w:r>
             <w:r>
               <w:rPr>
@@ -720,7 +1664,6 @@
             <w:pPr>
               <w:pStyle w:val="Compact"/>
               <w:spacing w:before="0" w:after="40" w:line="264" w:lineRule="auto"/>
-              <w:jc w:val="left"/>
             </w:pPr>
             <w:r>
               <w:rPr>
@@ -746,7 +1689,6 @@
             <w:pPr>
               <w:pStyle w:val="Compact"/>
               <w:spacing w:before="0" w:after="40" w:line="264" w:lineRule="auto"/>
-              <w:jc w:val="left"/>
             </w:pPr>
             <w:r>
               <w:rPr>
@@ -768,21 +1710,7 @@
                 <w:rFonts w:ascii="Calibri" w:hAnsi="Calibri"/>
                 <w:sz w:val="18"/>
               </w:rPr>
-              <w:t xml:space="preserve">(docx+pdf), removed</w:t>
-            </w:r>
-            <w:r>
-              <w:rPr>
-                <w:rFonts w:ascii="Calibri" w:hAnsi="Calibri"/>
-                <w:sz w:val="18"/>
-              </w:rPr>
-              <w:t xml:space="preserve"> </w:t>
-            </w:r>
-            <w:r>
-              <w:rPr>
-                <w:rFonts w:ascii="Calibri" w:hAnsi="Calibri"/>
-                <w:sz w:val="18"/>
-              </w:rPr>
-              <w:t xml:space="preserve">workspace</w:t>
+              <w:t xml:space="preserve">(docx+pdf), removed workspace</w:t>
             </w:r>
             <w:r>
               <w:rPr>
@@ -867,7 +1795,6 @@
             <w:pPr>
               <w:pStyle w:val="Compact"/>
               <w:spacing w:before="0" w:after="40" w:line="264" w:lineRule="auto"/>
-              <w:jc w:val="left"/>
             </w:pPr>
             <w:r>
               <w:rPr>
@@ -893,7 +1820,6 @@
             <w:pPr>
               <w:pStyle w:val="Compact"/>
               <w:spacing w:before="0" w:after="40" w:line="264" w:lineRule="auto"/>
-              <w:jc w:val="left"/>
             </w:pPr>
             <w:r>
               <w:rPr>
@@ -919,7 +1845,6 @@
             <w:pPr>
               <w:pStyle w:val="Compact"/>
               <w:spacing w:before="0" w:after="40" w:line="264" w:lineRule="auto"/>
-              <w:jc w:val="left"/>
             </w:pPr>
             <w:r>
               <w:rPr>
@@ -945,7 +1870,6 @@
             <w:pPr>
               <w:pStyle w:val="Compact"/>
               <w:spacing w:before="0" w:after="40" w:line="264" w:lineRule="auto"/>
-              <w:jc w:val="left"/>
             </w:pPr>
             <w:r>
               <w:rPr>
@@ -971,7 +1895,6 @@
             <w:pPr>
               <w:pStyle w:val="Compact"/>
               <w:spacing w:before="0" w:after="40" w:line="264" w:lineRule="auto"/>
-              <w:jc w:val="left"/>
             </w:pPr>
             <w:r>
               <w:rPr>
@@ -997,28 +1920,13 @@
             <w:pPr>
               <w:pStyle w:val="Compact"/>
               <w:spacing w:before="0" w:after="40" w:line="264" w:lineRule="auto"/>
-              <w:jc w:val="left"/>
             </w:pPr>
             <w:r>
               <w:rPr>
                 <w:rFonts w:ascii="Calibri" w:hAnsi="Calibri"/>
                 <w:sz w:val="18"/>
               </w:rPr>
-              <w:t xml:space="preserve">User requested PDF/Word instead of MD, located</w:t>
-            </w:r>
-            <w:r>
-              <w:rPr>
-                <w:rFonts w:ascii="Calibri" w:hAnsi="Calibri"/>
-                <w:sz w:val="18"/>
-              </w:rPr>
-              <w:t xml:space="preserve"> </w:t>
-            </w:r>
-            <w:r>
-              <w:rPr>
-                <w:rFonts w:ascii="Calibri" w:hAnsi="Calibri"/>
-                <w:sz w:val="18"/>
-              </w:rPr>
-              <w:t xml:space="preserve">in the project folder</w:t>
+              <w:t xml:space="preserve">User requested PDF/Word instead of MD, located in the project folder</w:t>
             </w:r>
           </w:p>
         </w:tc>
@@ -1037,7 +1945,6 @@
             <w:pPr>
               <w:pStyle w:val="Compact"/>
               <w:spacing w:before="0" w:after="40" w:line="264" w:lineRule="auto"/>
-              <w:jc w:val="left"/>
             </w:pPr>
             <w:r>
               <w:rPr>
@@ -1063,14 +1970,13 @@
             <w:pPr>
               <w:pStyle w:val="Compact"/>
               <w:spacing w:before="0" w:after="40" w:line="264" w:lineRule="auto"/>
-              <w:jc w:val="left"/>
             </w:pPr>
             <w:r>
               <w:rPr>
                 <w:rFonts w:ascii="Calibri" w:hAnsi="Calibri"/>
                 <w:sz w:val="18"/>
               </w:rPr>
-              <w:t xml:space="preserve">Architect rule now treats</w:t>
+              <w:t xml:space="preserve">Architect rule treats</w:t>
             </w:r>
             <w:r>
               <w:rPr>
@@ -1099,21 +2005,7 @@
                 <w:rFonts w:ascii="Calibri" w:hAnsi="Calibri"/>
                 <w:sz w:val="18"/>
               </w:rPr>
-              <w:t xml:space="preserve">as editable</w:t>
-            </w:r>
-            <w:r>
-              <w:rPr>
-                <w:rFonts w:ascii="Calibri" w:hAnsi="Calibri"/>
-                <w:sz w:val="18"/>
-              </w:rPr>
-              <w:t xml:space="preserve"> </w:t>
-            </w:r>
-            <w:r>
-              <w:rPr>
-                <w:rFonts w:ascii="Calibri" w:hAnsi="Calibri"/>
-                <w:sz w:val="18"/>
-              </w:rPr>
-              <w:t xml:space="preserve">source and</w:t>
+              <w:t xml:space="preserve">as editable source and</w:t>
             </w:r>
             <w:r>
               <w:rPr>
@@ -1159,29 +2051,8 @@
         </w:pict>
       </w:r>
     </w:p>
-    <w:p>
-      <w:pPr>
-        <w:pStyle w:val="FirstParagraph"/>
-        <w:spacing w:after="160" w:line="276" w:lineRule="auto"/>
-        <w:jc w:val="left"/>
-      </w:pPr>
-      <w:r>
-        <w:t xml:space="preserve">Append-only history of documentation-relevant product changes.</w:t>
-      </w:r>
-    </w:p>
-    <w:p>
-      <w:pPr>
-        <w:spacing w:after="160" w:line="276" w:lineRule="auto"/>
-        <w:jc w:val="left"/>
-      </w:pPr>
-      <w:r>
-        <w:pict>
-          <v:rect style="width:0;height:1.5pt" o:hralign="center" o:hrstd="t" o:hr="t"/>
-        </w:pict>
-      </w:r>
-    </w:p>
-    <w:bookmarkEnd w:id="10"/>
-    <w:bookmarkStart w:id="11" w:name="Xec7cd731c643de6bd0059726cbacdd43d99fb65"/>
+    <w:bookmarkEnd w:id="12"/>
+    <w:bookmarkStart w:id="13" w:name="Xec7cd731c643de6bd0059726cbacdd43d99fb65"/>
     <w:p>
       <w:pPr>
         <w:pStyle w:val="Heading2"/>
@@ -1206,8 +2077,8 @@
         </w:tblBorders>
       </w:tblPr>
       <w:tblGrid>
-        <w:gridCol w:w="2640"/>
-        <w:gridCol w:w="5060"/>
+        <w:gridCol w:w="3960"/>
+        <w:gridCol w:w="3960"/>
       </w:tblGrid>
       <w:tr>
         <w:trPr>
@@ -1227,7 +2098,6 @@
             <w:pPr>
               <w:pStyle w:val="Compact"/>
               <w:spacing w:before="0" w:after="40" w:line="264" w:lineRule="auto"/>
-              <w:jc w:val="left"/>
             </w:pPr>
             <w:r>
               <w:rPr>
@@ -1254,7 +2124,6 @@
             <w:pPr>
               <w:pStyle w:val="Compact"/>
               <w:spacing w:before="0" w:after="40" w:line="264" w:lineRule="auto"/>
-              <w:jc w:val="left"/>
             </w:pPr>
             <w:r>
               <w:rPr>
@@ -1282,7 +2151,6 @@
             <w:pPr>
               <w:pStyle w:val="Compact"/>
               <w:spacing w:before="0" w:after="40" w:line="264" w:lineRule="auto"/>
-              <w:jc w:val="left"/>
             </w:pPr>
             <w:r>
               <w:rPr>
@@ -1308,7 +2176,6 @@
             <w:pPr>
               <w:pStyle w:val="Compact"/>
               <w:spacing w:before="0" w:after="40" w:line="264" w:lineRule="auto"/>
-              <w:jc w:val="left"/>
             </w:pPr>
             <w:r>
               <w:rPr>
@@ -1344,21 +2211,7 @@
                 <w:rFonts w:ascii="Calibri" w:hAnsi="Calibri"/>
                 <w:sz w:val="18"/>
               </w:rPr>
-              <w:t xml:space="preserve">synchronized with</w:t>
-            </w:r>
-            <w:r>
-              <w:rPr>
-                <w:rFonts w:ascii="Calibri" w:hAnsi="Calibri"/>
-                <w:sz w:val="18"/>
-              </w:rPr>
-              <w:t xml:space="preserve"> </w:t>
-            </w:r>
-            <w:r>
-              <w:rPr>
-                <w:rFonts w:ascii="Calibri" w:hAnsi="Calibri"/>
-                <w:sz w:val="18"/>
-              </w:rPr>
-              <w:t xml:space="preserve">codebase</w:t>
+              <w:t xml:space="preserve">synchronized with codebase</w:t>
             </w:r>
           </w:p>
         </w:tc>
@@ -1377,7 +2230,6 @@
             <w:pPr>
               <w:pStyle w:val="Compact"/>
               <w:spacing w:before="0" w:after="40" w:line="264" w:lineRule="auto"/>
-              <w:jc w:val="left"/>
             </w:pPr>
             <w:r>
               <w:rPr>
@@ -1403,7 +2255,6 @@
             <w:pPr>
               <w:pStyle w:val="Compact"/>
               <w:spacing w:before="0" w:after="40" w:line="264" w:lineRule="auto"/>
-              <w:jc w:val="left"/>
             </w:pPr>
             <w:r>
               <w:rPr>
@@ -1452,7 +2303,6 @@
             <w:pPr>
               <w:pStyle w:val="Compact"/>
               <w:spacing w:before="0" w:after="40" w:line="264" w:lineRule="auto"/>
-              <w:jc w:val="left"/>
             </w:pPr>
             <w:r>
               <w:rPr>
@@ -1478,7 +2328,6 @@
             <w:pPr>
               <w:pStyle w:val="Compact"/>
               <w:spacing w:before="0" w:after="40" w:line="264" w:lineRule="auto"/>
-              <w:jc w:val="left"/>
             </w:pPr>
             <w:r>
               <w:rPr>
@@ -1504,7 +2353,6 @@
             <w:pPr>
               <w:pStyle w:val="Compact"/>
               <w:spacing w:before="0" w:after="40" w:line="264" w:lineRule="auto"/>
-              <w:jc w:val="left"/>
             </w:pPr>
             <w:r>
               <w:rPr>
@@ -1530,7 +2378,6 @@
             <w:pPr>
               <w:pStyle w:val="Compact"/>
               <w:spacing w:before="0" w:after="40" w:line="264" w:lineRule="auto"/>
-              <w:jc w:val="left"/>
             </w:pPr>
             <w:r>
               <w:rPr>
@@ -1556,7 +2403,6 @@
             <w:pPr>
               <w:pStyle w:val="Compact"/>
               <w:spacing w:before="0" w:after="40" w:line="264" w:lineRule="auto"/>
-              <w:jc w:val="left"/>
             </w:pPr>
             <w:r>
               <w:rPr>
@@ -1582,28 +2428,13 @@
             <w:pPr>
               <w:pStyle w:val="Compact"/>
               <w:spacing w:before="0" w:after="40" w:line="264" w:lineRule="auto"/>
-              <w:jc w:val="left"/>
             </w:pPr>
             <w:r>
               <w:rPr>
                 <w:rFonts w:ascii="Calibri" w:hAnsi="Calibri"/>
                 <w:sz w:val="18"/>
               </w:rPr>
-              <w:t xml:space="preserve">Permanent architect mandate: docs are part of</w:t>
-            </w:r>
-            <w:r>
-              <w:rPr>
-                <w:rFonts w:ascii="Calibri" w:hAnsi="Calibri"/>
-                <w:sz w:val="18"/>
-              </w:rPr>
-              <w:t xml:space="preserve"> </w:t>
-            </w:r>
-            <w:r>
-              <w:rPr>
-                <w:rFonts w:ascii="Calibri" w:hAnsi="Calibri"/>
-                <w:sz w:val="18"/>
-              </w:rPr>
-              <w:t xml:space="preserve">source; capture current implemented state</w:t>
+              <w:t xml:space="preserve">Permanent architect mandate: docs are part of source; capture current implemented state</w:t>
             </w:r>
           </w:p>
         </w:tc>
@@ -1622,7 +2453,6 @@
             <w:pPr>
               <w:pStyle w:val="Compact"/>
               <w:spacing w:before="0" w:after="40" w:line="264" w:lineRule="auto"/>
-              <w:jc w:val="left"/>
             </w:pPr>
             <w:r>
               <w:rPr>
@@ -1648,28 +2478,13 @@
             <w:pPr>
               <w:pStyle w:val="Compact"/>
               <w:spacing w:before="0" w:after="40" w:line="264" w:lineRule="auto"/>
-              <w:jc w:val="left"/>
             </w:pPr>
             <w:r>
               <w:rPr>
                 <w:rFonts w:ascii="Calibri" w:hAnsi="Calibri"/>
                 <w:sz w:val="18"/>
               </w:rPr>
-              <w:t xml:space="preserve">All future features must update these docs +</w:t>
-            </w:r>
-            <w:r>
-              <w:rPr>
-                <w:rFonts w:ascii="Calibri" w:hAnsi="Calibri"/>
-                <w:sz w:val="18"/>
-              </w:rPr>
-              <w:t xml:space="preserve"> </w:t>
-            </w:r>
-            <w:r>
-              <w:rPr>
-                <w:rFonts w:ascii="Calibri" w:hAnsi="Calibri"/>
-                <w:sz w:val="18"/>
-              </w:rPr>
-              <w:t xml:space="preserve">append this changelog</w:t>
+              <w:t xml:space="preserve">All future features must update these docs + append this changelog</w:t>
             </w:r>
           </w:p>
         </w:tc>
@@ -1686,14 +2501,14 @@
         </w:pict>
       </w:r>
     </w:p>
-    <w:bookmarkEnd w:id="11"/>
-    <w:bookmarkStart w:id="12" w:name="Xe5b96ba5173ebd7031e7ff462ec9d3f4e0b342d"/>
+    <w:bookmarkEnd w:id="13"/>
+    <w:bookmarkStart w:id="14" w:name="account-policies-get-opening-deposit-ux"/>
     <w:p>
       <w:pPr>
         <w:pStyle w:val="Heading2"/>
       </w:pPr>
       <w:r>
-        <w:t xml:space="preserve">2026-07-23 — Account policies GET + opening deposit UX (code already landed)</w:t>
+        <w:t xml:space="preserve">2026-07-23 — Account policies GET + opening deposit UX</w:t>
       </w:r>
     </w:p>
     <w:tbl>
@@ -1712,8 +2527,8 @@
         </w:tblBorders>
       </w:tblPr>
       <w:tblGrid>
-        <w:gridCol w:w="2860"/>
-        <w:gridCol w:w="3630"/>
+        <w:gridCol w:w="3960"/>
+        <w:gridCol w:w="3960"/>
       </w:tblGrid>
       <w:tr>
         <w:trPr>
@@ -1733,7 +2548,6 @@
             <w:pPr>
               <w:pStyle w:val="Compact"/>
               <w:spacing w:before="0" w:after="40" w:line="264" w:lineRule="auto"/>
-              <w:jc w:val="left"/>
             </w:pPr>
             <w:r>
               <w:rPr>
@@ -1760,7 +2574,6 @@
             <w:pPr>
               <w:pStyle w:val="Compact"/>
               <w:spacing w:before="0" w:after="40" w:line="264" w:lineRule="auto"/>
-              <w:jc w:val="left"/>
             </w:pPr>
             <w:r>
               <w:rPr>
@@ -1788,7 +2601,6 @@
             <w:pPr>
               <w:pStyle w:val="Compact"/>
               <w:spacing w:before="0" w:after="40" w:line="264" w:lineRule="auto"/>
-              <w:jc w:val="left"/>
             </w:pPr>
             <w:r>
               <w:rPr>
@@ -1814,28 +2626,13 @@
             <w:pPr>
               <w:pStyle w:val="Compact"/>
               <w:spacing w:before="0" w:after="40" w:line="264" w:lineRule="auto"/>
-              <w:jc w:val="left"/>
             </w:pPr>
             <w:r>
               <w:rPr>
                 <w:rFonts w:ascii="Calibri" w:hAnsi="Calibri"/>
                 <w:sz w:val="18"/>
               </w:rPr>
-              <w:t xml:space="preserve">Policy-aware opening deposit for</w:t>
-            </w:r>
-            <w:r>
-              <w:rPr>
-                <w:rFonts w:ascii="Calibri" w:hAnsi="Calibri"/>
-                <w:sz w:val="18"/>
-              </w:rPr>
-              <w:t xml:space="preserve"> </w:t>
-            </w:r>
-            <w:r>
-              <w:rPr>
-                <w:rFonts w:ascii="Calibri" w:hAnsi="Calibri"/>
-                <w:sz w:val="18"/>
-              </w:rPr>
-              <w:t xml:space="preserve">Current accounts</w:t>
+              <w:t xml:space="preserve">Policy-aware opening deposit for Current accounts</w:t>
             </w:r>
           </w:p>
         </w:tc>
@@ -1854,7 +2651,6 @@
             <w:pPr>
               <w:pStyle w:val="Compact"/>
               <w:spacing w:before="0" w:after="40" w:line="264" w:lineRule="auto"/>
-              <w:jc w:val="left"/>
             </w:pPr>
             <w:r>
               <w:rPr>
@@ -1880,7 +2676,6 @@
             <w:pPr>
               <w:pStyle w:val="Compact"/>
               <w:spacing w:before="0" w:after="40" w:line="264" w:lineRule="auto"/>
-              <w:jc w:val="left"/>
             </w:pPr>
             <w:r>
               <w:rPr>
@@ -1946,21 +2741,7 @@
                 <w:rFonts w:ascii="Calibri" w:hAnsi="Calibri"/>
                 <w:sz w:val="18"/>
               </w:rPr>
-              <w:t xml:space="preserve">;</w:t>
-            </w:r>
-            <w:r>
-              <w:rPr>
-                <w:rFonts w:ascii="Calibri" w:hAnsi="Calibri"/>
-                <w:sz w:val="18"/>
-              </w:rPr>
-              <w:t xml:space="preserve"> </w:t>
-            </w:r>
-            <w:r>
-              <w:rPr>
-                <w:rFonts w:ascii="Calibri" w:hAnsi="Calibri"/>
-                <w:sz w:val="18"/>
-              </w:rPr>
-              <w:t xml:space="preserve">Frontend:</w:t>
+              <w:t xml:space="preserve">; Frontend:</w:t>
             </w:r>
             <w:r>
               <w:rPr>
@@ -2038,7 +2819,6 @@
             <w:pPr>
               <w:pStyle w:val="Compact"/>
               <w:spacing w:before="0" w:after="40" w:line="264" w:lineRule="auto"/>
-              <w:jc w:val="left"/>
             </w:pPr>
             <w:r>
               <w:rPr>
@@ -2064,7 +2844,6 @@
             <w:pPr>
               <w:pStyle w:val="Compact"/>
               <w:spacing w:before="0" w:after="40" w:line="264" w:lineRule="auto"/>
-              <w:jc w:val="left"/>
             </w:pPr>
             <w:r>
               <w:rPr>
@@ -2101,21 +2880,7 @@
                 <w:rFonts w:ascii="Calibri" w:hAnsi="Calibri"/>
                 <w:sz w:val="18"/>
               </w:rPr>
-              <w:t xml:space="preserve">,</w:t>
-            </w:r>
-            <w:r>
-              <w:rPr>
-                <w:rFonts w:ascii="Calibri" w:hAnsi="Calibri"/>
-                <w:sz w:val="18"/>
-              </w:rPr>
-              <w:t xml:space="preserve"> </w:t>
-            </w:r>
-            <w:r>
-              <w:rPr>
-                <w:rFonts w:ascii="Calibri" w:hAnsi="Calibri"/>
-                <w:sz w:val="18"/>
-              </w:rPr>
-              <w:t xml:space="preserve">Angular</w:t>
+              <w:t xml:space="preserve">, Angular</w:t>
             </w:r>
             <w:r>
               <w:rPr>
@@ -2171,7 +2936,6 @@
             <w:pPr>
               <w:pStyle w:val="Compact"/>
               <w:spacing w:before="0" w:after="40" w:line="264" w:lineRule="auto"/>
-              <w:jc w:val="left"/>
             </w:pPr>
             <w:r>
               <w:rPr>
@@ -2197,7 +2961,6 @@
             <w:pPr>
               <w:pStyle w:val="Compact"/>
               <w:spacing w:before="0" w:after="40" w:line="264" w:lineRule="auto"/>
-              <w:jc w:val="left"/>
             </w:pPr>
             <w:r>
               <w:rPr>
@@ -2234,21 +2997,7 @@
                 <w:rFonts w:ascii="Calibri" w:hAnsi="Calibri"/>
                 <w:sz w:val="18"/>
               </w:rPr>
-              <w:t xml:space="preserve">, dialog</w:t>
-            </w:r>
-            <w:r>
-              <w:rPr>
-                <w:rFonts w:ascii="Calibri" w:hAnsi="Calibri"/>
-                <w:sz w:val="18"/>
-              </w:rPr>
-              <w:t xml:space="preserve"> </w:t>
-            </w:r>
-            <w:r>
-              <w:rPr>
-                <w:rFonts w:ascii="Calibri" w:hAnsi="Calibri"/>
-                <w:sz w:val="18"/>
-              </w:rPr>
-              <w:t xml:space="preserve">submit →</w:t>
+              <w:t xml:space="preserve">, dialog submit →</w:t>
             </w:r>
             <w:r>
               <w:rPr>
@@ -2282,7 +3031,6 @@
             <w:pPr>
               <w:pStyle w:val="Compact"/>
               <w:spacing w:before="0" w:after="40" w:line="264" w:lineRule="auto"/>
-              <w:jc w:val="left"/>
             </w:pPr>
             <w:r>
               <w:rPr>
@@ -2308,42 +3056,13 @@
             <w:pPr>
               <w:pStyle w:val="Compact"/>
               <w:spacing w:before="0" w:after="40" w:line="264" w:lineRule="auto"/>
-              <w:jc w:val="left"/>
             </w:pPr>
             <w:r>
               <w:rPr>
                 <w:rFonts w:ascii="Calibri" w:hAnsi="Calibri"/>
                 <w:sz w:val="18"/>
               </w:rPr>
-              <w:t xml:space="preserve">CURRENT/INR policy requires min</w:t>
-            </w:r>
-            <w:r>
-              <w:rPr>
-                <w:rFonts w:ascii="Calibri" w:hAnsi="Calibri"/>
-                <w:sz w:val="18"/>
-              </w:rPr>
-              <w:t xml:space="preserve"> </w:t>
-            </w:r>
-            <w:r>
-              <w:rPr>
-                <w:rFonts w:ascii="Calibri" w:hAnsi="Calibri"/>
-                <w:sz w:val="18"/>
-              </w:rPr>
-              <w:t xml:space="preserve">opening deposit (seed 5000); UI</w:t>
-            </w:r>
-            <w:r>
-              <w:rPr>
-                <w:rFonts w:ascii="Calibri" w:hAnsi="Calibri"/>
-                <w:sz w:val="18"/>
-              </w:rPr>
-              <w:t xml:space="preserve"> </w:t>
-            </w:r>
-            <w:r>
-              <w:rPr>
-                <w:rFonts w:ascii="Calibri" w:hAnsi="Calibri"/>
-                <w:sz w:val="18"/>
-              </w:rPr>
-              <w:t xml:space="preserve">must not hardcode</w:t>
+              <w:t xml:space="preserve">CURRENT/INR policy requires min opening deposit (seed 5000); UI must not hardcode</w:t>
             </w:r>
             <w:r>
               <w:rPr>
@@ -2377,7 +3096,6 @@
             <w:pPr>
               <w:pStyle w:val="Compact"/>
               <w:spacing w:before="0" w:after="40" w:line="264" w:lineRule="auto"/>
-              <w:jc w:val="left"/>
             </w:pPr>
             <w:r>
               <w:rPr>
@@ -2403,14 +3121,13 @@
             <w:pPr>
               <w:pStyle w:val="Compact"/>
               <w:spacing w:before="0" w:after="40" w:line="264" w:lineRule="auto"/>
-              <w:jc w:val="left"/>
             </w:pPr>
             <w:r>
               <w:rPr>
                 <w:rFonts w:ascii="Calibri" w:hAnsi="Calibri"/>
                 <w:sz w:val="18"/>
               </w:rPr>
-              <w:t xml:space="preserve">Customer detail Current flow;</w:t>
+              <w:t xml:space="preserve">Customer detail Current flow; account open validation; docs</w:t>
             </w:r>
             <w:r>
               <w:rPr>
@@ -2421,20 +3138,6 @@
             </w:r>
             <w:r>
               <w:rPr>
-                <w:rFonts w:ascii="Calibri" w:hAnsi="Calibri"/>
-                <w:sz w:val="18"/>
-              </w:rPr>
-              <w:t xml:space="preserve">account open validation; docs</w:t>
-            </w:r>
-            <w:r>
-              <w:rPr>
-                <w:rFonts w:ascii="Calibri" w:hAnsi="Calibri"/>
-                <w:sz w:val="18"/>
-              </w:rPr>
-              <w:t xml:space="preserve"> </w:t>
-            </w:r>
-            <w:r>
-              <w:rPr>
                 <w:rStyle w:val="VerbatimChar"/>
                 <w:rFonts w:ascii="Calibri" w:hAnsi="Calibri"/>
                 <w:sz w:val="18"/>
@@ -2446,21 +3149,7 @@
                 <w:rFonts w:ascii="Calibri" w:hAnsi="Calibri"/>
                 <w:sz w:val="18"/>
               </w:rPr>
-              <w:t xml:space="preserve">, API,</w:t>
-            </w:r>
-            <w:r>
-              <w:rPr>
-                <w:rFonts w:ascii="Calibri" w:hAnsi="Calibri"/>
-                <w:sz w:val="18"/>
-              </w:rPr>
-              <w:t xml:space="preserve"> </w:t>
-            </w:r>
-            <w:r>
-              <w:rPr>
-                <w:rFonts w:ascii="Calibri" w:hAnsi="Calibri"/>
-                <w:sz w:val="18"/>
-              </w:rPr>
-              <w:t xml:space="preserve">sequences</w:t>
+              <w:t xml:space="preserve">, API, sequences</w:t>
             </w:r>
           </w:p>
         </w:tc>
@@ -2477,14 +3166,14 @@
         </w:pict>
       </w:r>
     </w:p>
-    <w:bookmarkEnd w:id="12"/>
-    <w:bookmarkStart w:id="13" w:name="Xf291b259f624f5ae46847a93979dd58094c4e26"/>
+    <w:bookmarkEnd w:id="14"/>
+    <w:bookmarkStart w:id="15" w:name="accounts-list-deposit-api"/>
     <w:p>
       <w:pPr>
         <w:pStyle w:val="Heading2"/>
       </w:pPr>
       <w:r>
-        <w:t xml:space="preserve">2026-07-22 — Accounts list + deposit API (code already landed)</w:t>
+        <w:t xml:space="preserve">2026-07-22 — Accounts list + deposit API</w:t>
       </w:r>
     </w:p>
     <w:tbl>
@@ -2503,8 +3192,8 @@
         </w:tblBorders>
       </w:tblPr>
       <w:tblGrid>
-        <w:gridCol w:w="2860"/>
-        <w:gridCol w:w="3520"/>
+        <w:gridCol w:w="3960"/>
+        <w:gridCol w:w="3960"/>
       </w:tblGrid>
       <w:tr>
         <w:trPr>
@@ -2524,7 +3213,6 @@
             <w:pPr>
               <w:pStyle w:val="Compact"/>
               <w:spacing w:before="0" w:after="40" w:line="264" w:lineRule="auto"/>
-              <w:jc w:val="left"/>
             </w:pPr>
             <w:r>
               <w:rPr>
@@ -2551,7 +3239,6 @@
             <w:pPr>
               <w:pStyle w:val="Compact"/>
               <w:spacing w:before="0" w:after="40" w:line="264" w:lineRule="auto"/>
-              <w:jc w:val="left"/>
             </w:pPr>
             <w:r>
               <w:rPr>
@@ -2579,7 +3266,6 @@
             <w:pPr>
               <w:pStyle w:val="Compact"/>
               <w:spacing w:before="0" w:after="40" w:line="264" w:lineRule="auto"/>
-              <w:jc w:val="left"/>
             </w:pPr>
             <w:r>
               <w:rPr>
@@ -2605,7 +3291,6 @@
             <w:pPr>
               <w:pStyle w:val="Compact"/>
               <w:spacing w:before="0" w:after="40" w:line="264" w:lineRule="auto"/>
-              <w:jc w:val="left"/>
             </w:pPr>
             <w:r>
               <w:rPr>
@@ -2646,7 +3331,6 @@
             <w:pPr>
               <w:pStyle w:val="Compact"/>
               <w:spacing w:before="0" w:after="40" w:line="264" w:lineRule="auto"/>
-              <w:jc w:val="left"/>
             </w:pPr>
             <w:r>
               <w:rPr>
@@ -2672,7 +3356,6 @@
             <w:pPr>
               <w:pStyle w:val="Compact"/>
               <w:spacing w:before="0" w:after="40" w:line="264" w:lineRule="auto"/>
-              <w:jc w:val="left"/>
             </w:pPr>
             <w:r>
               <w:rPr>
@@ -2753,21 +3436,7 @@
                 <w:rFonts w:ascii="Calibri" w:hAnsi="Calibri"/>
                 <w:sz w:val="18"/>
               </w:rPr>
-              <w:t xml:space="preserve">, sidebar</w:t>
-            </w:r>
-            <w:r>
-              <w:rPr>
-                <w:rFonts w:ascii="Calibri" w:hAnsi="Calibri"/>
-                <w:sz w:val="18"/>
-              </w:rPr>
-              <w:t xml:space="preserve"> </w:t>
-            </w:r>
-            <w:r>
-              <w:rPr>
-                <w:rFonts w:ascii="Calibri" w:hAnsi="Calibri"/>
-                <w:sz w:val="18"/>
-              </w:rPr>
-              <w:t xml:space="preserve">route</w:t>
+              <w:t xml:space="preserve">, sidebar route</w:t>
             </w:r>
           </w:p>
         </w:tc>
@@ -2786,7 +3455,6 @@
             <w:pPr>
               <w:pStyle w:val="Compact"/>
               <w:spacing w:before="0" w:after="40" w:line="264" w:lineRule="auto"/>
-              <w:jc w:val="left"/>
             </w:pPr>
             <w:r>
               <w:rPr>
@@ -2812,7 +3480,6 @@
             <w:pPr>
               <w:pStyle w:val="Compact"/>
               <w:spacing w:before="0" w:after="40" w:line="264" w:lineRule="auto"/>
-              <w:jc w:val="left"/>
             </w:pPr>
             <w:r>
               <w:rPr>
@@ -2883,7 +3550,6 @@
             <w:pPr>
               <w:pStyle w:val="Compact"/>
               <w:spacing w:before="0" w:after="40" w:line="264" w:lineRule="auto"/>
-              <w:jc w:val="left"/>
             </w:pPr>
             <w:r>
               <w:rPr>
@@ -2909,7 +3575,6 @@
             <w:pPr>
               <w:pStyle w:val="Compact"/>
               <w:spacing w:before="0" w:after="40" w:line="264" w:lineRule="auto"/>
-              <w:jc w:val="left"/>
             </w:pPr>
             <w:r>
               <w:rPr>
@@ -2958,7 +3623,6 @@
             <w:pPr>
               <w:pStyle w:val="Compact"/>
               <w:spacing w:before="0" w:after="40" w:line="264" w:lineRule="auto"/>
-              <w:jc w:val="left"/>
             </w:pPr>
             <w:r>
               <w:rPr>
@@ -2984,28 +3648,13 @@
             <w:pPr>
               <w:pStyle w:val="Compact"/>
               <w:spacing w:before="0" w:after="40" w:line="264" w:lineRule="auto"/>
-              <w:jc w:val="left"/>
             </w:pPr>
             <w:r>
               <w:rPr>
                 <w:rFonts w:ascii="Calibri" w:hAnsi="Calibri"/>
                 <w:sz w:val="18"/>
               </w:rPr>
-              <w:t xml:space="preserve">Staff can find accounts and</w:t>
-            </w:r>
-            <w:r>
-              <w:rPr>
-                <w:rFonts w:ascii="Calibri" w:hAnsi="Calibri"/>
-                <w:sz w:val="18"/>
-              </w:rPr>
-              <w:t xml:space="preserve"> </w:t>
-            </w:r>
-            <w:r>
-              <w:rPr>
-                <w:rFonts w:ascii="Calibri" w:hAnsi="Calibri"/>
-                <w:sz w:val="18"/>
-              </w:rPr>
-              <w:t xml:space="preserve">credit balances</w:t>
+              <w:t xml:space="preserve">Staff can find accounts and credit balances</w:t>
             </w:r>
           </w:p>
         </w:tc>
@@ -3024,7 +3673,6 @@
             <w:pPr>
               <w:pStyle w:val="Compact"/>
               <w:spacing w:before="0" w:after="40" w:line="264" w:lineRule="auto"/>
-              <w:jc w:val="left"/>
             </w:pPr>
             <w:r>
               <w:rPr>
@@ -3050,28 +3698,13 @@
             <w:pPr>
               <w:pStyle w:val="Compact"/>
               <w:spacing w:before="0" w:after="40" w:line="264" w:lineRule="auto"/>
-              <w:jc w:val="left"/>
             </w:pPr>
             <w:r>
               <w:rPr>
                 <w:rFonts w:ascii="Calibri" w:hAnsi="Calibri"/>
                 <w:sz w:val="18"/>
               </w:rPr>
-              <w:t xml:space="preserve">No ledger rows yet; Transaction</w:t>
-            </w:r>
-            <w:r>
-              <w:rPr>
-                <w:rFonts w:ascii="Calibri" w:hAnsi="Calibri"/>
-                <w:sz w:val="18"/>
-              </w:rPr>
-              <w:t xml:space="preserve"> </w:t>
-            </w:r>
-            <w:r>
-              <w:rPr>
-                <w:rFonts w:ascii="Calibri" w:hAnsi="Calibri"/>
-                <w:sz w:val="18"/>
-              </w:rPr>
-              <w:t xml:space="preserve">module still stub</w:t>
+              <w:t xml:space="preserve">No ledger rows yet; Transaction module still stub</w:t>
             </w:r>
           </w:p>
         </w:tc>
@@ -3088,8 +3721,8 @@
         </w:pict>
       </w:r>
     </w:p>
-    <w:bookmarkEnd w:id="13"/>
-    <w:bookmarkEnd w:id="14"/>
+    <w:bookmarkEnd w:id="15"/>
+    <w:bookmarkEnd w:id="16"/>
     <w:sectPr>
       <w:pgSz w:h="16838" w:w="11906"/>
       <w:pgMar w:bottom="1134" w:footer="720" w:gutter="0" w:header="720" w:left="1247" w:right="1247" w:top="1134"/>

--- a/docs/CHANGELOG.docx
+++ b/docs/CHANGELOG.docx
@@ -10,7 +10,7 @@
         <w:t xml:space="preserve">CHANGELOG</w:t>
       </w:r>
     </w:p>
-    <w:bookmarkStart w:id="16" w:name="changelog"/>
+    <w:bookmarkStart w:id="19" w:name="changelog"/>
     <w:p>
       <w:pPr>
         <w:pStyle w:val="Heading1"/>
@@ -40,7 +40,1920 @@
         </w:pict>
       </w:r>
     </w:p>
-    <w:bookmarkStart w:id="9" w:name="rename-banone-backend-bankone-backend"/>
+    <w:bookmarkStart w:id="9" w:name="slice-2-get-account-transactions-apis"/>
+    <w:p>
+      <w:pPr>
+        <w:pStyle w:val="Heading2"/>
+      </w:pPr>
+      <w:r>
+        <w:t xml:space="preserve">2026-07-23 — Slice 2: get account + transactions APIs</w:t>
+      </w:r>
+    </w:p>
+    <w:tbl>
+      <w:tblPr>
+        <w:tblStyle w:val="Table"/>
+        <w:tblW w:type="pct" w:w="5000"/>
+        <w:tblLayout w:type="autofit"/>
+        <w:tblLook w:firstRow="1" w:lastRow="0" w:firstColumn="0" w:lastColumn="0" w:noHBand="0" w:noVBand="0" w:val="0020"/>
+        <w:tblBorders>
+          <w:top w:val="single" w:sz="4" w:space="0" w:color="CBD5E0"/>
+          <w:left w:val="single" w:sz="4" w:space="0" w:color="CBD5E0"/>
+          <w:bottom w:val="single" w:sz="4" w:space="0" w:color="CBD5E0"/>
+          <w:right w:val="single" w:sz="4" w:space="0" w:color="CBD5E0"/>
+          <w:insideH w:val="single" w:sz="4" w:space="0" w:color="CBD5E0"/>
+          <w:insideV w:val="single" w:sz="4" w:space="0" w:color="CBD5E0"/>
+        </w:tblBorders>
+      </w:tblPr>
+      <w:tblGrid>
+        <w:gridCol w:w="3960"/>
+        <w:gridCol w:w="3960"/>
+      </w:tblGrid>
+      <w:tr>
+        <w:trPr>
+          <w:tblHeader w:val="on"/>
+        </w:trPr>
+        <w:tc>
+          <w:tcPr>
+            <w:tcMar>
+              <w:top w:w="40" w:type="dxa"/>
+              <w:bottom w:w="40" w:type="dxa"/>
+              <w:left w:w="60" w:type="dxa"/>
+              <w:right w:w="60" w:type="dxa"/>
+            </w:tcMar>
+            <w:shd w:fill="1A365D" w:val="clear"/>
+          </w:tcPr>
+          <w:p>
+            <w:pPr>
+              <w:pStyle w:val="Compact"/>
+              <w:spacing w:before="0" w:after="40" w:line="264" w:lineRule="auto"/>
+            </w:pPr>
+            <w:r>
+              <w:rPr>
+                <w:rFonts w:ascii="Calibri" w:hAnsi="Calibri"/>
+                <w:b/>
+                <w:color w:val="FFFFFF"/>
+                <w:sz w:val="18"/>
+              </w:rPr>
+              <w:t xml:space="preserve">Field</w:t>
+            </w:r>
+          </w:p>
+        </w:tc>
+        <w:tc>
+          <w:tcPr>
+            <w:tcMar>
+              <w:top w:w="40" w:type="dxa"/>
+              <w:bottom w:w="40" w:type="dxa"/>
+              <w:left w:w="60" w:type="dxa"/>
+              <w:right w:w="60" w:type="dxa"/>
+            </w:tcMar>
+            <w:shd w:fill="1A365D" w:val="clear"/>
+          </w:tcPr>
+          <w:p>
+            <w:pPr>
+              <w:pStyle w:val="Compact"/>
+              <w:spacing w:before="0" w:after="40" w:line="264" w:lineRule="auto"/>
+            </w:pPr>
+            <w:r>
+              <w:rPr>
+                <w:rFonts w:ascii="Calibri" w:hAnsi="Calibri"/>
+                <w:b/>
+                <w:color w:val="FFFFFF"/>
+                <w:sz w:val="18"/>
+              </w:rPr>
+              <w:t xml:space="preserve">Value</w:t>
+            </w:r>
+          </w:p>
+        </w:tc>
+      </w:tr>
+      <w:tr>
+        <w:tc>
+          <w:tcPr>
+            <w:tcMar>
+              <w:top w:w="40" w:type="dxa"/>
+              <w:bottom w:w="40" w:type="dxa"/>
+              <w:left w:w="60" w:type="dxa"/>
+              <w:right w:w="60" w:type="dxa"/>
+            </w:tcMar>
+          </w:tcPr>
+          <w:p>
+            <w:pPr>
+              <w:pStyle w:val="Compact"/>
+              <w:spacing w:before="0" w:after="40" w:line="264" w:lineRule="auto"/>
+            </w:pPr>
+            <w:r>
+              <w:rPr>
+                <w:rFonts w:ascii="Calibri" w:hAnsi="Calibri"/>
+                <w:b/>
+                <w:bCs/>
+                <w:sz w:val="18"/>
+              </w:rPr>
+              <w:t xml:space="preserve">Feature</w:t>
+            </w:r>
+          </w:p>
+        </w:tc>
+        <w:tc>
+          <w:tcPr>
+            <w:tcMar>
+              <w:top w:w="40" w:type="dxa"/>
+              <w:bottom w:w="40" w:type="dxa"/>
+              <w:left w:w="60" w:type="dxa"/>
+              <w:right w:w="60" w:type="dxa"/>
+            </w:tcMar>
+          </w:tcPr>
+          <w:p>
+            <w:pPr>
+              <w:pStyle w:val="Compact"/>
+              <w:spacing w:before="0" w:after="40" w:line="264" w:lineRule="auto"/>
+            </w:pPr>
+            <w:r>
+              <w:rPr>
+                <w:rStyle w:val="VerbatimChar"/>
+                <w:rFonts w:ascii="Calibri" w:hAnsi="Calibri"/>
+                <w:sz w:val="18"/>
+              </w:rPr>
+              <w:t xml:space="preserve">GET /accounts/{accountId}</w:t>
+            </w:r>
+            <w:r>
+              <w:rPr>
+                <w:rFonts w:ascii="Calibri" w:hAnsi="Calibri"/>
+                <w:sz w:val="18"/>
+              </w:rPr>
+              <w:t xml:space="preserve"> </w:t>
+            </w:r>
+            <w:r>
+              <w:rPr>
+                <w:rFonts w:ascii="Calibri" w:hAnsi="Calibri"/>
+                <w:sz w:val="18"/>
+              </w:rPr>
+              <w:t xml:space="preserve">and</w:t>
+            </w:r>
+            <w:r>
+              <w:rPr>
+                <w:rFonts w:ascii="Calibri" w:hAnsi="Calibri"/>
+                <w:sz w:val="18"/>
+              </w:rPr>
+              <w:t xml:space="preserve"> </w:t>
+            </w:r>
+            <w:r>
+              <w:rPr>
+                <w:rStyle w:val="VerbatimChar"/>
+                <w:rFonts w:ascii="Calibri" w:hAnsi="Calibri"/>
+                <w:sz w:val="18"/>
+              </w:rPr>
+              <w:t xml:space="preserve">GET /accounts/{accountId}/transactions</w:t>
+            </w:r>
+          </w:p>
+        </w:tc>
+      </w:tr>
+      <w:tr>
+        <w:tc>
+          <w:tcPr>
+            <w:tcMar>
+              <w:top w:w="40" w:type="dxa"/>
+              <w:bottom w:w="40" w:type="dxa"/>
+              <w:left w:w="60" w:type="dxa"/>
+              <w:right w:w="60" w:type="dxa"/>
+            </w:tcMar>
+          </w:tcPr>
+          <w:p>
+            <w:pPr>
+              <w:pStyle w:val="Compact"/>
+              <w:spacing w:before="0" w:after="40" w:line="264" w:lineRule="auto"/>
+            </w:pPr>
+            <w:r>
+              <w:rPr>
+                <w:rFonts w:ascii="Calibri" w:hAnsi="Calibri"/>
+                <w:b/>
+                <w:bCs/>
+                <w:sz w:val="18"/>
+              </w:rPr>
+              <w:t xml:space="preserve">Files Modified</w:t>
+            </w:r>
+          </w:p>
+        </w:tc>
+        <w:tc>
+          <w:tcPr>
+            <w:tcMar>
+              <w:top w:w="40" w:type="dxa"/>
+              <w:bottom w:w="40" w:type="dxa"/>
+              <w:left w:w="60" w:type="dxa"/>
+              <w:right w:w="60" w:type="dxa"/>
+            </w:tcMar>
+          </w:tcPr>
+          <w:p>
+            <w:pPr>
+              <w:pStyle w:val="Compact"/>
+              <w:spacing w:before="0" w:after="40" w:line="264" w:lineRule="auto"/>
+            </w:pPr>
+            <w:r>
+              <w:rPr>
+                <w:rStyle w:val="VerbatimChar"/>
+                <w:rFonts w:ascii="Calibri" w:hAnsi="Calibri"/>
+                <w:sz w:val="18"/>
+              </w:rPr>
+              <w:t xml:space="preserve">AccountController.java</w:t>
+            </w:r>
+            <w:r>
+              <w:rPr>
+                <w:rFonts w:ascii="Calibri" w:hAnsi="Calibri"/>
+                <w:sz w:val="18"/>
+              </w:rPr>
+              <w:t xml:space="preserve">,</w:t>
+            </w:r>
+            <w:r>
+              <w:rPr>
+                <w:rFonts w:ascii="Calibri" w:hAnsi="Calibri"/>
+                <w:sz w:val="18"/>
+              </w:rPr>
+              <w:t xml:space="preserve"> </w:t>
+            </w:r>
+            <w:r>
+              <w:rPr>
+                <w:rStyle w:val="VerbatimChar"/>
+                <w:rFonts w:ascii="Calibri" w:hAnsi="Calibri"/>
+                <w:sz w:val="18"/>
+              </w:rPr>
+              <w:t xml:space="preserve">AccountService</w:t>
+            </w:r>
+            <w:r>
+              <w:rPr>
+                <w:rFonts w:ascii="Calibri" w:hAnsi="Calibri"/>
+                <w:sz w:val="18"/>
+              </w:rPr>
+              <w:t xml:space="preserve">/</w:t>
+            </w:r>
+            <w:r>
+              <w:rPr>
+                <w:rStyle w:val="VerbatimChar"/>
+                <w:rFonts w:ascii="Calibri" w:hAnsi="Calibri"/>
+                <w:sz w:val="18"/>
+              </w:rPr>
+              <w:t xml:space="preserve">Impl</w:t>
+            </w:r>
+            <w:r>
+              <w:rPr>
+                <w:rFonts w:ascii="Calibri" w:hAnsi="Calibri"/>
+                <w:sz w:val="18"/>
+              </w:rPr>
+              <w:t xml:space="preserve">,</w:t>
+            </w:r>
+            <w:r>
+              <w:rPr>
+                <w:rFonts w:ascii="Calibri" w:hAnsi="Calibri"/>
+                <w:sz w:val="18"/>
+              </w:rPr>
+              <w:t xml:space="preserve"> </w:t>
+            </w:r>
+            <w:r>
+              <w:rPr>
+                <w:rStyle w:val="VerbatimChar"/>
+                <w:rFonts w:ascii="Calibri" w:hAnsi="Calibri"/>
+                <w:sz w:val="18"/>
+              </w:rPr>
+              <w:t xml:space="preserve">TransactionService</w:t>
+            </w:r>
+            <w:r>
+              <w:rPr>
+                <w:rFonts w:ascii="Calibri" w:hAnsi="Calibri"/>
+                <w:sz w:val="18"/>
+              </w:rPr>
+              <w:t xml:space="preserve">/</w:t>
+            </w:r>
+            <w:r>
+              <w:rPr>
+                <w:rStyle w:val="VerbatimChar"/>
+                <w:rFonts w:ascii="Calibri" w:hAnsi="Calibri"/>
+                <w:sz w:val="18"/>
+              </w:rPr>
+              <w:t xml:space="preserve">Impl</w:t>
+            </w:r>
+            <w:r>
+              <w:rPr>
+                <w:rFonts w:ascii="Calibri" w:hAnsi="Calibri"/>
+                <w:sz w:val="18"/>
+              </w:rPr>
+              <w:t xml:space="preserve">,</w:t>
+            </w:r>
+            <w:r>
+              <w:rPr>
+                <w:rFonts w:ascii="Calibri" w:hAnsi="Calibri"/>
+                <w:sz w:val="18"/>
+              </w:rPr>
+              <w:t xml:space="preserve"> </w:t>
+            </w:r>
+            <w:r>
+              <w:rPr>
+                <w:rStyle w:val="VerbatimChar"/>
+                <w:rFonts w:ascii="Calibri" w:hAnsi="Calibri"/>
+                <w:sz w:val="18"/>
+              </w:rPr>
+              <w:t xml:space="preserve">TransactionResponse.java</w:t>
+            </w:r>
+            <w:r>
+              <w:rPr>
+                <w:rFonts w:ascii="Calibri" w:hAnsi="Calibri"/>
+                <w:sz w:val="18"/>
+              </w:rPr>
+              <w:t xml:space="preserve">; docs</w:t>
+            </w:r>
+            <w:r>
+              <w:rPr>
+                <w:rFonts w:ascii="Calibri" w:hAnsi="Calibri"/>
+                <w:sz w:val="18"/>
+              </w:rPr>
+              <w:t xml:space="preserve"> </w:t>
+            </w:r>
+            <w:r>
+              <w:rPr>
+                <w:rStyle w:val="VerbatimChar"/>
+                <w:rFonts w:ascii="Calibri" w:hAnsi="Calibri"/>
+                <w:sz w:val="18"/>
+              </w:rPr>
+              <w:t xml:space="preserve">_source</w:t>
+            </w:r>
+            <w:r>
+              <w:rPr>
+                <w:rFonts w:ascii="Calibri" w:hAnsi="Calibri"/>
+                <w:sz w:val="18"/>
+              </w:rPr>
+              <w:t xml:space="preserve"> </w:t>
+            </w:r>
+            <w:r>
+              <w:rPr>
+                <w:rFonts w:ascii="Calibri" w:hAnsi="Calibri"/>
+                <w:sz w:val="18"/>
+              </w:rPr>
+              <w:t xml:space="preserve">API_DOCUMENTATION, MODULES/Account, MODULES/Transaction, CALL_FLOW, FUNCTIONAL_SPECIFICATION, CHANGELOG</w:t>
+            </w:r>
+          </w:p>
+        </w:tc>
+      </w:tr>
+      <w:tr>
+        <w:tc>
+          <w:tcPr>
+            <w:tcMar>
+              <w:top w:w="40" w:type="dxa"/>
+              <w:bottom w:w="40" w:type="dxa"/>
+              <w:left w:w="60" w:type="dxa"/>
+              <w:right w:w="60" w:type="dxa"/>
+            </w:tcMar>
+          </w:tcPr>
+          <w:p>
+            <w:pPr>
+              <w:pStyle w:val="Compact"/>
+              <w:spacing w:before="0" w:after="40" w:line="264" w:lineRule="auto"/>
+            </w:pPr>
+            <w:r>
+              <w:rPr>
+                <w:rFonts w:ascii="Calibri" w:hAnsi="Calibri"/>
+                <w:b/>
+                <w:bCs/>
+                <w:sz w:val="18"/>
+              </w:rPr>
+              <w:t xml:space="preserve">Classes Modified</w:t>
+            </w:r>
+          </w:p>
+        </w:tc>
+        <w:tc>
+          <w:tcPr>
+            <w:tcMar>
+              <w:top w:w="40" w:type="dxa"/>
+              <w:bottom w:w="40" w:type="dxa"/>
+              <w:left w:w="60" w:type="dxa"/>
+              <w:right w:w="60" w:type="dxa"/>
+            </w:tcMar>
+          </w:tcPr>
+          <w:p>
+            <w:pPr>
+              <w:pStyle w:val="Compact"/>
+              <w:spacing w:before="0" w:after="40" w:line="264" w:lineRule="auto"/>
+            </w:pPr>
+            <w:r>
+              <w:rPr>
+                <w:rStyle w:val="VerbatimChar"/>
+                <w:rFonts w:ascii="Calibri" w:hAnsi="Calibri"/>
+                <w:sz w:val="18"/>
+              </w:rPr>
+              <w:t xml:space="preserve">AccountController</w:t>
+            </w:r>
+            <w:r>
+              <w:rPr>
+                <w:rFonts w:ascii="Calibri" w:hAnsi="Calibri"/>
+                <w:sz w:val="18"/>
+              </w:rPr>
+              <w:t xml:space="preserve">,</w:t>
+            </w:r>
+            <w:r>
+              <w:rPr>
+                <w:rFonts w:ascii="Calibri" w:hAnsi="Calibri"/>
+                <w:sz w:val="18"/>
+              </w:rPr>
+              <w:t xml:space="preserve"> </w:t>
+            </w:r>
+            <w:r>
+              <w:rPr>
+                <w:rStyle w:val="VerbatimChar"/>
+                <w:rFonts w:ascii="Calibri" w:hAnsi="Calibri"/>
+                <w:sz w:val="18"/>
+              </w:rPr>
+              <w:t xml:space="preserve">AccountService</w:t>
+            </w:r>
+            <w:r>
+              <w:rPr>
+                <w:rFonts w:ascii="Calibri" w:hAnsi="Calibri"/>
+                <w:sz w:val="18"/>
+              </w:rPr>
+              <w:t xml:space="preserve">/</w:t>
+            </w:r>
+            <w:r>
+              <w:rPr>
+                <w:rStyle w:val="VerbatimChar"/>
+                <w:rFonts w:ascii="Calibri" w:hAnsi="Calibri"/>
+                <w:sz w:val="18"/>
+              </w:rPr>
+              <w:t xml:space="preserve">Impl</w:t>
+            </w:r>
+            <w:r>
+              <w:rPr>
+                <w:rFonts w:ascii="Calibri" w:hAnsi="Calibri"/>
+                <w:sz w:val="18"/>
+              </w:rPr>
+              <w:t xml:space="preserve">,</w:t>
+            </w:r>
+            <w:r>
+              <w:rPr>
+                <w:rFonts w:ascii="Calibri" w:hAnsi="Calibri"/>
+                <w:sz w:val="18"/>
+              </w:rPr>
+              <w:t xml:space="preserve"> </w:t>
+            </w:r>
+            <w:r>
+              <w:rPr>
+                <w:rStyle w:val="VerbatimChar"/>
+                <w:rFonts w:ascii="Calibri" w:hAnsi="Calibri"/>
+                <w:sz w:val="18"/>
+              </w:rPr>
+              <w:t xml:space="preserve">TransactionService</w:t>
+            </w:r>
+            <w:r>
+              <w:rPr>
+                <w:rFonts w:ascii="Calibri" w:hAnsi="Calibri"/>
+                <w:sz w:val="18"/>
+              </w:rPr>
+              <w:t xml:space="preserve">/</w:t>
+            </w:r>
+            <w:r>
+              <w:rPr>
+                <w:rStyle w:val="VerbatimChar"/>
+                <w:rFonts w:ascii="Calibri" w:hAnsi="Calibri"/>
+                <w:sz w:val="18"/>
+              </w:rPr>
+              <w:t xml:space="preserve">Impl</w:t>
+            </w:r>
+            <w:r>
+              <w:rPr>
+                <w:rFonts w:ascii="Calibri" w:hAnsi="Calibri"/>
+                <w:sz w:val="18"/>
+              </w:rPr>
+              <w:t xml:space="preserve">,</w:t>
+            </w:r>
+            <w:r>
+              <w:rPr>
+                <w:rFonts w:ascii="Calibri" w:hAnsi="Calibri"/>
+                <w:sz w:val="18"/>
+              </w:rPr>
+              <w:t xml:space="preserve"> </w:t>
+            </w:r>
+            <w:r>
+              <w:rPr>
+                <w:rStyle w:val="VerbatimChar"/>
+                <w:rFonts w:ascii="Calibri" w:hAnsi="Calibri"/>
+                <w:sz w:val="18"/>
+              </w:rPr>
+              <w:t xml:space="preserve">TransactionResponse</w:t>
+            </w:r>
+          </w:p>
+        </w:tc>
+      </w:tr>
+      <w:tr>
+        <w:tc>
+          <w:tcPr>
+            <w:tcMar>
+              <w:top w:w="40" w:type="dxa"/>
+              <w:bottom w:w="40" w:type="dxa"/>
+              <w:left w:w="60" w:type="dxa"/>
+              <w:right w:w="60" w:type="dxa"/>
+            </w:tcMar>
+          </w:tcPr>
+          <w:p>
+            <w:pPr>
+              <w:pStyle w:val="Compact"/>
+              <w:spacing w:before="0" w:after="40" w:line="264" w:lineRule="auto"/>
+            </w:pPr>
+            <w:r>
+              <w:rPr>
+                <w:rFonts w:ascii="Calibri" w:hAnsi="Calibri"/>
+                <w:b/>
+                <w:bCs/>
+                <w:sz w:val="18"/>
+              </w:rPr>
+              <w:t xml:space="preserve">Methods Modified</w:t>
+            </w:r>
+          </w:p>
+        </w:tc>
+        <w:tc>
+          <w:tcPr>
+            <w:tcMar>
+              <w:top w:w="40" w:type="dxa"/>
+              <w:bottom w:w="40" w:type="dxa"/>
+              <w:left w:w="60" w:type="dxa"/>
+              <w:right w:w="60" w:type="dxa"/>
+            </w:tcMar>
+          </w:tcPr>
+          <w:p>
+            <w:pPr>
+              <w:pStyle w:val="Compact"/>
+              <w:spacing w:before="0" w:after="40" w:line="264" w:lineRule="auto"/>
+            </w:pPr>
+            <w:r>
+              <w:rPr>
+                <w:rStyle w:val="VerbatimChar"/>
+                <w:rFonts w:ascii="Calibri" w:hAnsi="Calibri"/>
+                <w:sz w:val="18"/>
+              </w:rPr>
+              <w:t xml:space="preserve">getAccountById</w:t>
+            </w:r>
+            <w:r>
+              <w:rPr>
+                <w:rFonts w:ascii="Calibri" w:hAnsi="Calibri"/>
+                <w:sz w:val="18"/>
+              </w:rPr>
+              <w:t xml:space="preserve">,</w:t>
+            </w:r>
+            <w:r>
+              <w:rPr>
+                <w:rFonts w:ascii="Calibri" w:hAnsi="Calibri"/>
+                <w:sz w:val="18"/>
+              </w:rPr>
+              <w:t xml:space="preserve"> </w:t>
+            </w:r>
+            <w:r>
+              <w:rPr>
+                <w:rStyle w:val="VerbatimChar"/>
+                <w:rFonts w:ascii="Calibri" w:hAnsi="Calibri"/>
+                <w:sz w:val="18"/>
+              </w:rPr>
+              <w:t xml:space="preserve">getTransactions</w:t>
+            </w:r>
+            <w:r>
+              <w:rPr>
+                <w:rFonts w:ascii="Calibri" w:hAnsi="Calibri"/>
+                <w:sz w:val="18"/>
+              </w:rPr>
+              <w:t xml:space="preserve">,</w:t>
+            </w:r>
+            <w:r>
+              <w:rPr>
+                <w:rFonts w:ascii="Calibri" w:hAnsi="Calibri"/>
+                <w:sz w:val="18"/>
+              </w:rPr>
+              <w:t xml:space="preserve"> </w:t>
+            </w:r>
+            <w:r>
+              <w:rPr>
+                <w:rStyle w:val="VerbatimChar"/>
+                <w:rFonts w:ascii="Calibri" w:hAnsi="Calibri"/>
+                <w:sz w:val="18"/>
+              </w:rPr>
+              <w:t xml:space="preserve">TransactionService.getByAccountId</w:t>
+            </w:r>
+          </w:p>
+        </w:tc>
+      </w:tr>
+      <w:tr>
+        <w:tc>
+          <w:tcPr>
+            <w:tcMar>
+              <w:top w:w="40" w:type="dxa"/>
+              <w:bottom w:w="40" w:type="dxa"/>
+              <w:left w:w="60" w:type="dxa"/>
+              <w:right w:w="60" w:type="dxa"/>
+            </w:tcMar>
+          </w:tcPr>
+          <w:p>
+            <w:pPr>
+              <w:pStyle w:val="Compact"/>
+              <w:spacing w:before="0" w:after="40" w:line="264" w:lineRule="auto"/>
+            </w:pPr>
+            <w:r>
+              <w:rPr>
+                <w:rFonts w:ascii="Calibri" w:hAnsi="Calibri"/>
+                <w:b/>
+                <w:bCs/>
+                <w:sz w:val="18"/>
+              </w:rPr>
+              <w:t xml:space="preserve">Reason</w:t>
+            </w:r>
+          </w:p>
+        </w:tc>
+        <w:tc>
+          <w:tcPr>
+            <w:tcMar>
+              <w:top w:w="40" w:type="dxa"/>
+              <w:bottom w:w="40" w:type="dxa"/>
+              <w:left w:w="60" w:type="dxa"/>
+              <w:right w:w="60" w:type="dxa"/>
+            </w:tcMar>
+          </w:tcPr>
+          <w:p>
+            <w:pPr>
+              <w:pStyle w:val="Compact"/>
+              <w:spacing w:before="0" w:after="40" w:line="264" w:lineRule="auto"/>
+            </w:pPr>
+            <w:r>
+              <w:rPr>
+                <w:rFonts w:ascii="Calibri" w:hAnsi="Calibri"/>
+                <w:sz w:val="18"/>
+              </w:rPr>
+              <w:t xml:space="preserve">Staff can load one account and its paged ledger without UI yet</w:t>
+            </w:r>
+          </w:p>
+        </w:tc>
+      </w:tr>
+      <w:tr>
+        <w:tc>
+          <w:tcPr>
+            <w:tcMar>
+              <w:top w:w="40" w:type="dxa"/>
+              <w:bottom w:w="40" w:type="dxa"/>
+              <w:left w:w="60" w:type="dxa"/>
+              <w:right w:w="60" w:type="dxa"/>
+            </w:tcMar>
+          </w:tcPr>
+          <w:p>
+            <w:pPr>
+              <w:pStyle w:val="Compact"/>
+              <w:spacing w:before="0" w:after="40" w:line="264" w:lineRule="auto"/>
+            </w:pPr>
+            <w:r>
+              <w:rPr>
+                <w:rFonts w:ascii="Calibri" w:hAnsi="Calibri"/>
+                <w:b/>
+                <w:bCs/>
+                <w:sz w:val="18"/>
+              </w:rPr>
+              <w:t xml:space="preserve">Impact</w:t>
+            </w:r>
+          </w:p>
+        </w:tc>
+        <w:tc>
+          <w:tcPr>
+            <w:tcMar>
+              <w:top w:w="40" w:type="dxa"/>
+              <w:bottom w:w="40" w:type="dxa"/>
+              <w:left w:w="60" w:type="dxa"/>
+              <w:right w:w="60" w:type="dxa"/>
+            </w:tcMar>
+          </w:tcPr>
+          <w:p>
+            <w:pPr>
+              <w:pStyle w:val="Compact"/>
+              <w:spacing w:before="0" w:after="40" w:line="264" w:lineRule="auto"/>
+            </w:pPr>
+            <w:r>
+              <w:rPr>
+                <w:rFonts w:ascii="Calibri" w:hAnsi="Calibri"/>
+                <w:sz w:val="18"/>
+              </w:rPr>
+              <w:t xml:space="preserve">List API implemented (Partial overall: no withdraw/transfer/UI; dashboard count still stub)</w:t>
+            </w:r>
+          </w:p>
+        </w:tc>
+      </w:tr>
+    </w:tbl>
+    <w:p>
+      <w:pPr>
+        <w:spacing w:after="160" w:line="276" w:lineRule="auto"/>
+        <w:jc w:val="left"/>
+      </w:pPr>
+      <w:r>
+        <w:pict>
+          <v:rect style="width:0;height:1.5pt" o:hralign="center" o:hrstd="t" o:hr="t"/>
+        </w:pict>
+      </w:r>
+    </w:p>
+    <w:bookmarkEnd w:id="9"/>
+    <w:bookmarkStart w:id="10" w:name="technology-stack-living-document"/>
+    <w:p>
+      <w:pPr>
+        <w:pStyle w:val="Heading2"/>
+      </w:pPr>
+      <w:r>
+        <w:t xml:space="preserve">2026-07-23 — Technology stack living document</w:t>
+      </w:r>
+    </w:p>
+    <w:tbl>
+      <w:tblPr>
+        <w:tblStyle w:val="Table"/>
+        <w:tblW w:type="pct" w:w="5000"/>
+        <w:tblLayout w:type="autofit"/>
+        <w:tblLook w:firstRow="1" w:lastRow="0" w:firstColumn="0" w:lastColumn="0" w:noHBand="0" w:noVBand="0" w:val="0020"/>
+        <w:tblBorders>
+          <w:top w:val="single" w:sz="4" w:space="0" w:color="CBD5E0"/>
+          <w:left w:val="single" w:sz="4" w:space="0" w:color="CBD5E0"/>
+          <w:bottom w:val="single" w:sz="4" w:space="0" w:color="CBD5E0"/>
+          <w:right w:val="single" w:sz="4" w:space="0" w:color="CBD5E0"/>
+          <w:insideH w:val="single" w:sz="4" w:space="0" w:color="CBD5E0"/>
+          <w:insideV w:val="single" w:sz="4" w:space="0" w:color="CBD5E0"/>
+        </w:tblBorders>
+      </w:tblPr>
+      <w:tblGrid>
+        <w:gridCol w:w="3960"/>
+        <w:gridCol w:w="3960"/>
+      </w:tblGrid>
+      <w:tr>
+        <w:trPr>
+          <w:tblHeader w:val="on"/>
+        </w:trPr>
+        <w:tc>
+          <w:tcPr>
+            <w:tcMar>
+              <w:top w:w="40" w:type="dxa"/>
+              <w:bottom w:w="40" w:type="dxa"/>
+              <w:left w:w="60" w:type="dxa"/>
+              <w:right w:w="60" w:type="dxa"/>
+            </w:tcMar>
+            <w:shd w:fill="1A365D" w:val="clear"/>
+          </w:tcPr>
+          <w:p>
+            <w:pPr>
+              <w:pStyle w:val="Compact"/>
+              <w:spacing w:before="0" w:after="40" w:line="264" w:lineRule="auto"/>
+            </w:pPr>
+            <w:r>
+              <w:rPr>
+                <w:rFonts w:ascii="Calibri" w:hAnsi="Calibri"/>
+                <w:b/>
+                <w:color w:val="FFFFFF"/>
+                <w:sz w:val="18"/>
+              </w:rPr>
+              <w:t xml:space="preserve">Field</w:t>
+            </w:r>
+          </w:p>
+        </w:tc>
+        <w:tc>
+          <w:tcPr>
+            <w:tcMar>
+              <w:top w:w="40" w:type="dxa"/>
+              <w:bottom w:w="40" w:type="dxa"/>
+              <w:left w:w="60" w:type="dxa"/>
+              <w:right w:w="60" w:type="dxa"/>
+            </w:tcMar>
+            <w:shd w:fill="1A365D" w:val="clear"/>
+          </w:tcPr>
+          <w:p>
+            <w:pPr>
+              <w:pStyle w:val="Compact"/>
+              <w:spacing w:before="0" w:after="40" w:line="264" w:lineRule="auto"/>
+            </w:pPr>
+            <w:r>
+              <w:rPr>
+                <w:rFonts w:ascii="Calibri" w:hAnsi="Calibri"/>
+                <w:b/>
+                <w:color w:val="FFFFFF"/>
+                <w:sz w:val="18"/>
+              </w:rPr>
+              <w:t xml:space="preserve">Value</w:t>
+            </w:r>
+          </w:p>
+        </w:tc>
+      </w:tr>
+      <w:tr>
+        <w:tc>
+          <w:tcPr>
+            <w:tcMar>
+              <w:top w:w="40" w:type="dxa"/>
+              <w:bottom w:w="40" w:type="dxa"/>
+              <w:left w:w="60" w:type="dxa"/>
+              <w:right w:w="60" w:type="dxa"/>
+            </w:tcMar>
+          </w:tcPr>
+          <w:p>
+            <w:pPr>
+              <w:pStyle w:val="Compact"/>
+              <w:spacing w:before="0" w:after="40" w:line="264" w:lineRule="auto"/>
+            </w:pPr>
+            <w:r>
+              <w:rPr>
+                <w:rFonts w:ascii="Calibri" w:hAnsi="Calibri"/>
+                <w:b/>
+                <w:bCs/>
+                <w:sz w:val="18"/>
+              </w:rPr>
+              <w:t xml:space="preserve">Feature</w:t>
+            </w:r>
+          </w:p>
+        </w:tc>
+        <w:tc>
+          <w:tcPr>
+            <w:tcMar>
+              <w:top w:w="40" w:type="dxa"/>
+              <w:bottom w:w="40" w:type="dxa"/>
+              <w:left w:w="60" w:type="dxa"/>
+              <w:right w:w="60" w:type="dxa"/>
+            </w:tcMar>
+          </w:tcPr>
+          <w:p>
+            <w:pPr>
+              <w:pStyle w:val="Compact"/>
+              <w:spacing w:before="0" w:after="40" w:line="264" w:lineRule="auto"/>
+            </w:pPr>
+            <w:r>
+              <w:rPr>
+                <w:rFonts w:ascii="Calibri" w:hAnsi="Calibri"/>
+                <w:sz w:val="18"/>
+              </w:rPr>
+              <w:t xml:space="preserve">Add</w:t>
+            </w:r>
+            <w:r>
+              <w:rPr>
+                <w:rFonts w:ascii="Calibri" w:hAnsi="Calibri"/>
+                <w:sz w:val="18"/>
+              </w:rPr>
+              <w:t xml:space="preserve"> </w:t>
+            </w:r>
+            <w:r>
+              <w:rPr>
+                <w:rStyle w:val="VerbatimChar"/>
+                <w:rFonts w:ascii="Calibri" w:hAnsi="Calibri"/>
+                <w:sz w:val="18"/>
+              </w:rPr>
+              <w:t xml:space="preserve">TECH_STACK</w:t>
+            </w:r>
+            <w:r>
+              <w:rPr>
+                <w:rFonts w:ascii="Calibri" w:hAnsi="Calibri"/>
+                <w:sz w:val="18"/>
+              </w:rPr>
+              <w:t xml:space="preserve"> </w:t>
+            </w:r>
+            <w:r>
+              <w:rPr>
+                <w:rFonts w:ascii="Calibri" w:hAnsi="Calibri"/>
+                <w:sz w:val="18"/>
+              </w:rPr>
+              <w:t xml:space="preserve">inventory; keep in sync on dependency changes</w:t>
+            </w:r>
+          </w:p>
+        </w:tc>
+      </w:tr>
+      <w:tr>
+        <w:tc>
+          <w:tcPr>
+            <w:tcMar>
+              <w:top w:w="40" w:type="dxa"/>
+              <w:bottom w:w="40" w:type="dxa"/>
+              <w:left w:w="60" w:type="dxa"/>
+              <w:right w:w="60" w:type="dxa"/>
+            </w:tcMar>
+          </w:tcPr>
+          <w:p>
+            <w:pPr>
+              <w:pStyle w:val="Compact"/>
+              <w:spacing w:before="0" w:after="40" w:line="264" w:lineRule="auto"/>
+            </w:pPr>
+            <w:r>
+              <w:rPr>
+                <w:rFonts w:ascii="Calibri" w:hAnsi="Calibri"/>
+                <w:b/>
+                <w:bCs/>
+                <w:sz w:val="18"/>
+              </w:rPr>
+              <w:t xml:space="preserve">Files Modified</w:t>
+            </w:r>
+          </w:p>
+        </w:tc>
+        <w:tc>
+          <w:tcPr>
+            <w:tcMar>
+              <w:top w:w="40" w:type="dxa"/>
+              <w:bottom w:w="40" w:type="dxa"/>
+              <w:left w:w="60" w:type="dxa"/>
+              <w:right w:w="60" w:type="dxa"/>
+            </w:tcMar>
+          </w:tcPr>
+          <w:p>
+            <w:pPr>
+              <w:pStyle w:val="Compact"/>
+              <w:spacing w:before="0" w:after="40" w:line="264" w:lineRule="auto"/>
+            </w:pPr>
+            <w:r>
+              <w:rPr>
+                <w:rStyle w:val="VerbatimChar"/>
+                <w:rFonts w:ascii="Calibri" w:hAnsi="Calibri"/>
+                <w:sz w:val="18"/>
+              </w:rPr>
+              <w:t xml:space="preserve">docs/_source/TECH_STACK.md</w:t>
+            </w:r>
+            <w:r>
+              <w:rPr>
+                <w:rFonts w:ascii="Calibri" w:hAnsi="Calibri"/>
+                <w:sz w:val="18"/>
+              </w:rPr>
+              <w:t xml:space="preserve">,</w:t>
+            </w:r>
+            <w:r>
+              <w:rPr>
+                <w:rFonts w:ascii="Calibri" w:hAnsi="Calibri"/>
+                <w:sz w:val="18"/>
+              </w:rPr>
+              <w:t xml:space="preserve"> </w:t>
+            </w:r>
+            <w:r>
+              <w:rPr>
+                <w:rStyle w:val="VerbatimChar"/>
+                <w:rFonts w:ascii="Calibri" w:hAnsi="Calibri"/>
+                <w:sz w:val="18"/>
+              </w:rPr>
+              <w:t xml:space="preserve">docs/_source/README.md</w:t>
+            </w:r>
+            <w:r>
+              <w:rPr>
+                <w:rFonts w:ascii="Calibri" w:hAnsi="Calibri"/>
+                <w:sz w:val="18"/>
+              </w:rPr>
+              <w:t xml:space="preserve">,</w:t>
+            </w:r>
+            <w:r>
+              <w:rPr>
+                <w:rFonts w:ascii="Calibri" w:hAnsi="Calibri"/>
+                <w:sz w:val="18"/>
+              </w:rPr>
+              <w:t xml:space="preserve"> </w:t>
+            </w:r>
+            <w:r>
+              <w:rPr>
+                <w:rStyle w:val="VerbatimChar"/>
+                <w:rFonts w:ascii="Calibri" w:hAnsi="Calibri"/>
+                <w:sz w:val="18"/>
+              </w:rPr>
+              <w:t xml:space="preserve">.cursor/rules/documentation-architect.mdc</w:t>
+            </w:r>
+            <w:r>
+              <w:rPr>
+                <w:rFonts w:ascii="Calibri" w:hAnsi="Calibri"/>
+                <w:sz w:val="18"/>
+              </w:rPr>
+              <w:t xml:space="preserve">,</w:t>
+            </w:r>
+            <w:r>
+              <w:rPr>
+                <w:rFonts w:ascii="Calibri" w:hAnsi="Calibri"/>
+                <w:sz w:val="18"/>
+              </w:rPr>
+              <w:t xml:space="preserve"> </w:t>
+            </w:r>
+            <w:r>
+              <w:rPr>
+                <w:rStyle w:val="VerbatimChar"/>
+                <w:rFonts w:ascii="Calibri" w:hAnsi="Calibri"/>
+                <w:sz w:val="18"/>
+              </w:rPr>
+              <w:t xml:space="preserve">CHANGELOG.md</w:t>
+            </w:r>
+          </w:p>
+        </w:tc>
+      </w:tr>
+      <w:tr>
+        <w:tc>
+          <w:tcPr>
+            <w:tcMar>
+              <w:top w:w="40" w:type="dxa"/>
+              <w:bottom w:w="40" w:type="dxa"/>
+              <w:left w:w="60" w:type="dxa"/>
+              <w:right w:w="60" w:type="dxa"/>
+            </w:tcMar>
+          </w:tcPr>
+          <w:p>
+            <w:pPr>
+              <w:pStyle w:val="Compact"/>
+              <w:spacing w:before="0" w:after="40" w:line="264" w:lineRule="auto"/>
+            </w:pPr>
+            <w:r>
+              <w:rPr>
+                <w:rFonts w:ascii="Calibri" w:hAnsi="Calibri"/>
+                <w:b/>
+                <w:bCs/>
+                <w:sz w:val="18"/>
+              </w:rPr>
+              <w:t xml:space="preserve">Classes Modified</w:t>
+            </w:r>
+          </w:p>
+        </w:tc>
+        <w:tc>
+          <w:tcPr>
+            <w:tcMar>
+              <w:top w:w="40" w:type="dxa"/>
+              <w:bottom w:w="40" w:type="dxa"/>
+              <w:left w:w="60" w:type="dxa"/>
+              <w:right w:w="60" w:type="dxa"/>
+            </w:tcMar>
+          </w:tcPr>
+          <w:p>
+            <w:pPr>
+              <w:pStyle w:val="Compact"/>
+              <w:spacing w:before="0" w:after="40" w:line="264" w:lineRule="auto"/>
+            </w:pPr>
+            <w:r>
+              <w:rPr>
+                <w:rFonts w:ascii="Calibri" w:hAnsi="Calibri"/>
+                <w:sz w:val="18"/>
+              </w:rPr>
+              <w:t xml:space="preserve">N/A</w:t>
+            </w:r>
+          </w:p>
+        </w:tc>
+      </w:tr>
+      <w:tr>
+        <w:tc>
+          <w:tcPr>
+            <w:tcMar>
+              <w:top w:w="40" w:type="dxa"/>
+              <w:bottom w:w="40" w:type="dxa"/>
+              <w:left w:w="60" w:type="dxa"/>
+              <w:right w:w="60" w:type="dxa"/>
+            </w:tcMar>
+          </w:tcPr>
+          <w:p>
+            <w:pPr>
+              <w:pStyle w:val="Compact"/>
+              <w:spacing w:before="0" w:after="40" w:line="264" w:lineRule="auto"/>
+            </w:pPr>
+            <w:r>
+              <w:rPr>
+                <w:rFonts w:ascii="Calibri" w:hAnsi="Calibri"/>
+                <w:b/>
+                <w:bCs/>
+                <w:sz w:val="18"/>
+              </w:rPr>
+              <w:t xml:space="preserve">Methods Modified</w:t>
+            </w:r>
+          </w:p>
+        </w:tc>
+        <w:tc>
+          <w:tcPr>
+            <w:tcMar>
+              <w:top w:w="40" w:type="dxa"/>
+              <w:bottom w:w="40" w:type="dxa"/>
+              <w:left w:w="60" w:type="dxa"/>
+              <w:right w:w="60" w:type="dxa"/>
+            </w:tcMar>
+          </w:tcPr>
+          <w:p>
+            <w:pPr>
+              <w:pStyle w:val="Compact"/>
+              <w:spacing w:before="0" w:after="40" w:line="264" w:lineRule="auto"/>
+            </w:pPr>
+            <w:r>
+              <w:rPr>
+                <w:rFonts w:ascii="Calibri" w:hAnsi="Calibri"/>
+                <w:sz w:val="18"/>
+              </w:rPr>
+              <w:t xml:space="preserve">N/A</w:t>
+            </w:r>
+          </w:p>
+        </w:tc>
+      </w:tr>
+      <w:tr>
+        <w:tc>
+          <w:tcPr>
+            <w:tcMar>
+              <w:top w:w="40" w:type="dxa"/>
+              <w:bottom w:w="40" w:type="dxa"/>
+              <w:left w:w="60" w:type="dxa"/>
+              <w:right w:w="60" w:type="dxa"/>
+            </w:tcMar>
+          </w:tcPr>
+          <w:p>
+            <w:pPr>
+              <w:pStyle w:val="Compact"/>
+              <w:spacing w:before="0" w:after="40" w:line="264" w:lineRule="auto"/>
+            </w:pPr>
+            <w:r>
+              <w:rPr>
+                <w:rFonts w:ascii="Calibri" w:hAnsi="Calibri"/>
+                <w:b/>
+                <w:bCs/>
+                <w:sz w:val="18"/>
+              </w:rPr>
+              <w:t xml:space="preserve">Reason</w:t>
+            </w:r>
+          </w:p>
+        </w:tc>
+        <w:tc>
+          <w:tcPr>
+            <w:tcMar>
+              <w:top w:w="40" w:type="dxa"/>
+              <w:bottom w:w="40" w:type="dxa"/>
+              <w:left w:w="60" w:type="dxa"/>
+              <w:right w:w="60" w:type="dxa"/>
+            </w:tcMar>
+          </w:tcPr>
+          <w:p>
+            <w:pPr>
+              <w:pStyle w:val="Compact"/>
+              <w:spacing w:before="0" w:after="40" w:line="264" w:lineRule="auto"/>
+            </w:pPr>
+            <w:r>
+              <w:rPr>
+                <w:rFonts w:ascii="Calibri" w:hAnsi="Calibri"/>
+                <w:sz w:val="18"/>
+              </w:rPr>
+              <w:t xml:space="preserve">Single place listing all technologies/versions used in the project</w:t>
+            </w:r>
+          </w:p>
+        </w:tc>
+      </w:tr>
+      <w:tr>
+        <w:tc>
+          <w:tcPr>
+            <w:tcMar>
+              <w:top w:w="40" w:type="dxa"/>
+              <w:bottom w:w="40" w:type="dxa"/>
+              <w:left w:w="60" w:type="dxa"/>
+              <w:right w:w="60" w:type="dxa"/>
+            </w:tcMar>
+          </w:tcPr>
+          <w:p>
+            <w:pPr>
+              <w:pStyle w:val="Compact"/>
+              <w:spacing w:before="0" w:after="40" w:line="264" w:lineRule="auto"/>
+            </w:pPr>
+            <w:r>
+              <w:rPr>
+                <w:rFonts w:ascii="Calibri" w:hAnsi="Calibri"/>
+                <w:b/>
+                <w:bCs/>
+                <w:sz w:val="18"/>
+              </w:rPr>
+              <w:t xml:space="preserve">Impact</w:t>
+            </w:r>
+          </w:p>
+        </w:tc>
+        <w:tc>
+          <w:tcPr>
+            <w:tcMar>
+              <w:top w:w="40" w:type="dxa"/>
+              <w:bottom w:w="40" w:type="dxa"/>
+              <w:left w:w="60" w:type="dxa"/>
+              <w:right w:w="60" w:type="dxa"/>
+            </w:tcMar>
+          </w:tcPr>
+          <w:p>
+            <w:pPr>
+              <w:pStyle w:val="Compact"/>
+              <w:spacing w:before="0" w:after="40" w:line="264" w:lineRule="auto"/>
+            </w:pPr>
+            <w:r>
+              <w:rPr>
+                <w:rFonts w:ascii="Calibri" w:hAnsi="Calibri"/>
+                <w:sz w:val="18"/>
+              </w:rPr>
+              <w:t xml:space="preserve">Architect rule requires updating TECH_STACK when pom/package.json/deploy/auth/DB change</w:t>
+            </w:r>
+          </w:p>
+        </w:tc>
+      </w:tr>
+    </w:tbl>
+    <w:p>
+      <w:pPr>
+        <w:spacing w:after="160" w:line="276" w:lineRule="auto"/>
+        <w:jc w:val="left"/>
+      </w:pPr>
+      <w:r>
+        <w:pict>
+          <v:rect style="width:0;height:1.5pt" o:hralign="center" o:hrstd="t" o:hr="t"/>
+        </w:pict>
+      </w:r>
+    </w:p>
+    <w:bookmarkEnd w:id="10"/>
+    <w:bookmarkStart w:id="11" w:name="X9e547219cbee15e69191ff1d8c2da32a81ec61b"/>
+    <w:p>
+      <w:pPr>
+        <w:pStyle w:val="Heading2"/>
+      </w:pPr>
+      <w:r>
+        <w:t xml:space="preserve">2026-07-23 — Transaction ledger foundation + deposit CREDIT write</w:t>
+      </w:r>
+    </w:p>
+    <w:tbl>
+      <w:tblPr>
+        <w:tblStyle w:val="Table"/>
+        <w:tblW w:type="pct" w:w="5000"/>
+        <w:tblLayout w:type="autofit"/>
+        <w:tblLook w:firstRow="1" w:lastRow="0" w:firstColumn="0" w:lastColumn="0" w:noHBand="0" w:noVBand="0" w:val="0020"/>
+        <w:tblBorders>
+          <w:top w:val="single" w:sz="4" w:space="0" w:color="CBD5E0"/>
+          <w:left w:val="single" w:sz="4" w:space="0" w:color="CBD5E0"/>
+          <w:bottom w:val="single" w:sz="4" w:space="0" w:color="CBD5E0"/>
+          <w:right w:val="single" w:sz="4" w:space="0" w:color="CBD5E0"/>
+          <w:insideH w:val="single" w:sz="4" w:space="0" w:color="CBD5E0"/>
+          <w:insideV w:val="single" w:sz="4" w:space="0" w:color="CBD5E0"/>
+        </w:tblBorders>
+      </w:tblPr>
+      <w:tblGrid>
+        <w:gridCol w:w="3960"/>
+        <w:gridCol w:w="3960"/>
+      </w:tblGrid>
+      <w:tr>
+        <w:trPr>
+          <w:tblHeader w:val="on"/>
+        </w:trPr>
+        <w:tc>
+          <w:tcPr>
+            <w:tcMar>
+              <w:top w:w="40" w:type="dxa"/>
+              <w:bottom w:w="40" w:type="dxa"/>
+              <w:left w:w="60" w:type="dxa"/>
+              <w:right w:w="60" w:type="dxa"/>
+            </w:tcMar>
+            <w:shd w:fill="1A365D" w:val="clear"/>
+          </w:tcPr>
+          <w:p>
+            <w:pPr>
+              <w:pStyle w:val="Compact"/>
+              <w:spacing w:before="0" w:after="40" w:line="264" w:lineRule="auto"/>
+            </w:pPr>
+            <w:r>
+              <w:rPr>
+                <w:rFonts w:ascii="Calibri" w:hAnsi="Calibri"/>
+                <w:b/>
+                <w:color w:val="FFFFFF"/>
+                <w:sz w:val="18"/>
+              </w:rPr>
+              <w:t xml:space="preserve">Field</w:t>
+            </w:r>
+          </w:p>
+        </w:tc>
+        <w:tc>
+          <w:tcPr>
+            <w:tcMar>
+              <w:top w:w="40" w:type="dxa"/>
+              <w:bottom w:w="40" w:type="dxa"/>
+              <w:left w:w="60" w:type="dxa"/>
+              <w:right w:w="60" w:type="dxa"/>
+            </w:tcMar>
+            <w:shd w:fill="1A365D" w:val="clear"/>
+          </w:tcPr>
+          <w:p>
+            <w:pPr>
+              <w:pStyle w:val="Compact"/>
+              <w:spacing w:before="0" w:after="40" w:line="264" w:lineRule="auto"/>
+            </w:pPr>
+            <w:r>
+              <w:rPr>
+                <w:rFonts w:ascii="Calibri" w:hAnsi="Calibri"/>
+                <w:b/>
+                <w:color w:val="FFFFFF"/>
+                <w:sz w:val="18"/>
+              </w:rPr>
+              <w:t xml:space="preserve">Value</w:t>
+            </w:r>
+          </w:p>
+        </w:tc>
+      </w:tr>
+      <w:tr>
+        <w:tc>
+          <w:tcPr>
+            <w:tcMar>
+              <w:top w:w="40" w:type="dxa"/>
+              <w:bottom w:w="40" w:type="dxa"/>
+              <w:left w:w="60" w:type="dxa"/>
+              <w:right w:w="60" w:type="dxa"/>
+            </w:tcMar>
+          </w:tcPr>
+          <w:p>
+            <w:pPr>
+              <w:pStyle w:val="Compact"/>
+              <w:spacing w:before="0" w:after="40" w:line="264" w:lineRule="auto"/>
+            </w:pPr>
+            <w:r>
+              <w:rPr>
+                <w:rFonts w:ascii="Calibri" w:hAnsi="Calibri"/>
+                <w:b/>
+                <w:bCs/>
+                <w:sz w:val="18"/>
+              </w:rPr>
+              <w:t xml:space="preserve">Feature</w:t>
+            </w:r>
+          </w:p>
+        </w:tc>
+        <w:tc>
+          <w:tcPr>
+            <w:tcMar>
+              <w:top w:w="40" w:type="dxa"/>
+              <w:bottom w:w="40" w:type="dxa"/>
+              <w:left w:w="60" w:type="dxa"/>
+              <w:right w:w="60" w:type="dxa"/>
+            </w:tcMar>
+          </w:tcPr>
+          <w:p>
+            <w:pPr>
+              <w:pStyle w:val="Compact"/>
+              <w:spacing w:before="0" w:after="40" w:line="264" w:lineRule="auto"/>
+            </w:pPr>
+            <w:r>
+              <w:rPr>
+                <w:rFonts w:ascii="Calibri" w:hAnsi="Calibri"/>
+                <w:sz w:val="18"/>
+              </w:rPr>
+              <w:t xml:space="preserve">Transaction module foundation; deposit posts CREDIT ledger row</w:t>
+            </w:r>
+          </w:p>
+        </w:tc>
+      </w:tr>
+      <w:tr>
+        <w:tc>
+          <w:tcPr>
+            <w:tcMar>
+              <w:top w:w="40" w:type="dxa"/>
+              <w:bottom w:w="40" w:type="dxa"/>
+              <w:left w:w="60" w:type="dxa"/>
+              <w:right w:w="60" w:type="dxa"/>
+            </w:tcMar>
+          </w:tcPr>
+          <w:p>
+            <w:pPr>
+              <w:pStyle w:val="Compact"/>
+              <w:spacing w:before="0" w:after="40" w:line="264" w:lineRule="auto"/>
+            </w:pPr>
+            <w:r>
+              <w:rPr>
+                <w:rFonts w:ascii="Calibri" w:hAnsi="Calibri"/>
+                <w:b/>
+                <w:bCs/>
+                <w:sz w:val="18"/>
+              </w:rPr>
+              <w:t xml:space="preserve">Files Modified</w:t>
+            </w:r>
+          </w:p>
+        </w:tc>
+        <w:tc>
+          <w:tcPr>
+            <w:tcMar>
+              <w:top w:w="40" w:type="dxa"/>
+              <w:bottom w:w="40" w:type="dxa"/>
+              <w:left w:w="60" w:type="dxa"/>
+              <w:right w:w="60" w:type="dxa"/>
+            </w:tcMar>
+          </w:tcPr>
+          <w:p>
+            <w:pPr>
+              <w:pStyle w:val="Compact"/>
+              <w:spacing w:before="0" w:after="40" w:line="264" w:lineRule="auto"/>
+            </w:pPr>
+            <w:r>
+              <w:rPr>
+                <w:rStyle w:val="VerbatimChar"/>
+                <w:rFonts w:ascii="Calibri" w:hAnsi="Calibri"/>
+                <w:sz w:val="18"/>
+              </w:rPr>
+              <w:t xml:space="preserve">transaction/entity/Transaction.java</w:t>
+            </w:r>
+            <w:r>
+              <w:rPr>
+                <w:rFonts w:ascii="Calibri" w:hAnsi="Calibri"/>
+                <w:sz w:val="18"/>
+              </w:rPr>
+              <w:t xml:space="preserve">,</w:t>
+            </w:r>
+            <w:r>
+              <w:rPr>
+                <w:rFonts w:ascii="Calibri" w:hAnsi="Calibri"/>
+                <w:sz w:val="18"/>
+              </w:rPr>
+              <w:t xml:space="preserve"> </w:t>
+            </w:r>
+            <w:r>
+              <w:rPr>
+                <w:rStyle w:val="VerbatimChar"/>
+                <w:rFonts w:ascii="Calibri" w:hAnsi="Calibri"/>
+                <w:sz w:val="18"/>
+              </w:rPr>
+              <w:t xml:space="preserve">enums/TransactionType.java</w:t>
+            </w:r>
+            <w:r>
+              <w:rPr>
+                <w:rFonts w:ascii="Calibri" w:hAnsi="Calibri"/>
+                <w:sz w:val="18"/>
+              </w:rPr>
+              <w:t xml:space="preserve">,</w:t>
+            </w:r>
+            <w:r>
+              <w:rPr>
+                <w:rFonts w:ascii="Calibri" w:hAnsi="Calibri"/>
+                <w:sz w:val="18"/>
+              </w:rPr>
+              <w:t xml:space="preserve"> </w:t>
+            </w:r>
+            <w:r>
+              <w:rPr>
+                <w:rStyle w:val="VerbatimChar"/>
+                <w:rFonts w:ascii="Calibri" w:hAnsi="Calibri"/>
+                <w:sz w:val="18"/>
+              </w:rPr>
+              <w:t xml:space="preserve">repository/TransactionRepository.java</w:t>
+            </w:r>
+            <w:r>
+              <w:rPr>
+                <w:rFonts w:ascii="Calibri" w:hAnsi="Calibri"/>
+                <w:sz w:val="18"/>
+              </w:rPr>
+              <w:t xml:space="preserve">,</w:t>
+            </w:r>
+            <w:r>
+              <w:rPr>
+                <w:rFonts w:ascii="Calibri" w:hAnsi="Calibri"/>
+                <w:sz w:val="18"/>
+              </w:rPr>
+              <w:t xml:space="preserve"> </w:t>
+            </w:r>
+            <w:r>
+              <w:rPr>
+                <w:rStyle w:val="VerbatimChar"/>
+                <w:rFonts w:ascii="Calibri" w:hAnsi="Calibri"/>
+                <w:sz w:val="18"/>
+              </w:rPr>
+              <w:t xml:space="preserve">service/TransactionService.java</w:t>
+            </w:r>
+            <w:r>
+              <w:rPr>
+                <w:rFonts w:ascii="Calibri" w:hAnsi="Calibri"/>
+                <w:sz w:val="18"/>
+              </w:rPr>
+              <w:t xml:space="preserve">,</w:t>
+            </w:r>
+            <w:r>
+              <w:rPr>
+                <w:rFonts w:ascii="Calibri" w:hAnsi="Calibri"/>
+                <w:sz w:val="18"/>
+              </w:rPr>
+              <w:t xml:space="preserve"> </w:t>
+            </w:r>
+            <w:r>
+              <w:rPr>
+                <w:rStyle w:val="VerbatimChar"/>
+                <w:rFonts w:ascii="Calibri" w:hAnsi="Calibri"/>
+                <w:sz w:val="18"/>
+              </w:rPr>
+              <w:t xml:space="preserve">TransactionServiceImpl.java</w:t>
+            </w:r>
+            <w:r>
+              <w:rPr>
+                <w:rFonts w:ascii="Calibri" w:hAnsi="Calibri"/>
+                <w:sz w:val="18"/>
+              </w:rPr>
+              <w:t xml:space="preserve">;</w:t>
+            </w:r>
+            <w:r>
+              <w:rPr>
+                <w:rFonts w:ascii="Calibri" w:hAnsi="Calibri"/>
+                <w:sz w:val="18"/>
+              </w:rPr>
+              <w:t xml:space="preserve"> </w:t>
+            </w:r>
+            <w:r>
+              <w:rPr>
+                <w:rStyle w:val="VerbatimChar"/>
+                <w:rFonts w:ascii="Calibri" w:hAnsi="Calibri"/>
+                <w:sz w:val="18"/>
+              </w:rPr>
+              <w:t xml:space="preserve">AccountServiceImpl.java</w:t>
+            </w:r>
+            <w:r>
+              <w:rPr>
+                <w:rFonts w:ascii="Calibri" w:hAnsi="Calibri"/>
+                <w:sz w:val="18"/>
+              </w:rPr>
+              <w:t xml:space="preserve">; docs</w:t>
+            </w:r>
+            <w:r>
+              <w:rPr>
+                <w:rFonts w:ascii="Calibri" w:hAnsi="Calibri"/>
+                <w:sz w:val="18"/>
+              </w:rPr>
+              <w:t xml:space="preserve"> </w:t>
+            </w:r>
+            <w:r>
+              <w:rPr>
+                <w:rStyle w:val="VerbatimChar"/>
+                <w:rFonts w:ascii="Calibri" w:hAnsi="Calibri"/>
+                <w:sz w:val="18"/>
+              </w:rPr>
+              <w:t xml:space="preserve">_source</w:t>
+            </w:r>
+            <w:r>
+              <w:rPr>
+                <w:rFonts w:ascii="Calibri" w:hAnsi="Calibri"/>
+                <w:sz w:val="18"/>
+              </w:rPr>
+              <w:t xml:space="preserve"> </w:t>
+            </w:r>
+            <w:r>
+              <w:rPr>
+                <w:rFonts w:ascii="Calibri" w:hAnsi="Calibri"/>
+                <w:sz w:val="18"/>
+              </w:rPr>
+              <w:t xml:space="preserve">MODULES/Transaction, Account, FUNCTIONAL_SPECIFICATION, CALL_FLOW, DATABASE_SCHEMA, CHANGELOG</w:t>
+            </w:r>
+          </w:p>
+        </w:tc>
+      </w:tr>
+      <w:tr>
+        <w:tc>
+          <w:tcPr>
+            <w:tcMar>
+              <w:top w:w="40" w:type="dxa"/>
+              <w:bottom w:w="40" w:type="dxa"/>
+              <w:left w:w="60" w:type="dxa"/>
+              <w:right w:w="60" w:type="dxa"/>
+            </w:tcMar>
+          </w:tcPr>
+          <w:p>
+            <w:pPr>
+              <w:pStyle w:val="Compact"/>
+              <w:spacing w:before="0" w:after="40" w:line="264" w:lineRule="auto"/>
+            </w:pPr>
+            <w:r>
+              <w:rPr>
+                <w:rFonts w:ascii="Calibri" w:hAnsi="Calibri"/>
+                <w:b/>
+                <w:bCs/>
+                <w:sz w:val="18"/>
+              </w:rPr>
+              <w:t xml:space="preserve">Classes Modified</w:t>
+            </w:r>
+          </w:p>
+        </w:tc>
+        <w:tc>
+          <w:tcPr>
+            <w:tcMar>
+              <w:top w:w="40" w:type="dxa"/>
+              <w:bottom w:w="40" w:type="dxa"/>
+              <w:left w:w="60" w:type="dxa"/>
+              <w:right w:w="60" w:type="dxa"/>
+            </w:tcMar>
+          </w:tcPr>
+          <w:p>
+            <w:pPr>
+              <w:pStyle w:val="Compact"/>
+              <w:spacing w:before="0" w:after="40" w:line="264" w:lineRule="auto"/>
+            </w:pPr>
+            <w:r>
+              <w:rPr>
+                <w:rStyle w:val="VerbatimChar"/>
+                <w:rFonts w:ascii="Calibri" w:hAnsi="Calibri"/>
+                <w:sz w:val="18"/>
+              </w:rPr>
+              <w:t xml:space="preserve">Transaction</w:t>
+            </w:r>
+            <w:r>
+              <w:rPr>
+                <w:rFonts w:ascii="Calibri" w:hAnsi="Calibri"/>
+                <w:sz w:val="18"/>
+              </w:rPr>
+              <w:t xml:space="preserve">,</w:t>
+            </w:r>
+            <w:r>
+              <w:rPr>
+                <w:rFonts w:ascii="Calibri" w:hAnsi="Calibri"/>
+                <w:sz w:val="18"/>
+              </w:rPr>
+              <w:t xml:space="preserve"> </w:t>
+            </w:r>
+            <w:r>
+              <w:rPr>
+                <w:rStyle w:val="VerbatimChar"/>
+                <w:rFonts w:ascii="Calibri" w:hAnsi="Calibri"/>
+                <w:sz w:val="18"/>
+              </w:rPr>
+              <w:t xml:space="preserve">TransactionType</w:t>
+            </w:r>
+            <w:r>
+              <w:rPr>
+                <w:rFonts w:ascii="Calibri" w:hAnsi="Calibri"/>
+                <w:sz w:val="18"/>
+              </w:rPr>
+              <w:t xml:space="preserve">,</w:t>
+            </w:r>
+            <w:r>
+              <w:rPr>
+                <w:rFonts w:ascii="Calibri" w:hAnsi="Calibri"/>
+                <w:sz w:val="18"/>
+              </w:rPr>
+              <w:t xml:space="preserve"> </w:t>
+            </w:r>
+            <w:r>
+              <w:rPr>
+                <w:rStyle w:val="VerbatimChar"/>
+                <w:rFonts w:ascii="Calibri" w:hAnsi="Calibri"/>
+                <w:sz w:val="18"/>
+              </w:rPr>
+              <w:t xml:space="preserve">TransactionRepository</w:t>
+            </w:r>
+            <w:r>
+              <w:rPr>
+                <w:rFonts w:ascii="Calibri" w:hAnsi="Calibri"/>
+                <w:sz w:val="18"/>
+              </w:rPr>
+              <w:t xml:space="preserve">,</w:t>
+            </w:r>
+            <w:r>
+              <w:rPr>
+                <w:rFonts w:ascii="Calibri" w:hAnsi="Calibri"/>
+                <w:sz w:val="18"/>
+              </w:rPr>
+              <w:t xml:space="preserve"> </w:t>
+            </w:r>
+            <w:r>
+              <w:rPr>
+                <w:rStyle w:val="VerbatimChar"/>
+                <w:rFonts w:ascii="Calibri" w:hAnsi="Calibri"/>
+                <w:sz w:val="18"/>
+              </w:rPr>
+              <w:t xml:space="preserve">TransactionService</w:t>
+            </w:r>
+            <w:r>
+              <w:rPr>
+                <w:rFonts w:ascii="Calibri" w:hAnsi="Calibri"/>
+                <w:sz w:val="18"/>
+              </w:rPr>
+              <w:t xml:space="preserve">/</w:t>
+            </w:r>
+            <w:r>
+              <w:rPr>
+                <w:rStyle w:val="VerbatimChar"/>
+                <w:rFonts w:ascii="Calibri" w:hAnsi="Calibri"/>
+                <w:sz w:val="18"/>
+              </w:rPr>
+              <w:t xml:space="preserve">Impl</w:t>
+            </w:r>
+            <w:r>
+              <w:rPr>
+                <w:rFonts w:ascii="Calibri" w:hAnsi="Calibri"/>
+                <w:sz w:val="18"/>
+              </w:rPr>
+              <w:t xml:space="preserve">,</w:t>
+            </w:r>
+            <w:r>
+              <w:rPr>
+                <w:rFonts w:ascii="Calibri" w:hAnsi="Calibri"/>
+                <w:sz w:val="18"/>
+              </w:rPr>
+              <w:t xml:space="preserve"> </w:t>
+            </w:r>
+            <w:r>
+              <w:rPr>
+                <w:rStyle w:val="VerbatimChar"/>
+                <w:rFonts w:ascii="Calibri" w:hAnsi="Calibri"/>
+                <w:sz w:val="18"/>
+              </w:rPr>
+              <w:t xml:space="preserve">AccountServiceImpl</w:t>
+            </w:r>
+          </w:p>
+        </w:tc>
+      </w:tr>
+      <w:tr>
+        <w:tc>
+          <w:tcPr>
+            <w:tcMar>
+              <w:top w:w="40" w:type="dxa"/>
+              <w:bottom w:w="40" w:type="dxa"/>
+              <w:left w:w="60" w:type="dxa"/>
+              <w:right w:w="60" w:type="dxa"/>
+            </w:tcMar>
+          </w:tcPr>
+          <w:p>
+            <w:pPr>
+              <w:pStyle w:val="Compact"/>
+              <w:spacing w:before="0" w:after="40" w:line="264" w:lineRule="auto"/>
+            </w:pPr>
+            <w:r>
+              <w:rPr>
+                <w:rFonts w:ascii="Calibri" w:hAnsi="Calibri"/>
+                <w:b/>
+                <w:bCs/>
+                <w:sz w:val="18"/>
+              </w:rPr>
+              <w:t xml:space="preserve">Methods Modified</w:t>
+            </w:r>
+          </w:p>
+        </w:tc>
+        <w:tc>
+          <w:tcPr>
+            <w:tcMar>
+              <w:top w:w="40" w:type="dxa"/>
+              <w:bottom w:w="40" w:type="dxa"/>
+              <w:left w:w="60" w:type="dxa"/>
+              <w:right w:w="60" w:type="dxa"/>
+            </w:tcMar>
+          </w:tcPr>
+          <w:p>
+            <w:pPr>
+              <w:pStyle w:val="Compact"/>
+              <w:spacing w:before="0" w:after="40" w:line="264" w:lineRule="auto"/>
+            </w:pPr>
+            <w:r>
+              <w:rPr>
+                <w:rStyle w:val="VerbatimChar"/>
+                <w:rFonts w:ascii="Calibri" w:hAnsi="Calibri"/>
+                <w:sz w:val="18"/>
+              </w:rPr>
+              <w:t xml:space="preserve">TransactionServiceImpl.record()</w:t>
+            </w:r>
+            <w:r>
+              <w:rPr>
+                <w:rFonts w:ascii="Calibri" w:hAnsi="Calibri"/>
+                <w:sz w:val="18"/>
+              </w:rPr>
+              <w:t xml:space="preserve">;</w:t>
+            </w:r>
+            <w:r>
+              <w:rPr>
+                <w:rFonts w:ascii="Calibri" w:hAnsi="Calibri"/>
+                <w:sz w:val="18"/>
+              </w:rPr>
+              <w:t xml:space="preserve"> </w:t>
+            </w:r>
+            <w:r>
+              <w:rPr>
+                <w:rStyle w:val="VerbatimChar"/>
+                <w:rFonts w:ascii="Calibri" w:hAnsi="Calibri"/>
+                <w:sz w:val="18"/>
+              </w:rPr>
+              <w:t xml:space="preserve">AccountServiceImpl.deposit()</w:t>
+            </w:r>
+          </w:p>
+        </w:tc>
+      </w:tr>
+      <w:tr>
+        <w:tc>
+          <w:tcPr>
+            <w:tcMar>
+              <w:top w:w="40" w:type="dxa"/>
+              <w:bottom w:w="40" w:type="dxa"/>
+              <w:left w:w="60" w:type="dxa"/>
+              <w:right w:w="60" w:type="dxa"/>
+            </w:tcMar>
+          </w:tcPr>
+          <w:p>
+            <w:pPr>
+              <w:pStyle w:val="Compact"/>
+              <w:spacing w:before="0" w:after="40" w:line="264" w:lineRule="auto"/>
+            </w:pPr>
+            <w:r>
+              <w:rPr>
+                <w:rFonts w:ascii="Calibri" w:hAnsi="Calibri"/>
+                <w:b/>
+                <w:bCs/>
+                <w:sz w:val="18"/>
+              </w:rPr>
+              <w:t xml:space="preserve">Reason</w:t>
+            </w:r>
+          </w:p>
+        </w:tc>
+        <w:tc>
+          <w:tcPr>
+            <w:tcMar>
+              <w:top w:w="40" w:type="dxa"/>
+              <w:bottom w:w="40" w:type="dxa"/>
+              <w:left w:w="60" w:type="dxa"/>
+              <w:right w:w="60" w:type="dxa"/>
+            </w:tcMar>
+          </w:tcPr>
+          <w:p>
+            <w:pPr>
+              <w:pStyle w:val="Compact"/>
+              <w:spacing w:before="0" w:after="40" w:line="264" w:lineRule="auto"/>
+            </w:pPr>
+            <w:r>
+              <w:rPr>
+                <w:rFonts w:ascii="Calibri" w:hAnsi="Calibri"/>
+                <w:sz w:val="18"/>
+              </w:rPr>
+              <w:t xml:space="preserve">Start immutable money-movement history; deposit must not only mutate balances</w:t>
+            </w:r>
+          </w:p>
+        </w:tc>
+      </w:tr>
+      <w:tr>
+        <w:tc>
+          <w:tcPr>
+            <w:tcMar>
+              <w:top w:w="40" w:type="dxa"/>
+              <w:bottom w:w="40" w:type="dxa"/>
+              <w:left w:w="60" w:type="dxa"/>
+              <w:right w:w="60" w:type="dxa"/>
+            </w:tcMar>
+          </w:tcPr>
+          <w:p>
+            <w:pPr>
+              <w:pStyle w:val="Compact"/>
+              <w:spacing w:before="0" w:after="40" w:line="264" w:lineRule="auto"/>
+            </w:pPr>
+            <w:r>
+              <w:rPr>
+                <w:rFonts w:ascii="Calibri" w:hAnsi="Calibri"/>
+                <w:b/>
+                <w:bCs/>
+                <w:sz w:val="18"/>
+              </w:rPr>
+              <w:t xml:space="preserve">Impact</w:t>
+            </w:r>
+          </w:p>
+        </w:tc>
+        <w:tc>
+          <w:tcPr>
+            <w:tcMar>
+              <w:top w:w="40" w:type="dxa"/>
+              <w:bottom w:w="40" w:type="dxa"/>
+              <w:left w:w="60" w:type="dxa"/>
+              <w:right w:w="60" w:type="dxa"/>
+            </w:tcMar>
+          </w:tcPr>
+          <w:p>
+            <w:pPr>
+              <w:pStyle w:val="Compact"/>
+              <w:spacing w:before="0" w:after="40" w:line="264" w:lineRule="auto"/>
+            </w:pPr>
+            <w:r>
+              <w:rPr>
+                <w:rStyle w:val="VerbatimChar"/>
+                <w:rFonts w:ascii="Calibri" w:hAnsi="Calibri"/>
+                <w:sz w:val="18"/>
+              </w:rPr>
+              <w:t xml:space="preserve">bank_transaction</w:t>
+            </w:r>
+            <w:r>
+              <w:rPr>
+                <w:rFonts w:ascii="Calibri" w:hAnsi="Calibri"/>
+                <w:sz w:val="18"/>
+              </w:rPr>
+              <w:t xml:space="preserve"> </w:t>
+            </w:r>
+            <w:r>
+              <w:rPr>
+                <w:rFonts w:ascii="Calibri" w:hAnsi="Calibri"/>
+                <w:sz w:val="18"/>
+              </w:rPr>
+              <w:t xml:space="preserve">table; list/API still stub; dashboard</w:t>
+            </w:r>
+            <w:r>
+              <w:rPr>
+                <w:rFonts w:ascii="Calibri" w:hAnsi="Calibri"/>
+                <w:sz w:val="18"/>
+              </w:rPr>
+              <w:t xml:space="preserve"> </w:t>
+            </w:r>
+            <w:r>
+              <w:rPr>
+                <w:rStyle w:val="VerbatimChar"/>
+                <w:rFonts w:ascii="Calibri" w:hAnsi="Calibri"/>
+                <w:sz w:val="18"/>
+              </w:rPr>
+              <w:t xml:space="preserve">todayTransactionCount</w:t>
+            </w:r>
+            <w:r>
+              <w:rPr>
+                <w:rFonts w:ascii="Calibri" w:hAnsi="Calibri"/>
+                <w:sz w:val="18"/>
+              </w:rPr>
+              <w:t xml:space="preserve"> </w:t>
+            </w:r>
+            <w:r>
+              <w:rPr>
+                <w:rFonts w:ascii="Calibri" w:hAnsi="Calibri"/>
+                <w:sz w:val="18"/>
+              </w:rPr>
+              <w:t xml:space="preserve">still 0; openAccount does not yet write CREDIT</w:t>
+            </w:r>
+          </w:p>
+        </w:tc>
+      </w:tr>
+    </w:tbl>
+    <w:p>
+      <w:pPr>
+        <w:spacing w:after="160" w:line="276" w:lineRule="auto"/>
+        <w:jc w:val="left"/>
+      </w:pPr>
+      <w:r>
+        <w:pict>
+          <v:rect style="width:0;height:1.5pt" o:hralign="center" o:hrstd="t" o:hr="t"/>
+        </w:pict>
+      </w:r>
+    </w:p>
+    <w:bookmarkEnd w:id="11"/>
+    <w:bookmarkStart w:id="12" w:name="rename-banone-backend-bankone-backend"/>
     <w:p>
       <w:pPr>
         <w:pStyle w:val="Heading2"/>
@@ -452,8 +2365,8 @@
         </w:pict>
       </w:r>
     </w:p>
-    <w:bookmarkEnd w:id="9"/>
-    <w:bookmarkStart w:id="10" w:name="move-backend-into-bankone-backend"/>
+    <w:bookmarkEnd w:id="12"/>
+    <w:bookmarkStart w:id="13" w:name="move-backend-into-bankone-backend"/>
     <w:p>
       <w:pPr>
         <w:pStyle w:val="Heading2"/>
@@ -1012,8 +2925,8 @@
         </w:pict>
       </w:r>
     </w:p>
-    <w:bookmarkEnd w:id="10"/>
-    <w:bookmarkStart w:id="11" w:name="documentation-formatting-alignment-fix"/>
+    <w:bookmarkEnd w:id="13"/>
+    <w:bookmarkStart w:id="14" w:name="documentation-formatting-alignment-fix"/>
     <w:p>
       <w:pPr>
         <w:pStyle w:val="Heading2"/>
@@ -1499,8 +3412,8 @@
         </w:pict>
       </w:r>
     </w:p>
-    <w:bookmarkEnd w:id="11"/>
-    <w:bookmarkStart w:id="12" w:name="docs-format-word-pdf-in-project-folder"/>
+    <w:bookmarkEnd w:id="14"/>
+    <w:bookmarkStart w:id="15" w:name="docs-format-word-pdf-in-project-folder"/>
     <w:p>
       <w:pPr>
         <w:pStyle w:val="Heading2"/>
@@ -2051,8 +3964,8 @@
         </w:pict>
       </w:r>
     </w:p>
-    <w:bookmarkEnd w:id="12"/>
-    <w:bookmarkStart w:id="13" w:name="Xec7cd731c643de6bd0059726cbacdd43d99fb65"/>
+    <w:bookmarkEnd w:id="15"/>
+    <w:bookmarkStart w:id="16" w:name="Xec7cd731c643de6bd0059726cbacdd43d99fb65"/>
     <w:p>
       <w:pPr>
         <w:pStyle w:val="Heading2"/>
@@ -2501,8 +4414,8 @@
         </w:pict>
       </w:r>
     </w:p>
-    <w:bookmarkEnd w:id="13"/>
-    <w:bookmarkStart w:id="14" w:name="account-policies-get-opening-deposit-ux"/>
+    <w:bookmarkEnd w:id="16"/>
+    <w:bookmarkStart w:id="17" w:name="account-policies-get-opening-deposit-ux"/>
     <w:p>
       <w:pPr>
         <w:pStyle w:val="Heading2"/>
@@ -3166,8 +5079,8 @@
         </w:pict>
       </w:r>
     </w:p>
-    <w:bookmarkEnd w:id="14"/>
-    <w:bookmarkStart w:id="15" w:name="accounts-list-deposit-api"/>
+    <w:bookmarkEnd w:id="17"/>
+    <w:bookmarkStart w:id="18" w:name="accounts-list-deposit-api"/>
     <w:p>
       <w:pPr>
         <w:pStyle w:val="Heading2"/>
@@ -3721,8 +5634,8 @@
         </w:pict>
       </w:r>
     </w:p>
-    <w:bookmarkEnd w:id="15"/>
-    <w:bookmarkEnd w:id="16"/>
+    <w:bookmarkEnd w:id="18"/>
+    <w:bookmarkEnd w:id="19"/>
     <w:sectPr>
       <w:pgSz w:h="16838" w:w="11906"/>
       <w:pgMar w:bottom="1134" w:footer="720" w:gutter="0" w:header="720" w:left="1247" w:right="1247" w:top="1134"/>

--- a/docs/CHANGELOG.docx
+++ b/docs/CHANGELOG.docx
@@ -10,7 +10,7 @@
         <w:t xml:space="preserve">CHANGELOG</w:t>
       </w:r>
     </w:p>
-    <w:bookmarkStart w:id="19" w:name="changelog"/>
+    <w:bookmarkStart w:id="21" w:name="changelog"/>
     <w:p>
       <w:pPr>
         <w:pStyle w:val="Heading1"/>
@@ -40,13 +40,13 @@
         </w:pict>
       </w:r>
     </w:p>
-    <w:bookmarkStart w:id="9" w:name="slice-2-get-account-transactions-apis"/>
+    <w:bookmarkStart w:id="9" w:name="opening-deposit-writes-credit-ledger"/>
     <w:p>
       <w:pPr>
         <w:pStyle w:val="Heading2"/>
       </w:pPr>
       <w:r>
-        <w:t xml:space="preserve">2026-07-23 — Slice 2: get account + transactions APIs</w:t>
+        <w:t xml:space="preserve">2026-07-23 — Opening deposit writes CREDIT ledger</w:t>
       </w:r>
     </w:p>
     <w:tbl>
@@ -167,40 +167,10 @@
             </w:pPr>
             <w:r>
               <w:rPr>
-                <w:rStyle w:val="VerbatimChar"/>
-                <w:rFonts w:ascii="Calibri" w:hAnsi="Calibri"/>
-                <w:sz w:val="18"/>
-              </w:rPr>
-              <w:t xml:space="preserve">GET /accounts/{accountId}</w:t>
-            </w:r>
-            <w:r>
-              <w:rPr>
-                <w:rFonts w:ascii="Calibri" w:hAnsi="Calibri"/>
-                <w:sz w:val="18"/>
-              </w:rPr>
-              <w:t xml:space="preserve"> </w:t>
-            </w:r>
-            <w:r>
-              <w:rPr>
-                <w:rFonts w:ascii="Calibri" w:hAnsi="Calibri"/>
-                <w:sz w:val="18"/>
-              </w:rPr>
-              <w:t xml:space="preserve">and</w:t>
-            </w:r>
-            <w:r>
-              <w:rPr>
-                <w:rFonts w:ascii="Calibri" w:hAnsi="Calibri"/>
-                <w:sz w:val="18"/>
-              </w:rPr>
-              <w:t xml:space="preserve"> </w:t>
-            </w:r>
-            <w:r>
-              <w:rPr>
-                <w:rStyle w:val="VerbatimChar"/>
-                <w:rFonts w:ascii="Calibri" w:hAnsi="Calibri"/>
-                <w:sz w:val="18"/>
-              </w:rPr>
-              <w:t xml:space="preserve">GET /accounts/{accountId}/transactions</w:t>
+                <w:rFonts w:ascii="Calibri" w:hAnsi="Calibri"/>
+                <w:sz w:val="18"/>
+              </w:rPr>
+              <w:t xml:space="preserve">openAccount records CREDIT when openingDeposit &gt; 0 (customer create + add account)</w:t>
             </w:r>
           </w:p>
         </w:tc>
@@ -251,139 +221,7 @@
                 <w:rFonts w:ascii="Calibri" w:hAnsi="Calibri"/>
                 <w:sz w:val="18"/>
               </w:rPr>
-              <w:t xml:space="preserve">AccountController.java</w:t>
-            </w:r>
-            <w:r>
-              <w:rPr>
-                <w:rFonts w:ascii="Calibri" w:hAnsi="Calibri"/>
-                <w:sz w:val="18"/>
-              </w:rPr>
-              <w:t xml:space="preserve">,</w:t>
-            </w:r>
-            <w:r>
-              <w:rPr>
-                <w:rFonts w:ascii="Calibri" w:hAnsi="Calibri"/>
-                <w:sz w:val="18"/>
-              </w:rPr>
-              <w:t xml:space="preserve"> </w:t>
-            </w:r>
-            <w:r>
-              <w:rPr>
-                <w:rStyle w:val="VerbatimChar"/>
-                <w:rFonts w:ascii="Calibri" w:hAnsi="Calibri"/>
-                <w:sz w:val="18"/>
-              </w:rPr>
-              <w:t xml:space="preserve">AccountService</w:t>
-            </w:r>
-            <w:r>
-              <w:rPr>
-                <w:rFonts w:ascii="Calibri" w:hAnsi="Calibri"/>
-                <w:sz w:val="18"/>
-              </w:rPr>
-              <w:t xml:space="preserve">/</w:t>
-            </w:r>
-            <w:r>
-              <w:rPr>
-                <w:rStyle w:val="VerbatimChar"/>
-                <w:rFonts w:ascii="Calibri" w:hAnsi="Calibri"/>
-                <w:sz w:val="18"/>
-              </w:rPr>
-              <w:t xml:space="preserve">Impl</w:t>
-            </w:r>
-            <w:r>
-              <w:rPr>
-                <w:rFonts w:ascii="Calibri" w:hAnsi="Calibri"/>
-                <w:sz w:val="18"/>
-              </w:rPr>
-              <w:t xml:space="preserve">,</w:t>
-            </w:r>
-            <w:r>
-              <w:rPr>
-                <w:rFonts w:ascii="Calibri" w:hAnsi="Calibri"/>
-                <w:sz w:val="18"/>
-              </w:rPr>
-              <w:t xml:space="preserve"> </w:t>
-            </w:r>
-            <w:r>
-              <w:rPr>
-                <w:rStyle w:val="VerbatimChar"/>
-                <w:rFonts w:ascii="Calibri" w:hAnsi="Calibri"/>
-                <w:sz w:val="18"/>
-              </w:rPr>
-              <w:t xml:space="preserve">TransactionService</w:t>
-            </w:r>
-            <w:r>
-              <w:rPr>
-                <w:rFonts w:ascii="Calibri" w:hAnsi="Calibri"/>
-                <w:sz w:val="18"/>
-              </w:rPr>
-              <w:t xml:space="preserve">/</w:t>
-            </w:r>
-            <w:r>
-              <w:rPr>
-                <w:rStyle w:val="VerbatimChar"/>
-                <w:rFonts w:ascii="Calibri" w:hAnsi="Calibri"/>
-                <w:sz w:val="18"/>
-              </w:rPr>
-              <w:t xml:space="preserve">Impl</w:t>
-            </w:r>
-            <w:r>
-              <w:rPr>
-                <w:rFonts w:ascii="Calibri" w:hAnsi="Calibri"/>
-                <w:sz w:val="18"/>
-              </w:rPr>
-              <w:t xml:space="preserve">,</w:t>
-            </w:r>
-            <w:r>
-              <w:rPr>
-                <w:rFonts w:ascii="Calibri" w:hAnsi="Calibri"/>
-                <w:sz w:val="18"/>
-              </w:rPr>
-              <w:t xml:space="preserve"> </w:t>
-            </w:r>
-            <w:r>
-              <w:rPr>
-                <w:rStyle w:val="VerbatimChar"/>
-                <w:rFonts w:ascii="Calibri" w:hAnsi="Calibri"/>
-                <w:sz w:val="18"/>
-              </w:rPr>
-              <w:t xml:space="preserve">TransactionResponse.java</w:t>
-            </w:r>
-            <w:r>
-              <w:rPr>
-                <w:rFonts w:ascii="Calibri" w:hAnsi="Calibri"/>
-                <w:sz w:val="18"/>
-              </w:rPr>
-              <w:t xml:space="preserve">; docs</w:t>
-            </w:r>
-            <w:r>
-              <w:rPr>
-                <w:rFonts w:ascii="Calibri" w:hAnsi="Calibri"/>
-                <w:sz w:val="18"/>
-              </w:rPr>
-              <w:t xml:space="preserve"> </w:t>
-            </w:r>
-            <w:r>
-              <w:rPr>
-                <w:rStyle w:val="VerbatimChar"/>
-                <w:rFonts w:ascii="Calibri" w:hAnsi="Calibri"/>
-                <w:sz w:val="18"/>
-              </w:rPr>
-              <w:t xml:space="preserve">_source</w:t>
-            </w:r>
-            <w:r>
-              <w:rPr>
-                <w:rFonts w:ascii="Calibri" w:hAnsi="Calibri"/>
-                <w:sz w:val="18"/>
-              </w:rPr>
-              <w:t xml:space="preserve"> </w:t>
-            </w:r>
-            <w:r>
-              <w:rPr>
-                <w:rFonts w:ascii="Calibri" w:hAnsi="Calibri"/>
-                <w:sz w:val="18"/>
-              </w:rPr>
-              <w:t xml:space="preserve">API_DOCUMENTATION, MODULES/Account, MODULES/Transaction, CALL_FLOW, FUNCTIONAL_SPECIFICATION, CHANGELOG</w:t>
+              <w:t xml:space="preserve">AccountServiceImpl.openAccount</w:t>
             </w:r>
           </w:p>
         </w:tc>
@@ -434,103 +272,7 @@
                 <w:rFonts w:ascii="Calibri" w:hAnsi="Calibri"/>
                 <w:sz w:val="18"/>
               </w:rPr>
-              <w:t xml:space="preserve">AccountController</w:t>
-            </w:r>
-            <w:r>
-              <w:rPr>
-                <w:rFonts w:ascii="Calibri" w:hAnsi="Calibri"/>
-                <w:sz w:val="18"/>
-              </w:rPr>
-              <w:t xml:space="preserve">,</w:t>
-            </w:r>
-            <w:r>
-              <w:rPr>
-                <w:rFonts w:ascii="Calibri" w:hAnsi="Calibri"/>
-                <w:sz w:val="18"/>
-              </w:rPr>
-              <w:t xml:space="preserve"> </w:t>
-            </w:r>
-            <w:r>
-              <w:rPr>
-                <w:rStyle w:val="VerbatimChar"/>
-                <w:rFonts w:ascii="Calibri" w:hAnsi="Calibri"/>
-                <w:sz w:val="18"/>
-              </w:rPr>
-              <w:t xml:space="preserve">AccountService</w:t>
-            </w:r>
-            <w:r>
-              <w:rPr>
-                <w:rFonts w:ascii="Calibri" w:hAnsi="Calibri"/>
-                <w:sz w:val="18"/>
-              </w:rPr>
-              <w:t xml:space="preserve">/</w:t>
-            </w:r>
-            <w:r>
-              <w:rPr>
-                <w:rStyle w:val="VerbatimChar"/>
-                <w:rFonts w:ascii="Calibri" w:hAnsi="Calibri"/>
-                <w:sz w:val="18"/>
-              </w:rPr>
-              <w:t xml:space="preserve">Impl</w:t>
-            </w:r>
-            <w:r>
-              <w:rPr>
-                <w:rFonts w:ascii="Calibri" w:hAnsi="Calibri"/>
-                <w:sz w:val="18"/>
-              </w:rPr>
-              <w:t xml:space="preserve">,</w:t>
-            </w:r>
-            <w:r>
-              <w:rPr>
-                <w:rFonts w:ascii="Calibri" w:hAnsi="Calibri"/>
-                <w:sz w:val="18"/>
-              </w:rPr>
-              <w:t xml:space="preserve"> </w:t>
-            </w:r>
-            <w:r>
-              <w:rPr>
-                <w:rStyle w:val="VerbatimChar"/>
-                <w:rFonts w:ascii="Calibri" w:hAnsi="Calibri"/>
-                <w:sz w:val="18"/>
-              </w:rPr>
-              <w:t xml:space="preserve">TransactionService</w:t>
-            </w:r>
-            <w:r>
-              <w:rPr>
-                <w:rFonts w:ascii="Calibri" w:hAnsi="Calibri"/>
-                <w:sz w:val="18"/>
-              </w:rPr>
-              <w:t xml:space="preserve">/</w:t>
-            </w:r>
-            <w:r>
-              <w:rPr>
-                <w:rStyle w:val="VerbatimChar"/>
-                <w:rFonts w:ascii="Calibri" w:hAnsi="Calibri"/>
-                <w:sz w:val="18"/>
-              </w:rPr>
-              <w:t xml:space="preserve">Impl</w:t>
-            </w:r>
-            <w:r>
-              <w:rPr>
-                <w:rFonts w:ascii="Calibri" w:hAnsi="Calibri"/>
-                <w:sz w:val="18"/>
-              </w:rPr>
-              <w:t xml:space="preserve">,</w:t>
-            </w:r>
-            <w:r>
-              <w:rPr>
-                <w:rFonts w:ascii="Calibri" w:hAnsi="Calibri"/>
-                <w:sz w:val="18"/>
-              </w:rPr>
-              <w:t xml:space="preserve"> </w:t>
-            </w:r>
-            <w:r>
-              <w:rPr>
-                <w:rStyle w:val="VerbatimChar"/>
-                <w:rFonts w:ascii="Calibri" w:hAnsi="Calibri"/>
-                <w:sz w:val="18"/>
-              </w:rPr>
-              <w:t xml:space="preserve">TransactionResponse</w:t>
+              <w:t xml:space="preserve">AccountServiceImpl</w:t>
             </w:r>
           </w:p>
         </w:tc>
@@ -581,51 +323,7 @@
                 <w:rFonts w:ascii="Calibri" w:hAnsi="Calibri"/>
                 <w:sz w:val="18"/>
               </w:rPr>
-              <w:t xml:space="preserve">getAccountById</w:t>
-            </w:r>
-            <w:r>
-              <w:rPr>
-                <w:rFonts w:ascii="Calibri" w:hAnsi="Calibri"/>
-                <w:sz w:val="18"/>
-              </w:rPr>
-              <w:t xml:space="preserve">,</w:t>
-            </w:r>
-            <w:r>
-              <w:rPr>
-                <w:rFonts w:ascii="Calibri" w:hAnsi="Calibri"/>
-                <w:sz w:val="18"/>
-              </w:rPr>
-              <w:t xml:space="preserve"> </w:t>
-            </w:r>
-            <w:r>
-              <w:rPr>
-                <w:rStyle w:val="VerbatimChar"/>
-                <w:rFonts w:ascii="Calibri" w:hAnsi="Calibri"/>
-                <w:sz w:val="18"/>
-              </w:rPr>
-              <w:t xml:space="preserve">getTransactions</w:t>
-            </w:r>
-            <w:r>
-              <w:rPr>
-                <w:rFonts w:ascii="Calibri" w:hAnsi="Calibri"/>
-                <w:sz w:val="18"/>
-              </w:rPr>
-              <w:t xml:space="preserve">,</w:t>
-            </w:r>
-            <w:r>
-              <w:rPr>
-                <w:rFonts w:ascii="Calibri" w:hAnsi="Calibri"/>
-                <w:sz w:val="18"/>
-              </w:rPr>
-              <w:t xml:space="preserve"> </w:t>
-            </w:r>
-            <w:r>
-              <w:rPr>
-                <w:rStyle w:val="VerbatimChar"/>
-                <w:rFonts w:ascii="Calibri" w:hAnsi="Calibri"/>
-                <w:sz w:val="18"/>
-              </w:rPr>
-              <w:t xml:space="preserve">TransactionService.getByAccountId</w:t>
+              <w:t xml:space="preserve">openAccount</w:t>
             </w:r>
           </w:p>
         </w:tc>
@@ -675,7 +373,7 @@
                 <w:rFonts w:ascii="Calibri" w:hAnsi="Calibri"/>
                 <w:sz w:val="18"/>
               </w:rPr>
-              <w:t xml:space="preserve">Staff can load one account and its paged ledger without UI yet</w:t>
+              <w:t xml:space="preserve">History missing for opening deposits</w:t>
             </w:r>
           </w:p>
         </w:tc>
@@ -725,7 +423,21 @@
                 <w:rFonts w:ascii="Calibri" w:hAnsi="Calibri"/>
                 <w:sz w:val="18"/>
               </w:rPr>
-              <w:t xml:space="preserve">List API implemented (Partial overall: no withdraw/transfer/UI; dashboard count still stub)</w:t>
+              <w:t xml:space="preserve">bank_transaction rows with narration</w:t>
+            </w:r>
+            <w:r>
+              <w:rPr>
+                <w:rFonts w:ascii="Calibri" w:hAnsi="Calibri"/>
+                <w:sz w:val="18"/>
+              </w:rPr>
+              <w:t xml:space="preserve"> </w:t>
+            </w:r>
+            <w:r>
+              <w:rPr>
+                <w:rFonts w:ascii="Calibri" w:hAnsi="Calibri"/>
+                <w:sz w:val="18"/>
+              </w:rPr>
+              <w:t xml:space="preserve">“Opening deposit”</w:t>
             </w:r>
           </w:p>
         </w:tc>
@@ -743,7 +455,992 @@
       </w:r>
     </w:p>
     <w:bookmarkEnd w:id="9"/>
-    <w:bookmarkStart w:id="10" w:name="technology-stack-living-document"/>
+    <w:bookmarkStart w:id="10" w:name="fix-blank-screen-after-login-breadcrumbs"/>
+    <w:p>
+      <w:pPr>
+        <w:pStyle w:val="Heading2"/>
+      </w:pPr>
+      <w:r>
+        <w:t xml:space="preserve">2026-07-23 — Fix blank screen after login (breadcrumbs)</w:t>
+      </w:r>
+    </w:p>
+    <w:tbl>
+      <w:tblPr>
+        <w:tblStyle w:val="Table"/>
+        <w:tblW w:type="pct" w:w="5000"/>
+        <w:tblLayout w:type="autofit"/>
+        <w:tblLook w:firstRow="1" w:lastRow="0" w:firstColumn="0" w:lastColumn="0" w:noHBand="0" w:noVBand="0" w:val="0020"/>
+        <w:tblBorders>
+          <w:top w:val="single" w:sz="4" w:space="0" w:color="CBD5E0"/>
+          <w:left w:val="single" w:sz="4" w:space="0" w:color="CBD5E0"/>
+          <w:bottom w:val="single" w:sz="4" w:space="0" w:color="CBD5E0"/>
+          <w:right w:val="single" w:sz="4" w:space="0" w:color="CBD5E0"/>
+          <w:insideH w:val="single" w:sz="4" w:space="0" w:color="CBD5E0"/>
+          <w:insideV w:val="single" w:sz="4" w:space="0" w:color="CBD5E0"/>
+        </w:tblBorders>
+      </w:tblPr>
+      <w:tblGrid>
+        <w:gridCol w:w="3960"/>
+        <w:gridCol w:w="3960"/>
+      </w:tblGrid>
+      <w:tr>
+        <w:trPr>
+          <w:tblHeader w:val="on"/>
+        </w:trPr>
+        <w:tc>
+          <w:tcPr>
+            <w:tcMar>
+              <w:top w:w="40" w:type="dxa"/>
+              <w:bottom w:w="40" w:type="dxa"/>
+              <w:left w:w="60" w:type="dxa"/>
+              <w:right w:w="60" w:type="dxa"/>
+            </w:tcMar>
+            <w:shd w:fill="1A365D" w:val="clear"/>
+          </w:tcPr>
+          <w:p>
+            <w:pPr>
+              <w:pStyle w:val="Compact"/>
+              <w:spacing w:before="0" w:after="40" w:line="264" w:lineRule="auto"/>
+            </w:pPr>
+            <w:r>
+              <w:rPr>
+                <w:rFonts w:ascii="Calibri" w:hAnsi="Calibri"/>
+                <w:b/>
+                <w:color w:val="FFFFFF"/>
+                <w:sz w:val="18"/>
+              </w:rPr>
+              <w:t xml:space="preserve">Field</w:t>
+            </w:r>
+          </w:p>
+        </w:tc>
+        <w:tc>
+          <w:tcPr>
+            <w:tcMar>
+              <w:top w:w="40" w:type="dxa"/>
+              <w:bottom w:w="40" w:type="dxa"/>
+              <w:left w:w="60" w:type="dxa"/>
+              <w:right w:w="60" w:type="dxa"/>
+            </w:tcMar>
+            <w:shd w:fill="1A365D" w:val="clear"/>
+          </w:tcPr>
+          <w:p>
+            <w:pPr>
+              <w:pStyle w:val="Compact"/>
+              <w:spacing w:before="0" w:after="40" w:line="264" w:lineRule="auto"/>
+            </w:pPr>
+            <w:r>
+              <w:rPr>
+                <w:rFonts w:ascii="Calibri" w:hAnsi="Calibri"/>
+                <w:b/>
+                <w:color w:val="FFFFFF"/>
+                <w:sz w:val="18"/>
+              </w:rPr>
+              <w:t xml:space="preserve">Value</w:t>
+            </w:r>
+          </w:p>
+        </w:tc>
+      </w:tr>
+      <w:tr>
+        <w:tc>
+          <w:tcPr>
+            <w:tcMar>
+              <w:top w:w="40" w:type="dxa"/>
+              <w:bottom w:w="40" w:type="dxa"/>
+              <w:left w:w="60" w:type="dxa"/>
+              <w:right w:w="60" w:type="dxa"/>
+            </w:tcMar>
+          </w:tcPr>
+          <w:p>
+            <w:pPr>
+              <w:pStyle w:val="Compact"/>
+              <w:spacing w:before="0" w:after="40" w:line="264" w:lineRule="auto"/>
+            </w:pPr>
+            <w:r>
+              <w:rPr>
+                <w:rFonts w:ascii="Calibri" w:hAnsi="Calibri"/>
+                <w:b/>
+                <w:bCs/>
+                <w:sz w:val="18"/>
+              </w:rPr>
+              <w:t xml:space="preserve">Feature</w:t>
+            </w:r>
+          </w:p>
+        </w:tc>
+        <w:tc>
+          <w:tcPr>
+            <w:tcMar>
+              <w:top w:w="40" w:type="dxa"/>
+              <w:bottom w:w="40" w:type="dxa"/>
+              <w:left w:w="60" w:type="dxa"/>
+              <w:right w:w="60" w:type="dxa"/>
+            </w:tcMar>
+          </w:tcPr>
+          <w:p>
+            <w:pPr>
+              <w:pStyle w:val="Compact"/>
+              <w:spacing w:before="0" w:after="40" w:line="264" w:lineRule="auto"/>
+            </w:pPr>
+            <w:r>
+              <w:rPr>
+                <w:rFonts w:ascii="Calibri" w:hAnsi="Calibri"/>
+                <w:sz w:val="18"/>
+              </w:rPr>
+              <w:t xml:space="preserve">Make</w:t>
+            </w:r>
+            <w:r>
+              <w:rPr>
+                <w:rFonts w:ascii="Calibri" w:hAnsi="Calibri"/>
+                <w:sz w:val="18"/>
+              </w:rPr>
+              <w:t xml:space="preserve"> </w:t>
+            </w:r>
+            <w:r>
+              <w:rPr>
+                <w:rStyle w:val="VerbatimChar"/>
+                <w:rFonts w:ascii="Calibri" w:hAnsi="Calibri"/>
+                <w:sz w:val="18"/>
+              </w:rPr>
+              <w:t xml:space="preserve">Breadcrumbs</w:t>
+            </w:r>
+            <w:r>
+              <w:rPr>
+                <w:rFonts w:ascii="Calibri" w:hAnsi="Calibri"/>
+                <w:sz w:val="18"/>
+              </w:rPr>
+              <w:t xml:space="preserve"> </w:t>
+            </w:r>
+            <w:r>
+              <w:rPr>
+                <w:rFonts w:ascii="Calibri" w:hAnsi="Calibri"/>
+                <w:sz w:val="18"/>
+              </w:rPr>
+              <w:t xml:space="preserve">resilient so</w:t>
+            </w:r>
+            <w:r>
+              <w:rPr>
+                <w:rFonts w:ascii="Calibri" w:hAnsi="Calibri"/>
+                <w:sz w:val="18"/>
+              </w:rPr>
+              <w:t xml:space="preserve"> </w:t>
+            </w:r>
+            <w:r>
+              <w:rPr>
+                <w:rStyle w:val="VerbatimChar"/>
+                <w:rFonts w:ascii="Calibri" w:hAnsi="Calibri"/>
+                <w:sz w:val="18"/>
+              </w:rPr>
+              <w:t xml:space="preserve">MainLayout</w:t>
+            </w:r>
+            <w:r>
+              <w:rPr>
+                <w:rFonts w:ascii="Calibri" w:hAnsi="Calibri"/>
+                <w:sz w:val="18"/>
+              </w:rPr>
+              <w:t xml:space="preserve"> </w:t>
+            </w:r>
+            <w:r>
+              <w:rPr>
+                <w:rFonts w:ascii="Calibri" w:hAnsi="Calibri"/>
+                <w:sz w:val="18"/>
+              </w:rPr>
+              <w:t xml:space="preserve">does not crash post-login</w:t>
+            </w:r>
+          </w:p>
+        </w:tc>
+      </w:tr>
+      <w:tr>
+        <w:tc>
+          <w:tcPr>
+            <w:tcMar>
+              <w:top w:w="40" w:type="dxa"/>
+              <w:bottom w:w="40" w:type="dxa"/>
+              <w:left w:w="60" w:type="dxa"/>
+              <w:right w:w="60" w:type="dxa"/>
+            </w:tcMar>
+          </w:tcPr>
+          <w:p>
+            <w:pPr>
+              <w:pStyle w:val="Compact"/>
+              <w:spacing w:before="0" w:after="40" w:line="264" w:lineRule="auto"/>
+            </w:pPr>
+            <w:r>
+              <w:rPr>
+                <w:rFonts w:ascii="Calibri" w:hAnsi="Calibri"/>
+                <w:b/>
+                <w:bCs/>
+                <w:sz w:val="18"/>
+              </w:rPr>
+              <w:t xml:space="preserve">Files Modified</w:t>
+            </w:r>
+          </w:p>
+        </w:tc>
+        <w:tc>
+          <w:tcPr>
+            <w:tcMar>
+              <w:top w:w="40" w:type="dxa"/>
+              <w:bottom w:w="40" w:type="dxa"/>
+              <w:left w:w="60" w:type="dxa"/>
+              <w:right w:w="60" w:type="dxa"/>
+            </w:tcMar>
+          </w:tcPr>
+          <w:p>
+            <w:pPr>
+              <w:pStyle w:val="Compact"/>
+              <w:spacing w:before="0" w:after="40" w:line="264" w:lineRule="auto"/>
+            </w:pPr>
+            <w:r>
+              <w:rPr>
+                <w:rStyle w:val="VerbatimChar"/>
+                <w:rFonts w:ascii="Calibri" w:hAnsi="Calibri"/>
+                <w:sz w:val="18"/>
+              </w:rPr>
+              <w:t xml:space="preserve">BankOne-Frontend/src/app/shared/components/breadcrumbs/breadcrumbs.ts</w:t>
+            </w:r>
+          </w:p>
+        </w:tc>
+      </w:tr>
+      <w:tr>
+        <w:tc>
+          <w:tcPr>
+            <w:tcMar>
+              <w:top w:w="40" w:type="dxa"/>
+              <w:bottom w:w="40" w:type="dxa"/>
+              <w:left w:w="60" w:type="dxa"/>
+              <w:right w:w="60" w:type="dxa"/>
+            </w:tcMar>
+          </w:tcPr>
+          <w:p>
+            <w:pPr>
+              <w:pStyle w:val="Compact"/>
+              <w:spacing w:before="0" w:after="40" w:line="264" w:lineRule="auto"/>
+            </w:pPr>
+            <w:r>
+              <w:rPr>
+                <w:rFonts w:ascii="Calibri" w:hAnsi="Calibri"/>
+                <w:b/>
+                <w:bCs/>
+                <w:sz w:val="18"/>
+              </w:rPr>
+              <w:t xml:space="preserve">Classes Modified</w:t>
+            </w:r>
+          </w:p>
+        </w:tc>
+        <w:tc>
+          <w:tcPr>
+            <w:tcMar>
+              <w:top w:w="40" w:type="dxa"/>
+              <w:bottom w:w="40" w:type="dxa"/>
+              <w:left w:w="60" w:type="dxa"/>
+              <w:right w:w="60" w:type="dxa"/>
+            </w:tcMar>
+          </w:tcPr>
+          <w:p>
+            <w:pPr>
+              <w:pStyle w:val="Compact"/>
+              <w:spacing w:before="0" w:after="40" w:line="264" w:lineRule="auto"/>
+            </w:pPr>
+            <w:r>
+              <w:rPr>
+                <w:rStyle w:val="VerbatimChar"/>
+                <w:rFonts w:ascii="Calibri" w:hAnsi="Calibri"/>
+                <w:sz w:val="18"/>
+              </w:rPr>
+              <w:t xml:space="preserve">Breadcrumbs</w:t>
+            </w:r>
+          </w:p>
+        </w:tc>
+      </w:tr>
+      <w:tr>
+        <w:tc>
+          <w:tcPr>
+            <w:tcMar>
+              <w:top w:w="40" w:type="dxa"/>
+              <w:bottom w:w="40" w:type="dxa"/>
+              <w:left w:w="60" w:type="dxa"/>
+              <w:right w:w="60" w:type="dxa"/>
+            </w:tcMar>
+          </w:tcPr>
+          <w:p>
+            <w:pPr>
+              <w:pStyle w:val="Compact"/>
+              <w:spacing w:before="0" w:after="40" w:line="264" w:lineRule="auto"/>
+            </w:pPr>
+            <w:r>
+              <w:rPr>
+                <w:rFonts w:ascii="Calibri" w:hAnsi="Calibri"/>
+                <w:b/>
+                <w:bCs/>
+                <w:sz w:val="18"/>
+              </w:rPr>
+              <w:t xml:space="preserve">Methods Modified</w:t>
+            </w:r>
+          </w:p>
+        </w:tc>
+        <w:tc>
+          <w:tcPr>
+            <w:tcMar>
+              <w:top w:w="40" w:type="dxa"/>
+              <w:bottom w:w="40" w:type="dxa"/>
+              <w:left w:w="60" w:type="dxa"/>
+              <w:right w:w="60" w:type="dxa"/>
+            </w:tcMar>
+          </w:tcPr>
+          <w:p>
+            <w:pPr>
+              <w:pStyle w:val="Compact"/>
+              <w:spacing w:before="0" w:after="40" w:line="264" w:lineRule="auto"/>
+            </w:pPr>
+            <w:r>
+              <w:rPr>
+                <w:rStyle w:val="VerbatimChar"/>
+                <w:rFonts w:ascii="Calibri" w:hAnsi="Calibri"/>
+                <w:sz w:val="18"/>
+              </w:rPr>
+              <w:t xml:space="preserve">buildCrumbs</w:t>
+            </w:r>
+            <w:r>
+              <w:rPr>
+                <w:rFonts w:ascii="Calibri" w:hAnsi="Calibri"/>
+                <w:sz w:val="18"/>
+              </w:rPr>
+              <w:t xml:space="preserve">,</w:t>
+            </w:r>
+            <w:r>
+              <w:rPr>
+                <w:rFonts w:ascii="Calibri" w:hAnsi="Calibri"/>
+                <w:sz w:val="18"/>
+              </w:rPr>
+              <w:t xml:space="preserve"> </w:t>
+            </w:r>
+            <w:r>
+              <w:rPr>
+                <w:rStyle w:val="VerbatimChar"/>
+                <w:rFonts w:ascii="Calibri" w:hAnsi="Calibri"/>
+                <w:sz w:val="18"/>
+              </w:rPr>
+              <w:t xml:space="preserve">urlOf</w:t>
+            </w:r>
+            <w:r>
+              <w:rPr>
+                <w:rFonts w:ascii="Calibri" w:hAnsi="Calibri"/>
+                <w:sz w:val="18"/>
+              </w:rPr>
+              <w:t xml:space="preserve">,</w:t>
+            </w:r>
+            <w:r>
+              <w:rPr>
+                <w:rFonts w:ascii="Calibri" w:hAnsi="Calibri"/>
+                <w:sz w:val="18"/>
+              </w:rPr>
+              <w:t xml:space="preserve"> </w:t>
+            </w:r>
+            <w:r>
+              <w:rPr>
+                <w:rStyle w:val="VerbatimChar"/>
+                <w:rFonts w:ascii="Calibri" w:hAnsi="Calibri"/>
+                <w:sz w:val="18"/>
+              </w:rPr>
+              <w:t xml:space="preserve">resolveLabel</w:t>
+            </w:r>
+            <w:r>
+              <w:rPr>
+                <w:rFonts w:ascii="Calibri" w:hAnsi="Calibri"/>
+                <w:sz w:val="18"/>
+              </w:rPr>
+              <w:t xml:space="preserve">;</w:t>
+            </w:r>
+            <w:r>
+              <w:rPr>
+                <w:rFonts w:ascii="Calibri" w:hAnsi="Calibri"/>
+                <w:sz w:val="18"/>
+              </w:rPr>
+              <w:t xml:space="preserve"> </w:t>
+            </w:r>
+            <w:r>
+              <w:rPr>
+                <w:rStyle w:val="VerbatimChar"/>
+                <w:rFonts w:ascii="Calibri" w:hAnsi="Calibri"/>
+                <w:sz w:val="18"/>
+              </w:rPr>
+              <w:t xml:space="preserve">crumbs</w:t>
+            </w:r>
+            <w:r>
+              <w:rPr>
+                <w:rFonts w:ascii="Calibri" w:hAnsi="Calibri"/>
+                <w:sz w:val="18"/>
+              </w:rPr>
+              <w:t xml:space="preserve"> </w:t>
+            </w:r>
+            <w:r>
+              <w:rPr>
+                <w:rStyle w:val="VerbatimChar"/>
+                <w:rFonts w:ascii="Calibri" w:hAnsi="Calibri"/>
+                <w:sz w:val="18"/>
+              </w:rPr>
+              <w:t xml:space="preserve">toSignal</w:t>
+            </w:r>
+            <w:r>
+              <w:rPr>
+                <w:rFonts w:ascii="Calibri" w:hAnsi="Calibri"/>
+                <w:sz w:val="18"/>
+              </w:rPr>
+              <w:t xml:space="preserve"> </w:t>
+            </w:r>
+            <w:r>
+              <w:rPr>
+                <w:rFonts w:ascii="Calibri" w:hAnsi="Calibri"/>
+                <w:sz w:val="18"/>
+              </w:rPr>
+              <w:t xml:space="preserve">initialValue</w:t>
+            </w:r>
+          </w:p>
+        </w:tc>
+      </w:tr>
+      <w:tr>
+        <w:tc>
+          <w:tcPr>
+            <w:tcMar>
+              <w:top w:w="40" w:type="dxa"/>
+              <w:bottom w:w="40" w:type="dxa"/>
+              <w:left w:w="60" w:type="dxa"/>
+              <w:right w:w="60" w:type="dxa"/>
+            </w:tcMar>
+          </w:tcPr>
+          <w:p>
+            <w:pPr>
+              <w:pStyle w:val="Compact"/>
+              <w:spacing w:before="0" w:after="40" w:line="264" w:lineRule="auto"/>
+            </w:pPr>
+            <w:r>
+              <w:rPr>
+                <w:rFonts w:ascii="Calibri" w:hAnsi="Calibri"/>
+                <w:b/>
+                <w:bCs/>
+                <w:sz w:val="18"/>
+              </w:rPr>
+              <w:t xml:space="preserve">Reason</w:t>
+            </w:r>
+          </w:p>
+        </w:tc>
+        <w:tc>
+          <w:tcPr>
+            <w:tcMar>
+              <w:top w:w="40" w:type="dxa"/>
+              <w:bottom w:w="40" w:type="dxa"/>
+              <w:left w:w="60" w:type="dxa"/>
+              <w:right w:w="60" w:type="dxa"/>
+            </w:tcMar>
+          </w:tcPr>
+          <w:p>
+            <w:pPr>
+              <w:pStyle w:val="Compact"/>
+              <w:spacing w:before="0" w:after="40" w:line="264" w:lineRule="auto"/>
+            </w:pPr>
+            <w:r>
+              <w:rPr>
+                <w:rStyle w:val="VerbatimChar"/>
+                <w:rFonts w:ascii="Calibri" w:hAnsi="Calibri"/>
+                <w:sz w:val="18"/>
+              </w:rPr>
+              <w:t xml:space="preserve">toSignal({ initialValue: this.buildCrumbs() })</w:t>
+            </w:r>
+            <w:r>
+              <w:rPr>
+                <w:rFonts w:ascii="Calibri" w:hAnsi="Calibri"/>
+                <w:sz w:val="18"/>
+              </w:rPr>
+              <w:t xml:space="preserve"> </w:t>
+            </w:r>
+            <w:r>
+              <w:rPr>
+                <w:rFonts w:ascii="Calibri" w:hAnsi="Calibri"/>
+                <w:sz w:val="18"/>
+              </w:rPr>
+              <w:t xml:space="preserve">ran before router tree ready;</w:t>
+            </w:r>
+            <w:r>
+              <w:rPr>
+                <w:rFonts w:ascii="Calibri" w:hAnsi="Calibri"/>
+                <w:sz w:val="18"/>
+              </w:rPr>
+              <w:t xml:space="preserve"> </w:t>
+            </w:r>
+            <w:r>
+              <w:rPr>
+                <w:rStyle w:val="VerbatimChar"/>
+                <w:rFonts w:ascii="Calibri" w:hAnsi="Calibri"/>
+                <w:sz w:val="18"/>
+              </w:rPr>
+              <w:t xml:space="preserve">pathFromRoot</w:t>
+            </w:r>
+            <w:r>
+              <w:rPr>
+                <w:rFonts w:ascii="Calibri" w:hAnsi="Calibri"/>
+                <w:sz w:val="18"/>
+              </w:rPr>
+              <w:t xml:space="preserve">/</w:t>
+            </w:r>
+            <w:r>
+              <w:rPr>
+                <w:rStyle w:val="VerbatimChar"/>
+                <w:rFonts w:ascii="Calibri" w:hAnsi="Calibri"/>
+                <w:sz w:val="18"/>
+              </w:rPr>
+              <w:t xml:space="preserve">snapshot.url</w:t>
+            </w:r>
+            <w:r>
+              <w:rPr>
+                <w:rFonts w:ascii="Calibri" w:hAnsi="Calibri"/>
+                <w:sz w:val="18"/>
+              </w:rPr>
+              <w:t xml:space="preserve"> </w:t>
+            </w:r>
+            <w:r>
+              <w:rPr>
+                <w:rFonts w:ascii="Calibri" w:hAnsi="Calibri"/>
+                <w:sz w:val="18"/>
+              </w:rPr>
+              <w:t xml:space="preserve">could throw and blank the app</w:t>
+            </w:r>
+          </w:p>
+        </w:tc>
+      </w:tr>
+      <w:tr>
+        <w:tc>
+          <w:tcPr>
+            <w:tcMar>
+              <w:top w:w="40" w:type="dxa"/>
+              <w:bottom w:w="40" w:type="dxa"/>
+              <w:left w:w="60" w:type="dxa"/>
+              <w:right w:w="60" w:type="dxa"/>
+            </w:tcMar>
+          </w:tcPr>
+          <w:p>
+            <w:pPr>
+              <w:pStyle w:val="Compact"/>
+              <w:spacing w:before="0" w:after="40" w:line="264" w:lineRule="auto"/>
+            </w:pPr>
+            <w:r>
+              <w:rPr>
+                <w:rFonts w:ascii="Calibri" w:hAnsi="Calibri"/>
+                <w:b/>
+                <w:bCs/>
+                <w:sz w:val="18"/>
+              </w:rPr>
+              <w:t xml:space="preserve">Impact</w:t>
+            </w:r>
+          </w:p>
+        </w:tc>
+        <w:tc>
+          <w:tcPr>
+            <w:tcMar>
+              <w:top w:w="40" w:type="dxa"/>
+              <w:bottom w:w="40" w:type="dxa"/>
+              <w:left w:w="60" w:type="dxa"/>
+              <w:right w:w="60" w:type="dxa"/>
+            </w:tcMar>
+          </w:tcPr>
+          <w:p>
+            <w:pPr>
+              <w:pStyle w:val="Compact"/>
+              <w:spacing w:before="0" w:after="40" w:line="264" w:lineRule="auto"/>
+            </w:pPr>
+            <w:r>
+              <w:rPr>
+                <w:rFonts w:ascii="Calibri" w:hAnsi="Calibri"/>
+                <w:sz w:val="18"/>
+              </w:rPr>
+              <w:t xml:space="preserve">After login, MainLayout renders; breadcrumbs fall back to Dashboard on error</w:t>
+            </w:r>
+          </w:p>
+        </w:tc>
+      </w:tr>
+    </w:tbl>
+    <w:p>
+      <w:pPr>
+        <w:spacing w:after="160" w:line="276" w:lineRule="auto"/>
+        <w:jc w:val="left"/>
+      </w:pPr>
+      <w:r>
+        <w:pict>
+          <v:rect style="width:0;height:1.5pt" o:hralign="center" o:hrstd="t" o:hr="t"/>
+        </w:pict>
+      </w:r>
+    </w:p>
+    <w:p>
+      <w:pPr>
+        <w:pStyle w:val="FirstParagraph"/>
+        <w:spacing w:after="160" w:line="276" w:lineRule="auto"/>
+        <w:jc w:val="left"/>
+      </w:pPr>
+      <w:r>
+        <w:t xml:space="preserve">—-|——-|</w:t>
+      </w:r>
+      <w:r>
+        <w:t xml:space="preserve"> </w:t>
+      </w:r>
+      <w:r>
+        <w:t xml:space="preserve">|</w:t>
+      </w:r>
+      <w:r>
+        <w:t xml:space="preserve"> </w:t>
+      </w:r>
+      <w:r>
+        <w:rPr>
+          <w:b/>
+          <w:bCs/>
+        </w:rPr>
+        <w:t xml:space="preserve">Feature</w:t>
+      </w:r>
+      <w:r>
+        <w:t xml:space="preserve"> </w:t>
+      </w:r>
+      <w:r>
+        <w:t xml:space="preserve">|</w:t>
+      </w:r>
+      <w:r>
+        <w:t xml:space="preserve"> </w:t>
+      </w:r>
+      <w:r>
+        <w:rPr>
+          <w:rStyle w:val="VerbatimChar"/>
+        </w:rPr>
+        <w:t xml:space="preserve">GET /accounts/{accountId}</w:t>
+      </w:r>
+      <w:r>
+        <w:t xml:space="preserve"> </w:t>
+      </w:r>
+      <w:r>
+        <w:t xml:space="preserve">and</w:t>
+      </w:r>
+      <w:r>
+        <w:t xml:space="preserve"> </w:t>
+      </w:r>
+      <w:r>
+        <w:rPr>
+          <w:rStyle w:val="VerbatimChar"/>
+        </w:rPr>
+        <w:t xml:space="preserve">GET /accounts/{accountId}/transactions</w:t>
+      </w:r>
+      <w:r>
+        <w:t xml:space="preserve"> </w:t>
+      </w:r>
+      <w:r>
+        <w:t xml:space="preserve">|</w:t>
+      </w:r>
+      <w:r>
+        <w:t xml:space="preserve"> </w:t>
+      </w:r>
+      <w:r>
+        <w:t xml:space="preserve">|</w:t>
+      </w:r>
+      <w:r>
+        <w:t xml:space="preserve"> </w:t>
+      </w:r>
+      <w:r>
+        <w:rPr>
+          <w:b/>
+          <w:bCs/>
+        </w:rPr>
+        <w:t xml:space="preserve">Files Modified</w:t>
+      </w:r>
+      <w:r>
+        <w:t xml:space="preserve"> </w:t>
+      </w:r>
+      <w:r>
+        <w:t xml:space="preserve">|</w:t>
+      </w:r>
+      <w:r>
+        <w:t xml:space="preserve"> </w:t>
+      </w:r>
+      <w:r>
+        <w:rPr>
+          <w:rStyle w:val="VerbatimChar"/>
+        </w:rPr>
+        <w:t xml:space="preserve">AccountController.java</w:t>
+      </w:r>
+      <w:r>
+        <w:t xml:space="preserve">,</w:t>
+      </w:r>
+      <w:r>
+        <w:t xml:space="preserve"> </w:t>
+      </w:r>
+      <w:r>
+        <w:rPr>
+          <w:rStyle w:val="VerbatimChar"/>
+        </w:rPr>
+        <w:t xml:space="preserve">AccountService</w:t>
+      </w:r>
+      <w:r>
+        <w:t xml:space="preserve">/</w:t>
+      </w:r>
+      <w:r>
+        <w:rPr>
+          <w:rStyle w:val="VerbatimChar"/>
+        </w:rPr>
+        <w:t xml:space="preserve">Impl</w:t>
+      </w:r>
+      <w:r>
+        <w:t xml:space="preserve">,</w:t>
+      </w:r>
+      <w:r>
+        <w:t xml:space="preserve"> </w:t>
+      </w:r>
+      <w:r>
+        <w:rPr>
+          <w:rStyle w:val="VerbatimChar"/>
+        </w:rPr>
+        <w:t xml:space="preserve">TransactionService</w:t>
+      </w:r>
+      <w:r>
+        <w:t xml:space="preserve">/</w:t>
+      </w:r>
+      <w:r>
+        <w:rPr>
+          <w:rStyle w:val="VerbatimChar"/>
+        </w:rPr>
+        <w:t xml:space="preserve">Impl</w:t>
+      </w:r>
+      <w:r>
+        <w:t xml:space="preserve">,</w:t>
+      </w:r>
+      <w:r>
+        <w:t xml:space="preserve"> </w:t>
+      </w:r>
+      <w:r>
+        <w:rPr>
+          <w:rStyle w:val="VerbatimChar"/>
+        </w:rPr>
+        <w:t xml:space="preserve">TransactionResponse.java</w:t>
+      </w:r>
+      <w:r>
+        <w:t xml:space="preserve">; docs</w:t>
+      </w:r>
+      <w:r>
+        <w:t xml:space="preserve"> </w:t>
+      </w:r>
+      <w:r>
+        <w:rPr>
+          <w:rStyle w:val="VerbatimChar"/>
+        </w:rPr>
+        <w:t xml:space="preserve">_source</w:t>
+      </w:r>
+      <w:r>
+        <w:t xml:space="preserve"> </w:t>
+      </w:r>
+      <w:r>
+        <w:t xml:space="preserve">API_DOCUMENTATION, MODULES/Account, MODULES/Transaction, CALL_FLOW, FUNCTIONAL_SPECIFICATION, CHANGELOG |</w:t>
+      </w:r>
+      <w:r>
+        <w:t xml:space="preserve"> </w:t>
+      </w:r>
+      <w:r>
+        <w:t xml:space="preserve">|</w:t>
+      </w:r>
+      <w:r>
+        <w:t xml:space="preserve"> </w:t>
+      </w:r>
+      <w:r>
+        <w:rPr>
+          <w:b/>
+          <w:bCs/>
+        </w:rPr>
+        <w:t xml:space="preserve">Classes Modified</w:t>
+      </w:r>
+      <w:r>
+        <w:t xml:space="preserve"> </w:t>
+      </w:r>
+      <w:r>
+        <w:t xml:space="preserve">|</w:t>
+      </w:r>
+      <w:r>
+        <w:t xml:space="preserve"> </w:t>
+      </w:r>
+      <w:r>
+        <w:rPr>
+          <w:rStyle w:val="VerbatimChar"/>
+        </w:rPr>
+        <w:t xml:space="preserve">AccountController</w:t>
+      </w:r>
+      <w:r>
+        <w:t xml:space="preserve">,</w:t>
+      </w:r>
+      <w:r>
+        <w:t xml:space="preserve"> </w:t>
+      </w:r>
+      <w:r>
+        <w:rPr>
+          <w:rStyle w:val="VerbatimChar"/>
+        </w:rPr>
+        <w:t xml:space="preserve">AccountService</w:t>
+      </w:r>
+      <w:r>
+        <w:t xml:space="preserve">/</w:t>
+      </w:r>
+      <w:r>
+        <w:rPr>
+          <w:rStyle w:val="VerbatimChar"/>
+        </w:rPr>
+        <w:t xml:space="preserve">Impl</w:t>
+      </w:r>
+      <w:r>
+        <w:t xml:space="preserve">,</w:t>
+      </w:r>
+      <w:r>
+        <w:t xml:space="preserve"> </w:t>
+      </w:r>
+      <w:r>
+        <w:rPr>
+          <w:rStyle w:val="VerbatimChar"/>
+        </w:rPr>
+        <w:t xml:space="preserve">TransactionService</w:t>
+      </w:r>
+      <w:r>
+        <w:t xml:space="preserve">/</w:t>
+      </w:r>
+      <w:r>
+        <w:rPr>
+          <w:rStyle w:val="VerbatimChar"/>
+        </w:rPr>
+        <w:t xml:space="preserve">Impl</w:t>
+      </w:r>
+      <w:r>
+        <w:t xml:space="preserve">,</w:t>
+      </w:r>
+      <w:r>
+        <w:t xml:space="preserve"> </w:t>
+      </w:r>
+      <w:r>
+        <w:rPr>
+          <w:rStyle w:val="VerbatimChar"/>
+        </w:rPr>
+        <w:t xml:space="preserve">TransactionResponse</w:t>
+      </w:r>
+      <w:r>
+        <w:t xml:space="preserve"> </w:t>
+      </w:r>
+      <w:r>
+        <w:t xml:space="preserve">|</w:t>
+      </w:r>
+      <w:r>
+        <w:t xml:space="preserve"> </w:t>
+      </w:r>
+      <w:r>
+        <w:t xml:space="preserve">|</w:t>
+      </w:r>
+      <w:r>
+        <w:t xml:space="preserve"> </w:t>
+      </w:r>
+      <w:r>
+        <w:rPr>
+          <w:b/>
+          <w:bCs/>
+        </w:rPr>
+        <w:t xml:space="preserve">Methods Modified</w:t>
+      </w:r>
+      <w:r>
+        <w:t xml:space="preserve"> </w:t>
+      </w:r>
+      <w:r>
+        <w:t xml:space="preserve">|</w:t>
+      </w:r>
+      <w:r>
+        <w:t xml:space="preserve"> </w:t>
+      </w:r>
+      <w:r>
+        <w:rPr>
+          <w:rStyle w:val="VerbatimChar"/>
+        </w:rPr>
+        <w:t xml:space="preserve">getAccountById</w:t>
+      </w:r>
+      <w:r>
+        <w:t xml:space="preserve">,</w:t>
+      </w:r>
+      <w:r>
+        <w:t xml:space="preserve"> </w:t>
+      </w:r>
+      <w:r>
+        <w:rPr>
+          <w:rStyle w:val="VerbatimChar"/>
+        </w:rPr>
+        <w:t xml:space="preserve">getTransactions</w:t>
+      </w:r>
+      <w:r>
+        <w:t xml:space="preserve">,</w:t>
+      </w:r>
+      <w:r>
+        <w:t xml:space="preserve"> </w:t>
+      </w:r>
+      <w:r>
+        <w:rPr>
+          <w:rStyle w:val="VerbatimChar"/>
+        </w:rPr>
+        <w:t xml:space="preserve">TransactionService.getByAccountId</w:t>
+      </w:r>
+      <w:r>
+        <w:t xml:space="preserve"> </w:t>
+      </w:r>
+      <w:r>
+        <w:t xml:space="preserve">|</w:t>
+      </w:r>
+      <w:r>
+        <w:t xml:space="preserve"> </w:t>
+      </w:r>
+      <w:r>
+        <w:t xml:space="preserve">|</w:t>
+      </w:r>
+      <w:r>
+        <w:t xml:space="preserve"> </w:t>
+      </w:r>
+      <w:r>
+        <w:rPr>
+          <w:b/>
+          <w:bCs/>
+        </w:rPr>
+        <w:t xml:space="preserve">Reason</w:t>
+      </w:r>
+      <w:r>
+        <w:t xml:space="preserve"> </w:t>
+      </w:r>
+      <w:r>
+        <w:t xml:space="preserve">| Staff can load one account and its paged ledger without UI yet |</w:t>
+      </w:r>
+      <w:r>
+        <w:t xml:space="preserve"> </w:t>
+      </w:r>
+      <w:r>
+        <w:t xml:space="preserve">|</w:t>
+      </w:r>
+      <w:r>
+        <w:t xml:space="preserve"> </w:t>
+      </w:r>
+      <w:r>
+        <w:rPr>
+          <w:b/>
+          <w:bCs/>
+        </w:rPr>
+        <w:t xml:space="preserve">Impact</w:t>
+      </w:r>
+      <w:r>
+        <w:t xml:space="preserve"> </w:t>
+      </w:r>
+      <w:r>
+        <w:t xml:space="preserve">| List API implemented (Partial overall: no withdraw/transfer/UI; dashboard count still stub) |</w:t>
+      </w:r>
+    </w:p>
+    <w:p>
+      <w:pPr>
+        <w:spacing w:after="160" w:line="276" w:lineRule="auto"/>
+        <w:jc w:val="left"/>
+      </w:pPr>
+      <w:r>
+        <w:pict>
+          <v:rect style="width:0;height:1.5pt" o:hralign="center" o:hrstd="t" o:hr="t"/>
+        </w:pict>
+      </w:r>
+    </w:p>
+    <w:bookmarkEnd w:id="10"/>
+    <w:bookmarkStart w:id="11" w:name="technology-stack-living-document"/>
     <w:p>
       <w:pPr>
         <w:pStyle w:val="Heading2"/>
@@ -1236,8 +1933,8 @@
         </w:pict>
       </w:r>
     </w:p>
-    <w:bookmarkEnd w:id="10"/>
-    <w:bookmarkStart w:id="11" w:name="X9e547219cbee15e69191ff1d8c2da32a81ec61b"/>
+    <w:bookmarkEnd w:id="11"/>
+    <w:bookmarkStart w:id="12" w:name="X9e547219cbee15e69191ff1d8c2da32a81ec61b"/>
     <w:p>
       <w:pPr>
         <w:pStyle w:val="Heading2"/>
@@ -1952,8 +2649,8 @@
         </w:pict>
       </w:r>
     </w:p>
-    <w:bookmarkEnd w:id="11"/>
-    <w:bookmarkStart w:id="12" w:name="rename-banone-backend-bankone-backend"/>
+    <w:bookmarkEnd w:id="12"/>
+    <w:bookmarkStart w:id="13" w:name="rename-banone-backend-bankone-backend"/>
     <w:p>
       <w:pPr>
         <w:pStyle w:val="Heading2"/>
@@ -2365,8 +3062,8 @@
         </w:pict>
       </w:r>
     </w:p>
-    <w:bookmarkEnd w:id="12"/>
-    <w:bookmarkStart w:id="13" w:name="move-backend-into-bankone-backend"/>
+    <w:bookmarkEnd w:id="13"/>
+    <w:bookmarkStart w:id="14" w:name="move-backend-into-bankone-backend"/>
     <w:p>
       <w:pPr>
         <w:pStyle w:val="Heading2"/>
@@ -2925,8 +3622,8 @@
         </w:pict>
       </w:r>
     </w:p>
-    <w:bookmarkEnd w:id="13"/>
-    <w:bookmarkStart w:id="14" w:name="documentation-formatting-alignment-fix"/>
+    <w:bookmarkEnd w:id="14"/>
+    <w:bookmarkStart w:id="15" w:name="documentation-formatting-alignment-fix"/>
     <w:p>
       <w:pPr>
         <w:pStyle w:val="Heading2"/>
@@ -3412,8 +4109,8 @@
         </w:pict>
       </w:r>
     </w:p>
-    <w:bookmarkEnd w:id="14"/>
-    <w:bookmarkStart w:id="15" w:name="docs-format-word-pdf-in-project-folder"/>
+    <w:bookmarkEnd w:id="15"/>
+    <w:bookmarkStart w:id="16" w:name="docs-format-word-pdf-in-project-folder"/>
     <w:p>
       <w:pPr>
         <w:pStyle w:val="Heading2"/>
@@ -3964,8 +4661,8 @@
         </w:pict>
       </w:r>
     </w:p>
-    <w:bookmarkEnd w:id="15"/>
-    <w:bookmarkStart w:id="16" w:name="Xec7cd731c643de6bd0059726cbacdd43d99fb65"/>
+    <w:bookmarkEnd w:id="16"/>
+    <w:bookmarkStart w:id="17" w:name="Xec7cd731c643de6bd0059726cbacdd43d99fb65"/>
     <w:p>
       <w:pPr>
         <w:pStyle w:val="Heading2"/>
@@ -4414,8 +5111,8 @@
         </w:pict>
       </w:r>
     </w:p>
-    <w:bookmarkEnd w:id="16"/>
-    <w:bookmarkStart w:id="17" w:name="account-policies-get-opening-deposit-ux"/>
+    <w:bookmarkEnd w:id="17"/>
+    <w:bookmarkStart w:id="18" w:name="account-policies-get-opening-deposit-ux"/>
     <w:p>
       <w:pPr>
         <w:pStyle w:val="Heading2"/>
@@ -5079,8 +5776,8 @@
         </w:pict>
       </w:r>
     </w:p>
-    <w:bookmarkEnd w:id="17"/>
-    <w:bookmarkStart w:id="18" w:name="accounts-list-deposit-api"/>
+    <w:bookmarkEnd w:id="18"/>
+    <w:bookmarkStart w:id="19" w:name="accounts-list-deposit-api"/>
     <w:p>
       <w:pPr>
         <w:pStyle w:val="Heading2"/>
@@ -5634,8 +6331,564 @@
         </w:pict>
       </w:r>
     </w:p>
-    <w:bookmarkEnd w:id="18"/>
     <w:bookmarkEnd w:id="19"/>
+    <w:bookmarkStart w:id="20" w:name="system-wide-breadcrumbs"/>
+    <w:p>
+      <w:pPr>
+        <w:pStyle w:val="Heading2"/>
+      </w:pPr>
+      <w:r>
+        <w:t xml:space="preserve">2026-07-23 — System-wide breadcrumbs</w:t>
+      </w:r>
+    </w:p>
+    <w:tbl>
+      <w:tblPr>
+        <w:tblStyle w:val="Table"/>
+        <w:tblW w:type="pct" w:w="5000"/>
+        <w:tblLayout w:type="autofit"/>
+        <w:tblLook w:firstRow="1" w:lastRow="0" w:firstColumn="0" w:lastColumn="0" w:noHBand="0" w:noVBand="0" w:val="0020"/>
+        <w:tblBorders>
+          <w:top w:val="single" w:sz="4" w:space="0" w:color="CBD5E0"/>
+          <w:left w:val="single" w:sz="4" w:space="0" w:color="CBD5E0"/>
+          <w:bottom w:val="single" w:sz="4" w:space="0" w:color="CBD5E0"/>
+          <w:right w:val="single" w:sz="4" w:space="0" w:color="CBD5E0"/>
+          <w:insideH w:val="single" w:sz="4" w:space="0" w:color="CBD5E0"/>
+          <w:insideV w:val="single" w:sz="4" w:space="0" w:color="CBD5E0"/>
+        </w:tblBorders>
+      </w:tblPr>
+      <w:tblGrid>
+        <w:gridCol w:w="3960"/>
+        <w:gridCol w:w="3960"/>
+      </w:tblGrid>
+      <w:tr>
+        <w:trPr>
+          <w:tblHeader w:val="on"/>
+        </w:trPr>
+        <w:tc>
+          <w:tcPr>
+            <w:tcMar>
+              <w:top w:w="40" w:type="dxa"/>
+              <w:bottom w:w="40" w:type="dxa"/>
+              <w:left w:w="60" w:type="dxa"/>
+              <w:right w:w="60" w:type="dxa"/>
+            </w:tcMar>
+            <w:shd w:fill="1A365D" w:val="clear"/>
+          </w:tcPr>
+          <w:p>
+            <w:pPr>
+              <w:pStyle w:val="Compact"/>
+              <w:spacing w:before="0" w:after="40" w:line="264" w:lineRule="auto"/>
+            </w:pPr>
+            <w:r>
+              <w:rPr>
+                <w:rFonts w:ascii="Calibri" w:hAnsi="Calibri"/>
+                <w:b/>
+                <w:color w:val="FFFFFF"/>
+                <w:sz w:val="18"/>
+              </w:rPr>
+              <w:t xml:space="preserve">Field</w:t>
+            </w:r>
+          </w:p>
+        </w:tc>
+        <w:tc>
+          <w:tcPr>
+            <w:tcMar>
+              <w:top w:w="40" w:type="dxa"/>
+              <w:bottom w:w="40" w:type="dxa"/>
+              <w:left w:w="60" w:type="dxa"/>
+              <w:right w:w="60" w:type="dxa"/>
+            </w:tcMar>
+            <w:shd w:fill="1A365D" w:val="clear"/>
+          </w:tcPr>
+          <w:p>
+            <w:pPr>
+              <w:pStyle w:val="Compact"/>
+              <w:spacing w:before="0" w:after="40" w:line="264" w:lineRule="auto"/>
+            </w:pPr>
+            <w:r>
+              <w:rPr>
+                <w:rFonts w:ascii="Calibri" w:hAnsi="Calibri"/>
+                <w:b/>
+                <w:color w:val="FFFFFF"/>
+                <w:sz w:val="18"/>
+              </w:rPr>
+              <w:t xml:space="preserve">Value</w:t>
+            </w:r>
+          </w:p>
+        </w:tc>
+      </w:tr>
+      <w:tr>
+        <w:tc>
+          <w:tcPr>
+            <w:tcMar>
+              <w:top w:w="40" w:type="dxa"/>
+              <w:bottom w:w="40" w:type="dxa"/>
+              <w:left w:w="60" w:type="dxa"/>
+              <w:right w:w="60" w:type="dxa"/>
+            </w:tcMar>
+          </w:tcPr>
+          <w:p>
+            <w:pPr>
+              <w:pStyle w:val="Compact"/>
+              <w:spacing w:before="0" w:after="40" w:line="264" w:lineRule="auto"/>
+            </w:pPr>
+            <w:r>
+              <w:rPr>
+                <w:rFonts w:ascii="Calibri" w:hAnsi="Calibri"/>
+                <w:b/>
+                <w:bCs/>
+                <w:sz w:val="18"/>
+              </w:rPr>
+              <w:t xml:space="preserve">Feature</w:t>
+            </w:r>
+          </w:p>
+        </w:tc>
+        <w:tc>
+          <w:tcPr>
+            <w:tcMar>
+              <w:top w:w="40" w:type="dxa"/>
+              <w:bottom w:w="40" w:type="dxa"/>
+              <w:left w:w="60" w:type="dxa"/>
+              <w:right w:w="60" w:type="dxa"/>
+            </w:tcMar>
+          </w:tcPr>
+          <w:p>
+            <w:pPr>
+              <w:pStyle w:val="Compact"/>
+              <w:spacing w:before="0" w:after="40" w:line="264" w:lineRule="auto"/>
+            </w:pPr>
+            <w:r>
+              <w:rPr>
+                <w:rFonts w:ascii="Calibri" w:hAnsi="Calibri"/>
+                <w:sz w:val="18"/>
+              </w:rPr>
+              <w:t xml:space="preserve">Breadcrumbs in main layout from route</w:t>
+            </w:r>
+            <w:r>
+              <w:rPr>
+                <w:rFonts w:ascii="Calibri" w:hAnsi="Calibri"/>
+                <w:sz w:val="18"/>
+              </w:rPr>
+              <w:t xml:space="preserve"> </w:t>
+            </w:r>
+            <w:r>
+              <w:rPr>
+                <w:rStyle w:val="VerbatimChar"/>
+                <w:rFonts w:ascii="Calibri" w:hAnsi="Calibri"/>
+                <w:sz w:val="18"/>
+              </w:rPr>
+              <w:t xml:space="preserve">data.breadcrumb</w:t>
+            </w:r>
+            <w:r>
+              <w:rPr>
+                <w:rFonts w:ascii="Calibri" w:hAnsi="Calibri"/>
+                <w:sz w:val="18"/>
+              </w:rPr>
+              <w:t xml:space="preserve"> </w:t>
+            </w:r>
+            <w:r>
+              <w:rPr>
+                <w:rFonts w:ascii="Calibri" w:hAnsi="Calibri"/>
+                <w:sz w:val="18"/>
+              </w:rPr>
+              <w:t xml:space="preserve">/</w:t>
+            </w:r>
+            <w:r>
+              <w:rPr>
+                <w:rFonts w:ascii="Calibri" w:hAnsi="Calibri"/>
+                <w:sz w:val="18"/>
+              </w:rPr>
+              <w:t xml:space="preserve"> </w:t>
+            </w:r>
+            <w:r>
+              <w:rPr>
+                <w:rStyle w:val="VerbatimChar"/>
+                <w:rFonts w:ascii="Calibri" w:hAnsi="Calibri"/>
+                <w:sz w:val="18"/>
+              </w:rPr>
+              <w:t xml:space="preserve">data.breadcrumbParents</w:t>
+            </w:r>
+          </w:p>
+        </w:tc>
+      </w:tr>
+      <w:tr>
+        <w:tc>
+          <w:tcPr>
+            <w:tcMar>
+              <w:top w:w="40" w:type="dxa"/>
+              <w:bottom w:w="40" w:type="dxa"/>
+              <w:left w:w="60" w:type="dxa"/>
+              <w:right w:w="60" w:type="dxa"/>
+            </w:tcMar>
+          </w:tcPr>
+          <w:p>
+            <w:pPr>
+              <w:pStyle w:val="Compact"/>
+              <w:spacing w:before="0" w:after="40" w:line="264" w:lineRule="auto"/>
+            </w:pPr>
+            <w:r>
+              <w:rPr>
+                <w:rFonts w:ascii="Calibri" w:hAnsi="Calibri"/>
+                <w:b/>
+                <w:bCs/>
+                <w:sz w:val="18"/>
+              </w:rPr>
+              <w:t xml:space="preserve">Files Modified</w:t>
+            </w:r>
+          </w:p>
+        </w:tc>
+        <w:tc>
+          <w:tcPr>
+            <w:tcMar>
+              <w:top w:w="40" w:type="dxa"/>
+              <w:bottom w:w="40" w:type="dxa"/>
+              <w:left w:w="60" w:type="dxa"/>
+              <w:right w:w="60" w:type="dxa"/>
+            </w:tcMar>
+          </w:tcPr>
+          <w:p>
+            <w:pPr>
+              <w:pStyle w:val="Compact"/>
+              <w:spacing w:before="0" w:after="40" w:line="264" w:lineRule="auto"/>
+            </w:pPr>
+            <w:r>
+              <w:rPr>
+                <w:rFonts w:ascii="Calibri" w:hAnsi="Calibri"/>
+                <w:sz w:val="18"/>
+              </w:rPr>
+              <w:t xml:space="preserve">Frontend:</w:t>
+            </w:r>
+            <w:r>
+              <w:rPr>
+                <w:rFonts w:ascii="Calibri" w:hAnsi="Calibri"/>
+                <w:sz w:val="18"/>
+              </w:rPr>
+              <w:t xml:space="preserve"> </w:t>
+            </w:r>
+            <w:r>
+              <w:rPr>
+                <w:rStyle w:val="VerbatimChar"/>
+                <w:rFonts w:ascii="Calibri" w:hAnsi="Calibri"/>
+                <w:sz w:val="18"/>
+              </w:rPr>
+              <w:t xml:space="preserve">shared/breadcrumbs/*</w:t>
+            </w:r>
+            <w:r>
+              <w:rPr>
+                <w:rFonts w:ascii="Calibri" w:hAnsi="Calibri"/>
+                <w:sz w:val="18"/>
+              </w:rPr>
+              <w:t xml:space="preserve">,</w:t>
+            </w:r>
+            <w:r>
+              <w:rPr>
+                <w:rFonts w:ascii="Calibri" w:hAnsi="Calibri"/>
+                <w:sz w:val="18"/>
+              </w:rPr>
+              <w:t xml:space="preserve"> </w:t>
+            </w:r>
+            <w:r>
+              <w:rPr>
+                <w:rStyle w:val="VerbatimChar"/>
+                <w:rFonts w:ascii="Calibri" w:hAnsi="Calibri"/>
+                <w:sz w:val="18"/>
+              </w:rPr>
+              <w:t xml:space="preserve">layout/main-layout/*</w:t>
+            </w:r>
+            <w:r>
+              <w:rPr>
+                <w:rFonts w:ascii="Calibri" w:hAnsi="Calibri"/>
+                <w:sz w:val="18"/>
+              </w:rPr>
+              <w:t xml:space="preserve">, feature</w:t>
+            </w:r>
+            <w:r>
+              <w:rPr>
+                <w:rFonts w:ascii="Calibri" w:hAnsi="Calibri"/>
+                <w:sz w:val="18"/>
+              </w:rPr>
+              <w:t xml:space="preserve"> </w:t>
+            </w:r>
+            <w:r>
+              <w:rPr>
+                <w:rStyle w:val="VerbatimChar"/>
+                <w:rFonts w:ascii="Calibri" w:hAnsi="Calibri"/>
+                <w:sz w:val="18"/>
+              </w:rPr>
+              <w:t xml:space="preserve">*.routes.ts</w:t>
+            </w:r>
+            <w:r>
+              <w:rPr>
+                <w:rFonts w:ascii="Calibri" w:hAnsi="Calibri"/>
+                <w:sz w:val="18"/>
+              </w:rPr>
+              <w:t xml:space="preserve"> </w:t>
+            </w:r>
+            <w:r>
+              <w:rPr>
+                <w:rFonts w:ascii="Calibri" w:hAnsi="Calibri"/>
+                <w:sz w:val="18"/>
+              </w:rPr>
+              <w:t xml:space="preserve">(breadcrumb metadata)</w:t>
+            </w:r>
+          </w:p>
+        </w:tc>
+      </w:tr>
+      <w:tr>
+        <w:tc>
+          <w:tcPr>
+            <w:tcMar>
+              <w:top w:w="40" w:type="dxa"/>
+              <w:bottom w:w="40" w:type="dxa"/>
+              <w:left w:w="60" w:type="dxa"/>
+              <w:right w:w="60" w:type="dxa"/>
+            </w:tcMar>
+          </w:tcPr>
+          <w:p>
+            <w:pPr>
+              <w:pStyle w:val="Compact"/>
+              <w:spacing w:before="0" w:after="40" w:line="264" w:lineRule="auto"/>
+            </w:pPr>
+            <w:r>
+              <w:rPr>
+                <w:rFonts w:ascii="Calibri" w:hAnsi="Calibri"/>
+                <w:b/>
+                <w:bCs/>
+                <w:sz w:val="18"/>
+              </w:rPr>
+              <w:t xml:space="preserve">Classes Modified</w:t>
+            </w:r>
+          </w:p>
+        </w:tc>
+        <w:tc>
+          <w:tcPr>
+            <w:tcMar>
+              <w:top w:w="40" w:type="dxa"/>
+              <w:bottom w:w="40" w:type="dxa"/>
+              <w:left w:w="60" w:type="dxa"/>
+              <w:right w:w="60" w:type="dxa"/>
+            </w:tcMar>
+          </w:tcPr>
+          <w:p>
+            <w:pPr>
+              <w:pStyle w:val="Compact"/>
+              <w:spacing w:before="0" w:after="40" w:line="264" w:lineRule="auto"/>
+            </w:pPr>
+            <w:r>
+              <w:rPr>
+                <w:rStyle w:val="VerbatimChar"/>
+                <w:rFonts w:ascii="Calibri" w:hAnsi="Calibri"/>
+                <w:sz w:val="18"/>
+              </w:rPr>
+              <w:t xml:space="preserve">Breadcrumbs</w:t>
+            </w:r>
+            <w:r>
+              <w:rPr>
+                <w:rFonts w:ascii="Calibri" w:hAnsi="Calibri"/>
+                <w:sz w:val="18"/>
+              </w:rPr>
+              <w:t xml:space="preserve">,</w:t>
+            </w:r>
+            <w:r>
+              <w:rPr>
+                <w:rFonts w:ascii="Calibri" w:hAnsi="Calibri"/>
+                <w:sz w:val="18"/>
+              </w:rPr>
+              <w:t xml:space="preserve"> </w:t>
+            </w:r>
+            <w:r>
+              <w:rPr>
+                <w:rStyle w:val="VerbatimChar"/>
+                <w:rFonts w:ascii="Calibri" w:hAnsi="Calibri"/>
+                <w:sz w:val="18"/>
+              </w:rPr>
+              <w:t xml:space="preserve">MainLayout</w:t>
+            </w:r>
+          </w:p>
+        </w:tc>
+      </w:tr>
+      <w:tr>
+        <w:tc>
+          <w:tcPr>
+            <w:tcMar>
+              <w:top w:w="40" w:type="dxa"/>
+              <w:bottom w:w="40" w:type="dxa"/>
+              <w:left w:w="60" w:type="dxa"/>
+              <w:right w:w="60" w:type="dxa"/>
+            </w:tcMar>
+          </w:tcPr>
+          <w:p>
+            <w:pPr>
+              <w:pStyle w:val="Compact"/>
+              <w:spacing w:before="0" w:after="40" w:line="264" w:lineRule="auto"/>
+            </w:pPr>
+            <w:r>
+              <w:rPr>
+                <w:rFonts w:ascii="Calibri" w:hAnsi="Calibri"/>
+                <w:b/>
+                <w:bCs/>
+                <w:sz w:val="18"/>
+              </w:rPr>
+              <w:t xml:space="preserve">Methods Modified</w:t>
+            </w:r>
+          </w:p>
+        </w:tc>
+        <w:tc>
+          <w:tcPr>
+            <w:tcMar>
+              <w:top w:w="40" w:type="dxa"/>
+              <w:bottom w:w="40" w:type="dxa"/>
+              <w:left w:w="60" w:type="dxa"/>
+              <w:right w:w="60" w:type="dxa"/>
+            </w:tcMar>
+          </w:tcPr>
+          <w:p>
+            <w:pPr>
+              <w:pStyle w:val="Compact"/>
+              <w:spacing w:before="0" w:after="40" w:line="264" w:lineRule="auto"/>
+            </w:pPr>
+            <w:r>
+              <w:rPr>
+                <w:rFonts w:ascii="Calibri" w:hAnsi="Calibri"/>
+                <w:sz w:val="18"/>
+              </w:rPr>
+              <w:t xml:space="preserve">Breadcrumb build from</w:t>
+            </w:r>
+            <w:r>
+              <w:rPr>
+                <w:rFonts w:ascii="Calibri" w:hAnsi="Calibri"/>
+                <w:sz w:val="18"/>
+              </w:rPr>
+              <w:t xml:space="preserve"> </w:t>
+            </w:r>
+            <w:r>
+              <w:rPr>
+                <w:rStyle w:val="VerbatimChar"/>
+                <w:rFonts w:ascii="Calibri" w:hAnsi="Calibri"/>
+                <w:sz w:val="18"/>
+              </w:rPr>
+              <w:t xml:space="preserve">ActivatedRoute</w:t>
+            </w:r>
+            <w:r>
+              <w:rPr>
+                <w:rFonts w:ascii="Calibri" w:hAnsi="Calibri"/>
+                <w:sz w:val="18"/>
+              </w:rPr>
+              <w:t xml:space="preserve"> </w:t>
+            </w:r>
+            <w:r>
+              <w:rPr>
+                <w:rFonts w:ascii="Calibri" w:hAnsi="Calibri"/>
+                <w:sz w:val="18"/>
+              </w:rPr>
+              <w:t xml:space="preserve">snapshot / router events</w:t>
+            </w:r>
+          </w:p>
+        </w:tc>
+      </w:tr>
+      <w:tr>
+        <w:tc>
+          <w:tcPr>
+            <w:tcMar>
+              <w:top w:w="40" w:type="dxa"/>
+              <w:bottom w:w="40" w:type="dxa"/>
+              <w:left w:w="60" w:type="dxa"/>
+              <w:right w:w="60" w:type="dxa"/>
+            </w:tcMar>
+          </w:tcPr>
+          <w:p>
+            <w:pPr>
+              <w:pStyle w:val="Compact"/>
+              <w:spacing w:before="0" w:after="40" w:line="264" w:lineRule="auto"/>
+            </w:pPr>
+            <w:r>
+              <w:rPr>
+                <w:rFonts w:ascii="Calibri" w:hAnsi="Calibri"/>
+                <w:b/>
+                <w:bCs/>
+                <w:sz w:val="18"/>
+              </w:rPr>
+              <w:t xml:space="preserve">Reason</w:t>
+            </w:r>
+          </w:p>
+        </w:tc>
+        <w:tc>
+          <w:tcPr>
+            <w:tcMar>
+              <w:top w:w="40" w:type="dxa"/>
+              <w:bottom w:w="40" w:type="dxa"/>
+              <w:left w:w="60" w:type="dxa"/>
+              <w:right w:w="60" w:type="dxa"/>
+            </w:tcMar>
+          </w:tcPr>
+          <w:p>
+            <w:pPr>
+              <w:pStyle w:val="Compact"/>
+              <w:spacing w:before="0" w:after="40" w:line="264" w:lineRule="auto"/>
+            </w:pPr>
+            <w:r>
+              <w:rPr>
+                <w:rFonts w:ascii="Calibri" w:hAnsi="Calibri"/>
+                <w:sz w:val="18"/>
+              </w:rPr>
+              <w:t xml:space="preserve">Staff navigation context across Customers, Accounts, Users, Dashboard</w:t>
+            </w:r>
+          </w:p>
+        </w:tc>
+      </w:tr>
+      <w:tr>
+        <w:tc>
+          <w:tcPr>
+            <w:tcMar>
+              <w:top w:w="40" w:type="dxa"/>
+              <w:bottom w:w="40" w:type="dxa"/>
+              <w:left w:w="60" w:type="dxa"/>
+              <w:right w:w="60" w:type="dxa"/>
+            </w:tcMar>
+          </w:tcPr>
+          <w:p>
+            <w:pPr>
+              <w:pStyle w:val="Compact"/>
+              <w:spacing w:before="0" w:after="40" w:line="264" w:lineRule="auto"/>
+            </w:pPr>
+            <w:r>
+              <w:rPr>
+                <w:rFonts w:ascii="Calibri" w:hAnsi="Calibri"/>
+                <w:b/>
+                <w:bCs/>
+                <w:sz w:val="18"/>
+              </w:rPr>
+              <w:t xml:space="preserve">Impact</w:t>
+            </w:r>
+          </w:p>
+        </w:tc>
+        <w:tc>
+          <w:tcPr>
+            <w:tcMar>
+              <w:top w:w="40" w:type="dxa"/>
+              <w:bottom w:w="40" w:type="dxa"/>
+              <w:left w:w="60" w:type="dxa"/>
+              <w:right w:w="60" w:type="dxa"/>
+            </w:tcMar>
+          </w:tcPr>
+          <w:p>
+            <w:pPr>
+              <w:pStyle w:val="Compact"/>
+              <w:spacing w:before="0" w:after="40" w:line="264" w:lineRule="auto"/>
+            </w:pPr>
+            <w:r>
+              <w:rPr>
+                <w:rFonts w:ascii="Calibri" w:hAnsi="Calibri"/>
+                <w:sz w:val="18"/>
+              </w:rPr>
+              <w:t xml:space="preserve">All authenticated shell pages show trail; leaf routes declare parents for nested screens</w:t>
+            </w:r>
+          </w:p>
+        </w:tc>
+      </w:tr>
+    </w:tbl>
+    <w:bookmarkEnd w:id="20"/>
+    <w:bookmarkEnd w:id="21"/>
     <w:sectPr>
       <w:pgSz w:h="16838" w:w="11906"/>
       <w:pgMar w:bottom="1134" w:footer="720" w:gutter="0" w:header="720" w:left="1247" w:right="1247" w:top="1134"/>

--- a/docs/CHANGELOG.docx
+++ b/docs/CHANGELOG.docx
@@ -10,7 +10,7 @@
         <w:t xml:space="preserve">CHANGELOG</w:t>
       </w:r>
     </w:p>
-    <w:bookmarkStart w:id="21" w:name="changelog"/>
+    <w:bookmarkStart w:id="33" w:name="changelog"/>
     <w:p>
       <w:pPr>
         <w:pStyle w:val="Heading1"/>
@@ -40,7 +40,5094 @@
         </w:pict>
       </w:r>
     </w:p>
-    <w:bookmarkStart w:id="9" w:name="opening-deposit-writes-credit-ledger"/>
+    <w:bookmarkStart w:id="9" w:name="X66f91773c5c3b76fda3e663e1bae0e7482f5e43"/>
+    <w:p>
+      <w:pPr>
+        <w:pStyle w:val="Heading2"/>
+      </w:pPr>
+      <w:r>
+        <w:t xml:space="preserve">2026-07-25 — Docs sync: Kafka notifications, pagination, load-test seed</w:t>
+      </w:r>
+    </w:p>
+    <w:tbl>
+      <w:tblPr>
+        <w:tblStyle w:val="Table"/>
+        <w:tblW w:type="pct" w:w="5000"/>
+        <w:tblLayout w:type="autofit"/>
+        <w:tblLook w:firstRow="1" w:lastRow="0" w:firstColumn="0" w:lastColumn="0" w:noHBand="0" w:noVBand="0" w:val="0020"/>
+        <w:tblBorders>
+          <w:top w:val="single" w:sz="4" w:space="0" w:color="CBD5E0"/>
+          <w:left w:val="single" w:sz="4" w:space="0" w:color="CBD5E0"/>
+          <w:bottom w:val="single" w:sz="4" w:space="0" w:color="CBD5E0"/>
+          <w:right w:val="single" w:sz="4" w:space="0" w:color="CBD5E0"/>
+          <w:insideH w:val="single" w:sz="4" w:space="0" w:color="CBD5E0"/>
+          <w:insideV w:val="single" w:sz="4" w:space="0" w:color="CBD5E0"/>
+        </w:tblBorders>
+      </w:tblPr>
+      <w:tblGrid>
+        <w:gridCol w:w="3960"/>
+        <w:gridCol w:w="3960"/>
+      </w:tblGrid>
+      <w:tr>
+        <w:trPr>
+          <w:tblHeader w:val="on"/>
+        </w:trPr>
+        <w:tc>
+          <w:tcPr>
+            <w:tcMar>
+              <w:top w:w="40" w:type="dxa"/>
+              <w:bottom w:w="40" w:type="dxa"/>
+              <w:left w:w="60" w:type="dxa"/>
+              <w:right w:w="60" w:type="dxa"/>
+            </w:tcMar>
+            <w:shd w:fill="1A365D" w:val="clear"/>
+          </w:tcPr>
+          <w:p>
+            <w:pPr>
+              <w:pStyle w:val="Compact"/>
+              <w:spacing w:before="0" w:after="40" w:line="264" w:lineRule="auto"/>
+            </w:pPr>
+            <w:r>
+              <w:rPr>
+                <w:rFonts w:ascii="Calibri" w:hAnsi="Calibri"/>
+                <w:b/>
+                <w:color w:val="FFFFFF"/>
+                <w:sz w:val="18"/>
+              </w:rPr>
+              <w:t xml:space="preserve">Field</w:t>
+            </w:r>
+          </w:p>
+        </w:tc>
+        <w:tc>
+          <w:tcPr>
+            <w:tcMar>
+              <w:top w:w="40" w:type="dxa"/>
+              <w:bottom w:w="40" w:type="dxa"/>
+              <w:left w:w="60" w:type="dxa"/>
+              <w:right w:w="60" w:type="dxa"/>
+            </w:tcMar>
+            <w:shd w:fill="1A365D" w:val="clear"/>
+          </w:tcPr>
+          <w:p>
+            <w:pPr>
+              <w:pStyle w:val="Compact"/>
+              <w:spacing w:before="0" w:after="40" w:line="264" w:lineRule="auto"/>
+            </w:pPr>
+            <w:r>
+              <w:rPr>
+                <w:rFonts w:ascii="Calibri" w:hAnsi="Calibri"/>
+                <w:b/>
+                <w:color w:val="FFFFFF"/>
+                <w:sz w:val="18"/>
+              </w:rPr>
+              <w:t xml:space="preserve">Value</w:t>
+            </w:r>
+          </w:p>
+        </w:tc>
+      </w:tr>
+      <w:tr>
+        <w:tc>
+          <w:tcPr>
+            <w:tcMar>
+              <w:top w:w="40" w:type="dxa"/>
+              <w:bottom w:w="40" w:type="dxa"/>
+              <w:left w:w="60" w:type="dxa"/>
+              <w:right w:w="60" w:type="dxa"/>
+            </w:tcMar>
+          </w:tcPr>
+          <w:p>
+            <w:pPr>
+              <w:pStyle w:val="Compact"/>
+              <w:spacing w:before="0" w:after="40" w:line="264" w:lineRule="auto"/>
+            </w:pPr>
+            <w:r>
+              <w:rPr>
+                <w:rFonts w:ascii="Calibri" w:hAnsi="Calibri"/>
+                <w:b/>
+                <w:bCs/>
+                <w:sz w:val="18"/>
+              </w:rPr>
+              <w:t xml:space="preserve">Feature</w:t>
+            </w:r>
+          </w:p>
+        </w:tc>
+        <w:tc>
+          <w:tcPr>
+            <w:tcMar>
+              <w:top w:w="40" w:type="dxa"/>
+              <w:bottom w:w="40" w:type="dxa"/>
+              <w:left w:w="60" w:type="dxa"/>
+              <w:right w:w="60" w:type="dxa"/>
+            </w:tcMar>
+          </w:tcPr>
+          <w:p>
+            <w:pPr>
+              <w:pStyle w:val="Compact"/>
+              <w:spacing w:before="0" w:after="40" w:line="264" w:lineRule="auto"/>
+            </w:pPr>
+            <w:r>
+              <w:rPr>
+                <w:rFonts w:ascii="Calibri" w:hAnsi="Calibri"/>
+                <w:sz w:val="18"/>
+              </w:rPr>
+              <w:t xml:space="preserve">Documentation catch-up for Kafka→email, list pagination jump, Liberty JDWP, load-test SQL</w:t>
+            </w:r>
+          </w:p>
+        </w:tc>
+      </w:tr>
+      <w:tr>
+        <w:tc>
+          <w:tcPr>
+            <w:tcMar>
+              <w:top w:w="40" w:type="dxa"/>
+              <w:bottom w:w="40" w:type="dxa"/>
+              <w:left w:w="60" w:type="dxa"/>
+              <w:right w:w="60" w:type="dxa"/>
+            </w:tcMar>
+          </w:tcPr>
+          <w:p>
+            <w:pPr>
+              <w:pStyle w:val="Compact"/>
+              <w:spacing w:before="0" w:after="40" w:line="264" w:lineRule="auto"/>
+            </w:pPr>
+            <w:r>
+              <w:rPr>
+                <w:rFonts w:ascii="Calibri" w:hAnsi="Calibri"/>
+                <w:b/>
+                <w:bCs/>
+                <w:sz w:val="18"/>
+              </w:rPr>
+              <w:t xml:space="preserve">Files Modified</w:t>
+            </w:r>
+          </w:p>
+        </w:tc>
+        <w:tc>
+          <w:tcPr>
+            <w:tcMar>
+              <w:top w:w="40" w:type="dxa"/>
+              <w:bottom w:w="40" w:type="dxa"/>
+              <w:left w:w="60" w:type="dxa"/>
+              <w:right w:w="60" w:type="dxa"/>
+            </w:tcMar>
+          </w:tcPr>
+          <w:p>
+            <w:pPr>
+              <w:pStyle w:val="Compact"/>
+              <w:spacing w:before="0" w:after="40" w:line="264" w:lineRule="auto"/>
+            </w:pPr>
+            <w:r>
+              <w:rPr>
+                <w:rStyle w:val="VerbatimChar"/>
+                <w:rFonts w:ascii="Calibri" w:hAnsi="Calibri"/>
+                <w:sz w:val="18"/>
+              </w:rPr>
+              <w:t xml:space="preserve">docs/_source/*</w:t>
+            </w:r>
+            <w:r>
+              <w:rPr>
+                <w:rFonts w:ascii="Calibri" w:hAnsi="Calibri"/>
+                <w:sz w:val="18"/>
+              </w:rPr>
+              <w:t xml:space="preserve">,</w:t>
+            </w:r>
+            <w:r>
+              <w:rPr>
+                <w:rFonts w:ascii="Calibri" w:hAnsi="Calibri"/>
+                <w:sz w:val="18"/>
+              </w:rPr>
+              <w:t xml:space="preserve"> </w:t>
+            </w:r>
+            <w:r>
+              <w:rPr>
+                <w:rStyle w:val="VerbatimChar"/>
+                <w:rFonts w:ascii="Calibri" w:hAnsi="Calibri"/>
+                <w:sz w:val="18"/>
+              </w:rPr>
+              <w:t xml:space="preserve">docs/DEPLOY.md</w:t>
+            </w:r>
+            <w:r>
+              <w:rPr>
+                <w:rFonts w:ascii="Calibri" w:hAnsi="Calibri"/>
+                <w:sz w:val="18"/>
+              </w:rPr>
+              <w:t xml:space="preserve">,</w:t>
+            </w:r>
+            <w:r>
+              <w:rPr>
+                <w:rFonts w:ascii="Calibri" w:hAnsi="Calibri"/>
+                <w:sz w:val="18"/>
+              </w:rPr>
+              <w:t xml:space="preserve"> </w:t>
+            </w:r>
+            <w:r>
+              <w:rPr>
+                <w:rStyle w:val="VerbatimChar"/>
+                <w:rFonts w:ascii="Calibri" w:hAnsi="Calibri"/>
+                <w:sz w:val="18"/>
+              </w:rPr>
+              <w:t xml:space="preserve">MODULES/Notification.md</w:t>
+            </w:r>
+            <w:r>
+              <w:rPr>
+                <w:rFonts w:ascii="Calibri" w:hAnsi="Calibri"/>
+                <w:sz w:val="18"/>
+              </w:rPr>
+              <w:t xml:space="preserve">, regenerate DOCX/PDF</w:t>
+            </w:r>
+          </w:p>
+        </w:tc>
+      </w:tr>
+      <w:tr>
+        <w:tc>
+          <w:tcPr>
+            <w:tcMar>
+              <w:top w:w="40" w:type="dxa"/>
+              <w:bottom w:w="40" w:type="dxa"/>
+              <w:left w:w="60" w:type="dxa"/>
+              <w:right w:w="60" w:type="dxa"/>
+            </w:tcMar>
+          </w:tcPr>
+          <w:p>
+            <w:pPr>
+              <w:pStyle w:val="Compact"/>
+              <w:spacing w:before="0" w:after="40" w:line="264" w:lineRule="auto"/>
+            </w:pPr>
+            <w:r>
+              <w:rPr>
+                <w:rFonts w:ascii="Calibri" w:hAnsi="Calibri"/>
+                <w:b/>
+                <w:bCs/>
+                <w:sz w:val="18"/>
+              </w:rPr>
+              <w:t xml:space="preserve">Reason</w:t>
+            </w:r>
+          </w:p>
+        </w:tc>
+        <w:tc>
+          <w:tcPr>
+            <w:tcMar>
+              <w:top w:w="40" w:type="dxa"/>
+              <w:bottom w:w="40" w:type="dxa"/>
+              <w:left w:w="60" w:type="dxa"/>
+              <w:right w:w="60" w:type="dxa"/>
+            </w:tcMar>
+          </w:tcPr>
+          <w:p>
+            <w:pPr>
+              <w:pStyle w:val="Compact"/>
+              <w:spacing w:before="0" w:after="40" w:line="264" w:lineRule="auto"/>
+            </w:pPr>
+            <w:r>
+              <w:rPr>
+                <w:rFonts w:ascii="Calibri" w:hAnsi="Calibri"/>
+                <w:sz w:val="18"/>
+              </w:rPr>
+              <w:t xml:space="preserve">Code landed for notifications/pagination/debug/seed; docs lagged</w:t>
+            </w:r>
+          </w:p>
+        </w:tc>
+      </w:tr>
+      <w:tr>
+        <w:tc>
+          <w:tcPr>
+            <w:tcMar>
+              <w:top w:w="40" w:type="dxa"/>
+              <w:bottom w:w="40" w:type="dxa"/>
+              <w:left w:w="60" w:type="dxa"/>
+              <w:right w:w="60" w:type="dxa"/>
+            </w:tcMar>
+          </w:tcPr>
+          <w:p>
+            <w:pPr>
+              <w:pStyle w:val="Compact"/>
+              <w:spacing w:before="0" w:after="40" w:line="264" w:lineRule="auto"/>
+            </w:pPr>
+            <w:r>
+              <w:rPr>
+                <w:rFonts w:ascii="Calibri" w:hAnsi="Calibri"/>
+                <w:b/>
+                <w:bCs/>
+                <w:sz w:val="18"/>
+              </w:rPr>
+              <w:t xml:space="preserve">Impact</w:t>
+            </w:r>
+          </w:p>
+        </w:tc>
+        <w:tc>
+          <w:tcPr>
+            <w:tcMar>
+              <w:top w:w="40" w:type="dxa"/>
+              <w:bottom w:w="40" w:type="dxa"/>
+              <w:left w:w="60" w:type="dxa"/>
+              <w:right w:w="60" w:type="dxa"/>
+            </w:tcMar>
+          </w:tcPr>
+          <w:p>
+            <w:pPr>
+              <w:pStyle w:val="Compact"/>
+              <w:spacing w:before="0" w:after="40" w:line="264" w:lineRule="auto"/>
+            </w:pPr>
+            <w:r>
+              <w:rPr>
+                <w:rFonts w:ascii="Calibri" w:hAnsi="Calibri"/>
+                <w:sz w:val="18"/>
+              </w:rPr>
+              <w:t xml:space="preserve">Staff docs match implemented stack (Aiven + SendGrid HTTP, Mailpit local)</w:t>
+            </w:r>
+          </w:p>
+        </w:tc>
+      </w:tr>
+    </w:tbl>
+    <w:p>
+      <w:pPr>
+        <w:spacing w:after="160" w:line="276" w:lineRule="auto"/>
+        <w:jc w:val="left"/>
+      </w:pPr>
+      <w:r>
+        <w:pict>
+          <v:rect style="width:0;height:1.5pt" o:hralign="center" o:hrstd="t" o:hr="t"/>
+        </w:pict>
+      </w:r>
+    </w:p>
+    <w:bookmarkEnd w:id="9"/>
+    <w:bookmarkStart w:id="10" w:name="kafka-notifications-customer-email"/>
+    <w:p>
+      <w:pPr>
+        <w:pStyle w:val="Heading2"/>
+      </w:pPr>
+      <w:r>
+        <w:t xml:space="preserve">2026-07-24 — Kafka notifications → customer email</w:t>
+      </w:r>
+    </w:p>
+    <w:tbl>
+      <w:tblPr>
+        <w:tblStyle w:val="Table"/>
+        <w:tblW w:type="pct" w:w="5000"/>
+        <w:tblLayout w:type="autofit"/>
+        <w:tblLook w:firstRow="1" w:lastRow="0" w:firstColumn="0" w:lastColumn="0" w:noHBand="0" w:noVBand="0" w:val="0020"/>
+        <w:tblBorders>
+          <w:top w:val="single" w:sz="4" w:space="0" w:color="CBD5E0"/>
+          <w:left w:val="single" w:sz="4" w:space="0" w:color="CBD5E0"/>
+          <w:bottom w:val="single" w:sz="4" w:space="0" w:color="CBD5E0"/>
+          <w:right w:val="single" w:sz="4" w:space="0" w:color="CBD5E0"/>
+          <w:insideH w:val="single" w:sz="4" w:space="0" w:color="CBD5E0"/>
+          <w:insideV w:val="single" w:sz="4" w:space="0" w:color="CBD5E0"/>
+        </w:tblBorders>
+      </w:tblPr>
+      <w:tblGrid>
+        <w:gridCol w:w="3960"/>
+        <w:gridCol w:w="3960"/>
+      </w:tblGrid>
+      <w:tr>
+        <w:trPr>
+          <w:tblHeader w:val="on"/>
+        </w:trPr>
+        <w:tc>
+          <w:tcPr>
+            <w:tcMar>
+              <w:top w:w="40" w:type="dxa"/>
+              <w:bottom w:w="40" w:type="dxa"/>
+              <w:left w:w="60" w:type="dxa"/>
+              <w:right w:w="60" w:type="dxa"/>
+            </w:tcMar>
+            <w:shd w:fill="1A365D" w:val="clear"/>
+          </w:tcPr>
+          <w:p>
+            <w:pPr>
+              <w:pStyle w:val="Compact"/>
+              <w:spacing w:before="0" w:after="40" w:line="264" w:lineRule="auto"/>
+            </w:pPr>
+            <w:r>
+              <w:rPr>
+                <w:rFonts w:ascii="Calibri" w:hAnsi="Calibri"/>
+                <w:b/>
+                <w:color w:val="FFFFFF"/>
+                <w:sz w:val="18"/>
+              </w:rPr>
+              <w:t xml:space="preserve">Field</w:t>
+            </w:r>
+          </w:p>
+        </w:tc>
+        <w:tc>
+          <w:tcPr>
+            <w:tcMar>
+              <w:top w:w="40" w:type="dxa"/>
+              <w:bottom w:w="40" w:type="dxa"/>
+              <w:left w:w="60" w:type="dxa"/>
+              <w:right w:w="60" w:type="dxa"/>
+            </w:tcMar>
+            <w:shd w:fill="1A365D" w:val="clear"/>
+          </w:tcPr>
+          <w:p>
+            <w:pPr>
+              <w:pStyle w:val="Compact"/>
+              <w:spacing w:before="0" w:after="40" w:line="264" w:lineRule="auto"/>
+            </w:pPr>
+            <w:r>
+              <w:rPr>
+                <w:rFonts w:ascii="Calibri" w:hAnsi="Calibri"/>
+                <w:b/>
+                <w:color w:val="FFFFFF"/>
+                <w:sz w:val="18"/>
+              </w:rPr>
+              <w:t xml:space="preserve">Value</w:t>
+            </w:r>
+          </w:p>
+        </w:tc>
+      </w:tr>
+      <w:tr>
+        <w:tc>
+          <w:tcPr>
+            <w:tcMar>
+              <w:top w:w="40" w:type="dxa"/>
+              <w:bottom w:w="40" w:type="dxa"/>
+              <w:left w:w="60" w:type="dxa"/>
+              <w:right w:w="60" w:type="dxa"/>
+            </w:tcMar>
+          </w:tcPr>
+          <w:p>
+            <w:pPr>
+              <w:pStyle w:val="Compact"/>
+              <w:spacing w:before="0" w:after="40" w:line="264" w:lineRule="auto"/>
+            </w:pPr>
+            <w:r>
+              <w:rPr>
+                <w:rFonts w:ascii="Calibri" w:hAnsi="Calibri"/>
+                <w:b/>
+                <w:bCs/>
+                <w:sz w:val="18"/>
+              </w:rPr>
+              <w:t xml:space="preserve">Feature</w:t>
+            </w:r>
+          </w:p>
+        </w:tc>
+        <w:tc>
+          <w:tcPr>
+            <w:tcMar>
+              <w:top w:w="40" w:type="dxa"/>
+              <w:bottom w:w="40" w:type="dxa"/>
+              <w:left w:w="60" w:type="dxa"/>
+              <w:right w:w="60" w:type="dxa"/>
+            </w:tcMar>
+          </w:tcPr>
+          <w:p>
+            <w:pPr>
+              <w:pStyle w:val="Compact"/>
+              <w:spacing w:before="0" w:after="40" w:line="264" w:lineRule="auto"/>
+            </w:pPr>
+            <w:r>
+              <w:rPr>
+                <w:rFonts w:ascii="Calibri" w:hAnsi="Calibri"/>
+                <w:sz w:val="18"/>
+              </w:rPr>
+              <w:t xml:space="preserve">After account open/deposit/withdraw/transfer, publish</w:t>
+            </w:r>
+            <w:r>
+              <w:rPr>
+                <w:rFonts w:ascii="Calibri" w:hAnsi="Calibri"/>
+                <w:sz w:val="18"/>
+              </w:rPr>
+              <w:t xml:space="preserve"> </w:t>
+            </w:r>
+            <w:r>
+              <w:rPr>
+                <w:rStyle w:val="VerbatimChar"/>
+                <w:rFonts w:ascii="Calibri" w:hAnsi="Calibri"/>
+                <w:sz w:val="18"/>
+              </w:rPr>
+              <w:t xml:space="preserve">BankActionEvent</w:t>
+            </w:r>
+            <w:r>
+              <w:rPr>
+                <w:rFonts w:ascii="Calibri" w:hAnsi="Calibri"/>
+                <w:sz w:val="18"/>
+              </w:rPr>
+              <w:t xml:space="preserve"> </w:t>
+            </w:r>
+            <w:r>
+              <w:rPr>
+                <w:rFonts w:ascii="Calibri" w:hAnsi="Calibri"/>
+                <w:sz w:val="18"/>
+              </w:rPr>
+              <w:t xml:space="preserve">to Kafka; consumer emails customer</w:t>
+            </w:r>
+          </w:p>
+        </w:tc>
+      </w:tr>
+      <w:tr>
+        <w:tc>
+          <w:tcPr>
+            <w:tcMar>
+              <w:top w:w="40" w:type="dxa"/>
+              <w:bottom w:w="40" w:type="dxa"/>
+              <w:left w:w="60" w:type="dxa"/>
+              <w:right w:w="60" w:type="dxa"/>
+            </w:tcMar>
+          </w:tcPr>
+          <w:p>
+            <w:pPr>
+              <w:pStyle w:val="Compact"/>
+              <w:spacing w:before="0" w:after="40" w:line="264" w:lineRule="auto"/>
+            </w:pPr>
+            <w:r>
+              <w:rPr>
+                <w:rFonts w:ascii="Calibri" w:hAnsi="Calibri"/>
+                <w:b/>
+                <w:bCs/>
+                <w:sz w:val="18"/>
+              </w:rPr>
+              <w:t xml:space="preserve">Files Modified</w:t>
+            </w:r>
+          </w:p>
+        </w:tc>
+        <w:tc>
+          <w:tcPr>
+            <w:tcMar>
+              <w:top w:w="40" w:type="dxa"/>
+              <w:bottom w:w="40" w:type="dxa"/>
+              <w:left w:w="60" w:type="dxa"/>
+              <w:right w:w="60" w:type="dxa"/>
+            </w:tcMar>
+          </w:tcPr>
+          <w:p>
+            <w:pPr>
+              <w:pStyle w:val="Compact"/>
+              <w:spacing w:before="0" w:after="40" w:line="264" w:lineRule="auto"/>
+            </w:pPr>
+            <w:r>
+              <w:rPr>
+                <w:rStyle w:val="VerbatimChar"/>
+                <w:rFonts w:ascii="Calibri" w:hAnsi="Calibri"/>
+                <w:sz w:val="18"/>
+              </w:rPr>
+              <w:t xml:space="preserve">com.bankone.notification.*</w:t>
+            </w:r>
+            <w:r>
+              <w:rPr>
+                <w:rFonts w:ascii="Calibri" w:hAnsi="Calibri"/>
+                <w:sz w:val="18"/>
+              </w:rPr>
+              <w:t xml:space="preserve">;</w:t>
+            </w:r>
+            <w:r>
+              <w:rPr>
+                <w:rFonts w:ascii="Calibri" w:hAnsi="Calibri"/>
+                <w:sz w:val="18"/>
+              </w:rPr>
+              <w:t xml:space="preserve"> </w:t>
+            </w:r>
+            <w:r>
+              <w:rPr>
+                <w:rStyle w:val="VerbatimChar"/>
+                <w:rFonts w:ascii="Calibri" w:hAnsi="Calibri"/>
+                <w:sz w:val="18"/>
+              </w:rPr>
+              <w:t xml:space="preserve">AccountServiceImpl</w:t>
+            </w:r>
+            <w:r>
+              <w:rPr>
+                <w:rFonts w:ascii="Calibri" w:hAnsi="Calibri"/>
+                <w:sz w:val="18"/>
+              </w:rPr>
+              <w:t xml:space="preserve">;</w:t>
+            </w:r>
+            <w:r>
+              <w:rPr>
+                <w:rFonts w:ascii="Calibri" w:hAnsi="Calibri"/>
+                <w:sz w:val="18"/>
+              </w:rPr>
+              <w:t xml:space="preserve"> </w:t>
+            </w:r>
+            <w:r>
+              <w:rPr>
+                <w:rStyle w:val="VerbatimChar"/>
+                <w:rFonts w:ascii="Calibri" w:hAnsi="Calibri"/>
+                <w:sz w:val="18"/>
+              </w:rPr>
+              <w:t xml:space="preserve">application.properties</w:t>
+            </w:r>
+            <w:r>
+              <w:rPr>
+                <w:rFonts w:ascii="Calibri" w:hAnsi="Calibri"/>
+                <w:sz w:val="18"/>
+              </w:rPr>
+              <w:t xml:space="preserve">;</w:t>
+            </w:r>
+            <w:r>
+              <w:rPr>
+                <w:rFonts w:ascii="Calibri" w:hAnsi="Calibri"/>
+                <w:sz w:val="18"/>
+              </w:rPr>
+              <w:t xml:space="preserve"> </w:t>
+            </w:r>
+            <w:r>
+              <w:rPr>
+                <w:rStyle w:val="VerbatimChar"/>
+                <w:rFonts w:ascii="Calibri" w:hAnsi="Calibri"/>
+                <w:sz w:val="18"/>
+              </w:rPr>
+              <w:t xml:space="preserve">docker-compose.yml</w:t>
+            </w:r>
+            <w:r>
+              <w:rPr>
+                <w:rFonts w:ascii="Calibri" w:hAnsi="Calibri"/>
+                <w:sz w:val="18"/>
+              </w:rPr>
+              <w:t xml:space="preserve"> </w:t>
+            </w:r>
+            <w:r>
+              <w:rPr>
+                <w:rFonts w:ascii="Calibri" w:hAnsi="Calibri"/>
+                <w:sz w:val="18"/>
+              </w:rPr>
+              <w:t xml:space="preserve">(kafka, mailpit);</w:t>
+            </w:r>
+            <w:r>
+              <w:rPr>
+                <w:rFonts w:ascii="Calibri" w:hAnsi="Calibri"/>
+                <w:sz w:val="18"/>
+              </w:rPr>
+              <w:t xml:space="preserve"> </w:t>
+            </w:r>
+            <w:r>
+              <w:rPr>
+                <w:rStyle w:val="VerbatimChar"/>
+                <w:rFonts w:ascii="Calibri" w:hAnsi="Calibri"/>
+                <w:sz w:val="18"/>
+              </w:rPr>
+              <w:t xml:space="preserve">.env.example</w:t>
+            </w:r>
+          </w:p>
+        </w:tc>
+      </w:tr>
+      <w:tr>
+        <w:tc>
+          <w:tcPr>
+            <w:tcMar>
+              <w:top w:w="40" w:type="dxa"/>
+              <w:bottom w:w="40" w:type="dxa"/>
+              <w:left w:w="60" w:type="dxa"/>
+              <w:right w:w="60" w:type="dxa"/>
+            </w:tcMar>
+          </w:tcPr>
+          <w:p>
+            <w:pPr>
+              <w:pStyle w:val="Compact"/>
+              <w:spacing w:before="0" w:after="40" w:line="264" w:lineRule="auto"/>
+            </w:pPr>
+            <w:r>
+              <w:rPr>
+                <w:rFonts w:ascii="Calibri" w:hAnsi="Calibri"/>
+                <w:b/>
+                <w:bCs/>
+                <w:sz w:val="18"/>
+              </w:rPr>
+              <w:t xml:space="preserve">Classes / Methods</w:t>
+            </w:r>
+          </w:p>
+        </w:tc>
+        <w:tc>
+          <w:tcPr>
+            <w:tcMar>
+              <w:top w:w="40" w:type="dxa"/>
+              <w:bottom w:w="40" w:type="dxa"/>
+              <w:left w:w="60" w:type="dxa"/>
+              <w:right w:w="60" w:type="dxa"/>
+            </w:tcMar>
+          </w:tcPr>
+          <w:p>
+            <w:pPr>
+              <w:pStyle w:val="Compact"/>
+              <w:spacing w:before="0" w:after="40" w:line="264" w:lineRule="auto"/>
+            </w:pPr>
+            <w:r>
+              <w:rPr>
+                <w:rStyle w:val="VerbatimChar"/>
+                <w:rFonts w:ascii="Calibri" w:hAnsi="Calibri"/>
+                <w:sz w:val="18"/>
+              </w:rPr>
+              <w:t xml:space="preserve">NotificationEventPublisher.publish</w:t>
+            </w:r>
+            <w:r>
+              <w:rPr>
+                <w:rFonts w:ascii="Calibri" w:hAnsi="Calibri"/>
+                <w:sz w:val="18"/>
+              </w:rPr>
+              <w:t xml:space="preserve">;</w:t>
+            </w:r>
+            <w:r>
+              <w:rPr>
+                <w:rFonts w:ascii="Calibri" w:hAnsi="Calibri"/>
+                <w:sz w:val="18"/>
+              </w:rPr>
+              <w:t xml:space="preserve"> </w:t>
+            </w:r>
+            <w:r>
+              <w:rPr>
+                <w:rStyle w:val="VerbatimChar"/>
+                <w:rFonts w:ascii="Calibri" w:hAnsi="Calibri"/>
+                <w:sz w:val="18"/>
+              </w:rPr>
+              <w:t xml:space="preserve">NotificationEventConsumer.onMessage</w:t>
+            </w:r>
+            <w:r>
+              <w:rPr>
+                <w:rFonts w:ascii="Calibri" w:hAnsi="Calibri"/>
+                <w:sz w:val="18"/>
+              </w:rPr>
+              <w:t xml:space="preserve">;</w:t>
+            </w:r>
+            <w:r>
+              <w:rPr>
+                <w:rFonts w:ascii="Calibri" w:hAnsi="Calibri"/>
+                <w:sz w:val="18"/>
+              </w:rPr>
+              <w:t xml:space="preserve"> </w:t>
+            </w:r>
+            <w:r>
+              <w:rPr>
+                <w:rStyle w:val="VerbatimChar"/>
+                <w:rFonts w:ascii="Calibri" w:hAnsi="Calibri"/>
+                <w:sz w:val="18"/>
+              </w:rPr>
+              <w:t xml:space="preserve">SmtpNotificationMailService</w:t>
+            </w:r>
+            <w:r>
+              <w:rPr>
+                <w:rFonts w:ascii="Calibri" w:hAnsi="Calibri"/>
+                <w:sz w:val="18"/>
+              </w:rPr>
+              <w:t xml:space="preserve"> </w:t>
+            </w:r>
+            <w:r>
+              <w:rPr>
+                <w:rFonts w:ascii="Calibri" w:hAnsi="Calibri"/>
+                <w:sz w:val="18"/>
+              </w:rPr>
+              <w:t xml:space="preserve">/</w:t>
+            </w:r>
+            <w:r>
+              <w:rPr>
+                <w:rFonts w:ascii="Calibri" w:hAnsi="Calibri"/>
+                <w:sz w:val="18"/>
+              </w:rPr>
+              <w:t xml:space="preserve"> </w:t>
+            </w:r>
+            <w:r>
+              <w:rPr>
+                <w:rStyle w:val="VerbatimChar"/>
+                <w:rFonts w:ascii="Calibri" w:hAnsi="Calibri"/>
+                <w:sz w:val="18"/>
+              </w:rPr>
+              <w:t xml:space="preserve">SendGridNotificationMailService</w:t>
+            </w:r>
+            <w:r>
+              <w:rPr>
+                <w:rFonts w:ascii="Calibri" w:hAnsi="Calibri"/>
+                <w:sz w:val="18"/>
+              </w:rPr>
+              <w:t xml:space="preserve">;</w:t>
+            </w:r>
+            <w:r>
+              <w:rPr>
+                <w:rFonts w:ascii="Calibri" w:hAnsi="Calibri"/>
+                <w:sz w:val="18"/>
+              </w:rPr>
+              <w:t xml:space="preserve"> </w:t>
+            </w:r>
+            <w:r>
+              <w:rPr>
+                <w:rStyle w:val="VerbatimChar"/>
+                <w:rFonts w:ascii="Calibri" w:hAnsi="Calibri"/>
+                <w:sz w:val="18"/>
+              </w:rPr>
+              <w:t xml:space="preserve">NotificationEmailComposer</w:t>
+            </w:r>
+          </w:p>
+        </w:tc>
+      </w:tr>
+      <w:tr>
+        <w:tc>
+          <w:tcPr>
+            <w:tcMar>
+              <w:top w:w="40" w:type="dxa"/>
+              <w:bottom w:w="40" w:type="dxa"/>
+              <w:left w:w="60" w:type="dxa"/>
+              <w:right w:w="60" w:type="dxa"/>
+            </w:tcMar>
+          </w:tcPr>
+          <w:p>
+            <w:pPr>
+              <w:pStyle w:val="Compact"/>
+              <w:spacing w:before="0" w:after="40" w:line="264" w:lineRule="auto"/>
+            </w:pPr>
+            <w:r>
+              <w:rPr>
+                <w:rFonts w:ascii="Calibri" w:hAnsi="Calibri"/>
+                <w:b/>
+                <w:bCs/>
+                <w:sz w:val="18"/>
+              </w:rPr>
+              <w:t xml:space="preserve">Reason</w:t>
+            </w:r>
+          </w:p>
+        </w:tc>
+        <w:tc>
+          <w:tcPr>
+            <w:tcMar>
+              <w:top w:w="40" w:type="dxa"/>
+              <w:bottom w:w="40" w:type="dxa"/>
+              <w:left w:w="60" w:type="dxa"/>
+              <w:right w:w="60" w:type="dxa"/>
+            </w:tcMar>
+          </w:tcPr>
+          <w:p>
+            <w:pPr>
+              <w:pStyle w:val="Compact"/>
+              <w:spacing w:before="0" w:after="40" w:line="264" w:lineRule="auto"/>
+            </w:pPr>
+            <w:r>
+              <w:rPr>
+                <w:rFonts w:ascii="Calibri" w:hAnsi="Calibri"/>
+                <w:sz w:val="18"/>
+              </w:rPr>
+              <w:t xml:space="preserve">Async customer notifications; learn Kafka; Render SMTP blocked → SendGrid HTTPS</w:t>
+            </w:r>
+          </w:p>
+        </w:tc>
+      </w:tr>
+      <w:tr>
+        <w:tc>
+          <w:tcPr>
+            <w:tcMar>
+              <w:top w:w="40" w:type="dxa"/>
+              <w:bottom w:w="40" w:type="dxa"/>
+              <w:left w:w="60" w:type="dxa"/>
+              <w:right w:w="60" w:type="dxa"/>
+            </w:tcMar>
+          </w:tcPr>
+          <w:p>
+            <w:pPr>
+              <w:pStyle w:val="Compact"/>
+              <w:spacing w:before="0" w:after="40" w:line="264" w:lineRule="auto"/>
+            </w:pPr>
+            <w:r>
+              <w:rPr>
+                <w:rFonts w:ascii="Calibri" w:hAnsi="Calibri"/>
+                <w:b/>
+                <w:bCs/>
+                <w:sz w:val="18"/>
+              </w:rPr>
+              <w:t xml:space="preserve">Impact</w:t>
+            </w:r>
+          </w:p>
+        </w:tc>
+        <w:tc>
+          <w:tcPr>
+            <w:tcMar>
+              <w:top w:w="40" w:type="dxa"/>
+              <w:bottom w:w="40" w:type="dxa"/>
+              <w:left w:w="60" w:type="dxa"/>
+              <w:right w:w="60" w:type="dxa"/>
+            </w:tcMar>
+          </w:tcPr>
+          <w:p>
+            <w:pPr>
+              <w:pStyle w:val="Compact"/>
+              <w:spacing w:before="0" w:after="40" w:line="264" w:lineRule="auto"/>
+            </w:pPr>
+            <w:r>
+              <w:rPr>
+                <w:rFonts w:ascii="Calibri" w:hAnsi="Calibri"/>
+                <w:sz w:val="18"/>
+              </w:rPr>
+              <w:t xml:space="preserve">Local Mailpit</w:t>
+            </w:r>
+            <w:r>
+              <w:rPr>
+                <w:rFonts w:ascii="Calibri" w:hAnsi="Calibri"/>
+                <w:sz w:val="18"/>
+              </w:rPr>
+              <w:t xml:space="preserve"> </w:t>
+            </w:r>
+            <w:r>
+              <w:rPr>
+                <w:rStyle w:val="VerbatimChar"/>
+                <w:rFonts w:ascii="Calibri" w:hAnsi="Calibri"/>
+                <w:sz w:val="18"/>
+              </w:rPr>
+              <w:t xml:space="preserve">:8025</w:t>
+            </w:r>
+            <w:r>
+              <w:rPr>
+                <w:rFonts w:ascii="Calibri" w:hAnsi="Calibri"/>
+                <w:sz w:val="18"/>
+              </w:rPr>
+              <w:t xml:space="preserve">; Render needs Aiven +</w:t>
+            </w:r>
+            <w:r>
+              <w:rPr>
+                <w:rFonts w:ascii="Calibri" w:hAnsi="Calibri"/>
+                <w:sz w:val="18"/>
+              </w:rPr>
+              <w:t xml:space="preserve"> </w:t>
+            </w:r>
+            <w:r>
+              <w:rPr>
+                <w:rStyle w:val="VerbatimChar"/>
+                <w:rFonts w:ascii="Calibri" w:hAnsi="Calibri"/>
+                <w:sz w:val="18"/>
+              </w:rPr>
+              <w:t xml:space="preserve">MAIL_TRANSPORT=sendgrid</w:t>
+            </w:r>
+            <w:r>
+              <w:rPr>
+                <w:rFonts w:ascii="Calibri" w:hAnsi="Calibri"/>
+                <w:sz w:val="18"/>
+              </w:rPr>
+              <w:t xml:space="preserve">; recipient =</w:t>
+            </w:r>
+            <w:r>
+              <w:rPr>
+                <w:rFonts w:ascii="Calibri" w:hAnsi="Calibri"/>
+                <w:sz w:val="18"/>
+              </w:rPr>
+              <w:t xml:space="preserve"> </w:t>
+            </w:r>
+            <w:r>
+              <w:rPr>
+                <w:rStyle w:val="VerbatimChar"/>
+                <w:rFonts w:ascii="Calibri" w:hAnsi="Calibri"/>
+                <w:sz w:val="18"/>
+              </w:rPr>
+              <w:t xml:space="preserve">customers.email</w:t>
+            </w:r>
+          </w:p>
+        </w:tc>
+      </w:tr>
+    </w:tbl>
+    <w:p>
+      <w:pPr>
+        <w:spacing w:after="160" w:line="276" w:lineRule="auto"/>
+        <w:jc w:val="left"/>
+      </w:pPr>
+      <w:r>
+        <w:pict>
+          <v:rect style="width:0;height:1.5pt" o:hralign="center" o:hrstd="t" o:hr="t"/>
+        </w:pict>
+      </w:r>
+    </w:p>
+    <w:bookmarkEnd w:id="10"/>
+    <w:bookmarkStart w:id="11" w:name="list-pagination-firstlastgo-to-page"/>
+    <w:p>
+      <w:pPr>
+        <w:pStyle w:val="Heading2"/>
+      </w:pPr>
+      <w:r>
+        <w:t xml:space="preserve">2026-07-24 — List pagination First/Last/Go to page</w:t>
+      </w:r>
+    </w:p>
+    <w:tbl>
+      <w:tblPr>
+        <w:tblStyle w:val="Table"/>
+        <w:tblW w:type="pct" w:w="5000"/>
+        <w:tblLayout w:type="autofit"/>
+        <w:tblLook w:firstRow="1" w:lastRow="0" w:firstColumn="0" w:lastColumn="0" w:noHBand="0" w:noVBand="0" w:val="0020"/>
+        <w:tblBorders>
+          <w:top w:val="single" w:sz="4" w:space="0" w:color="CBD5E0"/>
+          <w:left w:val="single" w:sz="4" w:space="0" w:color="CBD5E0"/>
+          <w:bottom w:val="single" w:sz="4" w:space="0" w:color="CBD5E0"/>
+          <w:right w:val="single" w:sz="4" w:space="0" w:color="CBD5E0"/>
+          <w:insideH w:val="single" w:sz="4" w:space="0" w:color="CBD5E0"/>
+          <w:insideV w:val="single" w:sz="4" w:space="0" w:color="CBD5E0"/>
+        </w:tblBorders>
+      </w:tblPr>
+      <w:tblGrid>
+        <w:gridCol w:w="3960"/>
+        <w:gridCol w:w="3960"/>
+      </w:tblGrid>
+      <w:tr>
+        <w:trPr>
+          <w:tblHeader w:val="on"/>
+        </w:trPr>
+        <w:tc>
+          <w:tcPr>
+            <w:tcMar>
+              <w:top w:w="40" w:type="dxa"/>
+              <w:bottom w:w="40" w:type="dxa"/>
+              <w:left w:w="60" w:type="dxa"/>
+              <w:right w:w="60" w:type="dxa"/>
+            </w:tcMar>
+            <w:shd w:fill="1A365D" w:val="clear"/>
+          </w:tcPr>
+          <w:p>
+            <w:pPr>
+              <w:pStyle w:val="Compact"/>
+              <w:spacing w:before="0" w:after="40" w:line="264" w:lineRule="auto"/>
+            </w:pPr>
+            <w:r>
+              <w:rPr>
+                <w:rFonts w:ascii="Calibri" w:hAnsi="Calibri"/>
+                <w:b/>
+                <w:color w:val="FFFFFF"/>
+                <w:sz w:val="18"/>
+              </w:rPr>
+              <w:t xml:space="preserve">Field</w:t>
+            </w:r>
+          </w:p>
+        </w:tc>
+        <w:tc>
+          <w:tcPr>
+            <w:tcMar>
+              <w:top w:w="40" w:type="dxa"/>
+              <w:bottom w:w="40" w:type="dxa"/>
+              <w:left w:w="60" w:type="dxa"/>
+              <w:right w:w="60" w:type="dxa"/>
+            </w:tcMar>
+            <w:shd w:fill="1A365D" w:val="clear"/>
+          </w:tcPr>
+          <w:p>
+            <w:pPr>
+              <w:pStyle w:val="Compact"/>
+              <w:spacing w:before="0" w:after="40" w:line="264" w:lineRule="auto"/>
+            </w:pPr>
+            <w:r>
+              <w:rPr>
+                <w:rFonts w:ascii="Calibri" w:hAnsi="Calibri"/>
+                <w:b/>
+                <w:color w:val="FFFFFF"/>
+                <w:sz w:val="18"/>
+              </w:rPr>
+              <w:t xml:space="preserve">Value</w:t>
+            </w:r>
+          </w:p>
+        </w:tc>
+      </w:tr>
+      <w:tr>
+        <w:tc>
+          <w:tcPr>
+            <w:tcMar>
+              <w:top w:w="40" w:type="dxa"/>
+              <w:bottom w:w="40" w:type="dxa"/>
+              <w:left w:w="60" w:type="dxa"/>
+              <w:right w:w="60" w:type="dxa"/>
+            </w:tcMar>
+          </w:tcPr>
+          <w:p>
+            <w:pPr>
+              <w:pStyle w:val="Compact"/>
+              <w:spacing w:before="0" w:after="40" w:line="264" w:lineRule="auto"/>
+            </w:pPr>
+            <w:r>
+              <w:rPr>
+                <w:rFonts w:ascii="Calibri" w:hAnsi="Calibri"/>
+                <w:b/>
+                <w:bCs/>
+                <w:sz w:val="18"/>
+              </w:rPr>
+              <w:t xml:space="preserve">Feature</w:t>
+            </w:r>
+          </w:p>
+        </w:tc>
+        <w:tc>
+          <w:tcPr>
+            <w:tcMar>
+              <w:top w:w="40" w:type="dxa"/>
+              <w:bottom w:w="40" w:type="dxa"/>
+              <w:left w:w="60" w:type="dxa"/>
+              <w:right w:w="60" w:type="dxa"/>
+            </w:tcMar>
+          </w:tcPr>
+          <w:p>
+            <w:pPr>
+              <w:pStyle w:val="Compact"/>
+              <w:spacing w:before="0" w:after="40" w:line="264" w:lineRule="auto"/>
+            </w:pPr>
+            <w:r>
+              <w:rPr>
+                <w:rFonts w:ascii="Calibri" w:hAnsi="Calibri"/>
+                <w:sz w:val="18"/>
+              </w:rPr>
+              <w:t xml:space="preserve">Shared</w:t>
+            </w:r>
+            <w:r>
+              <w:rPr>
+                <w:rFonts w:ascii="Calibri" w:hAnsi="Calibri"/>
+                <w:sz w:val="18"/>
+              </w:rPr>
+              <w:t xml:space="preserve"> </w:t>
+            </w:r>
+            <w:r>
+              <w:rPr>
+                <w:rStyle w:val="VerbatimChar"/>
+                <w:rFonts w:ascii="Calibri" w:hAnsi="Calibri"/>
+                <w:sz w:val="18"/>
+              </w:rPr>
+              <w:t xml:space="preserve">list-pagination</w:t>
+            </w:r>
+            <w:r>
+              <w:rPr>
+                <w:rFonts w:ascii="Calibri" w:hAnsi="Calibri"/>
+                <w:sz w:val="18"/>
+              </w:rPr>
+              <w:t xml:space="preserve">: first/last + jump-to-page (1-based UI → 0-based API)</w:t>
+            </w:r>
+          </w:p>
+        </w:tc>
+      </w:tr>
+      <w:tr>
+        <w:tc>
+          <w:tcPr>
+            <w:tcMar>
+              <w:top w:w="40" w:type="dxa"/>
+              <w:bottom w:w="40" w:type="dxa"/>
+              <w:left w:w="60" w:type="dxa"/>
+              <w:right w:w="60" w:type="dxa"/>
+            </w:tcMar>
+          </w:tcPr>
+          <w:p>
+            <w:pPr>
+              <w:pStyle w:val="Compact"/>
+              <w:spacing w:before="0" w:after="40" w:line="264" w:lineRule="auto"/>
+            </w:pPr>
+            <w:r>
+              <w:rPr>
+                <w:rFonts w:ascii="Calibri" w:hAnsi="Calibri"/>
+                <w:b/>
+                <w:bCs/>
+                <w:sz w:val="18"/>
+              </w:rPr>
+              <w:t xml:space="preserve">Files Modified</w:t>
+            </w:r>
+          </w:p>
+        </w:tc>
+        <w:tc>
+          <w:tcPr>
+            <w:tcMar>
+              <w:top w:w="40" w:type="dxa"/>
+              <w:bottom w:w="40" w:type="dxa"/>
+              <w:left w:w="60" w:type="dxa"/>
+              <w:right w:w="60" w:type="dxa"/>
+            </w:tcMar>
+          </w:tcPr>
+          <w:p>
+            <w:pPr>
+              <w:pStyle w:val="Compact"/>
+              <w:spacing w:before="0" w:after="40" w:line="264" w:lineRule="auto"/>
+            </w:pPr>
+            <w:r>
+              <w:rPr>
+                <w:rStyle w:val="VerbatimChar"/>
+                <w:rFonts w:ascii="Calibri" w:hAnsi="Calibri"/>
+                <w:sz w:val="18"/>
+              </w:rPr>
+              <w:t xml:space="preserve">list-pagination.ts/html/scss/spec.ts</w:t>
+            </w:r>
+          </w:p>
+        </w:tc>
+      </w:tr>
+      <w:tr>
+        <w:tc>
+          <w:tcPr>
+            <w:tcMar>
+              <w:top w:w="40" w:type="dxa"/>
+              <w:bottom w:w="40" w:type="dxa"/>
+              <w:left w:w="60" w:type="dxa"/>
+              <w:right w:w="60" w:type="dxa"/>
+            </w:tcMar>
+          </w:tcPr>
+          <w:p>
+            <w:pPr>
+              <w:pStyle w:val="Compact"/>
+              <w:spacing w:before="0" w:after="40" w:line="264" w:lineRule="auto"/>
+            </w:pPr>
+            <w:r>
+              <w:rPr>
+                <w:rFonts w:ascii="Calibri" w:hAnsi="Calibri"/>
+                <w:b/>
+                <w:bCs/>
+                <w:sz w:val="18"/>
+              </w:rPr>
+              <w:t xml:space="preserve">Reason</w:t>
+            </w:r>
+          </w:p>
+        </w:tc>
+        <w:tc>
+          <w:tcPr>
+            <w:tcMar>
+              <w:top w:w="40" w:type="dxa"/>
+              <w:bottom w:w="40" w:type="dxa"/>
+              <w:left w:w="60" w:type="dxa"/>
+              <w:right w:w="60" w:type="dxa"/>
+            </w:tcMar>
+          </w:tcPr>
+          <w:p>
+            <w:pPr>
+              <w:pStyle w:val="Compact"/>
+              <w:spacing w:before="0" w:after="40" w:line="264" w:lineRule="auto"/>
+            </w:pPr>
+            <w:r>
+              <w:rPr>
+                <w:rFonts w:ascii="Calibri" w:hAnsi="Calibri"/>
+                <w:sz w:val="18"/>
+              </w:rPr>
+              <w:t xml:space="preserve">10k+ load-test rows made Prev/Next-only unusable</w:t>
+            </w:r>
+          </w:p>
+        </w:tc>
+      </w:tr>
+      <w:tr>
+        <w:tc>
+          <w:tcPr>
+            <w:tcMar>
+              <w:top w:w="40" w:type="dxa"/>
+              <w:bottom w:w="40" w:type="dxa"/>
+              <w:left w:w="60" w:type="dxa"/>
+              <w:right w:w="60" w:type="dxa"/>
+            </w:tcMar>
+          </w:tcPr>
+          <w:p>
+            <w:pPr>
+              <w:pStyle w:val="Compact"/>
+              <w:spacing w:before="0" w:after="40" w:line="264" w:lineRule="auto"/>
+            </w:pPr>
+            <w:r>
+              <w:rPr>
+                <w:rFonts w:ascii="Calibri" w:hAnsi="Calibri"/>
+                <w:b/>
+                <w:bCs/>
+                <w:sz w:val="18"/>
+              </w:rPr>
+              <w:t xml:space="preserve">Impact</w:t>
+            </w:r>
+          </w:p>
+        </w:tc>
+        <w:tc>
+          <w:tcPr>
+            <w:tcMar>
+              <w:top w:w="40" w:type="dxa"/>
+              <w:bottom w:w="40" w:type="dxa"/>
+              <w:left w:w="60" w:type="dxa"/>
+              <w:right w:w="60" w:type="dxa"/>
+            </w:tcMar>
+          </w:tcPr>
+          <w:p>
+            <w:pPr>
+              <w:pStyle w:val="Compact"/>
+              <w:spacing w:before="0" w:after="40" w:line="264" w:lineRule="auto"/>
+            </w:pPr>
+            <w:r>
+              <w:rPr>
+                <w:rFonts w:ascii="Calibri" w:hAnsi="Calibri"/>
+                <w:sz w:val="18"/>
+              </w:rPr>
+              <w:t xml:space="preserve">Accounts, customers, employees, nested account/tx lists</w:t>
+            </w:r>
+          </w:p>
+        </w:tc>
+      </w:tr>
+    </w:tbl>
+    <w:p>
+      <w:pPr>
+        <w:spacing w:after="160" w:line="276" w:lineRule="auto"/>
+        <w:jc w:val="left"/>
+      </w:pPr>
+      <w:r>
+        <w:pict>
+          <v:rect style="width:0;height:1.5pt" o:hralign="center" o:hrstd="t" o:hr="t"/>
+        </w:pict>
+      </w:r>
+    </w:p>
+    <w:bookmarkEnd w:id="11"/>
+    <w:bookmarkStart w:id="12" w:name="load-test-seed-10k-customers"/>
+    <w:p>
+      <w:pPr>
+        <w:pStyle w:val="Heading2"/>
+      </w:pPr>
+      <w:r>
+        <w:t xml:space="preserve">2026-07-24 — Load-test seed 10k customers</w:t>
+      </w:r>
+    </w:p>
+    <w:tbl>
+      <w:tblPr>
+        <w:tblStyle w:val="Table"/>
+        <w:tblW w:type="pct" w:w="5000"/>
+        <w:tblLayout w:type="autofit"/>
+        <w:tblLook w:firstRow="1" w:lastRow="0" w:firstColumn="0" w:lastColumn="0" w:noHBand="0" w:noVBand="0" w:val="0020"/>
+        <w:tblBorders>
+          <w:top w:val="single" w:sz="4" w:space="0" w:color="CBD5E0"/>
+          <w:left w:val="single" w:sz="4" w:space="0" w:color="CBD5E0"/>
+          <w:bottom w:val="single" w:sz="4" w:space="0" w:color="CBD5E0"/>
+          <w:right w:val="single" w:sz="4" w:space="0" w:color="CBD5E0"/>
+          <w:insideH w:val="single" w:sz="4" w:space="0" w:color="CBD5E0"/>
+          <w:insideV w:val="single" w:sz="4" w:space="0" w:color="CBD5E0"/>
+        </w:tblBorders>
+      </w:tblPr>
+      <w:tblGrid>
+        <w:gridCol w:w="3960"/>
+        <w:gridCol w:w="3960"/>
+      </w:tblGrid>
+      <w:tr>
+        <w:trPr>
+          <w:tblHeader w:val="on"/>
+        </w:trPr>
+        <w:tc>
+          <w:tcPr>
+            <w:tcMar>
+              <w:top w:w="40" w:type="dxa"/>
+              <w:bottom w:w="40" w:type="dxa"/>
+              <w:left w:w="60" w:type="dxa"/>
+              <w:right w:w="60" w:type="dxa"/>
+            </w:tcMar>
+            <w:shd w:fill="1A365D" w:val="clear"/>
+          </w:tcPr>
+          <w:p>
+            <w:pPr>
+              <w:pStyle w:val="Compact"/>
+              <w:spacing w:before="0" w:after="40" w:line="264" w:lineRule="auto"/>
+            </w:pPr>
+            <w:r>
+              <w:rPr>
+                <w:rFonts w:ascii="Calibri" w:hAnsi="Calibri"/>
+                <w:b/>
+                <w:color w:val="FFFFFF"/>
+                <w:sz w:val="18"/>
+              </w:rPr>
+              <w:t xml:space="preserve">Field</w:t>
+            </w:r>
+          </w:p>
+        </w:tc>
+        <w:tc>
+          <w:tcPr>
+            <w:tcMar>
+              <w:top w:w="40" w:type="dxa"/>
+              <w:bottom w:w="40" w:type="dxa"/>
+              <w:left w:w="60" w:type="dxa"/>
+              <w:right w:w="60" w:type="dxa"/>
+            </w:tcMar>
+            <w:shd w:fill="1A365D" w:val="clear"/>
+          </w:tcPr>
+          <w:p>
+            <w:pPr>
+              <w:pStyle w:val="Compact"/>
+              <w:spacing w:before="0" w:after="40" w:line="264" w:lineRule="auto"/>
+            </w:pPr>
+            <w:r>
+              <w:rPr>
+                <w:rFonts w:ascii="Calibri" w:hAnsi="Calibri"/>
+                <w:b/>
+                <w:color w:val="FFFFFF"/>
+                <w:sz w:val="18"/>
+              </w:rPr>
+              <w:t xml:space="preserve">Value</w:t>
+            </w:r>
+          </w:p>
+        </w:tc>
+      </w:tr>
+      <w:tr>
+        <w:tc>
+          <w:tcPr>
+            <w:tcMar>
+              <w:top w:w="40" w:type="dxa"/>
+              <w:bottom w:w="40" w:type="dxa"/>
+              <w:left w:w="60" w:type="dxa"/>
+              <w:right w:w="60" w:type="dxa"/>
+            </w:tcMar>
+          </w:tcPr>
+          <w:p>
+            <w:pPr>
+              <w:pStyle w:val="Compact"/>
+              <w:spacing w:before="0" w:after="40" w:line="264" w:lineRule="auto"/>
+            </w:pPr>
+            <w:r>
+              <w:rPr>
+                <w:rFonts w:ascii="Calibri" w:hAnsi="Calibri"/>
+                <w:b/>
+                <w:bCs/>
+                <w:sz w:val="18"/>
+              </w:rPr>
+              <w:t xml:space="preserve">Feature</w:t>
+            </w:r>
+          </w:p>
+        </w:tc>
+        <w:tc>
+          <w:tcPr>
+            <w:tcMar>
+              <w:top w:w="40" w:type="dxa"/>
+              <w:bottom w:w="40" w:type="dxa"/>
+              <w:left w:w="60" w:type="dxa"/>
+              <w:right w:w="60" w:type="dxa"/>
+            </w:tcMar>
+          </w:tcPr>
+          <w:p>
+            <w:pPr>
+              <w:pStyle w:val="Compact"/>
+              <w:spacing w:before="0" w:after="40" w:line="264" w:lineRule="auto"/>
+            </w:pPr>
+            <w:r>
+              <w:rPr>
+                <w:rStyle w:val="VerbatimChar"/>
+                <w:rFonts w:ascii="Calibri" w:hAnsi="Calibri"/>
+                <w:sz w:val="18"/>
+              </w:rPr>
+              <w:t xml:space="preserve">scripts/seed-loadtest-10k.sql</w:t>
+            </w:r>
+            <w:r>
+              <w:rPr>
+                <w:rFonts w:ascii="Calibri" w:hAnsi="Calibri"/>
+                <w:sz w:val="18"/>
+              </w:rPr>
+              <w:t xml:space="preserve"> </w:t>
+            </w:r>
+            <w:r>
+              <w:rPr>
+                <w:rFonts w:ascii="Calibri" w:hAnsi="Calibri"/>
+                <w:sz w:val="18"/>
+              </w:rPr>
+              <w:t xml:space="preserve">— 10k LoadTest customers + 12k accounts (branch 9999)</w:t>
+            </w:r>
+          </w:p>
+        </w:tc>
+      </w:tr>
+      <w:tr>
+        <w:tc>
+          <w:tcPr>
+            <w:tcMar>
+              <w:top w:w="40" w:type="dxa"/>
+              <w:bottom w:w="40" w:type="dxa"/>
+              <w:left w:w="60" w:type="dxa"/>
+              <w:right w:w="60" w:type="dxa"/>
+            </w:tcMar>
+          </w:tcPr>
+          <w:p>
+            <w:pPr>
+              <w:pStyle w:val="Compact"/>
+              <w:spacing w:before="0" w:after="40" w:line="264" w:lineRule="auto"/>
+            </w:pPr>
+            <w:r>
+              <w:rPr>
+                <w:rFonts w:ascii="Calibri" w:hAnsi="Calibri"/>
+                <w:b/>
+                <w:bCs/>
+                <w:sz w:val="18"/>
+              </w:rPr>
+              <w:t xml:space="preserve">Reason</w:t>
+            </w:r>
+          </w:p>
+        </w:tc>
+        <w:tc>
+          <w:tcPr>
+            <w:tcMar>
+              <w:top w:w="40" w:type="dxa"/>
+              <w:bottom w:w="40" w:type="dxa"/>
+              <w:left w:w="60" w:type="dxa"/>
+              <w:right w:w="60" w:type="dxa"/>
+            </w:tcMar>
+          </w:tcPr>
+          <w:p>
+            <w:pPr>
+              <w:pStyle w:val="Compact"/>
+              <w:spacing w:before="0" w:after="40" w:line="264" w:lineRule="auto"/>
+            </w:pPr>
+            <w:r>
+              <w:rPr>
+                <w:rFonts w:ascii="Calibri" w:hAnsi="Calibri"/>
+                <w:sz w:val="18"/>
+              </w:rPr>
+              <w:t xml:space="preserve">Pagination / list performance testing</w:t>
+            </w:r>
+          </w:p>
+        </w:tc>
+      </w:tr>
+      <w:tr>
+        <w:tc>
+          <w:tcPr>
+            <w:tcMar>
+              <w:top w:w="40" w:type="dxa"/>
+              <w:bottom w:w="40" w:type="dxa"/>
+              <w:left w:w="60" w:type="dxa"/>
+              <w:right w:w="60" w:type="dxa"/>
+            </w:tcMar>
+          </w:tcPr>
+          <w:p>
+            <w:pPr>
+              <w:pStyle w:val="Compact"/>
+              <w:spacing w:before="0" w:after="40" w:line="264" w:lineRule="auto"/>
+            </w:pPr>
+            <w:r>
+              <w:rPr>
+                <w:rFonts w:ascii="Calibri" w:hAnsi="Calibri"/>
+                <w:b/>
+                <w:bCs/>
+                <w:sz w:val="18"/>
+              </w:rPr>
+              <w:t xml:space="preserve">Impact</w:t>
+            </w:r>
+          </w:p>
+        </w:tc>
+        <w:tc>
+          <w:tcPr>
+            <w:tcMar>
+              <w:top w:w="40" w:type="dxa"/>
+              <w:bottom w:w="40" w:type="dxa"/>
+              <w:left w:w="60" w:type="dxa"/>
+              <w:right w:w="60" w:type="dxa"/>
+            </w:tcMar>
+          </w:tcPr>
+          <w:p>
+            <w:pPr>
+              <w:pStyle w:val="Compact"/>
+              <w:spacing w:before="0" w:after="40" w:line="264" w:lineRule="auto"/>
+            </w:pPr>
+            <w:r>
+              <w:rPr>
+                <w:rFonts w:ascii="Calibri" w:hAnsi="Calibri"/>
+                <w:sz w:val="18"/>
+              </w:rPr>
+              <w:t xml:space="preserve">Re-runnable; identifiable emails</w:t>
+            </w:r>
+            <w:r>
+              <w:rPr>
+                <w:rFonts w:ascii="Calibri" w:hAnsi="Calibri"/>
+                <w:sz w:val="18"/>
+              </w:rPr>
+              <w:t xml:space="preserve"> </w:t>
+            </w:r>
+            <w:r>
+              <w:rPr>
+                <w:rStyle w:val="VerbatimChar"/>
+                <w:rFonts w:ascii="Calibri" w:hAnsi="Calibri"/>
+                <w:sz w:val="18"/>
+              </w:rPr>
+              <w:t xml:space="preserve">loadtest.customer*@bankone.test</w:t>
+            </w:r>
+          </w:p>
+        </w:tc>
+      </w:tr>
+    </w:tbl>
+    <w:p>
+      <w:pPr>
+        <w:spacing w:after="160" w:line="276" w:lineRule="auto"/>
+        <w:jc w:val="left"/>
+      </w:pPr>
+      <w:r>
+        <w:pict>
+          <v:rect style="width:0;height:1.5pt" o:hralign="center" o:hrstd="t" o:hr="t"/>
+        </w:pict>
+      </w:r>
+    </w:p>
+    <w:bookmarkEnd w:id="12"/>
+    <w:bookmarkStart w:id="13" w:name="liberty-redeploy-always-jdwp-debug"/>
+    <w:p>
+      <w:pPr>
+        <w:pStyle w:val="Heading2"/>
+      </w:pPr>
+      <w:r>
+        <w:t xml:space="preserve">2026-07-24 — Liberty redeploy always JDWP debug</w:t>
+      </w:r>
+    </w:p>
+    <w:tbl>
+      <w:tblPr>
+        <w:tblStyle w:val="Table"/>
+        <w:tblW w:type="pct" w:w="5000"/>
+        <w:tblLayout w:type="autofit"/>
+        <w:tblLook w:firstRow="1" w:lastRow="0" w:firstColumn="0" w:lastColumn="0" w:noHBand="0" w:noVBand="0" w:val="0020"/>
+        <w:tblBorders>
+          <w:top w:val="single" w:sz="4" w:space="0" w:color="CBD5E0"/>
+          <w:left w:val="single" w:sz="4" w:space="0" w:color="CBD5E0"/>
+          <w:bottom w:val="single" w:sz="4" w:space="0" w:color="CBD5E0"/>
+          <w:right w:val="single" w:sz="4" w:space="0" w:color="CBD5E0"/>
+          <w:insideH w:val="single" w:sz="4" w:space="0" w:color="CBD5E0"/>
+          <w:insideV w:val="single" w:sz="4" w:space="0" w:color="CBD5E0"/>
+        </w:tblBorders>
+      </w:tblPr>
+      <w:tblGrid>
+        <w:gridCol w:w="3960"/>
+        <w:gridCol w:w="3960"/>
+      </w:tblGrid>
+      <w:tr>
+        <w:trPr>
+          <w:tblHeader w:val="on"/>
+        </w:trPr>
+        <w:tc>
+          <w:tcPr>
+            <w:tcMar>
+              <w:top w:w="40" w:type="dxa"/>
+              <w:bottom w:w="40" w:type="dxa"/>
+              <w:left w:w="60" w:type="dxa"/>
+              <w:right w:w="60" w:type="dxa"/>
+            </w:tcMar>
+            <w:shd w:fill="1A365D" w:val="clear"/>
+          </w:tcPr>
+          <w:p>
+            <w:pPr>
+              <w:pStyle w:val="Compact"/>
+              <w:spacing w:before="0" w:after="40" w:line="264" w:lineRule="auto"/>
+            </w:pPr>
+            <w:r>
+              <w:rPr>
+                <w:rFonts w:ascii="Calibri" w:hAnsi="Calibri"/>
+                <w:b/>
+                <w:color w:val="FFFFFF"/>
+                <w:sz w:val="18"/>
+              </w:rPr>
+              <w:t xml:space="preserve">Field</w:t>
+            </w:r>
+          </w:p>
+        </w:tc>
+        <w:tc>
+          <w:tcPr>
+            <w:tcMar>
+              <w:top w:w="40" w:type="dxa"/>
+              <w:bottom w:w="40" w:type="dxa"/>
+              <w:left w:w="60" w:type="dxa"/>
+              <w:right w:w="60" w:type="dxa"/>
+            </w:tcMar>
+            <w:shd w:fill="1A365D" w:val="clear"/>
+          </w:tcPr>
+          <w:p>
+            <w:pPr>
+              <w:pStyle w:val="Compact"/>
+              <w:spacing w:before="0" w:after="40" w:line="264" w:lineRule="auto"/>
+            </w:pPr>
+            <w:r>
+              <w:rPr>
+                <w:rFonts w:ascii="Calibri" w:hAnsi="Calibri"/>
+                <w:b/>
+                <w:color w:val="FFFFFF"/>
+                <w:sz w:val="18"/>
+              </w:rPr>
+              <w:t xml:space="preserve">Value</w:t>
+            </w:r>
+          </w:p>
+        </w:tc>
+      </w:tr>
+      <w:tr>
+        <w:tc>
+          <w:tcPr>
+            <w:tcMar>
+              <w:top w:w="40" w:type="dxa"/>
+              <w:bottom w:w="40" w:type="dxa"/>
+              <w:left w:w="60" w:type="dxa"/>
+              <w:right w:w="60" w:type="dxa"/>
+            </w:tcMar>
+          </w:tcPr>
+          <w:p>
+            <w:pPr>
+              <w:pStyle w:val="Compact"/>
+              <w:spacing w:before="0" w:after="40" w:line="264" w:lineRule="auto"/>
+            </w:pPr>
+            <w:r>
+              <w:rPr>
+                <w:rFonts w:ascii="Calibri" w:hAnsi="Calibri"/>
+                <w:b/>
+                <w:bCs/>
+                <w:sz w:val="18"/>
+              </w:rPr>
+              <w:t xml:space="preserve">Feature</w:t>
+            </w:r>
+          </w:p>
+        </w:tc>
+        <w:tc>
+          <w:tcPr>
+            <w:tcMar>
+              <w:top w:w="40" w:type="dxa"/>
+              <w:bottom w:w="40" w:type="dxa"/>
+              <w:left w:w="60" w:type="dxa"/>
+              <w:right w:w="60" w:type="dxa"/>
+            </w:tcMar>
+          </w:tcPr>
+          <w:p>
+            <w:pPr>
+              <w:pStyle w:val="Compact"/>
+              <w:spacing w:before="0" w:after="40" w:line="264" w:lineRule="auto"/>
+            </w:pPr>
+            <w:r>
+              <w:rPr>
+                <w:rStyle w:val="VerbatimChar"/>
+                <w:rFonts w:ascii="Calibri" w:hAnsi="Calibri"/>
+                <w:sz w:val="18"/>
+              </w:rPr>
+              <w:t xml:space="preserve">scripts/redeploy-liberty.sh</w:t>
+            </w:r>
+            <w:r>
+              <w:rPr>
+                <w:rFonts w:ascii="Calibri" w:hAnsi="Calibri"/>
+                <w:sz w:val="18"/>
+              </w:rPr>
+              <w:t xml:space="preserve"> </w:t>
+            </w:r>
+            <w:r>
+              <w:rPr>
+                <w:rFonts w:ascii="Calibri" w:hAnsi="Calibri"/>
+                <w:sz w:val="18"/>
+              </w:rPr>
+              <w:t xml:space="preserve">writes JDWP</w:t>
+            </w:r>
+            <w:r>
+              <w:rPr>
+                <w:rFonts w:ascii="Calibri" w:hAnsi="Calibri"/>
+                <w:sz w:val="18"/>
+              </w:rPr>
+              <w:t xml:space="preserve"> </w:t>
+            </w:r>
+            <w:r>
+              <w:rPr>
+                <w:rStyle w:val="VerbatimChar"/>
+                <w:rFonts w:ascii="Calibri" w:hAnsi="Calibri"/>
+                <w:sz w:val="18"/>
+              </w:rPr>
+              <w:t xml:space="preserve">suspend=n</w:t>
+            </w:r>
+            <w:r>
+              <w:rPr>
+                <w:rFonts w:ascii="Calibri" w:hAnsi="Calibri"/>
+                <w:sz w:val="18"/>
+              </w:rPr>
+              <w:t xml:space="preserve"> </w:t>
+            </w:r>
+            <w:r>
+              <w:rPr>
+                <w:rFonts w:ascii="Calibri" w:hAnsi="Calibri"/>
+                <w:sz w:val="18"/>
+              </w:rPr>
+              <w:t xml:space="preserve">on port 7777 by default</w:t>
+            </w:r>
+          </w:p>
+        </w:tc>
+      </w:tr>
+      <w:tr>
+        <w:tc>
+          <w:tcPr>
+            <w:tcMar>
+              <w:top w:w="40" w:type="dxa"/>
+              <w:bottom w:w="40" w:type="dxa"/>
+              <w:left w:w="60" w:type="dxa"/>
+              <w:right w:w="60" w:type="dxa"/>
+            </w:tcMar>
+          </w:tcPr>
+          <w:p>
+            <w:pPr>
+              <w:pStyle w:val="Compact"/>
+              <w:spacing w:before="0" w:after="40" w:line="264" w:lineRule="auto"/>
+            </w:pPr>
+            <w:r>
+              <w:rPr>
+                <w:rFonts w:ascii="Calibri" w:hAnsi="Calibri"/>
+                <w:b/>
+                <w:bCs/>
+                <w:sz w:val="18"/>
+              </w:rPr>
+              <w:t xml:space="preserve">Reason</w:t>
+            </w:r>
+          </w:p>
+        </w:tc>
+        <w:tc>
+          <w:tcPr>
+            <w:tcMar>
+              <w:top w:w="40" w:type="dxa"/>
+              <w:bottom w:w="40" w:type="dxa"/>
+              <w:left w:w="60" w:type="dxa"/>
+              <w:right w:w="60" w:type="dxa"/>
+            </w:tcMar>
+          </w:tcPr>
+          <w:p>
+            <w:pPr>
+              <w:pStyle w:val="Compact"/>
+              <w:spacing w:before="0" w:after="40" w:line="264" w:lineRule="auto"/>
+            </w:pPr>
+            <w:r>
+              <w:rPr>
+                <w:rFonts w:ascii="Calibri" w:hAnsi="Calibri"/>
+                <w:sz w:val="18"/>
+              </w:rPr>
+              <w:t xml:space="preserve">Attach IntelliJ Remote Debug after every redeploy</w:t>
+            </w:r>
+          </w:p>
+        </w:tc>
+      </w:tr>
+      <w:tr>
+        <w:tc>
+          <w:tcPr>
+            <w:tcMar>
+              <w:top w:w="40" w:type="dxa"/>
+              <w:bottom w:w="40" w:type="dxa"/>
+              <w:left w:w="60" w:type="dxa"/>
+              <w:right w:w="60" w:type="dxa"/>
+            </w:tcMar>
+          </w:tcPr>
+          <w:p>
+            <w:pPr>
+              <w:pStyle w:val="Compact"/>
+              <w:spacing w:before="0" w:after="40" w:line="264" w:lineRule="auto"/>
+            </w:pPr>
+            <w:r>
+              <w:rPr>
+                <w:rFonts w:ascii="Calibri" w:hAnsi="Calibri"/>
+                <w:b/>
+                <w:bCs/>
+                <w:sz w:val="18"/>
+              </w:rPr>
+              <w:t xml:space="preserve">Impact</w:t>
+            </w:r>
+          </w:p>
+        </w:tc>
+        <w:tc>
+          <w:tcPr>
+            <w:tcMar>
+              <w:top w:w="40" w:type="dxa"/>
+              <w:bottom w:w="40" w:type="dxa"/>
+              <w:left w:w="60" w:type="dxa"/>
+              <w:right w:w="60" w:type="dxa"/>
+            </w:tcMar>
+          </w:tcPr>
+          <w:p>
+            <w:pPr>
+              <w:pStyle w:val="Compact"/>
+              <w:spacing w:before="0" w:after="40" w:line="264" w:lineRule="auto"/>
+            </w:pPr>
+            <w:r>
+              <w:rPr>
+                <w:rStyle w:val="VerbatimChar"/>
+                <w:rFonts w:ascii="Calibri" w:hAnsi="Calibri"/>
+                <w:sz w:val="18"/>
+              </w:rPr>
+              <w:t xml:space="preserve">LIBERTY_DEBUG=0</w:t>
+            </w:r>
+            <w:r>
+              <w:rPr>
+                <w:rFonts w:ascii="Calibri" w:hAnsi="Calibri"/>
+                <w:sz w:val="18"/>
+              </w:rPr>
+              <w:t xml:space="preserve"> </w:t>
+            </w:r>
+            <w:r>
+              <w:rPr>
+                <w:rFonts w:ascii="Calibri" w:hAnsi="Calibri"/>
+                <w:sz w:val="18"/>
+              </w:rPr>
+              <w:t xml:space="preserve">disables;</w:t>
+            </w:r>
+            <w:r>
+              <w:rPr>
+                <w:rFonts w:ascii="Calibri" w:hAnsi="Calibri"/>
+                <w:sz w:val="18"/>
+              </w:rPr>
+              <w:t xml:space="preserve"> </w:t>
+            </w:r>
+            <w:r>
+              <w:rPr>
+                <w:rStyle w:val="VerbatimChar"/>
+                <w:rFonts w:ascii="Calibri" w:hAnsi="Calibri"/>
+                <w:sz w:val="18"/>
+              </w:rPr>
+              <w:t xml:space="preserve">WLP_DEBUG_ADDRESS</w:t>
+            </w:r>
+            <w:r>
+              <w:rPr>
+                <w:rFonts w:ascii="Calibri" w:hAnsi="Calibri"/>
+                <w:sz w:val="18"/>
+              </w:rPr>
+              <w:t xml:space="preserve"> </w:t>
+            </w:r>
+            <w:r>
+              <w:rPr>
+                <w:rFonts w:ascii="Calibri" w:hAnsi="Calibri"/>
+                <w:sz w:val="18"/>
+              </w:rPr>
+              <w:t xml:space="preserve">overrides port</w:t>
+            </w:r>
+          </w:p>
+        </w:tc>
+      </w:tr>
+    </w:tbl>
+    <w:p>
+      <w:pPr>
+        <w:spacing w:after="160" w:line="276" w:lineRule="auto"/>
+        <w:jc w:val="left"/>
+      </w:pPr>
+      <w:r>
+        <w:pict>
+          <v:rect style="width:0;height:1.5pt" o:hralign="center" o:hrstd="t" o:hr="t"/>
+        </w:pict>
+      </w:r>
+    </w:p>
+    <w:bookmarkEnd w:id="13"/>
+    <w:bookmarkStart w:id="14" w:name="fix-liberty-boot-after-jackson-property"/>
+    <w:p>
+      <w:pPr>
+        <w:pStyle w:val="Heading2"/>
+      </w:pPr>
+      <w:r>
+        <w:t xml:space="preserve">2026-07-24 — Fix Liberty boot after Jackson property</w:t>
+      </w:r>
+    </w:p>
+    <w:tbl>
+      <w:tblPr>
+        <w:tblStyle w:val="Table"/>
+        <w:tblW w:type="pct" w:w="5000"/>
+        <w:tblLayout w:type="autofit"/>
+        <w:tblLook w:firstRow="1" w:lastRow="0" w:firstColumn="0" w:lastColumn="0" w:noHBand="0" w:noVBand="0" w:val="0020"/>
+        <w:tblBorders>
+          <w:top w:val="single" w:sz="4" w:space="0" w:color="CBD5E0"/>
+          <w:left w:val="single" w:sz="4" w:space="0" w:color="CBD5E0"/>
+          <w:bottom w:val="single" w:sz="4" w:space="0" w:color="CBD5E0"/>
+          <w:right w:val="single" w:sz="4" w:space="0" w:color="CBD5E0"/>
+          <w:insideH w:val="single" w:sz="4" w:space="0" w:color="CBD5E0"/>
+          <w:insideV w:val="single" w:sz="4" w:space="0" w:color="CBD5E0"/>
+        </w:tblBorders>
+      </w:tblPr>
+      <w:tblGrid>
+        <w:gridCol w:w="3960"/>
+        <w:gridCol w:w="3960"/>
+      </w:tblGrid>
+      <w:tr>
+        <w:trPr>
+          <w:tblHeader w:val="on"/>
+        </w:trPr>
+        <w:tc>
+          <w:tcPr>
+            <w:tcMar>
+              <w:top w:w="40" w:type="dxa"/>
+              <w:bottom w:w="40" w:type="dxa"/>
+              <w:left w:w="60" w:type="dxa"/>
+              <w:right w:w="60" w:type="dxa"/>
+            </w:tcMar>
+            <w:shd w:fill="1A365D" w:val="clear"/>
+          </w:tcPr>
+          <w:p>
+            <w:pPr>
+              <w:pStyle w:val="Compact"/>
+              <w:spacing w:before="0" w:after="40" w:line="264" w:lineRule="auto"/>
+            </w:pPr>
+            <w:r>
+              <w:rPr>
+                <w:rFonts w:ascii="Calibri" w:hAnsi="Calibri"/>
+                <w:b/>
+                <w:color w:val="FFFFFF"/>
+                <w:sz w:val="18"/>
+              </w:rPr>
+              <w:t xml:space="preserve">Field</w:t>
+            </w:r>
+          </w:p>
+        </w:tc>
+        <w:tc>
+          <w:tcPr>
+            <w:tcMar>
+              <w:top w:w="40" w:type="dxa"/>
+              <w:bottom w:w="40" w:type="dxa"/>
+              <w:left w:w="60" w:type="dxa"/>
+              <w:right w:w="60" w:type="dxa"/>
+            </w:tcMar>
+            <w:shd w:fill="1A365D" w:val="clear"/>
+          </w:tcPr>
+          <w:p>
+            <w:pPr>
+              <w:pStyle w:val="Compact"/>
+              <w:spacing w:before="0" w:after="40" w:line="264" w:lineRule="auto"/>
+            </w:pPr>
+            <w:r>
+              <w:rPr>
+                <w:rFonts w:ascii="Calibri" w:hAnsi="Calibri"/>
+                <w:b/>
+                <w:color w:val="FFFFFF"/>
+                <w:sz w:val="18"/>
+              </w:rPr>
+              <w:t xml:space="preserve">Value</w:t>
+            </w:r>
+          </w:p>
+        </w:tc>
+      </w:tr>
+      <w:tr>
+        <w:tc>
+          <w:tcPr>
+            <w:tcMar>
+              <w:top w:w="40" w:type="dxa"/>
+              <w:bottom w:w="40" w:type="dxa"/>
+              <w:left w:w="60" w:type="dxa"/>
+              <w:right w:w="60" w:type="dxa"/>
+            </w:tcMar>
+          </w:tcPr>
+          <w:p>
+            <w:pPr>
+              <w:pStyle w:val="Compact"/>
+              <w:spacing w:before="0" w:after="40" w:line="264" w:lineRule="auto"/>
+            </w:pPr>
+            <w:r>
+              <w:rPr>
+                <w:rFonts w:ascii="Calibri" w:hAnsi="Calibri"/>
+                <w:b/>
+                <w:bCs/>
+                <w:sz w:val="18"/>
+              </w:rPr>
+              <w:t xml:space="preserve">Feature</w:t>
+            </w:r>
+          </w:p>
+        </w:tc>
+        <w:tc>
+          <w:tcPr>
+            <w:tcMar>
+              <w:top w:w="40" w:type="dxa"/>
+              <w:bottom w:w="40" w:type="dxa"/>
+              <w:left w:w="60" w:type="dxa"/>
+              <w:right w:w="60" w:type="dxa"/>
+            </w:tcMar>
+          </w:tcPr>
+          <w:p>
+            <w:pPr>
+              <w:pStyle w:val="Compact"/>
+              <w:spacing w:before="0" w:after="40" w:line="264" w:lineRule="auto"/>
+            </w:pPr>
+            <w:r>
+              <w:rPr>
+                <w:rFonts w:ascii="Calibri" w:hAnsi="Calibri"/>
+                <w:sz w:val="18"/>
+              </w:rPr>
+              <w:t xml:space="preserve">Remove invalid</w:t>
+            </w:r>
+            <w:r>
+              <w:rPr>
+                <w:rFonts w:ascii="Calibri" w:hAnsi="Calibri"/>
+                <w:sz w:val="18"/>
+              </w:rPr>
+              <w:t xml:space="preserve"> </w:t>
+            </w:r>
+            <w:r>
+              <w:rPr>
+                <w:rStyle w:val="VerbatimChar"/>
+                <w:rFonts w:ascii="Calibri" w:hAnsi="Calibri"/>
+                <w:sz w:val="18"/>
+              </w:rPr>
+              <w:t xml:space="preserve">spring.jackson.serialization.write-dates-as-timestamps</w:t>
+            </w:r>
+          </w:p>
+        </w:tc>
+      </w:tr>
+      <w:tr>
+        <w:tc>
+          <w:tcPr>
+            <w:tcMar>
+              <w:top w:w="40" w:type="dxa"/>
+              <w:bottom w:w="40" w:type="dxa"/>
+              <w:left w:w="60" w:type="dxa"/>
+              <w:right w:w="60" w:type="dxa"/>
+            </w:tcMar>
+          </w:tcPr>
+          <w:p>
+            <w:pPr>
+              <w:pStyle w:val="Compact"/>
+              <w:spacing w:before="0" w:after="40" w:line="264" w:lineRule="auto"/>
+            </w:pPr>
+            <w:r>
+              <w:rPr>
+                <w:rFonts w:ascii="Calibri" w:hAnsi="Calibri"/>
+                <w:b/>
+                <w:bCs/>
+                <w:sz w:val="18"/>
+              </w:rPr>
+              <w:t xml:space="preserve">Files Modified</w:t>
+            </w:r>
+          </w:p>
+        </w:tc>
+        <w:tc>
+          <w:tcPr>
+            <w:tcMar>
+              <w:top w:w="40" w:type="dxa"/>
+              <w:bottom w:w="40" w:type="dxa"/>
+              <w:left w:w="60" w:type="dxa"/>
+              <w:right w:w="60" w:type="dxa"/>
+            </w:tcMar>
+          </w:tcPr>
+          <w:p>
+            <w:pPr>
+              <w:pStyle w:val="Compact"/>
+              <w:spacing w:before="0" w:after="40" w:line="264" w:lineRule="auto"/>
+            </w:pPr>
+            <w:r>
+              <w:rPr>
+                <w:rStyle w:val="VerbatimChar"/>
+                <w:rFonts w:ascii="Calibri" w:hAnsi="Calibri"/>
+                <w:sz w:val="18"/>
+              </w:rPr>
+              <w:t xml:space="preserve">application.properties</w:t>
+            </w:r>
+          </w:p>
+        </w:tc>
+      </w:tr>
+      <w:tr>
+        <w:tc>
+          <w:tcPr>
+            <w:tcMar>
+              <w:top w:w="40" w:type="dxa"/>
+              <w:bottom w:w="40" w:type="dxa"/>
+              <w:left w:w="60" w:type="dxa"/>
+              <w:right w:w="60" w:type="dxa"/>
+            </w:tcMar>
+          </w:tcPr>
+          <w:p>
+            <w:pPr>
+              <w:pStyle w:val="Compact"/>
+              <w:spacing w:before="0" w:after="40" w:line="264" w:lineRule="auto"/>
+            </w:pPr>
+            <w:r>
+              <w:rPr>
+                <w:rFonts w:ascii="Calibri" w:hAnsi="Calibri"/>
+                <w:b/>
+                <w:bCs/>
+                <w:sz w:val="18"/>
+              </w:rPr>
+              <w:t xml:space="preserve">Reason</w:t>
+            </w:r>
+          </w:p>
+        </w:tc>
+        <w:tc>
+          <w:tcPr>
+            <w:tcMar>
+              <w:top w:w="40" w:type="dxa"/>
+              <w:bottom w:w="40" w:type="dxa"/>
+              <w:left w:w="60" w:type="dxa"/>
+              <w:right w:w="60" w:type="dxa"/>
+            </w:tcMar>
+          </w:tcPr>
+          <w:p>
+            <w:pPr>
+              <w:pStyle w:val="Compact"/>
+              <w:spacing w:before="0" w:after="40" w:line="264" w:lineRule="auto"/>
+            </w:pPr>
+            <w:r>
+              <w:rPr>
+                <w:rFonts w:ascii="Calibri" w:hAnsi="Calibri"/>
+                <w:sz w:val="18"/>
+              </w:rPr>
+              <w:t xml:space="preserve">Spring Boot 4 / Jackson 3 rejects that property → app failed to start on Liberty → login “Failed to fetch”</w:t>
+            </w:r>
+          </w:p>
+        </w:tc>
+      </w:tr>
+      <w:tr>
+        <w:tc>
+          <w:tcPr>
+            <w:tcMar>
+              <w:top w:w="40" w:type="dxa"/>
+              <w:bottom w:w="40" w:type="dxa"/>
+              <w:left w:w="60" w:type="dxa"/>
+              <w:right w:w="60" w:type="dxa"/>
+            </w:tcMar>
+          </w:tcPr>
+          <w:p>
+            <w:pPr>
+              <w:pStyle w:val="Compact"/>
+              <w:spacing w:before="0" w:after="40" w:line="264" w:lineRule="auto"/>
+            </w:pPr>
+            <w:r>
+              <w:rPr>
+                <w:rFonts w:ascii="Calibri" w:hAnsi="Calibri"/>
+                <w:b/>
+                <w:bCs/>
+                <w:sz w:val="18"/>
+              </w:rPr>
+              <w:t xml:space="preserve">Impact</w:t>
+            </w:r>
+          </w:p>
+        </w:tc>
+        <w:tc>
+          <w:tcPr>
+            <w:tcMar>
+              <w:top w:w="40" w:type="dxa"/>
+              <w:bottom w:w="40" w:type="dxa"/>
+              <w:left w:w="60" w:type="dxa"/>
+              <w:right w:w="60" w:type="dxa"/>
+            </w:tcMar>
+          </w:tcPr>
+          <w:p>
+            <w:pPr>
+              <w:pStyle w:val="Compact"/>
+              <w:spacing w:before="0" w:after="40" w:line="264" w:lineRule="auto"/>
+            </w:pPr>
+            <w:r>
+              <w:rPr>
+                <w:rFonts w:ascii="Calibri" w:hAnsi="Calibri"/>
+                <w:sz w:val="18"/>
+              </w:rPr>
+              <w:t xml:space="preserve">Redeploy WAR; Instant still emits UTC</w:t>
+            </w:r>
+            <w:r>
+              <w:rPr>
+                <w:rFonts w:ascii="Calibri" w:hAnsi="Calibri"/>
+                <w:sz w:val="18"/>
+              </w:rPr>
+              <w:t xml:space="preserve"> </w:t>
+            </w:r>
+            <w:r>
+              <w:rPr>
+                <w:rStyle w:val="VerbatimChar"/>
+                <w:rFonts w:ascii="Calibri" w:hAnsi="Calibri"/>
+                <w:sz w:val="18"/>
+              </w:rPr>
+              <w:t xml:space="preserve">Z</w:t>
+            </w:r>
+            <w:r>
+              <w:rPr>
+                <w:rFonts w:ascii="Calibri" w:hAnsi="Calibri"/>
+                <w:sz w:val="18"/>
+              </w:rPr>
+              <w:t xml:space="preserve"> </w:t>
+            </w:r>
+            <w:r>
+              <w:rPr>
+                <w:rFonts w:ascii="Calibri" w:hAnsi="Calibri"/>
+                <w:sz w:val="18"/>
+              </w:rPr>
+              <w:t xml:space="preserve">without that flag</w:t>
+            </w:r>
+          </w:p>
+        </w:tc>
+      </w:tr>
+    </w:tbl>
+    <w:p>
+      <w:pPr>
+        <w:spacing w:after="160" w:line="276" w:lineRule="auto"/>
+        <w:jc w:val="left"/>
+      </w:pPr>
+      <w:r>
+        <w:pict>
+          <v:rect style="width:0;height:1.5pt" o:hralign="center" o:hrstd="t" o:hr="t"/>
+        </w:pict>
+      </w:r>
+    </w:p>
+    <w:bookmarkEnd w:id="14"/>
+    <w:bookmarkStart w:id="15" w:name="transaction-timestamps-utc"/>
+    <w:p>
+      <w:pPr>
+        <w:pStyle w:val="Heading2"/>
+      </w:pPr>
+      <w:r>
+        <w:t xml:space="preserve">2026-07-24 — Transaction timestamps UTC</w:t>
+      </w:r>
+    </w:p>
+    <w:tbl>
+      <w:tblPr>
+        <w:tblStyle w:val="Table"/>
+        <w:tblW w:type="pct" w:w="5000"/>
+        <w:tblLayout w:type="autofit"/>
+        <w:tblLook w:firstRow="1" w:lastRow="0" w:firstColumn="0" w:lastColumn="0" w:noHBand="0" w:noVBand="0" w:val="0020"/>
+        <w:tblBorders>
+          <w:top w:val="single" w:sz="4" w:space="0" w:color="CBD5E0"/>
+          <w:left w:val="single" w:sz="4" w:space="0" w:color="CBD5E0"/>
+          <w:bottom w:val="single" w:sz="4" w:space="0" w:color="CBD5E0"/>
+          <w:right w:val="single" w:sz="4" w:space="0" w:color="CBD5E0"/>
+          <w:insideH w:val="single" w:sz="4" w:space="0" w:color="CBD5E0"/>
+          <w:insideV w:val="single" w:sz="4" w:space="0" w:color="CBD5E0"/>
+        </w:tblBorders>
+      </w:tblPr>
+      <w:tblGrid>
+        <w:gridCol w:w="3960"/>
+        <w:gridCol w:w="3960"/>
+      </w:tblGrid>
+      <w:tr>
+        <w:trPr>
+          <w:tblHeader w:val="on"/>
+        </w:trPr>
+        <w:tc>
+          <w:tcPr>
+            <w:tcMar>
+              <w:top w:w="40" w:type="dxa"/>
+              <w:bottom w:w="40" w:type="dxa"/>
+              <w:left w:w="60" w:type="dxa"/>
+              <w:right w:w="60" w:type="dxa"/>
+            </w:tcMar>
+            <w:shd w:fill="1A365D" w:val="clear"/>
+          </w:tcPr>
+          <w:p>
+            <w:pPr>
+              <w:pStyle w:val="Compact"/>
+              <w:spacing w:before="0" w:after="40" w:line="264" w:lineRule="auto"/>
+            </w:pPr>
+            <w:r>
+              <w:rPr>
+                <w:rFonts w:ascii="Calibri" w:hAnsi="Calibri"/>
+                <w:b/>
+                <w:color w:val="FFFFFF"/>
+                <w:sz w:val="18"/>
+              </w:rPr>
+              <w:t xml:space="preserve">Field</w:t>
+            </w:r>
+          </w:p>
+        </w:tc>
+        <w:tc>
+          <w:tcPr>
+            <w:tcMar>
+              <w:top w:w="40" w:type="dxa"/>
+              <w:bottom w:w="40" w:type="dxa"/>
+              <w:left w:w="60" w:type="dxa"/>
+              <w:right w:w="60" w:type="dxa"/>
+            </w:tcMar>
+            <w:shd w:fill="1A365D" w:val="clear"/>
+          </w:tcPr>
+          <w:p>
+            <w:pPr>
+              <w:pStyle w:val="Compact"/>
+              <w:spacing w:before="0" w:after="40" w:line="264" w:lineRule="auto"/>
+            </w:pPr>
+            <w:r>
+              <w:rPr>
+                <w:rFonts w:ascii="Calibri" w:hAnsi="Calibri"/>
+                <w:b/>
+                <w:color w:val="FFFFFF"/>
+                <w:sz w:val="18"/>
+              </w:rPr>
+              <w:t xml:space="preserve">Value</w:t>
+            </w:r>
+          </w:p>
+        </w:tc>
+      </w:tr>
+      <w:tr>
+        <w:tc>
+          <w:tcPr>
+            <w:tcMar>
+              <w:top w:w="40" w:type="dxa"/>
+              <w:bottom w:w="40" w:type="dxa"/>
+              <w:left w:w="60" w:type="dxa"/>
+              <w:right w:w="60" w:type="dxa"/>
+            </w:tcMar>
+          </w:tcPr>
+          <w:p>
+            <w:pPr>
+              <w:pStyle w:val="Compact"/>
+              <w:spacing w:before="0" w:after="40" w:line="264" w:lineRule="auto"/>
+            </w:pPr>
+            <w:r>
+              <w:rPr>
+                <w:rFonts w:ascii="Calibri" w:hAnsi="Calibri"/>
+                <w:b/>
+                <w:bCs/>
+                <w:sz w:val="18"/>
+              </w:rPr>
+              <w:t xml:space="preserve">Feature</w:t>
+            </w:r>
+          </w:p>
+        </w:tc>
+        <w:tc>
+          <w:tcPr>
+            <w:tcMar>
+              <w:top w:w="40" w:type="dxa"/>
+              <w:bottom w:w="40" w:type="dxa"/>
+              <w:left w:w="60" w:type="dxa"/>
+              <w:right w:w="60" w:type="dxa"/>
+            </w:tcMar>
+          </w:tcPr>
+          <w:p>
+            <w:pPr>
+              <w:pStyle w:val="Compact"/>
+              <w:spacing w:before="0" w:after="40" w:line="264" w:lineRule="auto"/>
+            </w:pPr>
+            <w:r>
+              <w:rPr>
+                <w:rFonts w:ascii="Calibri" w:hAnsi="Calibri"/>
+                <w:sz w:val="18"/>
+              </w:rPr>
+              <w:t xml:space="preserve">Ledger</w:t>
+            </w:r>
+            <w:r>
+              <w:rPr>
+                <w:rFonts w:ascii="Calibri" w:hAnsi="Calibri"/>
+                <w:sz w:val="18"/>
+              </w:rPr>
+              <w:t xml:space="preserve"> </w:t>
+            </w:r>
+            <w:r>
+              <w:rPr>
+                <w:rStyle w:val="VerbatimChar"/>
+                <w:rFonts w:ascii="Calibri" w:hAnsi="Calibri"/>
+                <w:sz w:val="18"/>
+              </w:rPr>
+              <w:t xml:space="preserve">createdAt</w:t>
+            </w:r>
+            <w:r>
+              <w:rPr>
+                <w:rFonts w:ascii="Calibri" w:hAnsi="Calibri"/>
+                <w:sz w:val="18"/>
+              </w:rPr>
+              <w:t xml:space="preserve"> </w:t>
+            </w:r>
+            <w:r>
+              <w:rPr>
+                <w:rFonts w:ascii="Calibri" w:hAnsi="Calibri"/>
+                <w:sz w:val="18"/>
+              </w:rPr>
+              <w:t xml:space="preserve">as</w:t>
+            </w:r>
+            <w:r>
+              <w:rPr>
+                <w:rFonts w:ascii="Calibri" w:hAnsi="Calibri"/>
+                <w:sz w:val="18"/>
+              </w:rPr>
+              <w:t xml:space="preserve"> </w:t>
+            </w:r>
+            <w:r>
+              <w:rPr>
+                <w:rStyle w:val="VerbatimChar"/>
+                <w:rFonts w:ascii="Calibri" w:hAnsi="Calibri"/>
+                <w:sz w:val="18"/>
+              </w:rPr>
+              <w:t xml:space="preserve">Instant</w:t>
+            </w:r>
+            <w:r>
+              <w:rPr>
+                <w:rFonts w:ascii="Calibri" w:hAnsi="Calibri"/>
+                <w:sz w:val="18"/>
+              </w:rPr>
+              <w:t xml:space="preserve"> </w:t>
+            </w:r>
+            <w:r>
+              <w:rPr>
+                <w:rFonts w:ascii="Calibri" w:hAnsi="Calibri"/>
+                <w:sz w:val="18"/>
+              </w:rPr>
+              <w:t xml:space="preserve">(UTC/</w:t>
+            </w:r>
+            <w:r>
+              <w:rPr>
+                <w:rStyle w:val="VerbatimChar"/>
+                <w:rFonts w:ascii="Calibri" w:hAnsi="Calibri"/>
+                <w:sz w:val="18"/>
+              </w:rPr>
+              <w:t xml:space="preserve">Z</w:t>
+            </w:r>
+            <w:r>
+              <w:rPr>
+                <w:rFonts w:ascii="Calibri" w:hAnsi="Calibri"/>
+                <w:sz w:val="18"/>
+              </w:rPr>
+              <w:t xml:space="preserve">); UI</w:t>
+            </w:r>
+            <w:r>
+              <w:rPr>
+                <w:rFonts w:ascii="Calibri" w:hAnsi="Calibri"/>
+                <w:sz w:val="18"/>
+              </w:rPr>
+              <w:t xml:space="preserve"> </w:t>
+            </w:r>
+            <w:r>
+              <w:rPr>
+                <w:rStyle w:val="VerbatimChar"/>
+                <w:rFonts w:ascii="Calibri" w:hAnsi="Calibri"/>
+                <w:sz w:val="18"/>
+              </w:rPr>
+              <w:t xml:space="preserve">asUtc</w:t>
+            </w:r>
+            <w:r>
+              <w:rPr>
+                <w:rFonts w:ascii="Calibri" w:hAnsi="Calibri"/>
+                <w:sz w:val="18"/>
+              </w:rPr>
+              <w:t xml:space="preserve"> </w:t>
+            </w:r>
+            <w:r>
+              <w:rPr>
+                <w:rFonts w:ascii="Calibri" w:hAnsi="Calibri"/>
+                <w:sz w:val="18"/>
+              </w:rPr>
+              <w:t xml:space="preserve">+ local</w:t>
+            </w:r>
+            <w:r>
+              <w:rPr>
+                <w:rFonts w:ascii="Calibri" w:hAnsi="Calibri"/>
+                <w:sz w:val="18"/>
+              </w:rPr>
+              <w:t xml:space="preserve"> </w:t>
+            </w:r>
+            <w:r>
+              <w:rPr>
+                <w:rStyle w:val="VerbatimChar"/>
+                <w:rFonts w:ascii="Calibri" w:hAnsi="Calibri"/>
+                <w:sz w:val="18"/>
+              </w:rPr>
+              <w:t xml:space="preserve">date</w:t>
+            </w:r>
+            <w:r>
+              <w:rPr>
+                <w:rFonts w:ascii="Calibri" w:hAnsi="Calibri"/>
+                <w:sz w:val="18"/>
+              </w:rPr>
+              <w:t xml:space="preserve"> </w:t>
+            </w:r>
+            <w:r>
+              <w:rPr>
+                <w:rFonts w:ascii="Calibri" w:hAnsi="Calibri"/>
+                <w:sz w:val="18"/>
+              </w:rPr>
+              <w:t xml:space="preserve">pipe</w:t>
+            </w:r>
+          </w:p>
+        </w:tc>
+      </w:tr>
+      <w:tr>
+        <w:tc>
+          <w:tcPr>
+            <w:tcMar>
+              <w:top w:w="40" w:type="dxa"/>
+              <w:bottom w:w="40" w:type="dxa"/>
+              <w:left w:w="60" w:type="dxa"/>
+              <w:right w:w="60" w:type="dxa"/>
+            </w:tcMar>
+          </w:tcPr>
+          <w:p>
+            <w:pPr>
+              <w:pStyle w:val="Compact"/>
+              <w:spacing w:before="0" w:after="40" w:line="264" w:lineRule="auto"/>
+            </w:pPr>
+            <w:r>
+              <w:rPr>
+                <w:rFonts w:ascii="Calibri" w:hAnsi="Calibri"/>
+                <w:b/>
+                <w:bCs/>
+                <w:sz w:val="18"/>
+              </w:rPr>
+              <w:t xml:space="preserve">Files Modified</w:t>
+            </w:r>
+          </w:p>
+        </w:tc>
+        <w:tc>
+          <w:tcPr>
+            <w:tcMar>
+              <w:top w:w="40" w:type="dxa"/>
+              <w:bottom w:w="40" w:type="dxa"/>
+              <w:left w:w="60" w:type="dxa"/>
+              <w:right w:w="60" w:type="dxa"/>
+            </w:tcMar>
+          </w:tcPr>
+          <w:p>
+            <w:pPr>
+              <w:pStyle w:val="Compact"/>
+              <w:spacing w:before="0" w:after="40" w:line="264" w:lineRule="auto"/>
+            </w:pPr>
+            <w:r>
+              <w:rPr>
+                <w:rStyle w:val="VerbatimChar"/>
+                <w:rFonts w:ascii="Calibri" w:hAnsi="Calibri"/>
+                <w:sz w:val="18"/>
+              </w:rPr>
+              <w:t xml:space="preserve">Transaction.java</w:t>
+            </w:r>
+            <w:r>
+              <w:rPr>
+                <w:rFonts w:ascii="Calibri" w:hAnsi="Calibri"/>
+                <w:sz w:val="18"/>
+              </w:rPr>
+              <w:t xml:space="preserve">,</w:t>
+            </w:r>
+            <w:r>
+              <w:rPr>
+                <w:rFonts w:ascii="Calibri" w:hAnsi="Calibri"/>
+                <w:sz w:val="18"/>
+              </w:rPr>
+              <w:t xml:space="preserve"> </w:t>
+            </w:r>
+            <w:r>
+              <w:rPr>
+                <w:rStyle w:val="VerbatimChar"/>
+                <w:rFonts w:ascii="Calibri" w:hAnsi="Calibri"/>
+                <w:sz w:val="18"/>
+              </w:rPr>
+              <w:t xml:space="preserve">TransactionResponse.java</w:t>
+            </w:r>
+            <w:r>
+              <w:rPr>
+                <w:rFonts w:ascii="Calibri" w:hAnsi="Calibri"/>
+                <w:sz w:val="18"/>
+              </w:rPr>
+              <w:t xml:space="preserve">,</w:t>
+            </w:r>
+            <w:r>
+              <w:rPr>
+                <w:rFonts w:ascii="Calibri" w:hAnsi="Calibri"/>
+                <w:sz w:val="18"/>
+              </w:rPr>
+              <w:t xml:space="preserve"> </w:t>
+            </w:r>
+            <w:r>
+              <w:rPr>
+                <w:rStyle w:val="VerbatimChar"/>
+                <w:rFonts w:ascii="Calibri" w:hAnsi="Calibri"/>
+                <w:sz w:val="18"/>
+              </w:rPr>
+              <w:t xml:space="preserve">application.properties</w:t>
+            </w:r>
+            <w:r>
+              <w:rPr>
+                <w:rFonts w:ascii="Calibri" w:hAnsi="Calibri"/>
+                <w:sz w:val="18"/>
+              </w:rPr>
+              <w:t xml:space="preserve">;</w:t>
+            </w:r>
+            <w:r>
+              <w:rPr>
+                <w:rFonts w:ascii="Calibri" w:hAnsi="Calibri"/>
+                <w:sz w:val="18"/>
+              </w:rPr>
+              <w:t xml:space="preserve"> </w:t>
+            </w:r>
+            <w:r>
+              <w:rPr>
+                <w:rStyle w:val="VerbatimChar"/>
+                <w:rFonts w:ascii="Calibri" w:hAnsi="Calibri"/>
+                <w:sz w:val="18"/>
+              </w:rPr>
+              <w:t xml:space="preserve">as-utc.pipe.ts</w:t>
+            </w:r>
+            <w:r>
+              <w:rPr>
+                <w:rFonts w:ascii="Calibri" w:hAnsi="Calibri"/>
+                <w:sz w:val="18"/>
+              </w:rPr>
+              <w:t xml:space="preserve">,</w:t>
+            </w:r>
+            <w:r>
+              <w:rPr>
+                <w:rFonts w:ascii="Calibri" w:hAnsi="Calibri"/>
+                <w:sz w:val="18"/>
+              </w:rPr>
+              <w:t xml:space="preserve"> </w:t>
+            </w:r>
+            <w:r>
+              <w:rPr>
+                <w:rStyle w:val="VerbatimChar"/>
+                <w:rFonts w:ascii="Calibri" w:hAnsi="Calibri"/>
+                <w:sz w:val="18"/>
+              </w:rPr>
+              <w:t xml:space="preserve">account-detail</w:t>
+            </w:r>
+          </w:p>
+        </w:tc>
+      </w:tr>
+      <w:tr>
+        <w:tc>
+          <w:tcPr>
+            <w:tcMar>
+              <w:top w:w="40" w:type="dxa"/>
+              <w:bottom w:w="40" w:type="dxa"/>
+              <w:left w:w="60" w:type="dxa"/>
+              <w:right w:w="60" w:type="dxa"/>
+            </w:tcMar>
+          </w:tcPr>
+          <w:p>
+            <w:pPr>
+              <w:pStyle w:val="Compact"/>
+              <w:spacing w:before="0" w:after="40" w:line="264" w:lineRule="auto"/>
+            </w:pPr>
+            <w:r>
+              <w:rPr>
+                <w:rFonts w:ascii="Calibri" w:hAnsi="Calibri"/>
+                <w:b/>
+                <w:bCs/>
+                <w:sz w:val="18"/>
+              </w:rPr>
+              <w:t xml:space="preserve">Reason</w:t>
+            </w:r>
+          </w:p>
+        </w:tc>
+        <w:tc>
+          <w:tcPr>
+            <w:tcMar>
+              <w:top w:w="40" w:type="dxa"/>
+              <w:bottom w:w="40" w:type="dxa"/>
+              <w:left w:w="60" w:type="dxa"/>
+              <w:right w:w="60" w:type="dxa"/>
+            </w:tcMar>
+          </w:tcPr>
+          <w:p>
+            <w:pPr>
+              <w:pStyle w:val="Compact"/>
+              <w:spacing w:before="0" w:after="40" w:line="264" w:lineRule="auto"/>
+            </w:pPr>
+            <w:r>
+              <w:rPr>
+                <w:rFonts w:ascii="Calibri" w:hAnsi="Calibri"/>
+                <w:sz w:val="18"/>
+              </w:rPr>
+              <w:t xml:space="preserve">Render UTC vs browser IST made debit/credit times look ~5.5h off</w:t>
+            </w:r>
+          </w:p>
+        </w:tc>
+      </w:tr>
+      <w:tr>
+        <w:tc>
+          <w:tcPr>
+            <w:tcMar>
+              <w:top w:w="40" w:type="dxa"/>
+              <w:bottom w:w="40" w:type="dxa"/>
+              <w:left w:w="60" w:type="dxa"/>
+              <w:right w:w="60" w:type="dxa"/>
+            </w:tcMar>
+          </w:tcPr>
+          <w:p>
+            <w:pPr>
+              <w:pStyle w:val="Compact"/>
+              <w:spacing w:before="0" w:after="40" w:line="264" w:lineRule="auto"/>
+            </w:pPr>
+            <w:r>
+              <w:rPr>
+                <w:rFonts w:ascii="Calibri" w:hAnsi="Calibri"/>
+                <w:b/>
+                <w:bCs/>
+                <w:sz w:val="18"/>
+              </w:rPr>
+              <w:t xml:space="preserve">Impact</w:t>
+            </w:r>
+          </w:p>
+        </w:tc>
+        <w:tc>
+          <w:tcPr>
+            <w:tcMar>
+              <w:top w:w="40" w:type="dxa"/>
+              <w:bottom w:w="40" w:type="dxa"/>
+              <w:left w:w="60" w:type="dxa"/>
+              <w:right w:w="60" w:type="dxa"/>
+            </w:tcMar>
+          </w:tcPr>
+          <w:p>
+            <w:pPr>
+              <w:pStyle w:val="Compact"/>
+              <w:spacing w:before="0" w:after="40" w:line="264" w:lineRule="auto"/>
+            </w:pPr>
+            <w:r>
+              <w:rPr>
+                <w:rFonts w:ascii="Calibri" w:hAnsi="Calibri"/>
+                <w:sz w:val="18"/>
+              </w:rPr>
+              <w:t xml:space="preserve">New/updated ledger rows align with header clock in IST; legacy rows treated as UTC via</w:t>
+            </w:r>
+            <w:r>
+              <w:rPr>
+                <w:rFonts w:ascii="Calibri" w:hAnsi="Calibri"/>
+                <w:sz w:val="18"/>
+              </w:rPr>
+              <w:t xml:space="preserve"> </w:t>
+            </w:r>
+            <w:r>
+              <w:rPr>
+                <w:rStyle w:val="VerbatimChar"/>
+                <w:rFonts w:ascii="Calibri" w:hAnsi="Calibri"/>
+                <w:sz w:val="18"/>
+              </w:rPr>
+              <w:t xml:space="preserve">asUtc</w:t>
+            </w:r>
+          </w:p>
+        </w:tc>
+      </w:tr>
+    </w:tbl>
+    <w:p>
+      <w:pPr>
+        <w:spacing w:after="160" w:line="276" w:lineRule="auto"/>
+        <w:jc w:val="left"/>
+      </w:pPr>
+      <w:r>
+        <w:pict>
+          <v:rect style="width:0;height:1.5pt" o:hralign="center" o:hrstd="t" o:hr="t"/>
+        </w:pict>
+      </w:r>
+    </w:p>
+    <w:bookmarkEnd w:id="15"/>
+    <w:bookmarkStart w:id="16" w:name="transfer-between-accounts"/>
+    <w:p>
+      <w:pPr>
+        <w:pStyle w:val="Heading2"/>
+      </w:pPr>
+      <w:r>
+        <w:t xml:space="preserve">2026-07-24 — Transfer between accounts</w:t>
+      </w:r>
+    </w:p>
+    <w:tbl>
+      <w:tblPr>
+        <w:tblStyle w:val="Table"/>
+        <w:tblW w:type="pct" w:w="5000"/>
+        <w:tblLayout w:type="autofit"/>
+        <w:tblLook w:firstRow="1" w:lastRow="0" w:firstColumn="0" w:lastColumn="0" w:noHBand="0" w:noVBand="0" w:val="0020"/>
+        <w:tblBorders>
+          <w:top w:val="single" w:sz="4" w:space="0" w:color="CBD5E0"/>
+          <w:left w:val="single" w:sz="4" w:space="0" w:color="CBD5E0"/>
+          <w:bottom w:val="single" w:sz="4" w:space="0" w:color="CBD5E0"/>
+          <w:right w:val="single" w:sz="4" w:space="0" w:color="CBD5E0"/>
+          <w:insideH w:val="single" w:sz="4" w:space="0" w:color="CBD5E0"/>
+          <w:insideV w:val="single" w:sz="4" w:space="0" w:color="CBD5E0"/>
+        </w:tblBorders>
+      </w:tblPr>
+      <w:tblGrid>
+        <w:gridCol w:w="3960"/>
+        <w:gridCol w:w="3960"/>
+      </w:tblGrid>
+      <w:tr>
+        <w:trPr>
+          <w:tblHeader w:val="on"/>
+        </w:trPr>
+        <w:tc>
+          <w:tcPr>
+            <w:tcMar>
+              <w:top w:w="40" w:type="dxa"/>
+              <w:bottom w:w="40" w:type="dxa"/>
+              <w:left w:w="60" w:type="dxa"/>
+              <w:right w:w="60" w:type="dxa"/>
+            </w:tcMar>
+            <w:shd w:fill="1A365D" w:val="clear"/>
+          </w:tcPr>
+          <w:p>
+            <w:pPr>
+              <w:pStyle w:val="Compact"/>
+              <w:spacing w:before="0" w:after="40" w:line="264" w:lineRule="auto"/>
+            </w:pPr>
+            <w:r>
+              <w:rPr>
+                <w:rFonts w:ascii="Calibri" w:hAnsi="Calibri"/>
+                <w:b/>
+                <w:color w:val="FFFFFF"/>
+                <w:sz w:val="18"/>
+              </w:rPr>
+              <w:t xml:space="preserve">Field</w:t>
+            </w:r>
+          </w:p>
+        </w:tc>
+        <w:tc>
+          <w:tcPr>
+            <w:tcMar>
+              <w:top w:w="40" w:type="dxa"/>
+              <w:bottom w:w="40" w:type="dxa"/>
+              <w:left w:w="60" w:type="dxa"/>
+              <w:right w:w="60" w:type="dxa"/>
+            </w:tcMar>
+            <w:shd w:fill="1A365D" w:val="clear"/>
+          </w:tcPr>
+          <w:p>
+            <w:pPr>
+              <w:pStyle w:val="Compact"/>
+              <w:spacing w:before="0" w:after="40" w:line="264" w:lineRule="auto"/>
+            </w:pPr>
+            <w:r>
+              <w:rPr>
+                <w:rFonts w:ascii="Calibri" w:hAnsi="Calibri"/>
+                <w:b/>
+                <w:color w:val="FFFFFF"/>
+                <w:sz w:val="18"/>
+              </w:rPr>
+              <w:t xml:space="preserve">Value</w:t>
+            </w:r>
+          </w:p>
+        </w:tc>
+      </w:tr>
+      <w:tr>
+        <w:tc>
+          <w:tcPr>
+            <w:tcMar>
+              <w:top w:w="40" w:type="dxa"/>
+              <w:bottom w:w="40" w:type="dxa"/>
+              <w:left w:w="60" w:type="dxa"/>
+              <w:right w:w="60" w:type="dxa"/>
+            </w:tcMar>
+          </w:tcPr>
+          <w:p>
+            <w:pPr>
+              <w:pStyle w:val="Compact"/>
+              <w:spacing w:before="0" w:after="40" w:line="264" w:lineRule="auto"/>
+            </w:pPr>
+            <w:r>
+              <w:rPr>
+                <w:rFonts w:ascii="Calibri" w:hAnsi="Calibri"/>
+                <w:b/>
+                <w:bCs/>
+                <w:sz w:val="18"/>
+              </w:rPr>
+              <w:t xml:space="preserve">Feature</w:t>
+            </w:r>
+          </w:p>
+        </w:tc>
+        <w:tc>
+          <w:tcPr>
+            <w:tcMar>
+              <w:top w:w="40" w:type="dxa"/>
+              <w:bottom w:w="40" w:type="dxa"/>
+              <w:left w:w="60" w:type="dxa"/>
+              <w:right w:w="60" w:type="dxa"/>
+            </w:tcMar>
+          </w:tcPr>
+          <w:p>
+            <w:pPr>
+              <w:pStyle w:val="Compact"/>
+              <w:spacing w:before="0" w:after="40" w:line="264" w:lineRule="auto"/>
+            </w:pPr>
+            <w:r>
+              <w:rPr>
+                <w:rStyle w:val="VerbatimChar"/>
+                <w:rFonts w:ascii="Calibri" w:hAnsi="Calibri"/>
+                <w:sz w:val="18"/>
+              </w:rPr>
+              <w:t xml:space="preserve">POST /accounts/{fromId}/transfer</w:t>
+            </w:r>
+            <w:r>
+              <w:rPr>
+                <w:rFonts w:ascii="Calibri" w:hAnsi="Calibri"/>
+                <w:sz w:val="18"/>
+              </w:rPr>
+              <w:t xml:space="preserve">; Accounts Transfer dialog</w:t>
+            </w:r>
+          </w:p>
+        </w:tc>
+      </w:tr>
+      <w:tr>
+        <w:tc>
+          <w:tcPr>
+            <w:tcMar>
+              <w:top w:w="40" w:type="dxa"/>
+              <w:bottom w:w="40" w:type="dxa"/>
+              <w:left w:w="60" w:type="dxa"/>
+              <w:right w:w="60" w:type="dxa"/>
+            </w:tcMar>
+          </w:tcPr>
+          <w:p>
+            <w:pPr>
+              <w:pStyle w:val="Compact"/>
+              <w:spacing w:before="0" w:after="40" w:line="264" w:lineRule="auto"/>
+            </w:pPr>
+            <w:r>
+              <w:rPr>
+                <w:rFonts w:ascii="Calibri" w:hAnsi="Calibri"/>
+                <w:b/>
+                <w:bCs/>
+                <w:sz w:val="18"/>
+              </w:rPr>
+              <w:t xml:space="preserve">Files Modified</w:t>
+            </w:r>
+          </w:p>
+        </w:tc>
+        <w:tc>
+          <w:tcPr>
+            <w:tcMar>
+              <w:top w:w="40" w:type="dxa"/>
+              <w:bottom w:w="40" w:type="dxa"/>
+              <w:left w:w="60" w:type="dxa"/>
+              <w:right w:w="60" w:type="dxa"/>
+            </w:tcMar>
+          </w:tcPr>
+          <w:p>
+            <w:pPr>
+              <w:pStyle w:val="Compact"/>
+              <w:spacing w:before="0" w:after="40" w:line="264" w:lineRule="auto"/>
+            </w:pPr>
+            <w:r>
+              <w:rPr>
+                <w:rStyle w:val="VerbatimChar"/>
+                <w:rFonts w:ascii="Calibri" w:hAnsi="Calibri"/>
+                <w:sz w:val="18"/>
+              </w:rPr>
+              <w:t xml:space="preserve">TransferRequest</w:t>
+            </w:r>
+            <w:r>
+              <w:rPr>
+                <w:rFonts w:ascii="Calibri" w:hAnsi="Calibri"/>
+                <w:sz w:val="18"/>
+              </w:rPr>
+              <w:t xml:space="preserve">,</w:t>
+            </w:r>
+            <w:r>
+              <w:rPr>
+                <w:rFonts w:ascii="Calibri" w:hAnsi="Calibri"/>
+                <w:sz w:val="18"/>
+              </w:rPr>
+              <w:t xml:space="preserve"> </w:t>
+            </w:r>
+            <w:r>
+              <w:rPr>
+                <w:rStyle w:val="VerbatimChar"/>
+                <w:rFonts w:ascii="Calibri" w:hAnsi="Calibri"/>
+                <w:sz w:val="18"/>
+              </w:rPr>
+              <w:t xml:space="preserve">AccountService(Impl).transfer</w:t>
+            </w:r>
+            <w:r>
+              <w:rPr>
+                <w:rFonts w:ascii="Calibri" w:hAnsi="Calibri"/>
+                <w:sz w:val="18"/>
+              </w:rPr>
+              <w:t xml:space="preserve">,</w:t>
+            </w:r>
+            <w:r>
+              <w:rPr>
+                <w:rFonts w:ascii="Calibri" w:hAnsi="Calibri"/>
+                <w:sz w:val="18"/>
+              </w:rPr>
+              <w:t xml:space="preserve"> </w:t>
+            </w:r>
+            <w:r>
+              <w:rPr>
+                <w:rStyle w:val="VerbatimChar"/>
+                <w:rFonts w:ascii="Calibri" w:hAnsi="Calibri"/>
+                <w:sz w:val="18"/>
+              </w:rPr>
+              <w:t xml:space="preserve">AccountController</w:t>
+            </w:r>
+            <w:r>
+              <w:rPr>
+                <w:rFonts w:ascii="Calibri" w:hAnsi="Calibri"/>
+                <w:sz w:val="18"/>
+              </w:rPr>
+              <w:t xml:space="preserve">; FE</w:t>
+            </w:r>
+            <w:r>
+              <w:rPr>
+                <w:rFonts w:ascii="Calibri" w:hAnsi="Calibri"/>
+                <w:sz w:val="18"/>
+              </w:rPr>
+              <w:t xml:space="preserve"> </w:t>
+            </w:r>
+            <w:r>
+              <w:rPr>
+                <w:rStyle w:val="VerbatimChar"/>
+                <w:rFonts w:ascii="Calibri" w:hAnsi="Calibri"/>
+                <w:sz w:val="18"/>
+              </w:rPr>
+              <w:t xml:space="preserve">account.ts</w:t>
+            </w:r>
+            <w:r>
+              <w:rPr>
+                <w:rFonts w:ascii="Calibri" w:hAnsi="Calibri"/>
+                <w:sz w:val="18"/>
+              </w:rPr>
+              <w:t xml:space="preserve">,</w:t>
+            </w:r>
+            <w:r>
+              <w:rPr>
+                <w:rFonts w:ascii="Calibri" w:hAnsi="Calibri"/>
+                <w:sz w:val="18"/>
+              </w:rPr>
+              <w:t xml:space="preserve"> </w:t>
+            </w:r>
+            <w:r>
+              <w:rPr>
+                <w:rStyle w:val="VerbatimChar"/>
+                <w:rFonts w:ascii="Calibri" w:hAnsi="Calibri"/>
+                <w:sz w:val="18"/>
+              </w:rPr>
+              <w:t xml:space="preserve">transfer-dialog</w:t>
+            </w:r>
+            <w:r>
+              <w:rPr>
+                <w:rFonts w:ascii="Calibri" w:hAnsi="Calibri"/>
+                <w:sz w:val="18"/>
+              </w:rPr>
+              <w:t xml:space="preserve">,</w:t>
+            </w:r>
+            <w:r>
+              <w:rPr>
+                <w:rFonts w:ascii="Calibri" w:hAnsi="Calibri"/>
+                <w:sz w:val="18"/>
+              </w:rPr>
+              <w:t xml:space="preserve"> </w:t>
+            </w:r>
+            <w:r>
+              <w:rPr>
+                <w:rStyle w:val="VerbatimChar"/>
+                <w:rFonts w:ascii="Calibri" w:hAnsi="Calibri"/>
+                <w:sz w:val="18"/>
+              </w:rPr>
+              <w:t xml:space="preserve">account-list</w:t>
+            </w:r>
+          </w:p>
+        </w:tc>
+      </w:tr>
+      <w:tr>
+        <w:tc>
+          <w:tcPr>
+            <w:tcMar>
+              <w:top w:w="40" w:type="dxa"/>
+              <w:bottom w:w="40" w:type="dxa"/>
+              <w:left w:w="60" w:type="dxa"/>
+              <w:right w:w="60" w:type="dxa"/>
+            </w:tcMar>
+          </w:tcPr>
+          <w:p>
+            <w:pPr>
+              <w:pStyle w:val="Compact"/>
+              <w:spacing w:before="0" w:after="40" w:line="264" w:lineRule="auto"/>
+            </w:pPr>
+            <w:r>
+              <w:rPr>
+                <w:rFonts w:ascii="Calibri" w:hAnsi="Calibri"/>
+                <w:b/>
+                <w:bCs/>
+                <w:sz w:val="18"/>
+              </w:rPr>
+              <w:t xml:space="preserve">Methods Modified</w:t>
+            </w:r>
+          </w:p>
+        </w:tc>
+        <w:tc>
+          <w:tcPr>
+            <w:tcMar>
+              <w:top w:w="40" w:type="dxa"/>
+              <w:bottom w:w="40" w:type="dxa"/>
+              <w:left w:w="60" w:type="dxa"/>
+              <w:right w:w="60" w:type="dxa"/>
+            </w:tcMar>
+          </w:tcPr>
+          <w:p>
+            <w:pPr>
+              <w:pStyle w:val="Compact"/>
+              <w:spacing w:before="0" w:after="40" w:line="264" w:lineRule="auto"/>
+            </w:pPr>
+            <w:r>
+              <w:rPr>
+                <w:rStyle w:val="VerbatimChar"/>
+                <w:rFonts w:ascii="Calibri" w:hAnsi="Calibri"/>
+                <w:sz w:val="18"/>
+              </w:rPr>
+              <w:t xml:space="preserve">transfer</w:t>
+            </w:r>
+            <w:r>
+              <w:rPr>
+                <w:rFonts w:ascii="Calibri" w:hAnsi="Calibri"/>
+                <w:sz w:val="18"/>
+              </w:rPr>
+              <w:t xml:space="preserve"> </w:t>
+            </w:r>
+            <w:r>
+              <w:rPr>
+                <w:rFonts w:ascii="Calibri" w:hAnsi="Calibri"/>
+                <w:sz w:val="18"/>
+              </w:rPr>
+              <w:t xml:space="preserve">(ordered pessimistic locks; DEBIT+CREDIT ledger)</w:t>
+            </w:r>
+          </w:p>
+        </w:tc>
+      </w:tr>
+      <w:tr>
+        <w:tc>
+          <w:tcPr>
+            <w:tcMar>
+              <w:top w:w="40" w:type="dxa"/>
+              <w:bottom w:w="40" w:type="dxa"/>
+              <w:left w:w="60" w:type="dxa"/>
+              <w:right w:w="60" w:type="dxa"/>
+            </w:tcMar>
+          </w:tcPr>
+          <w:p>
+            <w:pPr>
+              <w:pStyle w:val="Compact"/>
+              <w:spacing w:before="0" w:after="40" w:line="264" w:lineRule="auto"/>
+            </w:pPr>
+            <w:r>
+              <w:rPr>
+                <w:rFonts w:ascii="Calibri" w:hAnsi="Calibri"/>
+                <w:b/>
+                <w:bCs/>
+                <w:sz w:val="18"/>
+              </w:rPr>
+              <w:t xml:space="preserve">Reason</w:t>
+            </w:r>
+          </w:p>
+        </w:tc>
+        <w:tc>
+          <w:tcPr>
+            <w:tcMar>
+              <w:top w:w="40" w:type="dxa"/>
+              <w:bottom w:w="40" w:type="dxa"/>
+              <w:left w:w="60" w:type="dxa"/>
+              <w:right w:w="60" w:type="dxa"/>
+            </w:tcMar>
+          </w:tcPr>
+          <w:p>
+            <w:pPr>
+              <w:pStyle w:val="Compact"/>
+              <w:spacing w:before="0" w:after="40" w:line="264" w:lineRule="auto"/>
+            </w:pPr>
+            <w:r>
+              <w:rPr>
+                <w:rFonts w:ascii="Calibri" w:hAnsi="Calibri"/>
+                <w:sz w:val="18"/>
+              </w:rPr>
+              <w:t xml:space="preserve">Slice 5 — move money between two ACTIVE same-currency accounts</w:t>
+            </w:r>
+          </w:p>
+        </w:tc>
+      </w:tr>
+      <w:tr>
+        <w:tc>
+          <w:tcPr>
+            <w:tcMar>
+              <w:top w:w="40" w:type="dxa"/>
+              <w:bottom w:w="40" w:type="dxa"/>
+              <w:left w:w="60" w:type="dxa"/>
+              <w:right w:w="60" w:type="dxa"/>
+            </w:tcMar>
+          </w:tcPr>
+          <w:p>
+            <w:pPr>
+              <w:pStyle w:val="Compact"/>
+              <w:spacing w:before="0" w:after="40" w:line="264" w:lineRule="auto"/>
+            </w:pPr>
+            <w:r>
+              <w:rPr>
+                <w:rFonts w:ascii="Calibri" w:hAnsi="Calibri"/>
+                <w:b/>
+                <w:bCs/>
+                <w:sz w:val="18"/>
+              </w:rPr>
+              <w:t xml:space="preserve">Impact</w:t>
+            </w:r>
+          </w:p>
+        </w:tc>
+        <w:tc>
+          <w:tcPr>
+            <w:tcMar>
+              <w:top w:w="40" w:type="dxa"/>
+              <w:bottom w:w="40" w:type="dxa"/>
+              <w:left w:w="60" w:type="dxa"/>
+              <w:right w:w="60" w:type="dxa"/>
+            </w:tcMar>
+          </w:tcPr>
+          <w:p>
+            <w:pPr>
+              <w:pStyle w:val="Compact"/>
+              <w:spacing w:before="0" w:after="40" w:line="264" w:lineRule="auto"/>
+            </w:pPr>
+            <w:r>
+              <w:rPr>
+                <w:rFonts w:ascii="Calibri" w:hAnsi="Calibri"/>
+                <w:sz w:val="18"/>
+              </w:rPr>
+              <w:t xml:space="preserve">UI From/To pickers on Accounts; no beneficiaries yet</w:t>
+            </w:r>
+          </w:p>
+        </w:tc>
+      </w:tr>
+    </w:tbl>
+    <w:p>
+      <w:pPr>
+        <w:spacing w:after="160" w:line="276" w:lineRule="auto"/>
+        <w:jc w:val="left"/>
+      </w:pPr>
+      <w:r>
+        <w:pict>
+          <v:rect style="width:0;height:1.5pt" o:hralign="center" o:hrstd="t" o:hr="t"/>
+        </w:pict>
+      </w:r>
+    </w:p>
+    <w:bookmarkEnd w:id="16"/>
+    <w:bookmarkStart w:id="17" w:name="withdraw-debit-ui"/>
+    <w:p>
+      <w:pPr>
+        <w:pStyle w:val="Heading2"/>
+      </w:pPr>
+      <w:r>
+        <w:t xml:space="preserve">2026-07-24 — Withdraw (DEBIT) + UI</w:t>
+      </w:r>
+    </w:p>
+    <w:tbl>
+      <w:tblPr>
+        <w:tblStyle w:val="Table"/>
+        <w:tblW w:type="pct" w:w="5000"/>
+        <w:tblLayout w:type="autofit"/>
+        <w:tblLook w:firstRow="1" w:lastRow="0" w:firstColumn="0" w:lastColumn="0" w:noHBand="0" w:noVBand="0" w:val="0020"/>
+        <w:tblBorders>
+          <w:top w:val="single" w:sz="4" w:space="0" w:color="CBD5E0"/>
+          <w:left w:val="single" w:sz="4" w:space="0" w:color="CBD5E0"/>
+          <w:bottom w:val="single" w:sz="4" w:space="0" w:color="CBD5E0"/>
+          <w:right w:val="single" w:sz="4" w:space="0" w:color="CBD5E0"/>
+          <w:insideH w:val="single" w:sz="4" w:space="0" w:color="CBD5E0"/>
+          <w:insideV w:val="single" w:sz="4" w:space="0" w:color="CBD5E0"/>
+        </w:tblBorders>
+      </w:tblPr>
+      <w:tblGrid>
+        <w:gridCol w:w="3960"/>
+        <w:gridCol w:w="3960"/>
+      </w:tblGrid>
+      <w:tr>
+        <w:trPr>
+          <w:tblHeader w:val="on"/>
+        </w:trPr>
+        <w:tc>
+          <w:tcPr>
+            <w:tcMar>
+              <w:top w:w="40" w:type="dxa"/>
+              <w:bottom w:w="40" w:type="dxa"/>
+              <w:left w:w="60" w:type="dxa"/>
+              <w:right w:w="60" w:type="dxa"/>
+            </w:tcMar>
+            <w:shd w:fill="1A365D" w:val="clear"/>
+          </w:tcPr>
+          <w:p>
+            <w:pPr>
+              <w:pStyle w:val="Compact"/>
+              <w:spacing w:before="0" w:after="40" w:line="264" w:lineRule="auto"/>
+            </w:pPr>
+            <w:r>
+              <w:rPr>
+                <w:rFonts w:ascii="Calibri" w:hAnsi="Calibri"/>
+                <w:b/>
+                <w:color w:val="FFFFFF"/>
+                <w:sz w:val="18"/>
+              </w:rPr>
+              <w:t xml:space="preserve">Field</w:t>
+            </w:r>
+          </w:p>
+        </w:tc>
+        <w:tc>
+          <w:tcPr>
+            <w:tcMar>
+              <w:top w:w="40" w:type="dxa"/>
+              <w:bottom w:w="40" w:type="dxa"/>
+              <w:left w:w="60" w:type="dxa"/>
+              <w:right w:w="60" w:type="dxa"/>
+            </w:tcMar>
+            <w:shd w:fill="1A365D" w:val="clear"/>
+          </w:tcPr>
+          <w:p>
+            <w:pPr>
+              <w:pStyle w:val="Compact"/>
+              <w:spacing w:before="0" w:after="40" w:line="264" w:lineRule="auto"/>
+            </w:pPr>
+            <w:r>
+              <w:rPr>
+                <w:rFonts w:ascii="Calibri" w:hAnsi="Calibri"/>
+                <w:b/>
+                <w:color w:val="FFFFFF"/>
+                <w:sz w:val="18"/>
+              </w:rPr>
+              <w:t xml:space="preserve">Value</w:t>
+            </w:r>
+          </w:p>
+        </w:tc>
+      </w:tr>
+      <w:tr>
+        <w:tc>
+          <w:tcPr>
+            <w:tcMar>
+              <w:top w:w="40" w:type="dxa"/>
+              <w:bottom w:w="40" w:type="dxa"/>
+              <w:left w:w="60" w:type="dxa"/>
+              <w:right w:w="60" w:type="dxa"/>
+            </w:tcMar>
+          </w:tcPr>
+          <w:p>
+            <w:pPr>
+              <w:pStyle w:val="Compact"/>
+              <w:spacing w:before="0" w:after="40" w:line="264" w:lineRule="auto"/>
+            </w:pPr>
+            <w:r>
+              <w:rPr>
+                <w:rFonts w:ascii="Calibri" w:hAnsi="Calibri"/>
+                <w:b/>
+                <w:bCs/>
+                <w:sz w:val="18"/>
+              </w:rPr>
+              <w:t xml:space="preserve">Feature</w:t>
+            </w:r>
+          </w:p>
+        </w:tc>
+        <w:tc>
+          <w:tcPr>
+            <w:tcMar>
+              <w:top w:w="40" w:type="dxa"/>
+              <w:bottom w:w="40" w:type="dxa"/>
+              <w:left w:w="60" w:type="dxa"/>
+              <w:right w:w="60" w:type="dxa"/>
+            </w:tcMar>
+          </w:tcPr>
+          <w:p>
+            <w:pPr>
+              <w:pStyle w:val="Compact"/>
+              <w:spacing w:before="0" w:after="40" w:line="264" w:lineRule="auto"/>
+            </w:pPr>
+            <w:r>
+              <w:rPr>
+                <w:rStyle w:val="VerbatimChar"/>
+                <w:rFonts w:ascii="Calibri" w:hAnsi="Calibri"/>
+                <w:sz w:val="18"/>
+              </w:rPr>
+              <w:t xml:space="preserve">POST /accounts/{id}/withdraw</w:t>
+            </w:r>
+            <w:r>
+              <w:rPr>
+                <w:rFonts w:ascii="Calibri" w:hAnsi="Calibri"/>
+                <w:sz w:val="18"/>
+              </w:rPr>
+              <w:t xml:space="preserve">; Accounts Withdraw dialog</w:t>
+            </w:r>
+          </w:p>
+        </w:tc>
+      </w:tr>
+      <w:tr>
+        <w:tc>
+          <w:tcPr>
+            <w:tcMar>
+              <w:top w:w="40" w:type="dxa"/>
+              <w:bottom w:w="40" w:type="dxa"/>
+              <w:left w:w="60" w:type="dxa"/>
+              <w:right w:w="60" w:type="dxa"/>
+            </w:tcMar>
+          </w:tcPr>
+          <w:p>
+            <w:pPr>
+              <w:pStyle w:val="Compact"/>
+              <w:spacing w:before="0" w:after="40" w:line="264" w:lineRule="auto"/>
+            </w:pPr>
+            <w:r>
+              <w:rPr>
+                <w:rFonts w:ascii="Calibri" w:hAnsi="Calibri"/>
+                <w:b/>
+                <w:bCs/>
+                <w:sz w:val="18"/>
+              </w:rPr>
+              <w:t xml:space="preserve">Files Modified</w:t>
+            </w:r>
+          </w:p>
+        </w:tc>
+        <w:tc>
+          <w:tcPr>
+            <w:tcMar>
+              <w:top w:w="40" w:type="dxa"/>
+              <w:bottom w:w="40" w:type="dxa"/>
+              <w:left w:w="60" w:type="dxa"/>
+              <w:right w:w="60" w:type="dxa"/>
+            </w:tcMar>
+          </w:tcPr>
+          <w:p>
+            <w:pPr>
+              <w:pStyle w:val="Compact"/>
+              <w:spacing w:before="0" w:after="40" w:line="264" w:lineRule="auto"/>
+            </w:pPr>
+            <w:r>
+              <w:rPr>
+                <w:rStyle w:val="VerbatimChar"/>
+                <w:rFonts w:ascii="Calibri" w:hAnsi="Calibri"/>
+                <w:sz w:val="18"/>
+              </w:rPr>
+              <w:t xml:space="preserve">WithdrawRequest</w:t>
+            </w:r>
+            <w:r>
+              <w:rPr>
+                <w:rFonts w:ascii="Calibri" w:hAnsi="Calibri"/>
+                <w:sz w:val="18"/>
+              </w:rPr>
+              <w:t xml:space="preserve">,</w:t>
+            </w:r>
+            <w:r>
+              <w:rPr>
+                <w:rFonts w:ascii="Calibri" w:hAnsi="Calibri"/>
+                <w:sz w:val="18"/>
+              </w:rPr>
+              <w:t xml:space="preserve"> </w:t>
+            </w:r>
+            <w:r>
+              <w:rPr>
+                <w:rStyle w:val="VerbatimChar"/>
+                <w:rFonts w:ascii="Calibri" w:hAnsi="Calibri"/>
+                <w:sz w:val="18"/>
+              </w:rPr>
+              <w:t xml:space="preserve">AccountRepository.findByIdForUpdate</w:t>
+            </w:r>
+            <w:r>
+              <w:rPr>
+                <w:rFonts w:ascii="Calibri" w:hAnsi="Calibri"/>
+                <w:sz w:val="18"/>
+              </w:rPr>
+              <w:t xml:space="preserve">,</w:t>
+            </w:r>
+            <w:r>
+              <w:rPr>
+                <w:rFonts w:ascii="Calibri" w:hAnsi="Calibri"/>
+                <w:sz w:val="18"/>
+              </w:rPr>
+              <w:t xml:space="preserve"> </w:t>
+            </w:r>
+            <w:r>
+              <w:rPr>
+                <w:rStyle w:val="VerbatimChar"/>
+                <w:rFonts w:ascii="Calibri" w:hAnsi="Calibri"/>
+                <w:sz w:val="18"/>
+              </w:rPr>
+              <w:t xml:space="preserve">AccountService(Impl).withdraw</w:t>
+            </w:r>
+            <w:r>
+              <w:rPr>
+                <w:rFonts w:ascii="Calibri" w:hAnsi="Calibri"/>
+                <w:sz w:val="18"/>
+              </w:rPr>
+              <w:t xml:space="preserve">,</w:t>
+            </w:r>
+            <w:r>
+              <w:rPr>
+                <w:rFonts w:ascii="Calibri" w:hAnsi="Calibri"/>
+                <w:sz w:val="18"/>
+              </w:rPr>
+              <w:t xml:space="preserve"> </w:t>
+            </w:r>
+            <w:r>
+              <w:rPr>
+                <w:rStyle w:val="VerbatimChar"/>
+                <w:rFonts w:ascii="Calibri" w:hAnsi="Calibri"/>
+                <w:sz w:val="18"/>
+              </w:rPr>
+              <w:t xml:space="preserve">AccountController</w:t>
+            </w:r>
+            <w:r>
+              <w:rPr>
+                <w:rFonts w:ascii="Calibri" w:hAnsi="Calibri"/>
+                <w:sz w:val="18"/>
+              </w:rPr>
+              <w:t xml:space="preserve">; FE</w:t>
+            </w:r>
+            <w:r>
+              <w:rPr>
+                <w:rFonts w:ascii="Calibri" w:hAnsi="Calibri"/>
+                <w:sz w:val="18"/>
+              </w:rPr>
+              <w:t xml:space="preserve"> </w:t>
+            </w:r>
+            <w:r>
+              <w:rPr>
+                <w:rStyle w:val="VerbatimChar"/>
+                <w:rFonts w:ascii="Calibri" w:hAnsi="Calibri"/>
+                <w:sz w:val="18"/>
+              </w:rPr>
+              <w:t xml:space="preserve">account.ts</w:t>
+            </w:r>
+            <w:r>
+              <w:rPr>
+                <w:rFonts w:ascii="Calibri" w:hAnsi="Calibri"/>
+                <w:sz w:val="18"/>
+              </w:rPr>
+              <w:t xml:space="preserve">,</w:t>
+            </w:r>
+            <w:r>
+              <w:rPr>
+                <w:rFonts w:ascii="Calibri" w:hAnsi="Calibri"/>
+                <w:sz w:val="18"/>
+              </w:rPr>
+              <w:t xml:space="preserve"> </w:t>
+            </w:r>
+            <w:r>
+              <w:rPr>
+                <w:rStyle w:val="VerbatimChar"/>
+                <w:rFonts w:ascii="Calibri" w:hAnsi="Calibri"/>
+                <w:sz w:val="18"/>
+              </w:rPr>
+              <w:t xml:space="preserve">withdraw-dialog</w:t>
+            </w:r>
+            <w:r>
+              <w:rPr>
+                <w:rFonts w:ascii="Calibri" w:hAnsi="Calibri"/>
+                <w:sz w:val="18"/>
+              </w:rPr>
+              <w:t xml:space="preserve">,</w:t>
+            </w:r>
+            <w:r>
+              <w:rPr>
+                <w:rFonts w:ascii="Calibri" w:hAnsi="Calibri"/>
+                <w:sz w:val="18"/>
+              </w:rPr>
+              <w:t xml:space="preserve"> </w:t>
+            </w:r>
+            <w:r>
+              <w:rPr>
+                <w:rStyle w:val="VerbatimChar"/>
+                <w:rFonts w:ascii="Calibri" w:hAnsi="Calibri"/>
+                <w:sz w:val="18"/>
+              </w:rPr>
+              <w:t xml:space="preserve">account-list</w:t>
+            </w:r>
+          </w:p>
+        </w:tc>
+      </w:tr>
+      <w:tr>
+        <w:tc>
+          <w:tcPr>
+            <w:tcMar>
+              <w:top w:w="40" w:type="dxa"/>
+              <w:bottom w:w="40" w:type="dxa"/>
+              <w:left w:w="60" w:type="dxa"/>
+              <w:right w:w="60" w:type="dxa"/>
+            </w:tcMar>
+          </w:tcPr>
+          <w:p>
+            <w:pPr>
+              <w:pStyle w:val="Compact"/>
+              <w:spacing w:before="0" w:after="40" w:line="264" w:lineRule="auto"/>
+            </w:pPr>
+            <w:r>
+              <w:rPr>
+                <w:rFonts w:ascii="Calibri" w:hAnsi="Calibri"/>
+                <w:b/>
+                <w:bCs/>
+                <w:sz w:val="18"/>
+              </w:rPr>
+              <w:t xml:space="preserve">Methods Modified</w:t>
+            </w:r>
+          </w:p>
+        </w:tc>
+        <w:tc>
+          <w:tcPr>
+            <w:tcMar>
+              <w:top w:w="40" w:type="dxa"/>
+              <w:bottom w:w="40" w:type="dxa"/>
+              <w:left w:w="60" w:type="dxa"/>
+              <w:right w:w="60" w:type="dxa"/>
+            </w:tcMar>
+          </w:tcPr>
+          <w:p>
+            <w:pPr>
+              <w:pStyle w:val="Compact"/>
+              <w:spacing w:before="0" w:after="40" w:line="264" w:lineRule="auto"/>
+            </w:pPr>
+            <w:r>
+              <w:rPr>
+                <w:rStyle w:val="VerbatimChar"/>
+                <w:rFonts w:ascii="Calibri" w:hAnsi="Calibri"/>
+                <w:sz w:val="18"/>
+              </w:rPr>
+              <w:t xml:space="preserve">withdraw</w:t>
+            </w:r>
+            <w:r>
+              <w:rPr>
+                <w:rFonts w:ascii="Calibri" w:hAnsi="Calibri"/>
+                <w:sz w:val="18"/>
+              </w:rPr>
+              <w:t xml:space="preserve">; lock on withdraw load</w:t>
+            </w:r>
+          </w:p>
+        </w:tc>
+      </w:tr>
+      <w:tr>
+        <w:tc>
+          <w:tcPr>
+            <w:tcMar>
+              <w:top w:w="40" w:type="dxa"/>
+              <w:bottom w:w="40" w:type="dxa"/>
+              <w:left w:w="60" w:type="dxa"/>
+              <w:right w:w="60" w:type="dxa"/>
+            </w:tcMar>
+          </w:tcPr>
+          <w:p>
+            <w:pPr>
+              <w:pStyle w:val="Compact"/>
+              <w:spacing w:before="0" w:after="40" w:line="264" w:lineRule="auto"/>
+            </w:pPr>
+            <w:r>
+              <w:rPr>
+                <w:rFonts w:ascii="Calibri" w:hAnsi="Calibri"/>
+                <w:b/>
+                <w:bCs/>
+                <w:sz w:val="18"/>
+              </w:rPr>
+              <w:t xml:space="preserve">Reason</w:t>
+            </w:r>
+          </w:p>
+        </w:tc>
+        <w:tc>
+          <w:tcPr>
+            <w:tcMar>
+              <w:top w:w="40" w:type="dxa"/>
+              <w:bottom w:w="40" w:type="dxa"/>
+              <w:left w:w="60" w:type="dxa"/>
+              <w:right w:w="60" w:type="dxa"/>
+            </w:tcMar>
+          </w:tcPr>
+          <w:p>
+            <w:pPr>
+              <w:pStyle w:val="Compact"/>
+              <w:spacing w:before="0" w:after="40" w:line="264" w:lineRule="auto"/>
+            </w:pPr>
+            <w:r>
+              <w:rPr>
+                <w:rFonts w:ascii="Calibri" w:hAnsi="Calibri"/>
+                <w:sz w:val="18"/>
+              </w:rPr>
+              <w:t xml:space="preserve">Slice 4 — debit balance with insufficient-funds check + row lock</w:t>
+            </w:r>
+          </w:p>
+        </w:tc>
+      </w:tr>
+      <w:tr>
+        <w:tc>
+          <w:tcPr>
+            <w:tcMar>
+              <w:top w:w="40" w:type="dxa"/>
+              <w:bottom w:w="40" w:type="dxa"/>
+              <w:left w:w="60" w:type="dxa"/>
+              <w:right w:w="60" w:type="dxa"/>
+            </w:tcMar>
+          </w:tcPr>
+          <w:p>
+            <w:pPr>
+              <w:pStyle w:val="Compact"/>
+              <w:spacing w:before="0" w:after="40" w:line="264" w:lineRule="auto"/>
+            </w:pPr>
+            <w:r>
+              <w:rPr>
+                <w:rFonts w:ascii="Calibri" w:hAnsi="Calibri"/>
+                <w:b/>
+                <w:bCs/>
+                <w:sz w:val="18"/>
+              </w:rPr>
+              <w:t xml:space="preserve">Impact</w:t>
+            </w:r>
+          </w:p>
+        </w:tc>
+        <w:tc>
+          <w:tcPr>
+            <w:tcMar>
+              <w:top w:w="40" w:type="dxa"/>
+              <w:bottom w:w="40" w:type="dxa"/>
+              <w:left w:w="60" w:type="dxa"/>
+              <w:right w:w="60" w:type="dxa"/>
+            </w:tcMar>
+          </w:tcPr>
+          <w:p>
+            <w:pPr>
+              <w:pStyle w:val="Compact"/>
+              <w:spacing w:before="0" w:after="40" w:line="264" w:lineRule="auto"/>
+            </w:pPr>
+            <w:r>
+              <w:rPr>
+                <w:rFonts w:ascii="Calibri" w:hAnsi="Calibri"/>
+                <w:sz w:val="18"/>
+              </w:rPr>
+              <w:t xml:space="preserve">Ledger DEBIT</w:t>
+            </w:r>
+            <w:r>
+              <w:rPr>
+                <w:rFonts w:ascii="Calibri" w:hAnsi="Calibri"/>
+                <w:sz w:val="18"/>
+              </w:rPr>
+              <w:t xml:space="preserve"> </w:t>
+            </w:r>
+            <w:r>
+              <w:rPr>
+                <w:rFonts w:ascii="Calibri" w:hAnsi="Calibri"/>
+                <w:sz w:val="18"/>
+              </w:rPr>
+              <w:t xml:space="preserve">“Withdrawal”</w:t>
+            </w:r>
+            <w:r>
+              <w:rPr>
+                <w:rFonts w:ascii="Calibri" w:hAnsi="Calibri"/>
+                <w:sz w:val="18"/>
+              </w:rPr>
+              <w:t xml:space="preserve">; UI on Accounts list</w:t>
+            </w:r>
+          </w:p>
+        </w:tc>
+      </w:tr>
+    </w:tbl>
+    <w:p>
+      <w:pPr>
+        <w:spacing w:after="160" w:line="276" w:lineRule="auto"/>
+        <w:jc w:val="left"/>
+      </w:pPr>
+      <w:r>
+        <w:pict>
+          <v:rect style="width:0;height:1.5pt" o:hralign="center" o:hrstd="t" o:hr="t"/>
+        </w:pict>
+      </w:r>
+    </w:p>
+    <w:bookmarkEnd w:id="17"/>
+    <w:bookmarkStart w:id="18" w:name="system-wide-loading-spinner"/>
+    <w:p>
+      <w:pPr>
+        <w:pStyle w:val="Heading2"/>
+      </w:pPr>
+      <w:r>
+        <w:t xml:space="preserve">2026-07-24 — System-wide loading spinner</w:t>
+      </w:r>
+    </w:p>
+    <w:tbl>
+      <w:tblPr>
+        <w:tblStyle w:val="Table"/>
+        <w:tblW w:type="pct" w:w="5000"/>
+        <w:tblLayout w:type="autofit"/>
+        <w:tblLook w:firstRow="1" w:lastRow="0" w:firstColumn="0" w:lastColumn="0" w:noHBand="0" w:noVBand="0" w:val="0020"/>
+        <w:tblBorders>
+          <w:top w:val="single" w:sz="4" w:space="0" w:color="CBD5E0"/>
+          <w:left w:val="single" w:sz="4" w:space="0" w:color="CBD5E0"/>
+          <w:bottom w:val="single" w:sz="4" w:space="0" w:color="CBD5E0"/>
+          <w:right w:val="single" w:sz="4" w:space="0" w:color="CBD5E0"/>
+          <w:insideH w:val="single" w:sz="4" w:space="0" w:color="CBD5E0"/>
+          <w:insideV w:val="single" w:sz="4" w:space="0" w:color="CBD5E0"/>
+        </w:tblBorders>
+      </w:tblPr>
+      <w:tblGrid>
+        <w:gridCol w:w="3960"/>
+        <w:gridCol w:w="3960"/>
+      </w:tblGrid>
+      <w:tr>
+        <w:trPr>
+          <w:tblHeader w:val="on"/>
+        </w:trPr>
+        <w:tc>
+          <w:tcPr>
+            <w:tcMar>
+              <w:top w:w="40" w:type="dxa"/>
+              <w:bottom w:w="40" w:type="dxa"/>
+              <w:left w:w="60" w:type="dxa"/>
+              <w:right w:w="60" w:type="dxa"/>
+            </w:tcMar>
+            <w:shd w:fill="1A365D" w:val="clear"/>
+          </w:tcPr>
+          <w:p>
+            <w:pPr>
+              <w:pStyle w:val="Compact"/>
+              <w:spacing w:before="0" w:after="40" w:line="264" w:lineRule="auto"/>
+            </w:pPr>
+            <w:r>
+              <w:rPr>
+                <w:rFonts w:ascii="Calibri" w:hAnsi="Calibri"/>
+                <w:b/>
+                <w:color w:val="FFFFFF"/>
+                <w:sz w:val="18"/>
+              </w:rPr>
+              <w:t xml:space="preserve">Field</w:t>
+            </w:r>
+          </w:p>
+        </w:tc>
+        <w:tc>
+          <w:tcPr>
+            <w:tcMar>
+              <w:top w:w="40" w:type="dxa"/>
+              <w:bottom w:w="40" w:type="dxa"/>
+              <w:left w:w="60" w:type="dxa"/>
+              <w:right w:w="60" w:type="dxa"/>
+            </w:tcMar>
+            <w:shd w:fill="1A365D" w:val="clear"/>
+          </w:tcPr>
+          <w:p>
+            <w:pPr>
+              <w:pStyle w:val="Compact"/>
+              <w:spacing w:before="0" w:after="40" w:line="264" w:lineRule="auto"/>
+            </w:pPr>
+            <w:r>
+              <w:rPr>
+                <w:rFonts w:ascii="Calibri" w:hAnsi="Calibri"/>
+                <w:b/>
+                <w:color w:val="FFFFFF"/>
+                <w:sz w:val="18"/>
+              </w:rPr>
+              <w:t xml:space="preserve">Value</w:t>
+            </w:r>
+          </w:p>
+        </w:tc>
+      </w:tr>
+      <w:tr>
+        <w:tc>
+          <w:tcPr>
+            <w:tcMar>
+              <w:top w:w="40" w:type="dxa"/>
+              <w:bottom w:w="40" w:type="dxa"/>
+              <w:left w:w="60" w:type="dxa"/>
+              <w:right w:w="60" w:type="dxa"/>
+            </w:tcMar>
+          </w:tcPr>
+          <w:p>
+            <w:pPr>
+              <w:pStyle w:val="Compact"/>
+              <w:spacing w:before="0" w:after="40" w:line="264" w:lineRule="auto"/>
+            </w:pPr>
+            <w:r>
+              <w:rPr>
+                <w:rFonts w:ascii="Calibri" w:hAnsi="Calibri"/>
+                <w:b/>
+                <w:bCs/>
+                <w:sz w:val="18"/>
+              </w:rPr>
+              <w:t xml:space="preserve">Feature</w:t>
+            </w:r>
+          </w:p>
+        </w:tc>
+        <w:tc>
+          <w:tcPr>
+            <w:tcMar>
+              <w:top w:w="40" w:type="dxa"/>
+              <w:bottom w:w="40" w:type="dxa"/>
+              <w:left w:w="60" w:type="dxa"/>
+              <w:right w:w="60" w:type="dxa"/>
+            </w:tcMar>
+          </w:tcPr>
+          <w:p>
+            <w:pPr>
+              <w:pStyle w:val="Compact"/>
+              <w:spacing w:before="0" w:after="40" w:line="264" w:lineRule="auto"/>
+            </w:pPr>
+            <w:r>
+              <w:rPr>
+                <w:rFonts w:ascii="Calibri" w:hAnsi="Calibri"/>
+                <w:sz w:val="18"/>
+              </w:rPr>
+              <w:t xml:space="preserve">Shared</w:t>
+            </w:r>
+            <w:r>
+              <w:rPr>
+                <w:rFonts w:ascii="Calibri" w:hAnsi="Calibri"/>
+                <w:sz w:val="18"/>
+              </w:rPr>
+              <w:t xml:space="preserve"> </w:t>
+            </w:r>
+            <w:r>
+              <w:rPr>
+                <w:rStyle w:val="VerbatimChar"/>
+                <w:rFonts w:ascii="Calibri" w:hAnsi="Calibri"/>
+                <w:sz w:val="18"/>
+              </w:rPr>
+              <w:t xml:space="preserve">app-loading-state</w:t>
+            </w:r>
+            <w:r>
+              <w:rPr>
+                <w:rFonts w:ascii="Calibri" w:hAnsi="Calibri"/>
+                <w:sz w:val="18"/>
+              </w:rPr>
+              <w:t xml:space="preserve"> </w:t>
+            </w:r>
+            <w:r>
+              <w:rPr>
+                <w:rFonts w:ascii="Calibri" w:hAnsi="Calibri"/>
+                <w:sz w:val="18"/>
+              </w:rPr>
+              <w:t xml:space="preserve">(Material spinner) on list/detail/profile loads</w:t>
+            </w:r>
+          </w:p>
+        </w:tc>
+      </w:tr>
+      <w:tr>
+        <w:tc>
+          <w:tcPr>
+            <w:tcMar>
+              <w:top w:w="40" w:type="dxa"/>
+              <w:bottom w:w="40" w:type="dxa"/>
+              <w:left w:w="60" w:type="dxa"/>
+              <w:right w:w="60" w:type="dxa"/>
+            </w:tcMar>
+          </w:tcPr>
+          <w:p>
+            <w:pPr>
+              <w:pStyle w:val="Compact"/>
+              <w:spacing w:before="0" w:after="40" w:line="264" w:lineRule="auto"/>
+            </w:pPr>
+            <w:r>
+              <w:rPr>
+                <w:rFonts w:ascii="Calibri" w:hAnsi="Calibri"/>
+                <w:b/>
+                <w:bCs/>
+                <w:sz w:val="18"/>
+              </w:rPr>
+              <w:t xml:space="preserve">Files Modified</w:t>
+            </w:r>
+          </w:p>
+        </w:tc>
+        <w:tc>
+          <w:tcPr>
+            <w:tcMar>
+              <w:top w:w="40" w:type="dxa"/>
+              <w:bottom w:w="40" w:type="dxa"/>
+              <w:left w:w="60" w:type="dxa"/>
+              <w:right w:w="60" w:type="dxa"/>
+            </w:tcMar>
+          </w:tcPr>
+          <w:p>
+            <w:pPr>
+              <w:pStyle w:val="Compact"/>
+              <w:spacing w:before="0" w:after="40" w:line="264" w:lineRule="auto"/>
+            </w:pPr>
+            <w:r>
+              <w:rPr>
+                <w:rStyle w:val="VerbatimChar"/>
+                <w:rFonts w:ascii="Calibri" w:hAnsi="Calibri"/>
+                <w:sz w:val="18"/>
+              </w:rPr>
+              <w:t xml:space="preserve">shared/components/loading-state/*</w:t>
+            </w:r>
+            <w:r>
+              <w:rPr>
+                <w:rFonts w:ascii="Calibri" w:hAnsi="Calibri"/>
+                <w:sz w:val="18"/>
+              </w:rPr>
+              <w:t xml:space="preserve">; account/customer/employee lists + details; profile</w:t>
+            </w:r>
+          </w:p>
+        </w:tc>
+      </w:tr>
+      <w:tr>
+        <w:tc>
+          <w:tcPr>
+            <w:tcMar>
+              <w:top w:w="40" w:type="dxa"/>
+              <w:bottom w:w="40" w:type="dxa"/>
+              <w:left w:w="60" w:type="dxa"/>
+              <w:right w:w="60" w:type="dxa"/>
+            </w:tcMar>
+          </w:tcPr>
+          <w:p>
+            <w:pPr>
+              <w:pStyle w:val="Compact"/>
+              <w:spacing w:before="0" w:after="40" w:line="264" w:lineRule="auto"/>
+            </w:pPr>
+            <w:r>
+              <w:rPr>
+                <w:rFonts w:ascii="Calibri" w:hAnsi="Calibri"/>
+                <w:b/>
+                <w:bCs/>
+                <w:sz w:val="18"/>
+              </w:rPr>
+              <w:t xml:space="preserve">Reason</w:t>
+            </w:r>
+          </w:p>
+        </w:tc>
+        <w:tc>
+          <w:tcPr>
+            <w:tcMar>
+              <w:top w:w="40" w:type="dxa"/>
+              <w:bottom w:w="40" w:type="dxa"/>
+              <w:left w:w="60" w:type="dxa"/>
+              <w:right w:w="60" w:type="dxa"/>
+            </w:tcMar>
+          </w:tcPr>
+          <w:p>
+            <w:pPr>
+              <w:pStyle w:val="Compact"/>
+              <w:spacing w:before="0" w:after="40" w:line="264" w:lineRule="auto"/>
+            </w:pPr>
+            <w:r>
+              <w:rPr>
+                <w:rFonts w:ascii="Calibri" w:hAnsi="Calibri"/>
+                <w:sz w:val="18"/>
+              </w:rPr>
+              <w:t xml:space="preserve">Replace plain “Loading…” text with consistent spinner UX</w:t>
+            </w:r>
+          </w:p>
+        </w:tc>
+      </w:tr>
+      <w:tr>
+        <w:tc>
+          <w:tcPr>
+            <w:tcMar>
+              <w:top w:w="40" w:type="dxa"/>
+              <w:bottom w:w="40" w:type="dxa"/>
+              <w:left w:w="60" w:type="dxa"/>
+              <w:right w:w="60" w:type="dxa"/>
+            </w:tcMar>
+          </w:tcPr>
+          <w:p>
+            <w:pPr>
+              <w:pStyle w:val="Compact"/>
+              <w:spacing w:before="0" w:after="40" w:line="264" w:lineRule="auto"/>
+            </w:pPr>
+            <w:r>
+              <w:rPr>
+                <w:rFonts w:ascii="Calibri" w:hAnsi="Calibri"/>
+                <w:b/>
+                <w:bCs/>
+                <w:sz w:val="18"/>
+              </w:rPr>
+              <w:t xml:space="preserve">Impact</w:t>
+            </w:r>
+          </w:p>
+        </w:tc>
+        <w:tc>
+          <w:tcPr>
+            <w:tcMar>
+              <w:top w:w="40" w:type="dxa"/>
+              <w:bottom w:w="40" w:type="dxa"/>
+              <w:left w:w="60" w:type="dxa"/>
+              <w:right w:w="60" w:type="dxa"/>
+            </w:tcMar>
+          </w:tcPr>
+          <w:p>
+            <w:pPr>
+              <w:pStyle w:val="Compact"/>
+              <w:spacing w:before="0" w:after="40" w:line="264" w:lineRule="auto"/>
+            </w:pPr>
+            <w:r>
+              <w:rPr>
+                <w:rFonts w:ascii="Calibri" w:hAnsi="Calibri"/>
+                <w:sz w:val="18"/>
+              </w:rPr>
+              <w:t xml:space="preserve">Dashboard refresh control unchanged; error/empty states still text</w:t>
+            </w:r>
+          </w:p>
+        </w:tc>
+      </w:tr>
+    </w:tbl>
+    <w:p>
+      <w:pPr>
+        <w:spacing w:after="160" w:line="276" w:lineRule="auto"/>
+        <w:jc w:val="left"/>
+      </w:pPr>
+      <w:r>
+        <w:pict>
+          <v:rect style="width:0;height:1.5pt" o:hralign="center" o:hrstd="t" o:hr="t"/>
+        </w:pict>
+      </w:r>
+    </w:p>
+    <w:bookmarkEnd w:id="18"/>
+    <w:bookmarkStart w:id="19" w:name="netlify-npm-peer-publish-path"/>
+    <w:p>
+      <w:pPr>
+        <w:pStyle w:val="Heading2"/>
+      </w:pPr>
+      <w:r>
+        <w:t xml:space="preserve">2026-07-23 — Netlify npm peer + publish path</w:t>
+      </w:r>
+    </w:p>
+    <w:tbl>
+      <w:tblPr>
+        <w:tblStyle w:val="Table"/>
+        <w:tblW w:type="pct" w:w="5000"/>
+        <w:tblLayout w:type="autofit"/>
+        <w:tblLook w:firstRow="1" w:lastRow="0" w:firstColumn="0" w:lastColumn="0" w:noHBand="0" w:noVBand="0" w:val="0020"/>
+        <w:tblBorders>
+          <w:top w:val="single" w:sz="4" w:space="0" w:color="CBD5E0"/>
+          <w:left w:val="single" w:sz="4" w:space="0" w:color="CBD5E0"/>
+          <w:bottom w:val="single" w:sz="4" w:space="0" w:color="CBD5E0"/>
+          <w:right w:val="single" w:sz="4" w:space="0" w:color="CBD5E0"/>
+          <w:insideH w:val="single" w:sz="4" w:space="0" w:color="CBD5E0"/>
+          <w:insideV w:val="single" w:sz="4" w:space="0" w:color="CBD5E0"/>
+        </w:tblBorders>
+      </w:tblPr>
+      <w:tblGrid>
+        <w:gridCol w:w="3960"/>
+        <w:gridCol w:w="3960"/>
+      </w:tblGrid>
+      <w:tr>
+        <w:trPr>
+          <w:tblHeader w:val="on"/>
+        </w:trPr>
+        <w:tc>
+          <w:tcPr>
+            <w:tcMar>
+              <w:top w:w="40" w:type="dxa"/>
+              <w:bottom w:w="40" w:type="dxa"/>
+              <w:left w:w="60" w:type="dxa"/>
+              <w:right w:w="60" w:type="dxa"/>
+            </w:tcMar>
+            <w:shd w:fill="1A365D" w:val="clear"/>
+          </w:tcPr>
+          <w:p>
+            <w:pPr>
+              <w:pStyle w:val="Compact"/>
+              <w:spacing w:before="0" w:after="40" w:line="264" w:lineRule="auto"/>
+            </w:pPr>
+            <w:r>
+              <w:rPr>
+                <w:rFonts w:ascii="Calibri" w:hAnsi="Calibri"/>
+                <w:b/>
+                <w:color w:val="FFFFFF"/>
+                <w:sz w:val="18"/>
+              </w:rPr>
+              <w:t xml:space="preserve">Field</w:t>
+            </w:r>
+          </w:p>
+        </w:tc>
+        <w:tc>
+          <w:tcPr>
+            <w:tcMar>
+              <w:top w:w="40" w:type="dxa"/>
+              <w:bottom w:w="40" w:type="dxa"/>
+              <w:left w:w="60" w:type="dxa"/>
+              <w:right w:w="60" w:type="dxa"/>
+            </w:tcMar>
+            <w:shd w:fill="1A365D" w:val="clear"/>
+          </w:tcPr>
+          <w:p>
+            <w:pPr>
+              <w:pStyle w:val="Compact"/>
+              <w:spacing w:before="0" w:after="40" w:line="264" w:lineRule="auto"/>
+            </w:pPr>
+            <w:r>
+              <w:rPr>
+                <w:rFonts w:ascii="Calibri" w:hAnsi="Calibri"/>
+                <w:b/>
+                <w:color w:val="FFFFFF"/>
+                <w:sz w:val="18"/>
+              </w:rPr>
+              <w:t xml:space="preserve">Value</w:t>
+            </w:r>
+          </w:p>
+        </w:tc>
+      </w:tr>
+      <w:tr>
+        <w:tc>
+          <w:tcPr>
+            <w:tcMar>
+              <w:top w:w="40" w:type="dxa"/>
+              <w:bottom w:w="40" w:type="dxa"/>
+              <w:left w:w="60" w:type="dxa"/>
+              <w:right w:w="60" w:type="dxa"/>
+            </w:tcMar>
+          </w:tcPr>
+          <w:p>
+            <w:pPr>
+              <w:pStyle w:val="Compact"/>
+              <w:spacing w:before="0" w:after="40" w:line="264" w:lineRule="auto"/>
+            </w:pPr>
+            <w:r>
+              <w:rPr>
+                <w:rFonts w:ascii="Calibri" w:hAnsi="Calibri"/>
+                <w:b/>
+                <w:bCs/>
+                <w:sz w:val="18"/>
+              </w:rPr>
+              <w:t xml:space="preserve">Feature</w:t>
+            </w:r>
+          </w:p>
+        </w:tc>
+        <w:tc>
+          <w:tcPr>
+            <w:tcMar>
+              <w:top w:w="40" w:type="dxa"/>
+              <w:bottom w:w="40" w:type="dxa"/>
+              <w:left w:w="60" w:type="dxa"/>
+              <w:right w:w="60" w:type="dxa"/>
+            </w:tcMar>
+          </w:tcPr>
+          <w:p>
+            <w:pPr>
+              <w:pStyle w:val="Compact"/>
+              <w:spacing w:before="0" w:after="40" w:line="264" w:lineRule="auto"/>
+            </w:pPr>
+            <w:r>
+              <w:rPr>
+                <w:rFonts w:ascii="Calibri" w:hAnsi="Calibri"/>
+                <w:sz w:val="18"/>
+              </w:rPr>
+              <w:t xml:space="preserve">Align Angular 22.0.8 packages; root</w:t>
+            </w:r>
+            <w:r>
+              <w:rPr>
+                <w:rFonts w:ascii="Calibri" w:hAnsi="Calibri"/>
+                <w:sz w:val="18"/>
+              </w:rPr>
+              <w:t xml:space="preserve"> </w:t>
+            </w:r>
+            <w:r>
+              <w:rPr>
+                <w:rStyle w:val="VerbatimChar"/>
+                <w:rFonts w:ascii="Calibri" w:hAnsi="Calibri"/>
+                <w:sz w:val="18"/>
+              </w:rPr>
+              <w:t xml:space="preserve">netlify.toml</w:t>
+            </w:r>
+            <w:r>
+              <w:rPr>
+                <w:rFonts w:ascii="Calibri" w:hAnsi="Calibri"/>
+                <w:sz w:val="18"/>
+              </w:rPr>
+              <w:t xml:space="preserve"> </w:t>
+            </w:r>
+            <w:r>
+              <w:rPr>
+                <w:rFonts w:ascii="Calibri" w:hAnsi="Calibri"/>
+                <w:sz w:val="18"/>
+              </w:rPr>
+              <w:t xml:space="preserve">publish path</w:t>
+            </w:r>
+          </w:p>
+        </w:tc>
+      </w:tr>
+      <w:tr>
+        <w:tc>
+          <w:tcPr>
+            <w:tcMar>
+              <w:top w:w="40" w:type="dxa"/>
+              <w:bottom w:w="40" w:type="dxa"/>
+              <w:left w:w="60" w:type="dxa"/>
+              <w:right w:w="60" w:type="dxa"/>
+            </w:tcMar>
+          </w:tcPr>
+          <w:p>
+            <w:pPr>
+              <w:pStyle w:val="Compact"/>
+              <w:spacing w:before="0" w:after="40" w:line="264" w:lineRule="auto"/>
+            </w:pPr>
+            <w:r>
+              <w:rPr>
+                <w:rFonts w:ascii="Calibri" w:hAnsi="Calibri"/>
+                <w:b/>
+                <w:bCs/>
+                <w:sz w:val="18"/>
+              </w:rPr>
+              <w:t xml:space="preserve">Files Modified</w:t>
+            </w:r>
+          </w:p>
+        </w:tc>
+        <w:tc>
+          <w:tcPr>
+            <w:tcMar>
+              <w:top w:w="40" w:type="dxa"/>
+              <w:bottom w:w="40" w:type="dxa"/>
+              <w:left w:w="60" w:type="dxa"/>
+              <w:right w:w="60" w:type="dxa"/>
+            </w:tcMar>
+          </w:tcPr>
+          <w:p>
+            <w:pPr>
+              <w:pStyle w:val="Compact"/>
+              <w:spacing w:before="0" w:after="40" w:line="264" w:lineRule="auto"/>
+            </w:pPr>
+            <w:r>
+              <w:rPr>
+                <w:rStyle w:val="VerbatimChar"/>
+                <w:rFonts w:ascii="Calibri" w:hAnsi="Calibri"/>
+                <w:sz w:val="18"/>
+              </w:rPr>
+              <w:t xml:space="preserve">package.json</w:t>
+            </w:r>
+            <w:r>
+              <w:rPr>
+                <w:rFonts w:ascii="Calibri" w:hAnsi="Calibri"/>
+                <w:sz w:val="18"/>
+              </w:rPr>
+              <w:t xml:space="preserve">,</w:t>
+            </w:r>
+            <w:r>
+              <w:rPr>
+                <w:rFonts w:ascii="Calibri" w:hAnsi="Calibri"/>
+                <w:sz w:val="18"/>
+              </w:rPr>
+              <w:t xml:space="preserve"> </w:t>
+            </w:r>
+            <w:r>
+              <w:rPr>
+                <w:rStyle w:val="VerbatimChar"/>
+                <w:rFonts w:ascii="Calibri" w:hAnsi="Calibri"/>
+                <w:sz w:val="18"/>
+              </w:rPr>
+              <w:t xml:space="preserve">package-lock.json</w:t>
+            </w:r>
+            <w:r>
+              <w:rPr>
+                <w:rFonts w:ascii="Calibri" w:hAnsi="Calibri"/>
+                <w:sz w:val="18"/>
+              </w:rPr>
+              <w:t xml:space="preserve">,</w:t>
+            </w:r>
+            <w:r>
+              <w:rPr>
+                <w:rFonts w:ascii="Calibri" w:hAnsi="Calibri"/>
+                <w:sz w:val="18"/>
+              </w:rPr>
+              <w:t xml:space="preserve"> </w:t>
+            </w:r>
+            <w:r>
+              <w:rPr>
+                <w:rStyle w:val="VerbatimChar"/>
+                <w:rFonts w:ascii="Calibri" w:hAnsi="Calibri"/>
+                <w:sz w:val="18"/>
+              </w:rPr>
+              <w:t xml:space="preserve">netlify.toml</w:t>
+            </w:r>
+            <w:r>
+              <w:rPr>
+                <w:rFonts w:ascii="Calibri" w:hAnsi="Calibri"/>
+                <w:sz w:val="18"/>
+              </w:rPr>
+              <w:t xml:space="preserve">,</w:t>
+            </w:r>
+            <w:r>
+              <w:rPr>
+                <w:rFonts w:ascii="Calibri" w:hAnsi="Calibri"/>
+                <w:sz w:val="18"/>
+              </w:rPr>
+              <w:t xml:space="preserve"> </w:t>
+            </w:r>
+            <w:r>
+              <w:rPr>
+                <w:rStyle w:val="VerbatimChar"/>
+                <w:rFonts w:ascii="Calibri" w:hAnsi="Calibri"/>
+                <w:sz w:val="18"/>
+              </w:rPr>
+              <w:t xml:space="preserve">docs/DEPLOY.md</w:t>
+            </w:r>
+          </w:p>
+        </w:tc>
+      </w:tr>
+      <w:tr>
+        <w:tc>
+          <w:tcPr>
+            <w:tcMar>
+              <w:top w:w="40" w:type="dxa"/>
+              <w:bottom w:w="40" w:type="dxa"/>
+              <w:left w:w="60" w:type="dxa"/>
+              <w:right w:w="60" w:type="dxa"/>
+            </w:tcMar>
+          </w:tcPr>
+          <w:p>
+            <w:pPr>
+              <w:pStyle w:val="Compact"/>
+              <w:spacing w:before="0" w:after="40" w:line="264" w:lineRule="auto"/>
+            </w:pPr>
+            <w:r>
+              <w:rPr>
+                <w:rFonts w:ascii="Calibri" w:hAnsi="Calibri"/>
+                <w:b/>
+                <w:bCs/>
+                <w:sz w:val="18"/>
+              </w:rPr>
+              <w:t xml:space="preserve">Reason</w:t>
+            </w:r>
+          </w:p>
+        </w:tc>
+        <w:tc>
+          <w:tcPr>
+            <w:tcMar>
+              <w:top w:w="40" w:type="dxa"/>
+              <w:bottom w:w="40" w:type="dxa"/>
+              <w:left w:w="60" w:type="dxa"/>
+              <w:right w:w="60" w:type="dxa"/>
+            </w:tcMar>
+          </w:tcPr>
+          <w:p>
+            <w:pPr>
+              <w:pStyle w:val="Compact"/>
+              <w:spacing w:before="0" w:after="40" w:line="264" w:lineRule="auto"/>
+            </w:pPr>
+            <w:r>
+              <w:rPr>
+                <w:rStyle w:val="VerbatimChar"/>
+                <w:rFonts w:ascii="Calibri" w:hAnsi="Calibri"/>
+                <w:sz w:val="18"/>
+              </w:rPr>
+              <w:t xml:space="preserve">ERESOLVE</w:t>
+            </w:r>
+            <w:r>
+              <w:rPr>
+                <w:rFonts w:ascii="Calibri" w:hAnsi="Calibri"/>
+                <w:sz w:val="18"/>
+              </w:rPr>
+              <w:t xml:space="preserve"> </w:t>
+            </w:r>
+            <w:r>
+              <w:rPr>
+                <w:rFonts w:ascii="Calibri" w:hAnsi="Calibri"/>
+                <w:sz w:val="18"/>
+              </w:rPr>
+              <w:t xml:space="preserve">(animations 22.0.8 vs core 22.0.7); doubled publish path</w:t>
+            </w:r>
+          </w:p>
+        </w:tc>
+      </w:tr>
+      <w:tr>
+        <w:tc>
+          <w:tcPr>
+            <w:tcMar>
+              <w:top w:w="40" w:type="dxa"/>
+              <w:bottom w:w="40" w:type="dxa"/>
+              <w:left w:w="60" w:type="dxa"/>
+              <w:right w:w="60" w:type="dxa"/>
+            </w:tcMar>
+          </w:tcPr>
+          <w:p>
+            <w:pPr>
+              <w:pStyle w:val="Compact"/>
+              <w:spacing w:before="0" w:after="40" w:line="264" w:lineRule="auto"/>
+            </w:pPr>
+            <w:r>
+              <w:rPr>
+                <w:rFonts w:ascii="Calibri" w:hAnsi="Calibri"/>
+                <w:b/>
+                <w:bCs/>
+                <w:sz w:val="18"/>
+              </w:rPr>
+              <w:t xml:space="preserve">Impact</w:t>
+            </w:r>
+          </w:p>
+        </w:tc>
+        <w:tc>
+          <w:tcPr>
+            <w:tcMar>
+              <w:top w:w="40" w:type="dxa"/>
+              <w:bottom w:w="40" w:type="dxa"/>
+              <w:left w:w="60" w:type="dxa"/>
+              <w:right w:w="60" w:type="dxa"/>
+            </w:tcMar>
+          </w:tcPr>
+          <w:p>
+            <w:pPr>
+              <w:pStyle w:val="Compact"/>
+              <w:spacing w:before="0" w:after="40" w:line="264" w:lineRule="auto"/>
+            </w:pPr>
+            <w:r>
+              <w:rPr>
+                <w:rStyle w:val="VerbatimChar"/>
+                <w:rFonts w:ascii="Calibri" w:hAnsi="Calibri"/>
+                <w:sz w:val="18"/>
+              </w:rPr>
+              <w:t xml:space="preserve">npm ci</w:t>
+            </w:r>
+            <w:r>
+              <w:rPr>
+                <w:rFonts w:ascii="Calibri" w:hAnsi="Calibri"/>
+                <w:sz w:val="18"/>
+              </w:rPr>
+              <w:t xml:space="preserve"> </w:t>
+            </w:r>
+            <w:r>
+              <w:rPr>
+                <w:rFonts w:ascii="Calibri" w:hAnsi="Calibri"/>
+                <w:sz w:val="18"/>
+              </w:rPr>
+              <w:t xml:space="preserve">succeeds on Netlify; publish resolves to one</w:t>
+            </w:r>
+            <w:r>
+              <w:rPr>
+                <w:rFonts w:ascii="Calibri" w:hAnsi="Calibri"/>
+                <w:sz w:val="18"/>
+              </w:rPr>
+              <w:t xml:space="preserve"> </w:t>
+            </w:r>
+            <w:r>
+              <w:rPr>
+                <w:rStyle w:val="VerbatimChar"/>
+                <w:rFonts w:ascii="Calibri" w:hAnsi="Calibri"/>
+                <w:sz w:val="18"/>
+              </w:rPr>
+              <w:t xml:space="preserve">BankOne-Frontend/dist/...</w:t>
+            </w:r>
+          </w:p>
+        </w:tc>
+      </w:tr>
+    </w:tbl>
+    <w:p>
+      <w:pPr>
+        <w:spacing w:after="160" w:line="276" w:lineRule="auto"/>
+        <w:jc w:val="left"/>
+      </w:pPr>
+      <w:r>
+        <w:pict>
+          <v:rect style="width:0;height:1.5pt" o:hralign="center" o:hrstd="t" o:hr="t"/>
+        </w:pict>
+      </w:r>
+    </w:p>
+    <w:bookmarkEnd w:id="19"/>
+    <w:bookmarkStart w:id="20" w:name="netlify-frontend-deploy-fix"/>
+    <w:p>
+      <w:pPr>
+        <w:pStyle w:val="Heading2"/>
+      </w:pPr>
+      <w:r>
+        <w:t xml:space="preserve">2026-07-23 — Netlify frontend deploy fix</w:t>
+      </w:r>
+    </w:p>
+    <w:tbl>
+      <w:tblPr>
+        <w:tblStyle w:val="Table"/>
+        <w:tblW w:type="pct" w:w="5000"/>
+        <w:tblLayout w:type="autofit"/>
+        <w:tblLook w:firstRow="1" w:lastRow="0" w:firstColumn="0" w:lastColumn="0" w:noHBand="0" w:noVBand="0" w:val="0020"/>
+        <w:tblBorders>
+          <w:top w:val="single" w:sz="4" w:space="0" w:color="CBD5E0"/>
+          <w:left w:val="single" w:sz="4" w:space="0" w:color="CBD5E0"/>
+          <w:bottom w:val="single" w:sz="4" w:space="0" w:color="CBD5E0"/>
+          <w:right w:val="single" w:sz="4" w:space="0" w:color="CBD5E0"/>
+          <w:insideH w:val="single" w:sz="4" w:space="0" w:color="CBD5E0"/>
+          <w:insideV w:val="single" w:sz="4" w:space="0" w:color="CBD5E0"/>
+        </w:tblBorders>
+      </w:tblPr>
+      <w:tblGrid>
+        <w:gridCol w:w="3960"/>
+        <w:gridCol w:w="3960"/>
+      </w:tblGrid>
+      <w:tr>
+        <w:trPr>
+          <w:tblHeader w:val="on"/>
+        </w:trPr>
+        <w:tc>
+          <w:tcPr>
+            <w:tcMar>
+              <w:top w:w="40" w:type="dxa"/>
+              <w:bottom w:w="40" w:type="dxa"/>
+              <w:left w:w="60" w:type="dxa"/>
+              <w:right w:w="60" w:type="dxa"/>
+            </w:tcMar>
+            <w:shd w:fill="1A365D" w:val="clear"/>
+          </w:tcPr>
+          <w:p>
+            <w:pPr>
+              <w:pStyle w:val="Compact"/>
+              <w:spacing w:before="0" w:after="40" w:line="264" w:lineRule="auto"/>
+            </w:pPr>
+            <w:r>
+              <w:rPr>
+                <w:rFonts w:ascii="Calibri" w:hAnsi="Calibri"/>
+                <w:b/>
+                <w:color w:val="FFFFFF"/>
+                <w:sz w:val="18"/>
+              </w:rPr>
+              <w:t xml:space="preserve">Field</w:t>
+            </w:r>
+          </w:p>
+        </w:tc>
+        <w:tc>
+          <w:tcPr>
+            <w:tcMar>
+              <w:top w:w="40" w:type="dxa"/>
+              <w:bottom w:w="40" w:type="dxa"/>
+              <w:left w:w="60" w:type="dxa"/>
+              <w:right w:w="60" w:type="dxa"/>
+            </w:tcMar>
+            <w:shd w:fill="1A365D" w:val="clear"/>
+          </w:tcPr>
+          <w:p>
+            <w:pPr>
+              <w:pStyle w:val="Compact"/>
+              <w:spacing w:before="0" w:after="40" w:line="264" w:lineRule="auto"/>
+            </w:pPr>
+            <w:r>
+              <w:rPr>
+                <w:rFonts w:ascii="Calibri" w:hAnsi="Calibri"/>
+                <w:b/>
+                <w:color w:val="FFFFFF"/>
+                <w:sz w:val="18"/>
+              </w:rPr>
+              <w:t xml:space="preserve">Value</w:t>
+            </w:r>
+          </w:p>
+        </w:tc>
+      </w:tr>
+      <w:tr>
+        <w:tc>
+          <w:tcPr>
+            <w:tcMar>
+              <w:top w:w="40" w:type="dxa"/>
+              <w:bottom w:w="40" w:type="dxa"/>
+              <w:left w:w="60" w:type="dxa"/>
+              <w:right w:w="60" w:type="dxa"/>
+            </w:tcMar>
+          </w:tcPr>
+          <w:p>
+            <w:pPr>
+              <w:pStyle w:val="Compact"/>
+              <w:spacing w:before="0" w:after="40" w:line="264" w:lineRule="auto"/>
+            </w:pPr>
+            <w:r>
+              <w:rPr>
+                <w:rFonts w:ascii="Calibri" w:hAnsi="Calibri"/>
+                <w:b/>
+                <w:bCs/>
+                <w:sz w:val="18"/>
+              </w:rPr>
+              <w:t xml:space="preserve">Feature</w:t>
+            </w:r>
+          </w:p>
+        </w:tc>
+        <w:tc>
+          <w:tcPr>
+            <w:tcMar>
+              <w:top w:w="40" w:type="dxa"/>
+              <w:bottom w:w="40" w:type="dxa"/>
+              <w:left w:w="60" w:type="dxa"/>
+              <w:right w:w="60" w:type="dxa"/>
+            </w:tcMar>
+          </w:tcPr>
+          <w:p>
+            <w:pPr>
+              <w:pStyle w:val="Compact"/>
+              <w:spacing w:before="0" w:after="40" w:line="264" w:lineRule="auto"/>
+            </w:pPr>
+            <w:r>
+              <w:rPr>
+                <w:rFonts w:ascii="Calibri" w:hAnsi="Calibri"/>
+                <w:sz w:val="18"/>
+              </w:rPr>
+              <w:t xml:space="preserve">Fix production Angular build + Netlify SPA publish</w:t>
+            </w:r>
+          </w:p>
+        </w:tc>
+      </w:tr>
+      <w:tr>
+        <w:tc>
+          <w:tcPr>
+            <w:tcMar>
+              <w:top w:w="40" w:type="dxa"/>
+              <w:bottom w:w="40" w:type="dxa"/>
+              <w:left w:w="60" w:type="dxa"/>
+              <w:right w:w="60" w:type="dxa"/>
+            </w:tcMar>
+          </w:tcPr>
+          <w:p>
+            <w:pPr>
+              <w:pStyle w:val="Compact"/>
+              <w:spacing w:before="0" w:after="40" w:line="264" w:lineRule="auto"/>
+            </w:pPr>
+            <w:r>
+              <w:rPr>
+                <w:rFonts w:ascii="Calibri" w:hAnsi="Calibri"/>
+                <w:b/>
+                <w:bCs/>
+                <w:sz w:val="18"/>
+              </w:rPr>
+              <w:t xml:space="preserve">Files Modified</w:t>
+            </w:r>
+          </w:p>
+        </w:tc>
+        <w:tc>
+          <w:tcPr>
+            <w:tcMar>
+              <w:top w:w="40" w:type="dxa"/>
+              <w:bottom w:w="40" w:type="dxa"/>
+              <w:left w:w="60" w:type="dxa"/>
+              <w:right w:w="60" w:type="dxa"/>
+            </w:tcMar>
+          </w:tcPr>
+          <w:p>
+            <w:pPr>
+              <w:pStyle w:val="Compact"/>
+              <w:spacing w:before="0" w:after="40" w:line="264" w:lineRule="auto"/>
+            </w:pPr>
+            <w:r>
+              <w:rPr>
+                <w:rStyle w:val="VerbatimChar"/>
+                <w:rFonts w:ascii="Calibri" w:hAnsi="Calibri"/>
+                <w:sz w:val="18"/>
+              </w:rPr>
+              <w:t xml:space="preserve">api-config.ts</w:t>
+            </w:r>
+            <w:r>
+              <w:rPr>
+                <w:rFonts w:ascii="Calibri" w:hAnsi="Calibri"/>
+                <w:sz w:val="18"/>
+              </w:rPr>
+              <w:t xml:space="preserve">,</w:t>
+            </w:r>
+            <w:r>
+              <w:rPr>
+                <w:rFonts w:ascii="Calibri" w:hAnsi="Calibri"/>
+                <w:sz w:val="18"/>
+              </w:rPr>
+              <w:t xml:space="preserve"> </w:t>
+            </w:r>
+            <w:r>
+              <w:rPr>
+                <w:rStyle w:val="VerbatimChar"/>
+                <w:rFonts w:ascii="Calibri" w:hAnsi="Calibri"/>
+                <w:sz w:val="18"/>
+              </w:rPr>
+              <w:t xml:space="preserve">angular.json</w:t>
+            </w:r>
+            <w:r>
+              <w:rPr>
+                <w:rFonts w:ascii="Calibri" w:hAnsi="Calibri"/>
+                <w:sz w:val="18"/>
+              </w:rPr>
+              <w:t xml:space="preserve">,</w:t>
+            </w:r>
+            <w:r>
+              <w:rPr>
+                <w:rFonts w:ascii="Calibri" w:hAnsi="Calibri"/>
+                <w:sz w:val="18"/>
+              </w:rPr>
+              <w:t xml:space="preserve"> </w:t>
+            </w:r>
+            <w:r>
+              <w:rPr>
+                <w:rStyle w:val="VerbatimChar"/>
+                <w:rFonts w:ascii="Calibri" w:hAnsi="Calibri"/>
+                <w:sz w:val="18"/>
+              </w:rPr>
+              <w:t xml:space="preserve">BankOne-Frontend/netlify.toml</w:t>
+            </w:r>
+            <w:r>
+              <w:rPr>
+                <w:rFonts w:ascii="Calibri" w:hAnsi="Calibri"/>
+                <w:sz w:val="18"/>
+              </w:rPr>
+              <w:t xml:space="preserve">,</w:t>
+            </w:r>
+            <w:r>
+              <w:rPr>
+                <w:rFonts w:ascii="Calibri" w:hAnsi="Calibri"/>
+                <w:sz w:val="18"/>
+              </w:rPr>
+              <w:t xml:space="preserve"> </w:t>
+            </w:r>
+            <w:r>
+              <w:rPr>
+                <w:rStyle w:val="VerbatimChar"/>
+                <w:rFonts w:ascii="Calibri" w:hAnsi="Calibri"/>
+                <w:sz w:val="18"/>
+              </w:rPr>
+              <w:t xml:space="preserve">docs/DEPLOY.md</w:t>
+            </w:r>
+          </w:p>
+        </w:tc>
+      </w:tr>
+      <w:tr>
+        <w:tc>
+          <w:tcPr>
+            <w:tcMar>
+              <w:top w:w="40" w:type="dxa"/>
+              <w:bottom w:w="40" w:type="dxa"/>
+              <w:left w:w="60" w:type="dxa"/>
+              <w:right w:w="60" w:type="dxa"/>
+            </w:tcMar>
+          </w:tcPr>
+          <w:p>
+            <w:pPr>
+              <w:pStyle w:val="Compact"/>
+              <w:spacing w:before="0" w:after="40" w:line="264" w:lineRule="auto"/>
+            </w:pPr>
+            <w:r>
+              <w:rPr>
+                <w:rFonts w:ascii="Calibri" w:hAnsi="Calibri"/>
+                <w:b/>
+                <w:bCs/>
+                <w:sz w:val="18"/>
+              </w:rPr>
+              <w:t xml:space="preserve">Classes Modified</w:t>
+            </w:r>
+          </w:p>
+        </w:tc>
+        <w:tc>
+          <w:tcPr>
+            <w:tcMar>
+              <w:top w:w="40" w:type="dxa"/>
+              <w:bottom w:w="40" w:type="dxa"/>
+              <w:left w:w="60" w:type="dxa"/>
+              <w:right w:w="60" w:type="dxa"/>
+            </w:tcMar>
+          </w:tcPr>
+          <w:p>
+            <w:pPr>
+              <w:pStyle w:val="Compact"/>
+              <w:spacing w:before="0" w:after="40" w:line="264" w:lineRule="auto"/>
+            </w:pPr>
+            <w:r>
+              <w:rPr>
+                <w:rFonts w:ascii="Calibri" w:hAnsi="Calibri"/>
+                <w:sz w:val="18"/>
+              </w:rPr>
+              <w:t xml:space="preserve">—</w:t>
+            </w:r>
+          </w:p>
+        </w:tc>
+      </w:tr>
+      <w:tr>
+        <w:tc>
+          <w:tcPr>
+            <w:tcMar>
+              <w:top w:w="40" w:type="dxa"/>
+              <w:bottom w:w="40" w:type="dxa"/>
+              <w:left w:w="60" w:type="dxa"/>
+              <w:right w:w="60" w:type="dxa"/>
+            </w:tcMar>
+          </w:tcPr>
+          <w:p>
+            <w:pPr>
+              <w:pStyle w:val="Compact"/>
+              <w:spacing w:before="0" w:after="40" w:line="264" w:lineRule="auto"/>
+            </w:pPr>
+            <w:r>
+              <w:rPr>
+                <w:rFonts w:ascii="Calibri" w:hAnsi="Calibri"/>
+                <w:b/>
+                <w:bCs/>
+                <w:sz w:val="18"/>
+              </w:rPr>
+              <w:t xml:space="preserve">Methods Modified</w:t>
+            </w:r>
+          </w:p>
+        </w:tc>
+        <w:tc>
+          <w:tcPr>
+            <w:tcMar>
+              <w:top w:w="40" w:type="dxa"/>
+              <w:bottom w:w="40" w:type="dxa"/>
+              <w:left w:w="60" w:type="dxa"/>
+              <w:right w:w="60" w:type="dxa"/>
+            </w:tcMar>
+          </w:tcPr>
+          <w:p>
+            <w:pPr>
+              <w:pStyle w:val="Compact"/>
+              <w:spacing w:before="0" w:after="40" w:line="264" w:lineRule="auto"/>
+            </w:pPr>
+            <w:r>
+              <w:rPr>
+                <w:rFonts w:ascii="Calibri" w:hAnsi="Calibri"/>
+                <w:sz w:val="18"/>
+              </w:rPr>
+              <w:t xml:space="preserve">—</w:t>
+            </w:r>
+          </w:p>
+        </w:tc>
+      </w:tr>
+      <w:tr>
+        <w:tc>
+          <w:tcPr>
+            <w:tcMar>
+              <w:top w:w="40" w:type="dxa"/>
+              <w:bottom w:w="40" w:type="dxa"/>
+              <w:left w:w="60" w:type="dxa"/>
+              <w:right w:w="60" w:type="dxa"/>
+            </w:tcMar>
+          </w:tcPr>
+          <w:p>
+            <w:pPr>
+              <w:pStyle w:val="Compact"/>
+              <w:spacing w:before="0" w:after="40" w:line="264" w:lineRule="auto"/>
+            </w:pPr>
+            <w:r>
+              <w:rPr>
+                <w:rFonts w:ascii="Calibri" w:hAnsi="Calibri"/>
+                <w:b/>
+                <w:bCs/>
+                <w:sz w:val="18"/>
+              </w:rPr>
+              <w:t xml:space="preserve">Reason</w:t>
+            </w:r>
+          </w:p>
+        </w:tc>
+        <w:tc>
+          <w:tcPr>
+            <w:tcMar>
+              <w:top w:w="40" w:type="dxa"/>
+              <w:bottom w:w="40" w:type="dxa"/>
+              <w:left w:w="60" w:type="dxa"/>
+              <w:right w:w="60" w:type="dxa"/>
+            </w:tcMar>
+          </w:tcPr>
+          <w:p>
+            <w:pPr>
+              <w:pStyle w:val="Compact"/>
+              <w:spacing w:before="0" w:after="40" w:line="264" w:lineRule="auto"/>
+            </w:pPr>
+            <w:r>
+              <w:rPr>
+                <w:rFonts w:ascii="Calibri" w:hAnsi="Calibri"/>
+                <w:sz w:val="18"/>
+              </w:rPr>
+              <w:t xml:space="preserve">Wrong</w:t>
+            </w:r>
+            <w:r>
+              <w:rPr>
+                <w:rFonts w:ascii="Calibri" w:hAnsi="Calibri"/>
+                <w:sz w:val="18"/>
+              </w:rPr>
+              <w:t xml:space="preserve"> </w:t>
+            </w:r>
+            <w:r>
+              <w:rPr>
+                <w:rStyle w:val="VerbatimChar"/>
+                <w:rFonts w:ascii="Calibri" w:hAnsi="Calibri"/>
+                <w:sz w:val="18"/>
+              </w:rPr>
+              <w:t xml:space="preserve">environment</w:t>
+            </w:r>
+            <w:r>
+              <w:rPr>
+                <w:rFonts w:ascii="Calibri" w:hAnsi="Calibri"/>
+                <w:sz w:val="18"/>
+              </w:rPr>
+              <w:t xml:space="preserve"> </w:t>
+            </w:r>
+            <w:r>
+              <w:rPr>
+                <w:rFonts w:ascii="Calibri" w:hAnsi="Calibri"/>
+                <w:sz w:val="18"/>
+              </w:rPr>
+              <w:t xml:space="preserve">import broke Netlify build; empty/wrong publish → Netlify 404</w:t>
+            </w:r>
+          </w:p>
+        </w:tc>
+      </w:tr>
+      <w:tr>
+        <w:tc>
+          <w:tcPr>
+            <w:tcMar>
+              <w:top w:w="40" w:type="dxa"/>
+              <w:bottom w:w="40" w:type="dxa"/>
+              <w:left w:w="60" w:type="dxa"/>
+              <w:right w:w="60" w:type="dxa"/>
+            </w:tcMar>
+          </w:tcPr>
+          <w:p>
+            <w:pPr>
+              <w:pStyle w:val="Compact"/>
+              <w:spacing w:before="0" w:after="40" w:line="264" w:lineRule="auto"/>
+            </w:pPr>
+            <w:r>
+              <w:rPr>
+                <w:rFonts w:ascii="Calibri" w:hAnsi="Calibri"/>
+                <w:b/>
+                <w:bCs/>
+                <w:sz w:val="18"/>
+              </w:rPr>
+              <w:t xml:space="preserve">Impact</w:t>
+            </w:r>
+          </w:p>
+        </w:tc>
+        <w:tc>
+          <w:tcPr>
+            <w:tcMar>
+              <w:top w:w="40" w:type="dxa"/>
+              <w:bottom w:w="40" w:type="dxa"/>
+              <w:left w:w="60" w:type="dxa"/>
+              <w:right w:w="60" w:type="dxa"/>
+            </w:tcMar>
+          </w:tcPr>
+          <w:p>
+            <w:pPr>
+              <w:pStyle w:val="Compact"/>
+              <w:spacing w:before="0" w:after="40" w:line="264" w:lineRule="auto"/>
+            </w:pPr>
+            <w:r>
+              <w:rPr>
+                <w:rStyle w:val="VerbatimChar"/>
+                <w:rFonts w:ascii="Calibri" w:hAnsi="Calibri"/>
+                <w:sz w:val="18"/>
+              </w:rPr>
+              <w:t xml:space="preserve">npm run build --configuration=production</w:t>
+            </w:r>
+            <w:r>
+              <w:rPr>
+                <w:rFonts w:ascii="Calibri" w:hAnsi="Calibri"/>
+                <w:sz w:val="18"/>
+              </w:rPr>
+              <w:t xml:space="preserve"> </w:t>
+            </w:r>
+            <w:r>
+              <w:rPr>
+                <w:rFonts w:ascii="Calibri" w:hAnsi="Calibri"/>
+                <w:sz w:val="18"/>
+              </w:rPr>
+              <w:t xml:space="preserve">succeeds; publish</w:t>
+            </w:r>
+            <w:r>
+              <w:rPr>
+                <w:rFonts w:ascii="Calibri" w:hAnsi="Calibri"/>
+                <w:sz w:val="18"/>
+              </w:rPr>
+              <w:t xml:space="preserve"> </w:t>
+            </w:r>
+            <w:r>
+              <w:rPr>
+                <w:rStyle w:val="VerbatimChar"/>
+                <w:rFonts w:ascii="Calibri" w:hAnsi="Calibri"/>
+                <w:sz w:val="18"/>
+              </w:rPr>
+              <w:t xml:space="preserve">dist/BankOne-Frontend/browser</w:t>
+            </w:r>
+          </w:p>
+        </w:tc>
+      </w:tr>
+    </w:tbl>
+    <w:p>
+      <w:pPr>
+        <w:spacing w:after="160" w:line="276" w:lineRule="auto"/>
+        <w:jc w:val="left"/>
+      </w:pPr>
+      <w:r>
+        <w:pict>
+          <v:rect style="width:0;height:1.5pt" o:hralign="center" o:hrstd="t" o:hr="t"/>
+        </w:pict>
+      </w:r>
+    </w:p>
+    <w:bookmarkEnd w:id="20"/>
+    <w:bookmarkStart w:id="21" w:name="opening-deposit-writes-credit-ledger"/>
     <w:p>
       <w:pPr>
         <w:pStyle w:val="Heading2"/>
@@ -454,8 +5541,8 @@
         </w:pict>
       </w:r>
     </w:p>
-    <w:bookmarkEnd w:id="9"/>
-    <w:bookmarkStart w:id="10" w:name="fix-blank-screen-after-login-breadcrumbs"/>
+    <w:bookmarkEnd w:id="21"/>
+    <w:bookmarkStart w:id="22" w:name="fix-blank-screen-after-login-breadcrumbs"/>
     <w:p>
       <w:pPr>
         <w:pStyle w:val="Heading2"/>
@@ -1439,8 +6526,8 @@
         </w:pict>
       </w:r>
     </w:p>
-    <w:bookmarkEnd w:id="10"/>
-    <w:bookmarkStart w:id="11" w:name="technology-stack-living-document"/>
+    <w:bookmarkEnd w:id="22"/>
+    <w:bookmarkStart w:id="23" w:name="technology-stack-living-document"/>
     <w:p>
       <w:pPr>
         <w:pStyle w:val="Heading2"/>
@@ -1933,8 +7020,8 @@
         </w:pict>
       </w:r>
     </w:p>
-    <w:bookmarkEnd w:id="11"/>
-    <w:bookmarkStart w:id="12" w:name="X9e547219cbee15e69191ff1d8c2da32a81ec61b"/>
+    <w:bookmarkEnd w:id="23"/>
+    <w:bookmarkStart w:id="24" w:name="X9e547219cbee15e69191ff1d8c2da32a81ec61b"/>
     <w:p>
       <w:pPr>
         <w:pStyle w:val="Heading2"/>
@@ -2649,8 +7736,8 @@
         </w:pict>
       </w:r>
     </w:p>
-    <w:bookmarkEnd w:id="12"/>
-    <w:bookmarkStart w:id="13" w:name="rename-banone-backend-bankone-backend"/>
+    <w:bookmarkEnd w:id="24"/>
+    <w:bookmarkStart w:id="25" w:name="rename-banone-backend-bankone-backend"/>
     <w:p>
       <w:pPr>
         <w:pStyle w:val="Heading2"/>
@@ -3062,8 +8149,8 @@
         </w:pict>
       </w:r>
     </w:p>
-    <w:bookmarkEnd w:id="13"/>
-    <w:bookmarkStart w:id="14" w:name="move-backend-into-bankone-backend"/>
+    <w:bookmarkEnd w:id="25"/>
+    <w:bookmarkStart w:id="26" w:name="move-backend-into-bankone-backend"/>
     <w:p>
       <w:pPr>
         <w:pStyle w:val="Heading2"/>
@@ -3622,8 +8709,8 @@
         </w:pict>
       </w:r>
     </w:p>
-    <w:bookmarkEnd w:id="14"/>
-    <w:bookmarkStart w:id="15" w:name="documentation-formatting-alignment-fix"/>
+    <w:bookmarkEnd w:id="26"/>
+    <w:bookmarkStart w:id="27" w:name="documentation-formatting-alignment-fix"/>
     <w:p>
       <w:pPr>
         <w:pStyle w:val="Heading2"/>
@@ -4109,8 +9196,8 @@
         </w:pict>
       </w:r>
     </w:p>
-    <w:bookmarkEnd w:id="15"/>
-    <w:bookmarkStart w:id="16" w:name="docs-format-word-pdf-in-project-folder"/>
+    <w:bookmarkEnd w:id="27"/>
+    <w:bookmarkStart w:id="28" w:name="docs-format-word-pdf-in-project-folder"/>
     <w:p>
       <w:pPr>
         <w:pStyle w:val="Heading2"/>
@@ -4661,8 +9748,8 @@
         </w:pict>
       </w:r>
     </w:p>
-    <w:bookmarkEnd w:id="16"/>
-    <w:bookmarkStart w:id="17" w:name="Xec7cd731c643de6bd0059726cbacdd43d99fb65"/>
+    <w:bookmarkEnd w:id="28"/>
+    <w:bookmarkStart w:id="29" w:name="Xec7cd731c643de6bd0059726cbacdd43d99fb65"/>
     <w:p>
       <w:pPr>
         <w:pStyle w:val="Heading2"/>
@@ -5111,8 +10198,8 @@
         </w:pict>
       </w:r>
     </w:p>
-    <w:bookmarkEnd w:id="17"/>
-    <w:bookmarkStart w:id="18" w:name="account-policies-get-opening-deposit-ux"/>
+    <w:bookmarkEnd w:id="29"/>
+    <w:bookmarkStart w:id="30" w:name="account-policies-get-opening-deposit-ux"/>
     <w:p>
       <w:pPr>
         <w:pStyle w:val="Heading2"/>
@@ -5776,8 +10863,8 @@
         </w:pict>
       </w:r>
     </w:p>
-    <w:bookmarkEnd w:id="18"/>
-    <w:bookmarkStart w:id="19" w:name="accounts-list-deposit-api"/>
+    <w:bookmarkEnd w:id="30"/>
+    <w:bookmarkStart w:id="31" w:name="accounts-list-deposit-api"/>
     <w:p>
       <w:pPr>
         <w:pStyle w:val="Heading2"/>
@@ -6331,8 +11418,8 @@
         </w:pict>
       </w:r>
     </w:p>
-    <w:bookmarkEnd w:id="19"/>
-    <w:bookmarkStart w:id="20" w:name="system-wide-breadcrumbs"/>
+    <w:bookmarkEnd w:id="31"/>
+    <w:bookmarkStart w:id="32" w:name="system-wide-breadcrumbs"/>
     <w:p>
       <w:pPr>
         <w:pStyle w:val="Heading2"/>
@@ -6887,8 +11974,8 @@
         </w:tc>
       </w:tr>
     </w:tbl>
-    <w:bookmarkEnd w:id="20"/>
-    <w:bookmarkEnd w:id="21"/>
+    <w:bookmarkEnd w:id="32"/>
+    <w:bookmarkEnd w:id="33"/>
     <w:sectPr>
       <w:pgSz w:h="16838" w:w="11906"/>
       <w:pgMar w:bottom="1134" w:footer="720" w:gutter="0" w:header="720" w:left="1247" w:right="1247" w:top="1134"/>
